--- a/MPCE_EOTAS_Safeguarding_Policy.docx
+++ b/MPCE_EOTAS_Safeguarding_Policy.docx
@@ -11,10 +11,83 @@
       </w:pPr>
       <w:r>
         <w:rPr>
+          <w:noProof/>
           <w:color w:val="4F6228" w:themeColor="accent3" w:themeShade="80"/>
         </w:rPr>
+        <mc:AlternateContent>
+          <mc:Choice Requires="wps">
+            <w:drawing>
+              <wp:anchor distT="0" distB="0" distL="114300" distR="114300" simplePos="0" relativeHeight="251659264" behindDoc="0" locked="0" layoutInCell="1" allowOverlap="1" wp14:anchorId="68085680" wp14:editId="5DF2B393">
+                <wp:simplePos x="0" y="0"/>
+                <wp:positionH relativeFrom="column">
+                  <wp:posOffset>-60960</wp:posOffset>
+                </wp:positionH>
+                <wp:positionV relativeFrom="paragraph">
+                  <wp:posOffset>1257300</wp:posOffset>
+                </wp:positionV>
+                <wp:extent cx="4815840" cy="7620"/>
+                <wp:effectExtent l="38100" t="38100" r="60960" b="87630"/>
+                <wp:wrapNone/>
+                <wp:docPr id="319623560" name="Straight Connector 1"/>
+                <wp:cNvGraphicFramePr/>
+                <a:graphic xmlns:a="http://schemas.openxmlformats.org/drawingml/2006/main">
+                  <a:graphicData uri="http://schemas.microsoft.com/office/word/2010/wordprocessingShape">
+                    <wps:wsp>
+                      <wps:cNvCnPr/>
+                      <wps:spPr>
+                        <a:xfrm flipV="1">
+                          <a:off x="0" y="0"/>
+                          <a:ext cx="4815840" cy="7620"/>
+                        </a:xfrm>
+                        <a:prstGeom prst="line">
+                          <a:avLst/>
+                        </a:prstGeom>
+                        <a:ln>
+                          <a:solidFill>
+                            <a:schemeClr val="accent3">
+                              <a:lumMod val="50000"/>
+                            </a:schemeClr>
+                          </a:solidFill>
+                        </a:ln>
+                      </wps:spPr>
+                      <wps:style>
+                        <a:lnRef idx="2">
+                          <a:schemeClr val="accent3"/>
+                        </a:lnRef>
+                        <a:fillRef idx="0">
+                          <a:schemeClr val="accent3"/>
+                        </a:fillRef>
+                        <a:effectRef idx="1">
+                          <a:schemeClr val="accent3"/>
+                        </a:effectRef>
+                        <a:fontRef idx="minor">
+                          <a:schemeClr val="tx1"/>
+                        </a:fontRef>
+                      </wps:style>
+                      <wps:bodyPr/>
+                    </wps:wsp>
+                  </a:graphicData>
+                </a:graphic>
+              </wp:anchor>
+            </w:drawing>
+          </mc:Choice>
+          <mc:Fallback>
+            <w:pict>
+              <v:line w14:anchorId="077B90AB" id="Straight Connector 1" o:spid="_x0000_s1026" style="position:absolute;flip:y;z-index:251659264;visibility:visible;mso-wrap-style:square;mso-wrap-distance-left:9pt;mso-wrap-distance-top:0;mso-wrap-distance-right:9pt;mso-wrap-distance-bottom:0;mso-position-horizontal:absolute;mso-position-horizontal-relative:text;mso-position-vertical:absolute;mso-position-vertical-relative:text" from="-4.8pt,99pt" to="374.4pt,99.6pt" o:gfxdata="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" strokecolor="#4e6128 [1606]" strokeweight="2pt">
+                <v:shadow on="t" color="black" opacity="24903f" origin=",.5" offset="0,.55556mm"/>
+              </v:line>
+            </w:pict>
+          </mc:Fallback>
+        </mc:AlternateContent>
+      </w:r>
+      <w:bookmarkStart w:id="0" w:name="_Hlk210053303"/>
+      <w:r>
+        <w:rPr>
+          <w:color w:val="4F6228" w:themeColor="accent3" w:themeShade="80"/>
+        </w:rPr>
         <w:t xml:space="preserve">Meadow Pathways </w:t>
       </w:r>
+      <w:bookmarkEnd w:id="0"/>
       <w:r>
         <w:rPr>
           <w:color w:val="4F6228" w:themeColor="accent3" w:themeShade="80"/>
@@ -38,1119 +111,4922 @@
           <w:color w:val="4F6228" w:themeColor="accent3" w:themeShade="80"/>
         </w:rPr>
         <w:t xml:space="preserve"> Cornwall</w:t>
+      </w:r>
+      <w:r>
+        <w:rPr>
+          <w:color w:val="4F6228" w:themeColor="accent3" w:themeShade="80"/>
+        </w:rPr>
+        <w:t xml:space="preserve"> – MPWEC-</w:t>
+      </w:r>
+      <w:r>
+        <w:rPr>
+          <w:color w:val="4F6228" w:themeColor="accent3" w:themeShade="80"/>
+        </w:rPr>
+        <w:t xml:space="preserve"> </w:t>
       </w:r>
     </w:p>
     <w:p>
       <w:pPr>
-        <w:pStyle w:val="Heading1"/>
+        <w:pStyle w:val="Title"/>
         <w:rPr>
           <w:color w:val="4F6228" w:themeColor="accent3" w:themeShade="80"/>
         </w:rPr>
       </w:pPr>
-      <w:r>
-        <w:rPr>
-          <w:color w:val="4F6228" w:themeColor="accent3" w:themeShade="80"/>
-        </w:rPr>
-        <w:t>Safeguarding and Child Protection Policy</w:t>
-      </w:r>
     </w:p>
     <w:p>
-      <w:r>
-        <w:t>Effective Date: May 2025</w:t>
-      </w:r>
-      <w:r>
-        <w:br/>
-        <w:t>Review Date: Annually or as legislation changes</w:t>
+      <w:pPr>
+        <w:pStyle w:val="Title"/>
+        <w:rPr>
+          <w:color w:val="4F6228" w:themeColor="accent3" w:themeShade="80"/>
+        </w:rPr>
+      </w:pPr>
+      <w:r>
+        <w:rPr>
+          <w:noProof/>
+          <w:color w:val="4F6228" w:themeColor="accent3" w:themeShade="80"/>
+        </w:rPr>
+        <mc:AlternateContent>
+          <mc:Choice Requires="wps">
+            <w:drawing>
+              <wp:anchor distT="0" distB="0" distL="114300" distR="114300" simplePos="0" relativeHeight="251663360" behindDoc="0" locked="0" layoutInCell="1" allowOverlap="1" wp14:anchorId="6385B705" wp14:editId="6F2EB423">
+                <wp:simplePos x="0" y="0"/>
+                <wp:positionH relativeFrom="margin">
+                  <wp:align>center</wp:align>
+                </wp:positionH>
+                <wp:positionV relativeFrom="paragraph">
+                  <wp:posOffset>437515</wp:posOffset>
+                </wp:positionV>
+                <wp:extent cx="5478780" cy="0"/>
+                <wp:effectExtent l="38100" t="38100" r="64770" b="95250"/>
+                <wp:wrapNone/>
+                <wp:docPr id="1710301525" name="Straight Connector 2"/>
+                <wp:cNvGraphicFramePr/>
+                <a:graphic xmlns:a="http://schemas.openxmlformats.org/drawingml/2006/main">
+                  <a:graphicData uri="http://schemas.microsoft.com/office/word/2010/wordprocessingShape">
+                    <wps:wsp>
+                      <wps:cNvCnPr/>
+                      <wps:spPr>
+                        <a:xfrm>
+                          <a:off x="0" y="0"/>
+                          <a:ext cx="5478780" cy="0"/>
+                        </a:xfrm>
+                        <a:prstGeom prst="line">
+                          <a:avLst/>
+                        </a:prstGeom>
+                        <a:ln>
+                          <a:solidFill>
+                            <a:schemeClr val="accent3">
+                              <a:lumMod val="50000"/>
+                            </a:schemeClr>
+                          </a:solidFill>
+                        </a:ln>
+                      </wps:spPr>
+                      <wps:style>
+                        <a:lnRef idx="2">
+                          <a:schemeClr val="accent1"/>
+                        </a:lnRef>
+                        <a:fillRef idx="0">
+                          <a:schemeClr val="accent1"/>
+                        </a:fillRef>
+                        <a:effectRef idx="1">
+                          <a:schemeClr val="accent1"/>
+                        </a:effectRef>
+                        <a:fontRef idx="minor">
+                          <a:schemeClr val="tx1"/>
+                        </a:fontRef>
+                      </wps:style>
+                      <wps:bodyPr/>
+                    </wps:wsp>
+                  </a:graphicData>
+                </a:graphic>
+              </wp:anchor>
+            </w:drawing>
+          </mc:Choice>
+          <mc:Fallback>
+            <w:pict>
+              <v:line w14:anchorId="1B2B2E58" id="Straight Connector 2" o:spid="_x0000_s1026" style="position:absolute;z-index:251663360;visibility:visible;mso-wrap-style:square;mso-wrap-distance-left:9pt;mso-wrap-distance-top:0;mso-wrap-distance-right:9pt;mso-wrap-distance-bottom:0;mso-position-horizontal:center;mso-position-horizontal-relative:margin;mso-position-vertical:absolute;mso-position-vertical-relative:text" from="0,34.45pt" to="431.4pt,34.45pt" o:gfxdata="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" strokecolor="#4e6128 [1606]" strokeweight="2pt">
+                <v:shadow on="t" color="black" opacity="24903f" origin=",.5" offset="0,.55556mm"/>
+                <w10:wrap anchorx="margin"/>
+              </v:line>
+            </w:pict>
+          </mc:Fallback>
+        </mc:AlternateContent>
+      </w:r>
+      <w:r>
+        <w:rPr>
+          <w:color w:val="4F6228" w:themeColor="accent3" w:themeShade="80"/>
+        </w:rPr>
+        <w:t>Behaviour Policy</w:t>
+      </w:r>
+    </w:p>
+    <w:p/>
+    <w:p>
+      <w:pPr>
+        <w:rPr>
+          <w:rFonts w:ascii="Atkinson Hyperlegible" w:hAnsi="Atkinson Hyperlegible"/>
+        </w:rPr>
+      </w:pPr>
+      <w:r>
+        <w:rPr>
+          <w:rFonts w:ascii="Atkinson Hyperlegible" w:hAnsi="Atkinson Hyperlegible"/>
+        </w:rPr>
+        <w:t>Owner: Head of Service / Designated Safeguarding Lead (DSL)</w:t>
       </w:r>
     </w:p>
     <w:p>
       <w:pPr>
-        <w:pStyle w:val="Heading1"/>
-        <w:rPr>
-          <w:color w:val="4F6228" w:themeColor="accent3" w:themeShade="80"/>
-        </w:rPr>
-      </w:pPr>
-      <w:r>
-        <w:rPr>
-          <w:color w:val="4F6228" w:themeColor="accent3" w:themeShade="80"/>
-        </w:rPr>
-        <w:t>Introduction</w:t>
+        <w:rPr>
+          <w:rFonts w:ascii="Atkinson Hyperlegible" w:hAnsi="Atkinson Hyperlegible"/>
+        </w:rPr>
+      </w:pPr>
+      <w:r>
+        <w:rPr>
+          <w:rFonts w:ascii="Atkinson Hyperlegible" w:hAnsi="Atkinson Hyperlegible"/>
+        </w:rPr>
+        <w:t>A</w:t>
+      </w:r>
+      <w:r>
+        <w:rPr>
+          <w:rFonts w:ascii="Atkinson Hyperlegible" w:hAnsi="Atkinson Hyperlegible"/>
+        </w:rPr>
+        <w:t xml:space="preserve">pplies to: All staff, contractors, volunteers and visiting professionals working with children and young people (CYP) engaged in Meadow Pathways EOTAS </w:t>
+      </w:r>
+      <w:proofErr w:type="spellStart"/>
+      <w:r>
+        <w:rPr>
+          <w:rFonts w:ascii="Atkinson Hyperlegible" w:hAnsi="Atkinson Hyperlegible"/>
+        </w:rPr>
+        <w:t>programmes</w:t>
+      </w:r>
+      <w:proofErr w:type="spellEnd"/>
+      <w:r>
+        <w:rPr>
+          <w:rFonts w:ascii="Atkinson Hyperlegible" w:hAnsi="Atkinson Hyperlegible"/>
+        </w:rPr>
+        <w:t xml:space="preserve"> (including tuition in homes, community venues and online).</w:t>
       </w:r>
     </w:p>
     <w:p>
-      <w:r>
-        <w:t xml:space="preserve">Meadow Pathways </w:t>
-      </w:r>
-      <w:r>
-        <w:t xml:space="preserve">Well-Being and </w:t>
-      </w:r>
-      <w:r>
-        <w:t>Education</w:t>
-      </w:r>
-      <w:r>
-        <w:t xml:space="preserve"> Cornwall</w:t>
-      </w:r>
-      <w:r>
-        <w:t xml:space="preserve"> is an alternative EOTAS (Education Otherwise Than </w:t>
-      </w:r>
-      <w:proofErr w:type="gramStart"/>
-      <w:r>
-        <w:t>At</w:t>
-      </w:r>
-      <w:proofErr w:type="gramEnd"/>
-      <w:r>
-        <w:t xml:space="preserve"> School) provider committed to safeguarding and promoting the welfare of all children and young people in our care. This policy sets out our approach and responsibilities, aligned with Keeping Children Safe in Education (KCSIE) 2025, Working Together to Safeguard Children 2023, and Cornwall local safeguarding arrangements.</w:t>
-      </w:r>
+      <w:pPr>
+        <w:rPr>
+          <w:rFonts w:ascii="Atkinson Hyperlegible" w:hAnsi="Atkinson Hyperlegible"/>
+        </w:rPr>
+      </w:pPr>
     </w:p>
     <w:p>
       <w:pPr>
-        <w:pStyle w:val="Heading1"/>
-      </w:pPr>
-      <w:r>
-        <w:rPr>
-          <w:color w:val="4F6228" w:themeColor="accent3" w:themeShade="80"/>
-        </w:rPr>
-        <w:t>Scope</w:t>
+        <w:spacing w:before="120" w:after="120"/>
+        <w:jc w:val="center"/>
+      </w:pPr>
+    </w:p>
+    <w:tbl>
+      <w:tblPr>
+        <w:tblW w:w="9030" w:type="dxa"/>
+        <w:tblBorders>
+          <w:top w:val="none" w:sz="0" w:space="0" w:color="DBDBDB"/>
+          <w:left w:val="none" w:sz="0" w:space="0" w:color="DBDBDB"/>
+          <w:bottom w:val="none" w:sz="0" w:space="0" w:color="DBDBDB"/>
+          <w:right w:val="none" w:sz="0" w:space="0" w:color="DBDBDB"/>
+          <w:insideH w:val="none" w:sz="0" w:space="0" w:color="DBDBDB"/>
+          <w:insideV w:val="none" w:sz="0" w:space="0" w:color="DBDBDB"/>
+        </w:tblBorders>
+        <w:tblCellMar>
+          <w:left w:w="10" w:type="dxa"/>
+          <w:right w:w="10" w:type="dxa"/>
+        </w:tblCellMar>
+        <w:tblLook w:val="04A0" w:firstRow="1" w:lastRow="0" w:firstColumn="1" w:lastColumn="0" w:noHBand="0" w:noVBand="1"/>
+      </w:tblPr>
+      <w:tblGrid>
+        <w:gridCol w:w="9030"/>
+      </w:tblGrid>
+      <w:tr>
+        <w:tc>
+          <w:tcPr>
+            <w:tcW w:w="9030" w:type="dxa"/>
+            <w:tcMar>
+              <w:top w:w="0" w:type="dxa"/>
+              <w:left w:w="0" w:type="dxa"/>
+              <w:bottom w:w="0" w:type="dxa"/>
+              <w:right w:w="0" w:type="dxa"/>
+            </w:tcMar>
+          </w:tcPr>
+          <w:p>
+            <w:pPr>
+              <w:spacing w:before="120" w:after="120" w:line="336" w:lineRule="auto"/>
+              <w:rPr>
+                <w:color w:val="984806" w:themeColor="accent6" w:themeShade="80"/>
+                <w:sz w:val="32"/>
+                <w:szCs w:val="32"/>
+              </w:rPr>
+            </w:pPr>
+            <w:r>
+              <w:rPr>
+                <w:rFonts w:ascii="Atkinson Hyperlegible Bold" w:eastAsia="Atkinson Hyperlegible Bold" w:hAnsi="Atkinson Hyperlegible Bold" w:cs="Atkinson Hyperlegible Bold"/>
+                <w:b/>
+                <w:bCs/>
+                <w:color w:val="4F6228" w:themeColor="accent3" w:themeShade="80"/>
+                <w:sz w:val="32"/>
+                <w:szCs w:val="32"/>
+              </w:rPr>
+              <w:t>P</w:t>
+            </w:r>
+            <w:r>
+              <w:rPr>
+                <w:rFonts w:ascii="Atkinson Hyperlegible Bold" w:eastAsia="Atkinson Hyperlegible Bold" w:hAnsi="Atkinson Hyperlegible Bold" w:cs="Atkinson Hyperlegible Bold"/>
+                <w:b/>
+                <w:bCs/>
+                <w:color w:val="4F6228" w:themeColor="accent3" w:themeShade="80"/>
+                <w:sz w:val="32"/>
+                <w:szCs w:val="32"/>
+              </w:rPr>
+              <w:t>urpose &amp; Scope</w:t>
+            </w:r>
+          </w:p>
+        </w:tc>
+      </w:tr>
+    </w:tbl>
+    <w:p>
+      <w:pPr>
+        <w:spacing w:before="120" w:after="120" w:line="336" w:lineRule="auto"/>
+        <w:rPr>
+          <w:rFonts w:ascii="Atkinson Hyperlegible" w:hAnsi="Atkinson Hyperlegible"/>
+        </w:rPr>
+      </w:pPr>
+      <w:r>
+        <w:rPr>
+          <w:rFonts w:ascii="Atkinson Hyperlegible" w:hAnsi="Atkinson Hyperlegible"/>
+        </w:rPr>
+        <w:t xml:space="preserve">Meadow Pathways provides Education Otherwise Than </w:t>
+      </w:r>
+      <w:proofErr w:type="gramStart"/>
+      <w:r>
+        <w:rPr>
+          <w:rFonts w:ascii="Atkinson Hyperlegible" w:hAnsi="Atkinson Hyperlegible"/>
+        </w:rPr>
+        <w:t>At</w:t>
+      </w:r>
+      <w:proofErr w:type="gramEnd"/>
+      <w:r>
+        <w:rPr>
+          <w:rFonts w:ascii="Atkinson Hyperlegible" w:hAnsi="Atkinson Hyperlegible"/>
+        </w:rPr>
+        <w:t xml:space="preserve"> School (EOTAS) for CYP who require bespoke, flexible </w:t>
+      </w:r>
+      <w:r>
+        <w:rPr>
+          <w:rFonts w:ascii="Atkinson Hyperlegible" w:hAnsi="Atkinson Hyperlegible"/>
+        </w:rPr>
+        <w:t>programs</w:t>
+      </w:r>
+      <w:r>
+        <w:rPr>
+          <w:rFonts w:ascii="Atkinson Hyperlegible" w:hAnsi="Atkinson Hyperlegible"/>
+        </w:rPr>
+        <w:t xml:space="preserve"> to access suitable education and therapeutic support. This policy sets out:</w:t>
       </w:r>
     </w:p>
     <w:p>
-      <w:r>
-        <w:t>Applies to all team members, contractors, and volunteers across all EOTAS provision delivered offsite, including homes, community venues, and nature-based settings.</w:t>
+      <w:pPr>
+        <w:numPr>
+          <w:ilvl w:val="0"/>
+          <w:numId w:val="10"/>
+        </w:numPr>
+        <w:spacing w:before="120" w:after="120" w:line="336" w:lineRule="auto"/>
+        <w:rPr>
+          <w:rFonts w:ascii="Atkinson Hyperlegible" w:hAnsi="Atkinson Hyperlegible"/>
+        </w:rPr>
+      </w:pPr>
+      <w:r>
+        <w:rPr>
+          <w:rFonts w:ascii="Atkinson Hyperlegible" w:hAnsi="Atkinson Hyperlegible"/>
+        </w:rPr>
+        <w:t xml:space="preserve">our behaviour principles and </w:t>
+      </w:r>
+      <w:r>
+        <w:rPr>
+          <w:rFonts w:ascii="Atkinson Hyperlegible" w:hAnsi="Atkinson Hyperlegible"/>
+        </w:rPr>
+        <w:t>expectations.</w:t>
       </w:r>
     </w:p>
     <w:p>
       <w:pPr>
-        <w:pStyle w:val="Heading1"/>
-        <w:rPr>
-          <w:color w:val="4F6228" w:themeColor="accent3" w:themeShade="80"/>
-        </w:rPr>
-      </w:pPr>
-      <w:r>
-        <w:rPr>
-          <w:color w:val="4F6228" w:themeColor="accent3" w:themeShade="80"/>
-        </w:rPr>
-        <w:t>Legal Framework</w:t>
+        <w:numPr>
+          <w:ilvl w:val="0"/>
+          <w:numId w:val="10"/>
+        </w:numPr>
+        <w:spacing w:before="120" w:after="120" w:line="336" w:lineRule="auto"/>
+        <w:rPr>
+          <w:rFonts w:ascii="Atkinson Hyperlegible" w:hAnsi="Atkinson Hyperlegible"/>
+        </w:rPr>
+      </w:pPr>
+      <w:r>
+        <w:rPr>
+          <w:rFonts w:ascii="Atkinson Hyperlegible" w:hAnsi="Atkinson Hyperlegible"/>
+        </w:rPr>
+        <w:t>our graduated approach to support, intervention and de</w:t>
+      </w:r>
+      <w:r>
+        <w:rPr>
+          <w:rFonts w:ascii="Atkinson Hyperlegible" w:hAnsi="Atkinson Hyperlegible"/>
+        </w:rPr>
+        <w:noBreakHyphen/>
+      </w:r>
+      <w:r>
+        <w:rPr>
+          <w:rFonts w:ascii="Atkinson Hyperlegible" w:hAnsi="Atkinson Hyperlegible"/>
+        </w:rPr>
+        <w:t>escalation.</w:t>
       </w:r>
     </w:p>
     <w:p>
-      <w:r>
-        <w:t>Children Act 1989 &amp; 2004</w:t>
-      </w:r>
+      <w:pPr>
+        <w:numPr>
+          <w:ilvl w:val="0"/>
+          <w:numId w:val="10"/>
+        </w:numPr>
+        <w:spacing w:before="120" w:after="120" w:line="336" w:lineRule="auto"/>
+        <w:rPr>
+          <w:rFonts w:ascii="Atkinson Hyperlegible" w:hAnsi="Atkinson Hyperlegible"/>
+        </w:rPr>
+      </w:pPr>
+      <w:r>
+        <w:rPr>
+          <w:rFonts w:ascii="Atkinson Hyperlegible" w:hAnsi="Atkinson Hyperlegible"/>
+        </w:rPr>
+        <w:t>arrangements when a CYP becomes significantly dysregulated (including, where pre</w:t>
+      </w:r>
+      <w:r>
+        <w:rPr>
+          <w:rFonts w:ascii="Atkinson Hyperlegible" w:hAnsi="Atkinson Hyperlegible"/>
+        </w:rPr>
+        <w:noBreakHyphen/>
+        <w:t>agreed, pausing a session and returning the child home/ending the session</w:t>
+      </w:r>
+      <w:proofErr w:type="gramStart"/>
+      <w:r>
+        <w:rPr>
+          <w:rFonts w:ascii="Atkinson Hyperlegible" w:hAnsi="Atkinson Hyperlegible"/>
+        </w:rPr>
+        <w:t>);</w:t>
+      </w:r>
+      <w:proofErr w:type="gramEnd"/>
     </w:p>
     <w:p>
-      <w:r>
-        <w:t>Education Act 2002</w:t>
+      <w:pPr>
+        <w:numPr>
+          <w:ilvl w:val="0"/>
+          <w:numId w:val="10"/>
+        </w:numPr>
+        <w:spacing w:before="120" w:after="120" w:line="336" w:lineRule="auto"/>
+        <w:rPr>
+          <w:rFonts w:ascii="Atkinson Hyperlegible" w:hAnsi="Atkinson Hyperlegible"/>
+        </w:rPr>
+      </w:pPr>
+      <w:r>
+        <w:rPr>
+          <w:rFonts w:ascii="Atkinson Hyperlegible" w:hAnsi="Atkinson Hyperlegible"/>
+        </w:rPr>
+        <w:t xml:space="preserve">lawful use of consequences, searching, screening and </w:t>
+      </w:r>
+      <w:r>
+        <w:rPr>
+          <w:rFonts w:ascii="Atkinson Hyperlegible" w:hAnsi="Atkinson Hyperlegible"/>
+        </w:rPr>
+        <w:t>confiscation.</w:t>
       </w:r>
     </w:p>
     <w:p>
-      <w:r>
-        <w:t>Keeping Children Safe in Education (2025)</w:t>
+      <w:pPr>
+        <w:numPr>
+          <w:ilvl w:val="0"/>
+          <w:numId w:val="10"/>
+        </w:numPr>
+        <w:spacing w:before="120" w:after="120" w:line="336" w:lineRule="auto"/>
+        <w:rPr>
+          <w:rFonts w:ascii="Atkinson Hyperlegible" w:hAnsi="Atkinson Hyperlegible"/>
+        </w:rPr>
+      </w:pPr>
+      <w:r>
+        <w:rPr>
+          <w:rFonts w:ascii="Atkinson Hyperlegible" w:hAnsi="Atkinson Hyperlegible"/>
+        </w:rPr>
+        <w:t>safe, lawful use of reasonable force (last resort only); and</w:t>
       </w:r>
     </w:p>
     <w:p>
-      <w:r>
-        <w:t>Working Together to Safeguard Children (2023)</w:t>
+      <w:pPr>
+        <w:numPr>
+          <w:ilvl w:val="0"/>
+          <w:numId w:val="10"/>
+        </w:numPr>
+        <w:spacing w:before="120" w:after="120" w:line="336" w:lineRule="auto"/>
+        <w:rPr>
+          <w:rFonts w:ascii="Atkinson Hyperlegible" w:hAnsi="Atkinson Hyperlegible"/>
+        </w:rPr>
+      </w:pPr>
+      <w:r>
+        <w:rPr>
+          <w:rFonts w:ascii="Atkinson Hyperlegible" w:hAnsi="Atkinson Hyperlegible"/>
+        </w:rPr>
+        <w:t>safeguarding, recording, data protection and partnership working with parents/carers and commissioning Local Authorities (LAs).</w:t>
       </w:r>
     </w:p>
     <w:p>
-      <w:r>
-        <w:t>Equality Act 2010</w:t>
+      <w:pPr>
+        <w:spacing w:before="120" w:after="120" w:line="336" w:lineRule="auto"/>
+        <w:rPr>
+          <w:rFonts w:ascii="Atkinson Hyperlegible" w:hAnsi="Atkinson Hyperlegible"/>
+        </w:rPr>
+      </w:pPr>
+      <w:r>
+        <w:rPr>
+          <w:rFonts w:ascii="Atkinson Hyperlegible" w:hAnsi="Atkinson Hyperlegible"/>
+        </w:rPr>
+        <w:lastRenderedPageBreak/>
+        <w:t>This policy covers all Meadow Pathways locations and modalities, including 1:1, small</w:t>
+      </w:r>
+      <w:r>
+        <w:rPr>
+          <w:rFonts w:ascii="Atkinson Hyperlegible" w:hAnsi="Atkinson Hyperlegible"/>
+        </w:rPr>
+        <w:noBreakHyphen/>
+        <w:t xml:space="preserve">group, </w:t>
+      </w:r>
+      <w:proofErr w:type="gramStart"/>
+      <w:r>
+        <w:rPr>
+          <w:rFonts w:ascii="Atkinson Hyperlegible" w:hAnsi="Atkinson Hyperlegible"/>
+        </w:rPr>
+        <w:t>off</w:t>
+      </w:r>
+      <w:r>
+        <w:rPr>
+          <w:rFonts w:ascii="Atkinson Hyperlegible" w:hAnsi="Atkinson Hyperlegible"/>
+        </w:rPr>
+        <w:noBreakHyphen/>
+        <w:t>site</w:t>
+      </w:r>
+      <w:proofErr w:type="gramEnd"/>
+      <w:r>
+        <w:rPr>
+          <w:rFonts w:ascii="Atkinson Hyperlegible" w:hAnsi="Atkinson Hyperlegible"/>
+        </w:rPr>
+        <w:t>, and online sessions.</w:t>
       </w:r>
     </w:p>
     <w:p>
-      <w:r>
-        <w:t>Human Rights Act 1998</w:t>
+      <w:pPr>
+        <w:spacing w:before="120" w:after="120" w:line="336" w:lineRule="auto"/>
+        <w:rPr>
+          <w:rFonts w:ascii="Atkinson Hyperlegible" w:hAnsi="Atkinson Hyperlegible"/>
+        </w:rPr>
+      </w:pPr>
+    </w:p>
+    <w:tbl>
+      <w:tblPr>
+        <w:tblW w:w="9030" w:type="dxa"/>
+        <w:tblBorders>
+          <w:top w:val="none" w:sz="0" w:space="0" w:color="DBDBDB"/>
+          <w:left w:val="none" w:sz="0" w:space="0" w:color="DBDBDB"/>
+          <w:bottom w:val="none" w:sz="0" w:space="0" w:color="DBDBDB"/>
+          <w:right w:val="none" w:sz="0" w:space="0" w:color="DBDBDB"/>
+          <w:insideH w:val="none" w:sz="0" w:space="0" w:color="DBDBDB"/>
+          <w:insideV w:val="none" w:sz="0" w:space="0" w:color="DBDBDB"/>
+        </w:tblBorders>
+        <w:tblCellMar>
+          <w:left w:w="10" w:type="dxa"/>
+          <w:right w:w="10" w:type="dxa"/>
+        </w:tblCellMar>
+        <w:tblLook w:val="04A0" w:firstRow="1" w:lastRow="0" w:firstColumn="1" w:lastColumn="0" w:noHBand="0" w:noVBand="1"/>
+      </w:tblPr>
+      <w:tblGrid>
+        <w:gridCol w:w="9030"/>
+      </w:tblGrid>
+      <w:tr>
+        <w:tc>
+          <w:tcPr>
+            <w:tcW w:w="9030" w:type="dxa"/>
+            <w:tcMar>
+              <w:top w:w="0" w:type="dxa"/>
+              <w:left w:w="0" w:type="dxa"/>
+              <w:bottom w:w="0" w:type="dxa"/>
+              <w:right w:w="0" w:type="dxa"/>
+            </w:tcMar>
+          </w:tcPr>
+          <w:p>
+            <w:pPr>
+              <w:spacing w:before="120" w:after="120" w:line="336" w:lineRule="auto"/>
+              <w:rPr>
+                <w:color w:val="984806" w:themeColor="accent6" w:themeShade="80"/>
+                <w:sz w:val="32"/>
+                <w:szCs w:val="32"/>
+              </w:rPr>
+            </w:pPr>
+            <w:r>
+              <w:rPr>
+                <w:rFonts w:ascii="Atkinson Hyperlegible Bold" w:eastAsia="Atkinson Hyperlegible Bold" w:hAnsi="Atkinson Hyperlegible Bold" w:cs="Atkinson Hyperlegible Bold"/>
+                <w:b/>
+                <w:bCs/>
+                <w:color w:val="4F6228" w:themeColor="accent3" w:themeShade="80"/>
+                <w:sz w:val="32"/>
+                <w:szCs w:val="32"/>
+              </w:rPr>
+              <w:t>2. Our Behaviour Principles</w:t>
+            </w:r>
+          </w:p>
+        </w:tc>
+      </w:tr>
+    </w:tbl>
+    <w:p>
+      <w:pPr>
+        <w:pStyle w:val="NormalWeb"/>
+        <w:numPr>
+          <w:ilvl w:val="0"/>
+          <w:numId w:val="11"/>
+        </w:numPr>
+        <w:rPr>
+          <w:rFonts w:ascii="Atkinson Hyperlegible" w:hAnsi="Atkinson Hyperlegible"/>
+        </w:rPr>
+      </w:pPr>
+      <w:r>
+        <w:rPr>
+          <w:rStyle w:val="Strong"/>
+          <w:rFonts w:ascii="Atkinson Hyperlegible" w:hAnsi="Atkinson Hyperlegible"/>
+        </w:rPr>
+        <w:t>Safety first.</w:t>
+      </w:r>
+      <w:r>
+        <w:rPr>
+          <w:rFonts w:ascii="Atkinson Hyperlegible" w:hAnsi="Atkinson Hyperlegible"/>
+        </w:rPr>
+        <w:t xml:space="preserve"> Safeguarding and welfare of CYP and staff are paramount.</w:t>
       </w:r>
     </w:p>
     <w:p>
-      <w:r>
-        <w:t>Data Protection Act 2018 (GDPR)</w:t>
+      <w:pPr>
+        <w:pStyle w:val="NormalWeb"/>
+        <w:numPr>
+          <w:ilvl w:val="0"/>
+          <w:numId w:val="11"/>
+        </w:numPr>
+        <w:rPr>
+          <w:rFonts w:ascii="Atkinson Hyperlegible" w:hAnsi="Atkinson Hyperlegible"/>
+        </w:rPr>
+      </w:pPr>
+      <w:r>
+        <w:rPr>
+          <w:rStyle w:val="Strong"/>
+          <w:rFonts w:ascii="Atkinson Hyperlegible" w:hAnsi="Atkinson Hyperlegible"/>
+        </w:rPr>
+        <w:t>Relational, trauma</w:t>
+      </w:r>
+      <w:r>
+        <w:rPr>
+          <w:rStyle w:val="Strong"/>
+          <w:rFonts w:ascii="Atkinson Hyperlegible" w:hAnsi="Atkinson Hyperlegible"/>
+        </w:rPr>
+        <w:noBreakHyphen/>
+        <w:t>informed and neurodiversity</w:t>
+      </w:r>
+      <w:r>
+        <w:rPr>
+          <w:rStyle w:val="Strong"/>
+          <w:rFonts w:ascii="Atkinson Hyperlegible" w:hAnsi="Atkinson Hyperlegible"/>
+        </w:rPr>
+        <w:noBreakHyphen/>
+        <w:t>affirming practice.</w:t>
+      </w:r>
+      <w:r>
+        <w:rPr>
+          <w:rFonts w:ascii="Atkinson Hyperlegible" w:hAnsi="Atkinson Hyperlegible"/>
+        </w:rPr>
+        <w:t xml:space="preserve"> We assume behaviour is communication. We prioritise regulation, relationships and routines. All responses are rooted in trauma awareness and respect for individual histories.</w:t>
       </w:r>
     </w:p>
     <w:p>
       <w:pPr>
-        <w:rPr>
+        <w:pStyle w:val="NormalWeb"/>
+        <w:numPr>
+          <w:ilvl w:val="0"/>
+          <w:numId w:val="11"/>
+        </w:numPr>
+        <w:rPr>
+          <w:rFonts w:ascii="Atkinson Hyperlegible" w:hAnsi="Atkinson Hyperlegible"/>
+        </w:rPr>
+      </w:pPr>
+      <w:r>
+        <w:rPr>
+          <w:rStyle w:val="Strong"/>
+          <w:rFonts w:ascii="Atkinson Hyperlegible" w:hAnsi="Atkinson Hyperlegible"/>
+        </w:rPr>
+        <w:t>High expectations with high support.</w:t>
+      </w:r>
+      <w:r>
+        <w:rPr>
+          <w:rFonts w:ascii="Atkinson Hyperlegible" w:hAnsi="Atkinson Hyperlegible"/>
+        </w:rPr>
+        <w:t xml:space="preserve"> We teach prosocial behaviour explicitly and adapt teaching to need, making reasonable adjustments for SEND, neurodivergence and medical conditions.</w:t>
+      </w:r>
+    </w:p>
+    <w:p>
+      <w:pPr>
+        <w:pStyle w:val="NormalWeb"/>
+        <w:numPr>
+          <w:ilvl w:val="0"/>
+          <w:numId w:val="11"/>
+        </w:numPr>
+        <w:rPr>
+          <w:rFonts w:ascii="Atkinson Hyperlegible" w:hAnsi="Atkinson Hyperlegible"/>
+        </w:rPr>
+      </w:pPr>
+      <w:r>
+        <w:rPr>
+          <w:rStyle w:val="Strong"/>
+          <w:rFonts w:ascii="Atkinson Hyperlegible" w:hAnsi="Atkinson Hyperlegible"/>
+        </w:rPr>
+        <w:t>Prevent, de</w:t>
+      </w:r>
+      <w:r>
+        <w:rPr>
+          <w:rStyle w:val="Strong"/>
+          <w:rFonts w:ascii="Atkinson Hyperlegible" w:hAnsi="Atkinson Hyperlegible"/>
+        </w:rPr>
+        <w:noBreakHyphen/>
+        <w:t>escalate, restore.</w:t>
+      </w:r>
+      <w:r>
+        <w:rPr>
+          <w:rFonts w:ascii="Atkinson Hyperlegible" w:hAnsi="Atkinson Hyperlegible"/>
+        </w:rPr>
+        <w:t xml:space="preserve"> We use early help, proactive planning, co</w:t>
+      </w:r>
+      <w:r>
+        <w:rPr>
+          <w:rFonts w:ascii="Atkinson Hyperlegible" w:hAnsi="Atkinson Hyperlegible"/>
+        </w:rPr>
+        <w:noBreakHyphen/>
+        <w:t>regulation and restorative conversations to reduce recurrence.</w:t>
+      </w:r>
+    </w:p>
+    <w:p>
+      <w:pPr>
+        <w:pStyle w:val="NormalWeb"/>
+        <w:numPr>
+          <w:ilvl w:val="0"/>
+          <w:numId w:val="11"/>
+        </w:numPr>
+        <w:rPr>
+          <w:rFonts w:ascii="Atkinson Hyperlegible" w:hAnsi="Atkinson Hyperlegible"/>
+        </w:rPr>
+      </w:pPr>
+      <w:r>
+        <w:rPr>
+          <w:rStyle w:val="Strong"/>
+          <w:rFonts w:ascii="Atkinson Hyperlegible" w:hAnsi="Atkinson Hyperlegible"/>
+        </w:rPr>
+        <w:t>Proportionate and lawful.</w:t>
+      </w:r>
+      <w:r>
+        <w:rPr>
+          <w:rFonts w:ascii="Atkinson Hyperlegible" w:hAnsi="Atkinson Hyperlegible"/>
+        </w:rPr>
+        <w:t xml:space="preserve"> Any consequence is reasonable, necessary and recorded. We avoid humiliating or degrading practices.</w:t>
+      </w:r>
+    </w:p>
+    <w:p>
+      <w:pPr>
+        <w:pStyle w:val="NormalWeb"/>
+        <w:numPr>
+          <w:ilvl w:val="0"/>
+          <w:numId w:val="11"/>
+        </w:numPr>
+        <w:rPr>
+          <w:rFonts w:ascii="Atkinson Hyperlegible" w:hAnsi="Atkinson Hyperlegible"/>
+        </w:rPr>
+      </w:pPr>
+      <w:r>
+        <w:rPr>
+          <w:rStyle w:val="Strong"/>
+          <w:rFonts w:ascii="Atkinson Hyperlegible" w:hAnsi="Atkinson Hyperlegible"/>
+        </w:rPr>
+        <w:t>Partnership.</w:t>
+      </w:r>
+      <w:r>
+        <w:rPr>
+          <w:rFonts w:ascii="Atkinson Hyperlegible" w:hAnsi="Atkinson Hyperlegible"/>
+        </w:rPr>
+        <w:t xml:space="preserve"> Parents/carers and the CYP are partners in planning, review and reintegration after incidents.</w:t>
+      </w:r>
+    </w:p>
+    <w:p>
+      <w:pPr>
+        <w:spacing w:after="0" w:line="336" w:lineRule="auto"/>
+      </w:pPr>
+      <w:r>
+        <w:rPr>
+          <w:rFonts w:ascii="Arimo" w:eastAsia="Arimo" w:hAnsi="Arimo" w:cs="Arimo"/>
+          <w:color w:val="000000"/>
+        </w:rPr>
+        <w:t xml:space="preserve"> </w:t>
+      </w:r>
+      <w:r>
+        <w:rPr>
+          <w:rFonts w:ascii="Times New Roman" w:eastAsia="Times New Roman" w:hAnsi="Times New Roman" w:cs="Times New Roman"/>
+          <w:color w:val="4F6228" w:themeColor="accent3" w:themeShade="80"/>
+        </w:rPr>
+        <w:pict w14:anchorId="58A01CCA">
+          <v:rect id="_x0000_i1025" style="width:6in;height:1.5pt;mso-position-horizontal:absolute;mso-position-horizontal-relative:text;mso-position-vertical:absolute;mso-position-vertical-relative:text" o:hralign="center" o:hrstd="t" o:hrnoshade="t" o:hr="t" fillcolor="#4e6128 [1606]" stroked="f"/>
+        </w:pict>
+      </w:r>
+    </w:p>
+    <w:tbl>
+      <w:tblPr>
+        <w:tblW w:w="9030" w:type="dxa"/>
+        <w:tblBorders>
+          <w:top w:val="none" w:sz="0" w:space="0" w:color="DBDBDB"/>
+          <w:left w:val="none" w:sz="0" w:space="0" w:color="DBDBDB"/>
+          <w:bottom w:val="none" w:sz="0" w:space="0" w:color="DBDBDB"/>
+          <w:right w:val="none" w:sz="0" w:space="0" w:color="DBDBDB"/>
+          <w:insideH w:val="none" w:sz="0" w:space="0" w:color="DBDBDB"/>
+          <w:insideV w:val="none" w:sz="0" w:space="0" w:color="DBDBDB"/>
+        </w:tblBorders>
+        <w:tblCellMar>
+          <w:left w:w="10" w:type="dxa"/>
+          <w:right w:w="10" w:type="dxa"/>
+        </w:tblCellMar>
+        <w:tblLook w:val="04A0" w:firstRow="1" w:lastRow="0" w:firstColumn="1" w:lastColumn="0" w:noHBand="0" w:noVBand="1"/>
+      </w:tblPr>
+      <w:tblGrid>
+        <w:gridCol w:w="9030"/>
+      </w:tblGrid>
+      <w:tr>
+        <w:tc>
+          <w:tcPr>
+            <w:tcW w:w="9030" w:type="dxa"/>
+            <w:tcMar>
+              <w:top w:w="0" w:type="dxa"/>
+              <w:left w:w="0" w:type="dxa"/>
+              <w:bottom w:w="0" w:type="dxa"/>
+              <w:right w:w="0" w:type="dxa"/>
+            </w:tcMar>
+          </w:tcPr>
+          <w:p>
+            <w:pPr>
+              <w:spacing w:before="120" w:after="120" w:line="336" w:lineRule="auto"/>
+              <w:rPr>
+                <w:color w:val="984806" w:themeColor="accent6" w:themeShade="80"/>
+                <w:sz w:val="32"/>
+                <w:szCs w:val="32"/>
+              </w:rPr>
+            </w:pPr>
+            <w:r>
+              <w:rPr>
+                <w:rFonts w:ascii="Atkinson Hyperlegible Bold" w:eastAsia="Atkinson Hyperlegible Bold" w:hAnsi="Atkinson Hyperlegible Bold" w:cs="Atkinson Hyperlegible Bold"/>
+                <w:b/>
+                <w:bCs/>
+                <w:color w:val="003850"/>
+                <w:sz w:val="40"/>
+                <w:szCs w:val="40"/>
+              </w:rPr>
+              <w:t xml:space="preserve"> </w:t>
+            </w:r>
+            <w:r>
+              <w:rPr>
+                <w:rFonts w:ascii="Atkinson Hyperlegible Bold" w:eastAsia="Atkinson Hyperlegible Bold" w:hAnsi="Atkinson Hyperlegible Bold" w:cs="Atkinson Hyperlegible Bold"/>
+                <w:b/>
+                <w:bCs/>
+                <w:color w:val="4F6228" w:themeColor="accent3" w:themeShade="80"/>
+                <w:sz w:val="32"/>
+                <w:szCs w:val="32"/>
+              </w:rPr>
+              <w:t>3. Legal &amp; Policy Framework (summary)</w:t>
+            </w:r>
+          </w:p>
+        </w:tc>
+      </w:tr>
+    </w:tbl>
+    <w:p>
+      <w:pPr>
+        <w:pStyle w:val="NormalWeb"/>
+        <w:rPr>
+          <w:rFonts w:ascii="Atkinson Hyperlegible" w:eastAsia="Arimo" w:hAnsi="Atkinson Hyperlegible" w:cs="Arimo"/>
           <w:b/>
           <w:bCs/>
-          <w:sz w:val="28"/>
-          <w:szCs w:val="28"/>
-        </w:rPr>
-      </w:pPr>
-      <w:r>
-        <w:rPr>
+          <w:color w:val="000000"/>
+          <w:kern w:val="2"/>
+        </w:rPr>
+      </w:pPr>
+      <w:r>
+        <w:rPr>
+          <w:rStyle w:val="Strong"/>
+          <w:rFonts w:ascii="Atkinson Hyperlegible" w:hAnsi="Atkinson Hyperlegible"/>
+        </w:rPr>
+        <w:t>Meadow</w:t>
+      </w:r>
+      <w:r>
+        <w:rPr>
+          <w:rFonts w:ascii="Atkinson Hyperlegible" w:hAnsi="Atkinson Hyperlegible"/>
+          <w14:ligatures w14:val="none"/>
+        </w:rPr>
+        <w:t xml:space="preserve"> </w:t>
+      </w:r>
+      <w:r>
+        <w:rPr>
+          <w:rFonts w:ascii="Atkinson Hyperlegible" w:hAnsi="Atkinson Hyperlegible"/>
+          <w:b/>
+          <w:bCs/>
+          <w14:ligatures w14:val="none"/>
+        </w:rPr>
+        <w:t>Pathways</w:t>
+      </w:r>
+      <w:r>
+        <w:rPr>
+          <w:rFonts w:ascii="Atkinson Hyperlegible" w:hAnsi="Atkinson Hyperlegible"/>
+          <w14:ligatures w14:val="none"/>
+        </w:rPr>
+        <w:t xml:space="preserve"> operates in line with current statutory and non</w:t>
+      </w:r>
+      <w:r>
+        <w:rPr>
+          <w:rFonts w:ascii="Atkinson Hyperlegible" w:hAnsi="Atkinson Hyperlegible"/>
+          <w14:ligatures w14:val="none"/>
+        </w:rPr>
+        <w:noBreakHyphen/>
+        <w:t>statutory guidance for England, including (latest editions at time of approval): Keeping Children Safe in Education (KCSIE), Working Together to Safeguard Children, Behaviour in Schools (DfE), Alternative Provision guidance, guidance on Suspensions/Exclusions (as applicable to commissioning schools/AP), Searching, Screening &amp; Confiscation, and Use of Reasonable Force. Local LA procedures and any commissioning agreement requirements also apply. (See internal reference library and updates log maintained by the DSL.)</w:t>
+      </w:r>
+    </w:p>
+    <w:p>
+      <w:pPr>
+        <w:spacing w:after="0" w:line="240" w:lineRule="auto"/>
+        <w:rPr>
+          <w:rFonts w:ascii="Atkinson Hyperlegible" w:eastAsia="Times New Roman" w:hAnsi="Atkinson Hyperlegible" w:cs="Times New Roman"/>
+        </w:rPr>
+      </w:pPr>
+      <w:r>
+        <w:rPr>
+          <w:rFonts w:ascii="Atkinson Hyperlegible" w:eastAsia="Times New Roman" w:hAnsi="Atkinson Hyperlegible" w:cs="Times New Roman"/>
+        </w:rPr>
+        <w:pict w14:anchorId="117D4EBF">
+          <v:rect id="_x0000_i1026" style="width:6in;height:1.5pt;mso-position-horizontal:absolute;mso-position-horizontal-relative:text;mso-position-vertical:absolute;mso-position-vertical-relative:text" o:hralign="center" o:hrstd="t" o:hrnoshade="t" o:hr="t" fillcolor="#4e6128 [1606]" stroked="f"/>
+        </w:pict>
+      </w:r>
+    </w:p>
+    <w:p>
+      <w:pPr>
+        <w:spacing w:before="120" w:after="120" w:line="336" w:lineRule="auto"/>
+        <w:rPr>
+          <w:rFonts w:ascii="Times New Roman" w:eastAsia="Times New Roman" w:hAnsi="Times New Roman" w:cs="Times New Roman"/>
           <w:b/>
           <w:bCs/>
           <w:color w:val="4F6228" w:themeColor="accent3" w:themeShade="80"/>
-          <w:sz w:val="28"/>
-          <w:szCs w:val="28"/>
-        </w:rPr>
-        <w:t>Safeguarding</w:t>
-      </w:r>
-    </w:p>
-    <w:p>
-      <w:r>
-        <w:t xml:space="preserve">Safeguarding: Protecting children from maltreatment, preventing </w:t>
-      </w:r>
-      <w:proofErr w:type="gramStart"/>
-      <w:r>
-        <w:t>impairment</w:t>
-      </w:r>
-      <w:proofErr w:type="gramEnd"/>
-      <w:r>
-        <w:t xml:space="preserve"> of health or development, ensuring safe and effective care.</w:t>
-      </w:r>
-    </w:p>
-    <w:p>
-      <w:r>
-        <w:lastRenderedPageBreak/>
-        <w:t>Safeguarding relates to the action taken to promote the welfare of children to protect them from harm.  schools, and applies both offline and online. Safeguarding is defined in Working Together to Safeguard Children as:</w:t>
-      </w:r>
-    </w:p>
-    <w:p>
-      <w:r>
-        <w:t xml:space="preserve"> • providing help and support to meet the needs of children as soon as problems emerge </w:t>
-      </w:r>
-    </w:p>
-    <w:p>
-      <w:r>
-        <w:t xml:space="preserve">• protecting children from maltreatment, including online </w:t>
-      </w:r>
-    </w:p>
-    <w:p>
-      <w:r>
-        <w:t xml:space="preserve">• preventing impairment of children’s mental and physical health or development </w:t>
-      </w:r>
-    </w:p>
-    <w:p>
-      <w:r>
-        <w:t xml:space="preserve">• ensuring that children grow up in circumstances consistent with the provision of safe and effective care </w:t>
-      </w:r>
-    </w:p>
-    <w:p>
-      <w:r>
-        <w:t xml:space="preserve">• taking action to enable all children to have the best outcomes in line with the Children’s Social Care National Framework </w:t>
-      </w:r>
-    </w:p>
-    <w:p>
-      <w:pPr>
-        <w:rPr>
+          <w:sz w:val="32"/>
+          <w:szCs w:val="32"/>
+        </w:rPr>
+      </w:pPr>
+      <w:r>
+        <w:rPr>
+          <w:rFonts w:ascii="Times New Roman" w:eastAsia="Times New Roman" w:hAnsi="Times New Roman" w:cs="Times New Roman"/>
           <w:b/>
           <w:bCs/>
           <w:color w:val="4F6228" w:themeColor="accent3" w:themeShade="80"/>
-          <w:sz w:val="28"/>
-          <w:szCs w:val="28"/>
-        </w:rPr>
-      </w:pPr>
-      <w:r>
-        <w:rPr>
+          <w:sz w:val="32"/>
+          <w:szCs w:val="32"/>
+        </w:rPr>
+        <w:t xml:space="preserve">4. </w:t>
+      </w:r>
+      <w:r>
+        <w:rPr>
+          <w:rFonts w:ascii="Atkinson Hyperlegible Bold" w:eastAsia="Atkinson Hyperlegible Bold" w:hAnsi="Atkinson Hyperlegible Bold" w:cs="Atkinson Hyperlegible Bold"/>
           <w:b/>
           <w:bCs/>
           <w:color w:val="4F6228" w:themeColor="accent3" w:themeShade="80"/>
-          <w:sz w:val="28"/>
-          <w:szCs w:val="28"/>
-        </w:rPr>
-        <w:t>Contextual Safeguarding</w:t>
-      </w:r>
-      <w:r>
-        <w:rPr>
+          <w:sz w:val="32"/>
+          <w:szCs w:val="32"/>
+        </w:rPr>
+        <w:t>Roles</w:t>
+      </w:r>
+      <w:r>
+        <w:rPr>
+          <w:rFonts w:ascii="Times New Roman" w:eastAsia="Times New Roman" w:hAnsi="Times New Roman" w:cs="Times New Roman"/>
           <w:b/>
           <w:bCs/>
           <w:color w:val="4F6228" w:themeColor="accent3" w:themeShade="80"/>
-          <w:sz w:val="28"/>
-          <w:szCs w:val="28"/>
-        </w:rPr>
-        <w:t>:</w:t>
-      </w:r>
-    </w:p>
-    <w:p>
-      <w:r>
-        <w:t xml:space="preserve">MPWEC </w:t>
-      </w:r>
-      <w:r>
-        <w:t xml:space="preserve">adopts a contextual safeguarding approach to safeguarding and child protection. Contextual safeguarding is: '...an approach to understanding, and responding to, young people’s experiences of significant harm beyond their families. It </w:t>
-      </w:r>
-      <w:proofErr w:type="spellStart"/>
-      <w:r>
-        <w:t>recognises</w:t>
-      </w:r>
-      <w:proofErr w:type="spellEnd"/>
-      <w:r>
-        <w:t xml:space="preserve"> that the different relationships that young people form in their </w:t>
-      </w:r>
-      <w:proofErr w:type="spellStart"/>
-      <w:r>
-        <w:t>neighbourhoods</w:t>
-      </w:r>
-      <w:proofErr w:type="spellEnd"/>
-      <w:r>
-        <w:t xml:space="preserve">, schools and online can feature violence and abuse. </w:t>
-      </w:r>
-    </w:p>
-    <w:p>
-      <w:r>
-        <w:t>Parents and carers have little influence over these contexts, and young people’s experiences of extra-familial abuse can undermine parent-child relationships.</w:t>
-      </w:r>
-    </w:p>
-    <w:p>
-      <w:r>
-        <w:rPr>
+          <w:sz w:val="32"/>
+          <w:szCs w:val="32"/>
+        </w:rPr>
+        <w:t xml:space="preserve"> &amp; </w:t>
+      </w:r>
+      <w:r>
+        <w:rPr>
+          <w:rFonts w:ascii="Atkinson Hyperlegible Bold" w:eastAsia="Atkinson Hyperlegible Bold" w:hAnsi="Atkinson Hyperlegible Bold" w:cs="Atkinson Hyperlegible Bold"/>
           <w:b/>
           <w:bCs/>
           <w:color w:val="4F6228" w:themeColor="accent3" w:themeShade="80"/>
-          <w:sz w:val="28"/>
-          <w:szCs w:val="28"/>
-        </w:rPr>
-        <w:t>Child Protection</w:t>
-      </w:r>
-      <w:r>
-        <w:t>: Part of safeguarding focused on protecting children identified as suffering or likely to suffer significant harm.</w:t>
+          <w:sz w:val="32"/>
+          <w:szCs w:val="32"/>
+        </w:rPr>
+        <w:t>Responsibilities</w:t>
       </w:r>
     </w:p>
     <w:p>
-      <w:r>
-        <w:t>Child protection is an important aspect of safeguarding and promoting welfare. It refers to the activity that is undertaken to protect specific children who are suffering, or are likely to suffer, significant harm. Effective child protection is essential as part of wider work to safeguard and promote the welfare of children. However, all agencies and individuals should aim to proactively safeguard and promote the welfare of children so that the need for action to protect children from harm is reduced.</w:t>
+      <w:pPr>
+        <w:spacing w:before="100" w:beforeAutospacing="1" w:after="100" w:afterAutospacing="1" w:line="240" w:lineRule="auto"/>
+        <w:rPr>
+          <w:rFonts w:ascii="Times New Roman" w:eastAsia="Times New Roman" w:hAnsi="Times New Roman" w:cs="Times New Roman"/>
+        </w:rPr>
+      </w:pPr>
+      <w:r>
+        <w:rPr>
+          <w:rFonts w:ascii="Times New Roman" w:eastAsia="Times New Roman" w:hAnsi="Times New Roman" w:cs="Times New Roman"/>
+          <w:b/>
+          <w:bCs/>
+        </w:rPr>
+        <w:t xml:space="preserve">Governing/Responsible </w:t>
       </w:r>
     </w:p>
     <w:p>
       <w:pPr>
-        <w:pStyle w:val="Heading1"/>
-      </w:pPr>
-      <w:r>
-        <w:rPr>
-          <w:color w:val="4F6228" w:themeColor="accent3" w:themeShade="80"/>
-        </w:rPr>
-        <w:t>Roles and Responsibilities</w:t>
+        <w:numPr>
+          <w:ilvl w:val="0"/>
+          <w:numId w:val="12"/>
+        </w:numPr>
+        <w:spacing w:before="100" w:beforeAutospacing="1" w:after="100" w:afterAutospacing="1" w:line="240" w:lineRule="auto"/>
+        <w:rPr>
+          <w:rFonts w:ascii="Times New Roman" w:eastAsia="Times New Roman" w:hAnsi="Times New Roman" w:cs="Times New Roman"/>
+        </w:rPr>
+      </w:pPr>
+      <w:r>
+        <w:rPr>
+          <w:rFonts w:ascii="Times New Roman" w:eastAsia="Times New Roman" w:hAnsi="Times New Roman" w:cs="Times New Roman"/>
+        </w:rPr>
+        <w:lastRenderedPageBreak/>
+        <w:t xml:space="preserve">Zoe Waitz Director of Education </w:t>
+      </w:r>
+      <w:r>
+        <w:rPr>
+          <w:rFonts w:ascii="Times New Roman" w:eastAsia="Times New Roman" w:hAnsi="Times New Roman" w:cs="Times New Roman"/>
+        </w:rPr>
+        <w:t>approves this policy; oversees safeguarding and behaviour culture; receives termly incident reports.</w:t>
       </w:r>
     </w:p>
     <w:p>
-      <w:r>
-        <w:t>Head of Provision: overall accountability for safeguarding.</w:t>
+      <w:pPr>
+        <w:spacing w:before="100" w:beforeAutospacing="1" w:after="100" w:afterAutospacing="1" w:line="240" w:lineRule="auto"/>
+        <w:rPr>
+          <w:rFonts w:ascii="Times New Roman" w:eastAsia="Times New Roman" w:hAnsi="Times New Roman" w:cs="Times New Roman"/>
+        </w:rPr>
+      </w:pPr>
+      <w:r>
+        <w:rPr>
+          <w:rFonts w:ascii="Times New Roman" w:eastAsia="Times New Roman" w:hAnsi="Times New Roman" w:cs="Times New Roman"/>
+          <w:b/>
+          <w:bCs/>
+        </w:rPr>
+        <w:t>Head of Service:</w:t>
       </w:r>
     </w:p>
     <w:p>
-      <w:r>
-        <w:t>Designated Safeguarding Lead (DSL): Michelle Pascoe</w:t>
+      <w:pPr>
+        <w:numPr>
+          <w:ilvl w:val="0"/>
+          <w:numId w:val="13"/>
+        </w:numPr>
+        <w:spacing w:before="100" w:beforeAutospacing="1" w:after="100" w:afterAutospacing="1" w:line="240" w:lineRule="auto"/>
+        <w:rPr>
+          <w:rFonts w:ascii="Times New Roman" w:eastAsia="Times New Roman" w:hAnsi="Times New Roman" w:cs="Times New Roman"/>
+        </w:rPr>
+      </w:pPr>
+      <w:r>
+        <w:rPr>
+          <w:rFonts w:ascii="Times New Roman" w:eastAsia="Times New Roman" w:hAnsi="Times New Roman" w:cs="Times New Roman"/>
+        </w:rPr>
+        <w:t xml:space="preserve">Michelle Pascoe Director/DSL </w:t>
+      </w:r>
+      <w:proofErr w:type="gramStart"/>
+      <w:r>
+        <w:rPr>
+          <w:rFonts w:ascii="Times New Roman" w:eastAsia="Times New Roman" w:hAnsi="Times New Roman" w:cs="Times New Roman"/>
+        </w:rPr>
+        <w:t>implements</w:t>
+      </w:r>
+      <w:proofErr w:type="gramEnd"/>
+      <w:r>
+        <w:rPr>
+          <w:rFonts w:ascii="Times New Roman" w:eastAsia="Times New Roman" w:hAnsi="Times New Roman" w:cs="Times New Roman"/>
+        </w:rPr>
+        <w:t xml:space="preserve"> and quality assures practice; ensures adequate staffing, training, risk assessment and oversight; notifies commissioners of serious incidents.</w:t>
       </w:r>
     </w:p>
     <w:p>
-      <w:r>
-        <w:t>Deputy DSL: Zoe Waitz</w:t>
+      <w:pPr>
+        <w:spacing w:before="100" w:beforeAutospacing="1" w:after="100" w:afterAutospacing="1" w:line="240" w:lineRule="auto"/>
+        <w:rPr>
+          <w:rFonts w:ascii="Times New Roman" w:eastAsia="Times New Roman" w:hAnsi="Times New Roman" w:cs="Times New Roman"/>
+        </w:rPr>
+      </w:pPr>
+      <w:r>
+        <w:rPr>
+          <w:rFonts w:ascii="Times New Roman" w:eastAsia="Times New Roman" w:hAnsi="Times New Roman" w:cs="Times New Roman"/>
+          <w:b/>
+          <w:bCs/>
+        </w:rPr>
+        <w:t>Designated Safeguarding Lead (DSL) &amp; Deputies:</w:t>
       </w:r>
     </w:p>
     <w:p>
-      <w:r>
-        <w:lastRenderedPageBreak/>
-        <w:t>All team members must understand and fulfil their safeguarding duties.</w:t>
-      </w:r>
-      <w:r>
-        <w:t xml:space="preserve">  </w:t>
-      </w:r>
-      <w:r>
-        <w:t xml:space="preserve">While local authorities and placing authorities have statutory responsibilities regarding safeguarding, </w:t>
-      </w:r>
-      <w:proofErr w:type="gramStart"/>
-      <w:r>
-        <w:t>We</w:t>
-      </w:r>
-      <w:proofErr w:type="gramEnd"/>
-      <w:r>
-        <w:t xml:space="preserve"> believe that safeguarding is everyone's responsibility. </w:t>
-      </w:r>
-      <w:r>
-        <w:t>We</w:t>
-      </w:r>
-      <w:r>
-        <w:t xml:space="preserve"> expect that, without exception, team members keep children and young people at the </w:t>
-      </w:r>
-      <w:proofErr w:type="spellStart"/>
-      <w:r>
-        <w:t>centre</w:t>
-      </w:r>
-      <w:proofErr w:type="spellEnd"/>
-      <w:r>
-        <w:t xml:space="preserve"> of all that they do and that any actions taken are in the best interests of the child or young person. We also expect that children and young people are listened to, and their voices are always heard.</w:t>
+      <w:pPr>
+        <w:numPr>
+          <w:ilvl w:val="0"/>
+          <w:numId w:val="14"/>
+        </w:numPr>
+        <w:spacing w:before="100" w:beforeAutospacing="1" w:after="100" w:afterAutospacing="1" w:line="240" w:lineRule="auto"/>
+        <w:rPr>
+          <w:rFonts w:ascii="Times New Roman" w:eastAsia="Times New Roman" w:hAnsi="Times New Roman" w:cs="Times New Roman"/>
+        </w:rPr>
+      </w:pPr>
+      <w:r>
+        <w:rPr>
+          <w:rFonts w:ascii="Times New Roman" w:eastAsia="Times New Roman" w:hAnsi="Times New Roman" w:cs="Times New Roman"/>
+        </w:rPr>
+        <w:t xml:space="preserve">Michelle Pascoe DSL will </w:t>
+      </w:r>
+      <w:r>
+        <w:rPr>
+          <w:rFonts w:ascii="Times New Roman" w:eastAsia="Times New Roman" w:hAnsi="Times New Roman" w:cs="Times New Roman"/>
+        </w:rPr>
+        <w:t>ensure consistent safeguarding practice; oversee risk assessments/behaviour support plans (BSPs); review incident records; liaise with LA/children’s social care; advise on thresholds for referral and allegations against staff.</w:t>
       </w:r>
     </w:p>
     <w:p>
       <w:pPr>
-        <w:pStyle w:val="Heading1"/>
-        <w:rPr>
-          <w:color w:val="4F6228" w:themeColor="accent3" w:themeShade="80"/>
-        </w:rPr>
-      </w:pPr>
-      <w:r>
-        <w:rPr>
-          <w:color w:val="4F6228" w:themeColor="accent3" w:themeShade="80"/>
-        </w:rPr>
-        <w:t>Professional Responsibilities</w:t>
+        <w:spacing w:before="100" w:beforeAutospacing="1" w:after="100" w:afterAutospacing="1" w:line="240" w:lineRule="auto"/>
+        <w:rPr>
+          <w:rFonts w:ascii="Times New Roman" w:eastAsia="Times New Roman" w:hAnsi="Times New Roman" w:cs="Times New Roman"/>
+        </w:rPr>
+      </w:pPr>
+      <w:r>
+        <w:rPr>
+          <w:rFonts w:ascii="Times New Roman" w:eastAsia="Times New Roman" w:hAnsi="Times New Roman" w:cs="Times New Roman"/>
+          <w:b/>
+          <w:bCs/>
+        </w:rPr>
+        <w:t>Staff, Tutors &amp; Therapists:</w:t>
       </w:r>
     </w:p>
     <w:p>
-      <w:r>
-        <w:t>• Ensure children feel safe and listened to.</w:t>
+      <w:pPr>
+        <w:numPr>
+          <w:ilvl w:val="0"/>
+          <w:numId w:val="15"/>
+        </w:numPr>
+        <w:spacing w:before="100" w:beforeAutospacing="1" w:after="100" w:afterAutospacing="1" w:line="240" w:lineRule="auto"/>
+        <w:rPr>
+          <w:rFonts w:ascii="Times New Roman" w:eastAsia="Times New Roman" w:hAnsi="Times New Roman" w:cs="Times New Roman"/>
+        </w:rPr>
+      </w:pPr>
+      <w:r>
+        <w:rPr>
+          <w:rFonts w:ascii="Times New Roman" w:eastAsia="Times New Roman" w:hAnsi="Times New Roman" w:cs="Times New Roman"/>
+        </w:rPr>
+        <w:t>follow this policy; maintain professional conduct; deliver proactive regulation strategies; log all incidents promptly; seek help early; complete mandatory training.</w:t>
       </w:r>
     </w:p>
     <w:p>
-      <w:r>
-        <w:t>• Create an environment where children feel valued.</w:t>
+      <w:pPr>
+        <w:spacing w:before="100" w:beforeAutospacing="1" w:after="100" w:afterAutospacing="1" w:line="240" w:lineRule="auto"/>
+        <w:rPr>
+          <w:rFonts w:ascii="Times New Roman" w:eastAsia="Times New Roman" w:hAnsi="Times New Roman" w:cs="Times New Roman"/>
+        </w:rPr>
+      </w:pPr>
+      <w:r>
+        <w:rPr>
+          <w:rFonts w:ascii="Times New Roman" w:eastAsia="Times New Roman" w:hAnsi="Times New Roman" w:cs="Times New Roman"/>
+          <w:b/>
+          <w:bCs/>
+        </w:rPr>
+        <w:t>Parents/Carers:</w:t>
       </w:r>
     </w:p>
     <w:p>
-      <w:r>
-        <w:t>• Consider and act upon the best interests of the child.</w:t>
+      <w:pPr>
+        <w:numPr>
+          <w:ilvl w:val="0"/>
+          <w:numId w:val="16"/>
+        </w:numPr>
+        <w:spacing w:before="100" w:beforeAutospacing="1" w:after="100" w:afterAutospacing="1" w:line="240" w:lineRule="auto"/>
+        <w:rPr>
+          <w:rFonts w:ascii="Times New Roman" w:eastAsia="Times New Roman" w:hAnsi="Times New Roman" w:cs="Times New Roman"/>
+        </w:rPr>
+      </w:pPr>
+      <w:r>
+        <w:rPr>
+          <w:rFonts w:ascii="Times New Roman" w:eastAsia="Times New Roman" w:hAnsi="Times New Roman" w:cs="Times New Roman"/>
+        </w:rPr>
+        <w:t>participate in planning and reviews; maintain agreed communication channels; support co</w:t>
+      </w:r>
+      <w:r>
+        <w:rPr>
+          <w:rFonts w:ascii="Times New Roman" w:eastAsia="Times New Roman" w:hAnsi="Times New Roman" w:cs="Times New Roman"/>
+        </w:rPr>
+        <w:noBreakHyphen/>
+        <w:t>regulation and reintegration; uphold the Home/EOTAS Agreement (Appendix A).</w:t>
       </w:r>
     </w:p>
     <w:p>
-      <w:r>
-        <w:t>• Follow safer recruitment rigorously.</w:t>
+      <w:pPr>
+        <w:spacing w:before="100" w:beforeAutospacing="1" w:after="100" w:afterAutospacing="1" w:line="240" w:lineRule="auto"/>
+        <w:rPr>
+          <w:rFonts w:ascii="Times New Roman" w:eastAsia="Times New Roman" w:hAnsi="Times New Roman" w:cs="Times New Roman"/>
+        </w:rPr>
+      </w:pPr>
+      <w:r>
+        <w:rPr>
+          <w:rFonts w:ascii="Times New Roman" w:eastAsia="Times New Roman" w:hAnsi="Times New Roman" w:cs="Times New Roman"/>
+          <w:b/>
+          <w:bCs/>
+        </w:rPr>
+        <w:t>Children &amp; Young People:</w:t>
       </w:r>
     </w:p>
     <w:p>
-      <w:r>
-        <w:t>• Maintain ongoing learning, development, and supervision.</w:t>
+      <w:pPr>
+        <w:numPr>
+          <w:ilvl w:val="0"/>
+          <w:numId w:val="17"/>
+        </w:numPr>
+        <w:spacing w:before="100" w:beforeAutospacing="1" w:after="100" w:afterAutospacing="1" w:line="240" w:lineRule="auto"/>
+        <w:rPr>
+          <w:rFonts w:ascii="Times New Roman" w:eastAsia="Times New Roman" w:hAnsi="Times New Roman" w:cs="Times New Roman"/>
+        </w:rPr>
+      </w:pPr>
+      <w:r>
+        <w:rPr>
+          <w:rFonts w:ascii="Times New Roman" w:eastAsia="Times New Roman" w:hAnsi="Times New Roman" w:cs="Times New Roman"/>
+        </w:rPr>
+        <w:t>are supported to understand expectations, rights and responsibilities; contribute to their BSP and reintegration steps (pupil voice captured).</w:t>
       </w:r>
     </w:p>
     <w:p>
-      <w:r>
-        <w:t>• Recognise additional challenges for children with SEND or health conditions.</w:t>
+      <w:pPr>
+        <w:spacing w:after="0" w:line="240" w:lineRule="auto"/>
+        <w:rPr>
+          <w:rFonts w:ascii="Times New Roman" w:eastAsia="Times New Roman" w:hAnsi="Times New Roman" w:cs="Times New Roman"/>
+        </w:rPr>
+      </w:pPr>
+      <w:r>
+        <w:rPr>
+          <w:rFonts w:ascii="Times New Roman" w:eastAsia="Times New Roman" w:hAnsi="Times New Roman" w:cs="Times New Roman"/>
+        </w:rPr>
+        <w:pict w14:anchorId="0F42B54E">
+          <v:rect id="_x0000_i1027" style="width:6in;height:1.5pt;mso-position-horizontal:absolute;mso-position-horizontal-relative:text;mso-position-vertical:absolute;mso-position-vertical-relative:text" o:hralign="center" o:hrstd="t" o:hrnoshade="t" o:hr="t" fillcolor="#4e6128 [1606]" stroked="f"/>
+        </w:pict>
       </w:r>
     </w:p>
     <w:p>
-      <w:r>
-        <w:t>• Be vigilant to signs of abuse, including for those with complex needs.</w:t>
+      <w:pPr>
+        <w:spacing w:before="100" w:beforeAutospacing="1" w:after="100" w:afterAutospacing="1" w:line="240" w:lineRule="auto"/>
+        <w:outlineLvl w:val="1"/>
+        <w:rPr>
+          <w:rFonts w:ascii="Times New Roman" w:eastAsia="Times New Roman" w:hAnsi="Times New Roman" w:cs="Times New Roman"/>
+          <w:b/>
+          <w:bCs/>
+          <w:color w:val="4F6228" w:themeColor="accent3" w:themeShade="80"/>
+          <w:sz w:val="32"/>
+          <w:szCs w:val="32"/>
+        </w:rPr>
+      </w:pPr>
+      <w:r>
+        <w:rPr>
+          <w:rFonts w:ascii="Times New Roman" w:eastAsia="Times New Roman" w:hAnsi="Times New Roman" w:cs="Times New Roman"/>
+          <w:b/>
+          <w:bCs/>
+          <w:color w:val="4F6228" w:themeColor="accent3" w:themeShade="80"/>
+          <w:sz w:val="32"/>
+          <w:szCs w:val="32"/>
+        </w:rPr>
+        <w:t>5</w:t>
+      </w:r>
+      <w:r>
+        <w:rPr>
+          <w:rFonts w:ascii="Atkinson Hyperlegible Bold" w:eastAsia="Atkinson Hyperlegible Bold" w:hAnsi="Atkinson Hyperlegible Bold" w:cs="Atkinson Hyperlegible Bold"/>
+          <w:b/>
+          <w:bCs/>
+          <w:color w:val="4F6228" w:themeColor="accent3" w:themeShade="80"/>
+          <w:sz w:val="32"/>
+          <w:szCs w:val="32"/>
+        </w:rPr>
+        <w:t>. Behaviour Expectations</w:t>
       </w:r>
     </w:p>
     <w:p>
-      <w:r>
-        <w:t>• Understand child-on-child abuse.</w:t>
+      <w:pPr>
+        <w:spacing w:before="100" w:beforeAutospacing="1" w:after="100" w:afterAutospacing="1" w:line="240" w:lineRule="auto"/>
+        <w:rPr>
+          <w:rFonts w:ascii="Times New Roman" w:eastAsia="Times New Roman" w:hAnsi="Times New Roman" w:cs="Times New Roman"/>
+        </w:rPr>
+      </w:pPr>
+      <w:r>
+        <w:rPr>
+          <w:rFonts w:ascii="Times New Roman" w:eastAsia="Times New Roman" w:hAnsi="Times New Roman" w:cs="Times New Roman"/>
+        </w:rPr>
+        <w:t>We teach, model and rehearse the following core expectations (adapted visually for CYP):</w:t>
       </w:r>
     </w:p>
     <w:p>
-      <w:r>
-        <w:t>• Maintain an 'it could happen here' attitude.</w:t>
+      <w:pPr>
+        <w:numPr>
+          <w:ilvl w:val="0"/>
+          <w:numId w:val="18"/>
+        </w:numPr>
+        <w:spacing w:before="100" w:beforeAutospacing="1" w:after="100" w:afterAutospacing="1" w:line="240" w:lineRule="auto"/>
+        <w:rPr>
+          <w:rFonts w:ascii="Times New Roman" w:eastAsia="Times New Roman" w:hAnsi="Times New Roman" w:cs="Times New Roman"/>
+        </w:rPr>
+      </w:pPr>
+      <w:r>
+        <w:rPr>
+          <w:rFonts w:ascii="Times New Roman" w:eastAsia="Times New Roman" w:hAnsi="Times New Roman" w:cs="Times New Roman"/>
+          <w:b/>
+          <w:bCs/>
+        </w:rPr>
+        <w:t>Be Safe</w:t>
+      </w:r>
+      <w:r>
+        <w:rPr>
+          <w:rFonts w:ascii="Times New Roman" w:eastAsia="Times New Roman" w:hAnsi="Times New Roman" w:cs="Times New Roman"/>
+        </w:rPr>
+        <w:t xml:space="preserve"> – keep self and others safe; follow instructions in safety plans.</w:t>
       </w:r>
     </w:p>
     <w:p>
-      <w:r>
-        <w:t>• Follow procedures for sharing concerns, including low-level concerns.</w:t>
+      <w:pPr>
+        <w:numPr>
+          <w:ilvl w:val="0"/>
+          <w:numId w:val="18"/>
+        </w:numPr>
+        <w:spacing w:before="100" w:beforeAutospacing="1" w:after="100" w:afterAutospacing="1" w:line="240" w:lineRule="auto"/>
+        <w:rPr>
+          <w:rFonts w:ascii="Times New Roman" w:eastAsia="Times New Roman" w:hAnsi="Times New Roman" w:cs="Times New Roman"/>
+        </w:rPr>
+      </w:pPr>
+      <w:r>
+        <w:rPr>
+          <w:rFonts w:ascii="Times New Roman" w:eastAsia="Times New Roman" w:hAnsi="Times New Roman" w:cs="Times New Roman"/>
+          <w:b/>
+          <w:bCs/>
+        </w:rPr>
+        <w:t>Be Ready</w:t>
+      </w:r>
+      <w:r>
+        <w:rPr>
+          <w:rFonts w:ascii="Times New Roman" w:eastAsia="Times New Roman" w:hAnsi="Times New Roman" w:cs="Times New Roman"/>
+        </w:rPr>
+        <w:t xml:space="preserve"> – arrive as </w:t>
+      </w:r>
+      <w:r>
+        <w:rPr>
+          <w:rFonts w:ascii="Times New Roman" w:eastAsia="Times New Roman" w:hAnsi="Times New Roman" w:cs="Times New Roman"/>
+          <w:b/>
+          <w:bCs/>
+          <w:sz w:val="36"/>
+          <w:szCs w:val="36"/>
+        </w:rPr>
+        <w:t>agreed</w:t>
+      </w:r>
+      <w:r>
+        <w:rPr>
+          <w:rFonts w:ascii="Times New Roman" w:eastAsia="Times New Roman" w:hAnsi="Times New Roman" w:cs="Times New Roman"/>
+        </w:rPr>
+        <w:t>, with needed items, willing to try.</w:t>
       </w:r>
     </w:p>
     <w:p>
-      <w:r>
-        <w:t>• Implement Cornwall local safeguarding procedures.</w:t>
+      <w:pPr>
+        <w:numPr>
+          <w:ilvl w:val="0"/>
+          <w:numId w:val="18"/>
+        </w:numPr>
+        <w:spacing w:before="100" w:beforeAutospacing="1" w:after="100" w:afterAutospacing="1" w:line="240" w:lineRule="auto"/>
+        <w:rPr>
+          <w:rFonts w:ascii="Times New Roman" w:eastAsia="Times New Roman" w:hAnsi="Times New Roman" w:cs="Times New Roman"/>
+        </w:rPr>
+      </w:pPr>
+      <w:r>
+        <w:rPr>
+          <w:rFonts w:ascii="Times New Roman" w:eastAsia="Times New Roman" w:hAnsi="Times New Roman" w:cs="Times New Roman"/>
+          <w:b/>
+          <w:bCs/>
+        </w:rPr>
+        <w:t>Be Kind &amp; Respectful</w:t>
+      </w:r>
+      <w:r>
+        <w:rPr>
+          <w:rFonts w:ascii="Times New Roman" w:eastAsia="Times New Roman" w:hAnsi="Times New Roman" w:cs="Times New Roman"/>
+        </w:rPr>
+        <w:t xml:space="preserve"> – use appropriate language, personal space, and online etiquette.</w:t>
       </w:r>
     </w:p>
     <w:p>
-      <w:r>
-        <w:t>• Provide opportunities for children to learn about safe relationships.</w:t>
+      <w:pPr>
+        <w:numPr>
+          <w:ilvl w:val="0"/>
+          <w:numId w:val="18"/>
+        </w:numPr>
+        <w:spacing w:before="100" w:beforeAutospacing="1" w:after="100" w:afterAutospacing="1" w:line="240" w:lineRule="auto"/>
+        <w:rPr>
+          <w:rFonts w:ascii="Times New Roman" w:eastAsia="Times New Roman" w:hAnsi="Times New Roman" w:cs="Times New Roman"/>
+        </w:rPr>
+      </w:pPr>
+      <w:r>
+        <w:rPr>
+          <w:rFonts w:ascii="Times New Roman" w:eastAsia="Times New Roman" w:hAnsi="Times New Roman" w:cs="Times New Roman"/>
+          <w:b/>
+          <w:bCs/>
+        </w:rPr>
+        <w:t>Be Responsible</w:t>
+      </w:r>
+      <w:r>
+        <w:rPr>
+          <w:rFonts w:ascii="Times New Roman" w:eastAsia="Times New Roman" w:hAnsi="Times New Roman" w:cs="Times New Roman"/>
+        </w:rPr>
+        <w:t xml:space="preserve"> – look after equipment and spaces; repair/restore when harm occurs.</w:t>
       </w:r>
     </w:p>
     <w:p>
-      <w:r>
-        <w:t>• Adopt a zero-tolerance approach to harassment, violence, and bullying.</w:t>
+      <w:pPr>
+        <w:spacing w:before="100" w:beforeAutospacing="1" w:after="100" w:afterAutospacing="1" w:line="240" w:lineRule="auto"/>
+        <w:rPr>
+          <w:rFonts w:ascii="Times New Roman" w:eastAsia="Times New Roman" w:hAnsi="Times New Roman" w:cs="Times New Roman"/>
+        </w:rPr>
+      </w:pPr>
+      <w:r>
+        <w:rPr>
+          <w:rFonts w:ascii="Times New Roman" w:eastAsia="Times New Roman" w:hAnsi="Times New Roman" w:cs="Times New Roman"/>
+        </w:rPr>
+        <w:t xml:space="preserve">Reasonable adjustments will be made </w:t>
+      </w:r>
+      <w:proofErr w:type="gramStart"/>
+      <w:r>
+        <w:rPr>
+          <w:rFonts w:ascii="Times New Roman" w:eastAsia="Times New Roman" w:hAnsi="Times New Roman" w:cs="Times New Roman"/>
+        </w:rPr>
+        <w:t>for</w:t>
+      </w:r>
+      <w:proofErr w:type="gramEnd"/>
+      <w:r>
+        <w:rPr>
+          <w:rFonts w:ascii="Times New Roman" w:eastAsia="Times New Roman" w:hAnsi="Times New Roman" w:cs="Times New Roman"/>
+        </w:rPr>
+        <w:t xml:space="preserve"> SEND, neurodivergence and individual needs. Visual schedules, first/then, low</w:t>
+      </w:r>
+      <w:r>
+        <w:rPr>
+          <w:rFonts w:ascii="Times New Roman" w:eastAsia="Times New Roman" w:hAnsi="Times New Roman" w:cs="Times New Roman"/>
+        </w:rPr>
+        <w:noBreakHyphen/>
+        <w:t>arousal approaches, and predictable routines are standard.</w:t>
       </w:r>
     </w:p>
     <w:p>
       <w:pPr>
-        <w:pStyle w:val="Heading1"/>
-      </w:pPr>
-      <w:r>
-        <w:rPr>
-          <w:color w:val="4F6228" w:themeColor="accent3" w:themeShade="80"/>
-        </w:rPr>
-        <w:t>Designated Safeguarding Lead and Deputy</w:t>
+        <w:spacing w:after="0" w:line="240" w:lineRule="auto"/>
+        <w:rPr>
+          <w:rFonts w:ascii="Times New Roman" w:eastAsia="Times New Roman" w:hAnsi="Times New Roman" w:cs="Times New Roman"/>
+        </w:rPr>
+      </w:pPr>
+      <w:r>
+        <w:rPr>
+          <w:rFonts w:ascii="Times New Roman" w:eastAsia="Times New Roman" w:hAnsi="Times New Roman" w:cs="Times New Roman"/>
+        </w:rPr>
+        <w:pict w14:anchorId="0D32227E">
+          <v:rect id="_x0000_i1028" style="width:6in;height:1.5pt;mso-position-horizontal:absolute;mso-position-horizontal-relative:text;mso-position-vertical:absolute;mso-position-vertical-relative:text" o:hralign="center" o:hrstd="t" o:hrnoshade="t" o:hr="t" fillcolor="#4e6128 [1606]" stroked="f"/>
+        </w:pict>
       </w:r>
     </w:p>
     <w:p>
-      <w:r>
-        <w:t>Appointment: The Head of Provision appoints one DSL and a Deputy DSL. Both receive training every two years.</w:t>
+      <w:pPr>
+        <w:spacing w:before="100" w:beforeAutospacing="1" w:after="100" w:afterAutospacing="1" w:line="240" w:lineRule="auto"/>
+        <w:outlineLvl w:val="1"/>
+        <w:rPr>
+          <w:rFonts w:ascii="Times New Roman" w:eastAsia="Times New Roman" w:hAnsi="Times New Roman" w:cs="Times New Roman"/>
+          <w:b/>
+          <w:bCs/>
+          <w:color w:val="4F6228" w:themeColor="accent3" w:themeShade="80"/>
+          <w:sz w:val="32"/>
+          <w:szCs w:val="32"/>
+        </w:rPr>
+      </w:pPr>
+      <w:r>
+        <w:rPr>
+          <w:rFonts w:ascii="Times New Roman" w:eastAsia="Times New Roman" w:hAnsi="Times New Roman" w:cs="Times New Roman"/>
+          <w:b/>
+          <w:bCs/>
+          <w:color w:val="4F6228" w:themeColor="accent3" w:themeShade="80"/>
+          <w:sz w:val="32"/>
+          <w:szCs w:val="32"/>
+        </w:rPr>
+        <w:lastRenderedPageBreak/>
+        <w:t xml:space="preserve">6. </w:t>
+      </w:r>
+      <w:r>
+        <w:rPr>
+          <w:rFonts w:ascii="Atkinson Hyperlegible Bold" w:eastAsia="Atkinson Hyperlegible Bold" w:hAnsi="Atkinson Hyperlegible Bold" w:cs="Atkinson Hyperlegible Bold"/>
+          <w:b/>
+          <w:bCs/>
+          <w:color w:val="4F6228" w:themeColor="accent3" w:themeShade="80"/>
+          <w:sz w:val="32"/>
+          <w:szCs w:val="32"/>
+        </w:rPr>
+        <w:t>Graduated Response &amp; Support</w:t>
       </w:r>
     </w:p>
     <w:p>
-      <w:r>
-        <w:t>J</w:t>
-      </w:r>
-      <w:r>
-        <w:t>ob Descriptions: DSL and Deputy job descriptions must be on personnel files.</w:t>
+      <w:pPr>
+        <w:spacing w:before="100" w:beforeAutospacing="1" w:after="100" w:afterAutospacing="1" w:line="240" w:lineRule="auto"/>
+        <w:rPr>
+          <w:rFonts w:ascii="Times New Roman" w:eastAsia="Times New Roman" w:hAnsi="Times New Roman" w:cs="Times New Roman"/>
+        </w:rPr>
+      </w:pPr>
+      <w:r>
+        <w:rPr>
+          <w:rFonts w:ascii="Times New Roman" w:eastAsia="Times New Roman" w:hAnsi="Times New Roman" w:cs="Times New Roman"/>
+          <w:b/>
+          <w:bCs/>
+        </w:rPr>
+        <w:t>Universal (for all):</w:t>
+      </w:r>
+      <w:r>
+        <w:rPr>
+          <w:rFonts w:ascii="Times New Roman" w:eastAsia="Times New Roman" w:hAnsi="Times New Roman" w:cs="Times New Roman"/>
+        </w:rPr>
+        <w:t xml:space="preserve"> predictable routines; clear, positively phrased </w:t>
+      </w:r>
+      <w:r>
+        <w:rPr>
+          <w:rFonts w:ascii="Times New Roman" w:eastAsia="Times New Roman" w:hAnsi="Times New Roman" w:cs="Times New Roman"/>
+        </w:rPr>
+        <w:t>expectations</w:t>
+      </w:r>
+      <w:r>
+        <w:rPr>
+          <w:rFonts w:ascii="Times New Roman" w:eastAsia="Times New Roman" w:hAnsi="Times New Roman" w:cs="Times New Roman"/>
+        </w:rPr>
+        <w:t>; choice and control; movement/sensory breaks; task chunking; co</w:t>
+      </w:r>
+      <w:r>
+        <w:rPr>
+          <w:rFonts w:ascii="Times New Roman" w:eastAsia="Times New Roman" w:hAnsi="Times New Roman" w:cs="Times New Roman"/>
+        </w:rPr>
+        <w:noBreakHyphen/>
+        <w:t>created regulation toolbox; low</w:t>
+      </w:r>
+      <w:r>
+        <w:rPr>
+          <w:rFonts w:ascii="Times New Roman" w:eastAsia="Times New Roman" w:hAnsi="Times New Roman" w:cs="Times New Roman"/>
+        </w:rPr>
+        <w:noBreakHyphen/>
+        <w:t>arousal environments; reasonable adjustments.</w:t>
       </w:r>
     </w:p>
     <w:p>
-      <w:r>
-        <w:t>Availability: DSL/Deputy available during operational hours.</w:t>
+      <w:pPr>
+        <w:spacing w:before="100" w:beforeAutospacing="1" w:after="100" w:afterAutospacing="1" w:line="240" w:lineRule="auto"/>
+        <w:rPr>
+          <w:rFonts w:ascii="Times New Roman" w:eastAsia="Times New Roman" w:hAnsi="Times New Roman" w:cs="Times New Roman"/>
+        </w:rPr>
+      </w:pPr>
+      <w:r>
+        <w:rPr>
+          <w:rFonts w:ascii="Times New Roman" w:eastAsia="Times New Roman" w:hAnsi="Times New Roman" w:cs="Times New Roman"/>
+          <w:b/>
+          <w:bCs/>
+        </w:rPr>
+        <w:t>Targeted (some):</w:t>
+      </w:r>
+      <w:r>
+        <w:rPr>
+          <w:rFonts w:ascii="Times New Roman" w:eastAsia="Times New Roman" w:hAnsi="Times New Roman" w:cs="Times New Roman"/>
+        </w:rPr>
+        <w:t xml:space="preserve"> individual BSP with triggers, early warning signs and agreed scripts; emotion coaching; check</w:t>
+      </w:r>
+      <w:r>
+        <w:rPr>
+          <w:rFonts w:ascii="Times New Roman" w:eastAsia="Times New Roman" w:hAnsi="Times New Roman" w:cs="Times New Roman"/>
+        </w:rPr>
+        <w:noBreakHyphen/>
+        <w:t>ins; structured rewards; restorative conversations; social stories; mentoring.</w:t>
       </w:r>
     </w:p>
     <w:p>
-      <w:r>
-        <w:t>DSL Responsibilities:</w:t>
+      <w:pPr>
+        <w:spacing w:before="100" w:beforeAutospacing="1" w:after="100" w:afterAutospacing="1" w:line="240" w:lineRule="auto"/>
+        <w:rPr>
+          <w:rFonts w:ascii="Times New Roman" w:eastAsia="Times New Roman" w:hAnsi="Times New Roman" w:cs="Times New Roman"/>
+        </w:rPr>
+      </w:pPr>
+      <w:r>
+        <w:rPr>
+          <w:rFonts w:ascii="Times New Roman" w:eastAsia="Times New Roman" w:hAnsi="Times New Roman" w:cs="Times New Roman"/>
+          <w:b/>
+          <w:bCs/>
+        </w:rPr>
+        <w:t>Specialist (few):</w:t>
+      </w:r>
+      <w:r>
+        <w:rPr>
+          <w:rFonts w:ascii="Times New Roman" w:eastAsia="Times New Roman" w:hAnsi="Times New Roman" w:cs="Times New Roman"/>
+        </w:rPr>
+        <w:t xml:space="preserve"> multi</w:t>
+      </w:r>
+      <w:r>
+        <w:rPr>
+          <w:rFonts w:ascii="Times New Roman" w:eastAsia="Times New Roman" w:hAnsi="Times New Roman" w:cs="Times New Roman"/>
+        </w:rPr>
+        <w:noBreakHyphen/>
+        <w:t>agency plan; clinical input; functional behaviour assessment (FBA); revised timetable/location; assistive tech; increased adult support; bespoke risk assessment (Appendix B).</w:t>
       </w:r>
     </w:p>
     <w:p>
-      <w:r>
-        <w:t xml:space="preserve"> • Support team members with concerns.</w:t>
+      <w:pPr>
+        <w:spacing w:before="100" w:beforeAutospacing="1" w:after="100" w:afterAutospacing="1" w:line="240" w:lineRule="auto"/>
+        <w:rPr>
+          <w:rFonts w:ascii="Times New Roman" w:eastAsia="Times New Roman" w:hAnsi="Times New Roman" w:cs="Times New Roman"/>
+        </w:rPr>
+      </w:pPr>
+      <w:r>
+        <w:rPr>
+          <w:rFonts w:ascii="Times New Roman" w:eastAsia="Times New Roman" w:hAnsi="Times New Roman" w:cs="Times New Roman"/>
+        </w:rPr>
+        <w:t xml:space="preserve">All CYP accessing EOTAS will have a written </w:t>
+      </w:r>
+      <w:r>
+        <w:rPr>
+          <w:rFonts w:ascii="Times New Roman" w:eastAsia="Times New Roman" w:hAnsi="Times New Roman" w:cs="Times New Roman"/>
+          <w:b/>
+          <w:bCs/>
+        </w:rPr>
+        <w:t>Behaviour Support Plan</w:t>
+      </w:r>
+      <w:r>
+        <w:rPr>
+          <w:rFonts w:ascii="Times New Roman" w:eastAsia="Times New Roman" w:hAnsi="Times New Roman" w:cs="Times New Roman"/>
+        </w:rPr>
+        <w:t xml:space="preserve"> and </w:t>
+      </w:r>
+      <w:r>
+        <w:rPr>
+          <w:rFonts w:ascii="Times New Roman" w:eastAsia="Times New Roman" w:hAnsi="Times New Roman" w:cs="Times New Roman"/>
+          <w:b/>
+          <w:bCs/>
+        </w:rPr>
+        <w:t>Risk Assessment</w:t>
+      </w:r>
+      <w:r>
+        <w:rPr>
+          <w:rFonts w:ascii="Times New Roman" w:eastAsia="Times New Roman" w:hAnsi="Times New Roman" w:cs="Times New Roman"/>
+        </w:rPr>
+        <w:t>, co</w:t>
+      </w:r>
+      <w:r>
+        <w:rPr>
+          <w:rFonts w:ascii="Times New Roman" w:eastAsia="Times New Roman" w:hAnsi="Times New Roman" w:cs="Times New Roman"/>
+        </w:rPr>
+        <w:noBreakHyphen/>
+        <w:t>produced with parents/carers and, where appropriate, the commissioning school/LA.</w:t>
       </w:r>
     </w:p>
     <w:p>
-      <w:r>
-        <w:lastRenderedPageBreak/>
-        <w:t xml:space="preserve">  • Advise actions on safeguarding concerns.</w:t>
+      <w:pPr>
+        <w:spacing w:after="0" w:line="240" w:lineRule="auto"/>
+        <w:rPr>
+          <w:rFonts w:ascii="Times New Roman" w:eastAsia="Times New Roman" w:hAnsi="Times New Roman" w:cs="Times New Roman"/>
+        </w:rPr>
+      </w:pPr>
+      <w:r>
+        <w:rPr>
+          <w:rFonts w:ascii="Times New Roman" w:eastAsia="Times New Roman" w:hAnsi="Times New Roman" w:cs="Times New Roman"/>
+        </w:rPr>
+        <w:pict w14:anchorId="5761F53E">
+          <v:rect id="_x0000_i1029" style="width:6in;height:1.5pt;mso-position-horizontal:absolute;mso-position-horizontal-relative:text;mso-position-vertical:absolute;mso-position-vertical-relative:text" o:hralign="center" o:hrstd="t" o:hrnoshade="t" o:hr="t" fillcolor="#4e6128 [1606]" stroked="f"/>
+        </w:pict>
       </w:r>
     </w:p>
     <w:p>
-      <w:r>
-        <w:t xml:space="preserve">  • Ensure children are safeguarded immediately.</w:t>
+      <w:pPr>
+        <w:spacing w:before="100" w:beforeAutospacing="1" w:after="100" w:afterAutospacing="1" w:line="240" w:lineRule="auto"/>
+        <w:outlineLvl w:val="1"/>
+        <w:rPr>
+          <w:rFonts w:ascii="Times New Roman" w:eastAsia="Times New Roman" w:hAnsi="Times New Roman" w:cs="Times New Roman"/>
+          <w:b/>
+          <w:bCs/>
+          <w:color w:val="4F6228" w:themeColor="accent3" w:themeShade="80"/>
+          <w:sz w:val="32"/>
+          <w:szCs w:val="32"/>
+        </w:rPr>
+      </w:pPr>
+      <w:r>
+        <w:rPr>
+          <w:rFonts w:ascii="Times New Roman" w:eastAsia="Times New Roman" w:hAnsi="Times New Roman" w:cs="Times New Roman"/>
+          <w:b/>
+          <w:bCs/>
+          <w:color w:val="4F6228" w:themeColor="accent3" w:themeShade="80"/>
+          <w:sz w:val="32"/>
+          <w:szCs w:val="32"/>
+        </w:rPr>
+        <w:t>7. Managing Dysregulation &amp; Safety</w:t>
       </w:r>
     </w:p>
     <w:p>
-      <w:r>
-        <w:t xml:space="preserve">  • Maintain cover arrangements.</w:t>
+      <w:pPr>
+        <w:spacing w:before="100" w:beforeAutospacing="1" w:after="100" w:afterAutospacing="1" w:line="240" w:lineRule="auto"/>
+        <w:rPr>
+          <w:rFonts w:ascii="Times New Roman" w:eastAsia="Times New Roman" w:hAnsi="Times New Roman" w:cs="Times New Roman"/>
+        </w:rPr>
+      </w:pPr>
+      <w:r>
+        <w:rPr>
+          <w:rFonts w:ascii="Times New Roman" w:eastAsia="Times New Roman" w:hAnsi="Times New Roman" w:cs="Times New Roman"/>
+        </w:rPr>
+        <w:t>When early signs emerge, staff use calm, non</w:t>
+      </w:r>
+      <w:r>
+        <w:rPr>
+          <w:rFonts w:ascii="Times New Roman" w:eastAsia="Times New Roman" w:hAnsi="Times New Roman" w:cs="Times New Roman"/>
+        </w:rPr>
+        <w:noBreakHyphen/>
+        <w:t>confrontational strategies (time</w:t>
+      </w:r>
+      <w:r>
+        <w:rPr>
+          <w:rFonts w:ascii="Times New Roman" w:eastAsia="Times New Roman" w:hAnsi="Times New Roman" w:cs="Times New Roman"/>
+        </w:rPr>
+        <w:noBreakHyphen/>
+        <w:t>in, choices, regulation prompts). If risk escalates:</w:t>
       </w:r>
     </w:p>
     <w:p>
-      <w:r>
-        <w:t xml:space="preserve">  • Liaise with local authorities (LADO, MARU, CIOS SCP).</w:t>
+      <w:pPr>
+        <w:spacing w:before="100" w:beforeAutospacing="1" w:after="100" w:afterAutospacing="1" w:line="240" w:lineRule="auto"/>
+        <w:rPr>
+          <w:rFonts w:ascii="Times New Roman" w:eastAsia="Times New Roman" w:hAnsi="Times New Roman" w:cs="Times New Roman"/>
+        </w:rPr>
+      </w:pPr>
+      <w:r>
+        <w:rPr>
+          <w:rFonts w:ascii="Times New Roman" w:eastAsia="Times New Roman" w:hAnsi="Times New Roman" w:cs="Times New Roman"/>
+          <w:b/>
+          <w:bCs/>
+        </w:rPr>
+        <w:t>Stage 1 – Pause/Adjust:</w:t>
+      </w:r>
+      <w:r>
+        <w:rPr>
+          <w:rFonts w:ascii="Times New Roman" w:eastAsia="Times New Roman" w:hAnsi="Times New Roman" w:cs="Times New Roman"/>
+        </w:rPr>
+        <w:t xml:space="preserve"> reduce demands; offer movement/sensory regulation; change task/environment; use agreed script.</w:t>
       </w:r>
     </w:p>
     <w:p>
-      <w:r>
-        <w:t xml:space="preserve">  • Adopt child-focused, holistic approach.</w:t>
+      <w:pPr>
+        <w:spacing w:before="100" w:beforeAutospacing="1" w:after="100" w:afterAutospacing="1" w:line="240" w:lineRule="auto"/>
+        <w:rPr>
+          <w:rFonts w:ascii="Times New Roman" w:eastAsia="Times New Roman" w:hAnsi="Times New Roman" w:cs="Times New Roman"/>
+        </w:rPr>
+      </w:pPr>
+      <w:r>
+        <w:rPr>
+          <w:rFonts w:ascii="Times New Roman" w:eastAsia="Times New Roman" w:hAnsi="Times New Roman" w:cs="Times New Roman"/>
+          <w:b/>
+          <w:bCs/>
+        </w:rPr>
+        <w:t>Stage 2 – Stop/Space:</w:t>
+      </w:r>
+      <w:r>
+        <w:rPr>
+          <w:rFonts w:ascii="Times New Roman" w:eastAsia="Times New Roman" w:hAnsi="Times New Roman" w:cs="Times New Roman"/>
+        </w:rPr>
+        <w:t xml:space="preserve"> end the activity; move to a safer space (or, if at home, reduce stimulation); remove unsafe items; maintain observation.</w:t>
       </w:r>
     </w:p>
     <w:p>
-      <w:r>
-        <w:t xml:space="preserve">  • Refer to Channel, police, DBS as required.</w:t>
+      <w:pPr>
+        <w:spacing w:before="100" w:beforeAutospacing="1" w:after="100" w:afterAutospacing="1" w:line="240" w:lineRule="auto"/>
+        <w:rPr>
+          <w:rFonts w:ascii="Times New Roman" w:eastAsia="Times New Roman" w:hAnsi="Times New Roman" w:cs="Times New Roman"/>
+        </w:rPr>
+      </w:pPr>
+      <w:r>
+        <w:rPr>
+          <w:rFonts w:ascii="Times New Roman" w:eastAsia="Times New Roman" w:hAnsi="Times New Roman" w:cs="Times New Roman"/>
+          <w:b/>
+          <w:bCs/>
+        </w:rPr>
+        <w:t>Stage 3 – End/Exit (pre</w:t>
+      </w:r>
+      <w:r>
+        <w:rPr>
+          <w:rFonts w:ascii="Times New Roman" w:eastAsia="Times New Roman" w:hAnsi="Times New Roman" w:cs="Times New Roman"/>
+          <w:b/>
+          <w:bCs/>
+        </w:rPr>
+        <w:noBreakHyphen/>
+        <w:t>agreed):</w:t>
+      </w:r>
+      <w:r>
+        <w:rPr>
+          <w:rFonts w:ascii="Times New Roman" w:eastAsia="Times New Roman" w:hAnsi="Times New Roman" w:cs="Times New Roman"/>
+        </w:rPr>
+        <w:t xml:space="preserve"> where a </w:t>
+      </w:r>
+      <w:r>
+        <w:rPr>
+          <w:rFonts w:ascii="Times New Roman" w:eastAsia="Times New Roman" w:hAnsi="Times New Roman" w:cs="Times New Roman"/>
+          <w:b/>
+          <w:bCs/>
+        </w:rPr>
+        <w:t>Home/EOTAS Agreement</w:t>
+      </w:r>
+      <w:r>
+        <w:rPr>
+          <w:rFonts w:ascii="Times New Roman" w:eastAsia="Times New Roman" w:hAnsi="Times New Roman" w:cs="Times New Roman"/>
+        </w:rPr>
+        <w:t xml:space="preserve"> is in place, staff may </w:t>
+      </w:r>
+      <w:r>
+        <w:rPr>
+          <w:rFonts w:ascii="Times New Roman" w:eastAsia="Times New Roman" w:hAnsi="Times New Roman" w:cs="Times New Roman"/>
+          <w:b/>
+          <w:bCs/>
+        </w:rPr>
+        <w:t>pause or end the session</w:t>
+      </w:r>
+      <w:r>
+        <w:rPr>
+          <w:rFonts w:ascii="Times New Roman" w:eastAsia="Times New Roman" w:hAnsi="Times New Roman" w:cs="Times New Roman"/>
+        </w:rPr>
+        <w:t xml:space="preserve"> and either (a) support a planned hand</w:t>
+      </w:r>
+      <w:r>
+        <w:rPr>
+          <w:rFonts w:ascii="Times New Roman" w:eastAsia="Times New Roman" w:hAnsi="Times New Roman" w:cs="Times New Roman"/>
+        </w:rPr>
+        <w:noBreakHyphen/>
+        <w:t xml:space="preserve">over to a parent/carer at the session location, or (b) </w:t>
+      </w:r>
+      <w:r>
+        <w:rPr>
+          <w:rFonts w:ascii="Times New Roman" w:eastAsia="Times New Roman" w:hAnsi="Times New Roman" w:cs="Times New Roman"/>
+          <w:b/>
+          <w:bCs/>
+        </w:rPr>
+        <w:t>return the child home</w:t>
+      </w:r>
+      <w:r>
+        <w:rPr>
+          <w:rFonts w:ascii="Times New Roman" w:eastAsia="Times New Roman" w:hAnsi="Times New Roman" w:cs="Times New Roman"/>
+        </w:rPr>
+        <w:t xml:space="preserve"> using the agreed transport/supervision arrangement. This is </w:t>
+      </w:r>
+      <w:r>
+        <w:rPr>
+          <w:rFonts w:ascii="Times New Roman" w:eastAsia="Times New Roman" w:hAnsi="Times New Roman" w:cs="Times New Roman"/>
+          <w:b/>
+          <w:bCs/>
+        </w:rPr>
+        <w:t>not a sanction and not an exclusion</w:t>
+      </w:r>
+      <w:r>
+        <w:rPr>
+          <w:rFonts w:ascii="Times New Roman" w:eastAsia="Times New Roman" w:hAnsi="Times New Roman" w:cs="Times New Roman"/>
+        </w:rPr>
+        <w:t xml:space="preserve">; it is a safeguarding measure to </w:t>
+      </w:r>
+      <w:proofErr w:type="spellStart"/>
+      <w:r>
+        <w:rPr>
+          <w:rFonts w:ascii="Times New Roman" w:eastAsia="Times New Roman" w:hAnsi="Times New Roman" w:cs="Times New Roman"/>
+        </w:rPr>
+        <w:t>prioritise</w:t>
+      </w:r>
+      <w:proofErr w:type="spellEnd"/>
+      <w:r>
+        <w:rPr>
+          <w:rFonts w:ascii="Times New Roman" w:eastAsia="Times New Roman" w:hAnsi="Times New Roman" w:cs="Times New Roman"/>
+        </w:rPr>
+        <w:t xml:space="preserve"> regulation and safety. The session is made up where feasible, and next steps are </w:t>
+      </w:r>
+      <w:proofErr w:type="gramStart"/>
+      <w:r>
+        <w:rPr>
+          <w:rFonts w:ascii="Times New Roman" w:eastAsia="Times New Roman" w:hAnsi="Times New Roman" w:cs="Times New Roman"/>
+        </w:rPr>
+        <w:t>agreed</w:t>
+      </w:r>
+      <w:proofErr w:type="gramEnd"/>
+      <w:r>
+        <w:rPr>
+          <w:rFonts w:ascii="Times New Roman" w:eastAsia="Times New Roman" w:hAnsi="Times New Roman" w:cs="Times New Roman"/>
+        </w:rPr>
+        <w:t xml:space="preserve"> in </w:t>
+      </w:r>
+      <w:proofErr w:type="gramStart"/>
+      <w:r>
+        <w:rPr>
+          <w:rFonts w:ascii="Times New Roman" w:eastAsia="Times New Roman" w:hAnsi="Times New Roman" w:cs="Times New Roman"/>
+        </w:rPr>
+        <w:t xml:space="preserve">a </w:t>
+      </w:r>
+      <w:r>
+        <w:rPr>
+          <w:rFonts w:ascii="Times New Roman" w:eastAsia="Times New Roman" w:hAnsi="Times New Roman" w:cs="Times New Roman"/>
+          <w:b/>
+          <w:bCs/>
+        </w:rPr>
+        <w:t>Re</w:t>
+      </w:r>
+      <w:r>
+        <w:rPr>
+          <w:rFonts w:ascii="Times New Roman" w:eastAsia="Times New Roman" w:hAnsi="Times New Roman" w:cs="Times New Roman"/>
+          <w:b/>
+          <w:bCs/>
+        </w:rPr>
+        <w:noBreakHyphen/>
+        <w:t>set</w:t>
+      </w:r>
+      <w:proofErr w:type="gramEnd"/>
+      <w:r>
+        <w:rPr>
+          <w:rFonts w:ascii="Times New Roman" w:eastAsia="Times New Roman" w:hAnsi="Times New Roman" w:cs="Times New Roman"/>
+          <w:b/>
+          <w:bCs/>
+        </w:rPr>
+        <w:t xml:space="preserve"> &amp; Reintegration Plan</w:t>
+      </w:r>
+      <w:r>
+        <w:rPr>
+          <w:rFonts w:ascii="Times New Roman" w:eastAsia="Times New Roman" w:hAnsi="Times New Roman" w:cs="Times New Roman"/>
+        </w:rPr>
+        <w:t xml:space="preserve"> within 48 hours (Appendix C).</w:t>
       </w:r>
     </w:p>
     <w:p>
-      <w:r>
-        <w:t xml:space="preserve">  • Link with HR on staff allegations.</w:t>
+      <w:pPr>
+        <w:spacing w:before="100" w:beforeAutospacing="1" w:after="100" w:afterAutospacing="1" w:line="240" w:lineRule="auto"/>
+        <w:rPr>
+          <w:rFonts w:ascii="Times New Roman" w:eastAsia="Times New Roman" w:hAnsi="Times New Roman" w:cs="Times New Roman"/>
+        </w:rPr>
+      </w:pPr>
+      <w:r>
+        <w:rPr>
+          <w:rFonts w:ascii="Times New Roman" w:eastAsia="Times New Roman" w:hAnsi="Times New Roman" w:cs="Times New Roman"/>
+          <w:b/>
+          <w:bCs/>
+        </w:rPr>
+        <w:t>Emergencies:</w:t>
+      </w:r>
+      <w:r>
+        <w:rPr>
+          <w:rFonts w:ascii="Times New Roman" w:eastAsia="Times New Roman" w:hAnsi="Times New Roman" w:cs="Times New Roman"/>
+        </w:rPr>
+        <w:t xml:space="preserve"> If there is an imminent risk of significant harm that cannot be mitigated otherwise, staff may call emergency services. Parents/carers and the DSL are informed as soon as safe and practicable.</w:t>
       </w:r>
     </w:p>
     <w:p>
-      <w:r>
-        <w:t xml:space="preserve">  • Monitor and report on safeguarding.</w:t>
+      <w:pPr>
+        <w:spacing w:before="100" w:beforeAutospacing="1" w:after="100" w:afterAutospacing="1" w:line="240" w:lineRule="auto"/>
+        <w:rPr>
+          <w:rFonts w:ascii="Times New Roman" w:eastAsia="Times New Roman" w:hAnsi="Times New Roman" w:cs="Times New Roman"/>
+        </w:rPr>
+      </w:pPr>
+      <w:r>
+        <w:rPr>
+          <w:rFonts w:ascii="Times New Roman" w:eastAsia="Times New Roman" w:hAnsi="Times New Roman" w:cs="Times New Roman"/>
+        </w:rPr>
+        <w:t>All responses must be trauma</w:t>
+      </w:r>
+      <w:r>
+        <w:rPr>
+          <w:rFonts w:ascii="Times New Roman" w:eastAsia="Times New Roman" w:hAnsi="Times New Roman" w:cs="Times New Roman"/>
+        </w:rPr>
+        <w:noBreakHyphen/>
+        <w:t>informed, emotionally attuned, and sensitive to the child’s history and profile.</w:t>
       </w:r>
     </w:p>
     <w:p>
-      <w:r>
-        <w:t xml:space="preserve">  • Promote LAC achievements and maintain social worker contacts.</w:t>
+      <w:pPr>
+        <w:spacing w:after="0" w:line="240" w:lineRule="auto"/>
+        <w:rPr>
+          <w:rFonts w:ascii="Times New Roman" w:eastAsia="Times New Roman" w:hAnsi="Times New Roman" w:cs="Times New Roman"/>
+        </w:rPr>
+      </w:pPr>
+      <w:r>
+        <w:rPr>
+          <w:rFonts w:ascii="Times New Roman" w:eastAsia="Times New Roman" w:hAnsi="Times New Roman" w:cs="Times New Roman"/>
+        </w:rPr>
+        <w:pict w14:anchorId="640A3193">
+          <v:rect id="_x0000_i1030" style="width:6in;height:1.5pt;mso-position-horizontal:absolute;mso-position-horizontal-relative:text;mso-position-vertical:absolute;mso-position-vertical-relative:text" o:hralign="center" o:hrstd="t" o:hrnoshade="t" o:hr="t" fillcolor="#4e6128 [1606]" stroked="f"/>
+        </w:pict>
       </w:r>
     </w:p>
     <w:p>
-      <w:r>
-        <w:t xml:space="preserve">  • Oversee online filtering and monitoring safeguarding.</w:t>
+      <w:pPr>
+        <w:spacing w:before="100" w:beforeAutospacing="1" w:after="100" w:afterAutospacing="1" w:line="240" w:lineRule="auto"/>
+        <w:outlineLvl w:val="1"/>
+        <w:rPr>
+          <w:rFonts w:ascii="Times New Roman" w:eastAsia="Times New Roman" w:hAnsi="Times New Roman" w:cs="Times New Roman"/>
+          <w:b/>
+          <w:bCs/>
+          <w:color w:val="4F6228" w:themeColor="accent3" w:themeShade="80"/>
+          <w:sz w:val="32"/>
+          <w:szCs w:val="32"/>
+        </w:rPr>
+      </w:pPr>
+      <w:r>
+        <w:rPr>
+          <w:rFonts w:ascii="Times New Roman" w:eastAsia="Times New Roman" w:hAnsi="Times New Roman" w:cs="Times New Roman"/>
+          <w:b/>
+          <w:bCs/>
+          <w:color w:val="4F6228" w:themeColor="accent3" w:themeShade="80"/>
+          <w:sz w:val="32"/>
+          <w:szCs w:val="32"/>
+        </w:rPr>
+        <w:t>8. Consequences &amp; Restorative Practice</w:t>
       </w:r>
     </w:p>
     <w:p>
-      <w:r>
-        <w:t>7.5 Record Keeping: Maintain detailed, secure records in child protection files.</w:t>
+      <w:pPr>
+        <w:spacing w:before="100" w:beforeAutospacing="1" w:after="100" w:afterAutospacing="1" w:line="240" w:lineRule="auto"/>
+        <w:rPr>
+          <w:rFonts w:ascii="Times New Roman" w:eastAsia="Times New Roman" w:hAnsi="Times New Roman" w:cs="Times New Roman"/>
+        </w:rPr>
+      </w:pPr>
+      <w:r>
+        <w:rPr>
+          <w:rFonts w:ascii="Times New Roman" w:eastAsia="Times New Roman" w:hAnsi="Times New Roman" w:cs="Times New Roman"/>
+        </w:rPr>
+        <w:lastRenderedPageBreak/>
+        <w:t xml:space="preserve">We use </w:t>
+      </w:r>
+      <w:r>
+        <w:rPr>
+          <w:rFonts w:ascii="Times New Roman" w:eastAsia="Times New Roman" w:hAnsi="Times New Roman" w:cs="Times New Roman"/>
+          <w:b/>
+          <w:bCs/>
+        </w:rPr>
+        <w:t>restorative and instructional</w:t>
+      </w:r>
+      <w:r>
+        <w:rPr>
+          <w:rFonts w:ascii="Times New Roman" w:eastAsia="Times New Roman" w:hAnsi="Times New Roman" w:cs="Times New Roman"/>
+        </w:rPr>
+        <w:t xml:space="preserve"> responses wherever possible (repair, apology</w:t>
+      </w:r>
+      <w:proofErr w:type="gramStart"/>
+      <w:r>
+        <w:rPr>
+          <w:rFonts w:ascii="Times New Roman" w:eastAsia="Times New Roman" w:hAnsi="Times New Roman" w:cs="Times New Roman"/>
+        </w:rPr>
+        <w:t>, re</w:t>
+      </w:r>
+      <w:r>
+        <w:rPr>
+          <w:rFonts w:ascii="Times New Roman" w:eastAsia="Times New Roman" w:hAnsi="Times New Roman" w:cs="Times New Roman"/>
+        </w:rPr>
+        <w:noBreakHyphen/>
+        <w:t>teaching</w:t>
+      </w:r>
+      <w:proofErr w:type="gramEnd"/>
+      <w:r>
+        <w:rPr>
+          <w:rFonts w:ascii="Times New Roman" w:eastAsia="Times New Roman" w:hAnsi="Times New Roman" w:cs="Times New Roman"/>
+        </w:rPr>
+        <w:t>, amends). Where a consequence is necessary it must be:</w:t>
       </w:r>
     </w:p>
     <w:p>
-      <w:r>
-        <w:t>7.6 Information Sharing: GDPR is not a barrier. Share as required for child welfare.</w:t>
-      </w:r>
-    </w:p>
-    <w:p>
-      <w:r>
-        <w:t>7.7 File Transfer: Transfer child protection files securely within required timescales.</w:t>
-      </w:r>
-    </w:p>
-    <w:p>
-      <w:pPr>
-        <w:pStyle w:val="Heading1"/>
-        <w:rPr>
-          <w:color w:val="4F6228" w:themeColor="accent3" w:themeShade="80"/>
-        </w:rPr>
-      </w:pPr>
-      <w:r>
-        <w:rPr>
-          <w:color w:val="4F6228" w:themeColor="accent3" w:themeShade="80"/>
-        </w:rPr>
-        <w:t>Training and Updates</w:t>
-      </w:r>
-    </w:p>
-    <w:p>
-      <w:r>
-        <w:t>• Regular updates via training, meetings, or written bulletins.</w:t>
-      </w:r>
-    </w:p>
-    <w:p>
-      <w:r>
-        <w:t>• Mandatory: Introduction to Safeguarding (week 1), Safeguarding Foundation (3 months), Annual KCSIE update.</w:t>
-      </w:r>
-    </w:p>
-    <w:p>
-      <w:r>
-        <w:t>• Annual line-manager competency check with refresher if needed.</w:t>
-      </w:r>
-    </w:p>
-    <w:p>
-      <w:r>
-        <w:t>• DSL/Deputy advanced training every two years.</w:t>
-      </w:r>
-    </w:p>
-    <w:p>
-      <w:r>
-        <w:t>• Leadership familiar with Working Together guidance.</w:t>
-      </w:r>
-    </w:p>
-    <w:p>
-      <w:pPr>
-        <w:pStyle w:val="Heading1"/>
-        <w:rPr>
-          <w:color w:val="4F6228" w:themeColor="accent3" w:themeShade="80"/>
-        </w:rPr>
-      </w:pPr>
-      <w:r>
-        <w:rPr>
-          <w:color w:val="4F6228" w:themeColor="accent3" w:themeShade="80"/>
-        </w:rPr>
-        <w:t>Safer Recruitment</w:t>
-      </w:r>
-    </w:p>
-    <w:p>
-      <w:r>
-        <w:t>Enhanced DBS checks, identity and reference verification, and pre-employment safeguarding training. Maintain Single Central Record.</w:t>
-      </w:r>
-    </w:p>
-    <w:p>
-      <w:pPr>
-        <w:pStyle w:val="Heading1"/>
-        <w:rPr>
-          <w:color w:val="4F6228" w:themeColor="accent3" w:themeShade="80"/>
-        </w:rPr>
-      </w:pPr>
-      <w:r>
-        <w:rPr>
-          <w:color w:val="4F6228" w:themeColor="accent3" w:themeShade="80"/>
-        </w:rPr>
-        <w:t>Early Help</w:t>
-      </w:r>
-    </w:p>
-    <w:p>
-      <w:r>
-        <w:t xml:space="preserve">Identify and refer children needing Early Help under Children Act 1989. Team members </w:t>
+      <w:pPr>
+        <w:numPr>
+          <w:ilvl w:val="0"/>
+          <w:numId w:val="19"/>
+        </w:numPr>
+        <w:spacing w:before="100" w:beforeAutospacing="1" w:after="100" w:afterAutospacing="1" w:line="240" w:lineRule="auto"/>
+        <w:rPr>
+          <w:rFonts w:ascii="Times New Roman" w:eastAsia="Times New Roman" w:hAnsi="Times New Roman" w:cs="Times New Roman"/>
+        </w:rPr>
+      </w:pPr>
+      <w:r>
+        <w:rPr>
+          <w:rFonts w:ascii="Times New Roman" w:eastAsia="Times New Roman" w:hAnsi="Times New Roman" w:cs="Times New Roman"/>
+          <w:b/>
+          <w:bCs/>
+        </w:rPr>
+        <w:t>Proportionate and reasonable</w:t>
+      </w:r>
+      <w:r>
+        <w:rPr>
+          <w:rFonts w:ascii="Times New Roman" w:eastAsia="Times New Roman" w:hAnsi="Times New Roman" w:cs="Times New Roman"/>
+        </w:rPr>
+        <w:t xml:space="preserve"> (age, SEND, neurodivergence, trauma history and context considered</w:t>
       </w:r>
       <w:proofErr w:type="gramStart"/>
       <w:r>
-        <w:t>aware</w:t>
-      </w:r>
-      <w:proofErr w:type="gramEnd"/>
-      <w:r>
-        <w:t xml:space="preserve"> of local Early Help processes and vulnerabilities.</w:t>
-      </w:r>
-    </w:p>
-    <w:p>
-      <w:r>
-        <w:lastRenderedPageBreak/>
-        <w:t xml:space="preserve">'A child in need is defined under the Children Act 1989 as a child who is unlikely to achieve or maintain a reasonable level of health or development, or whose health and development is likely to be significantly or further impaired, without the provision of services; or a child who is disabled. Local authorities are required to provide services for children in need for the </w:t>
-      </w:r>
-      <w:proofErr w:type="gramStart"/>
-      <w:r>
-        <w:t>purposes</w:t>
-      </w:r>
-      <w:proofErr w:type="gramEnd"/>
-      <w:r>
-        <w:t xml:space="preserve"> of safeguarding and promoting their welfare. Children in need may be assessed under section 17 of the Children Act 1989' (KCSIE 2024)</w:t>
-      </w:r>
-    </w:p>
-    <w:p>
-      <w:r>
-        <w:t xml:space="preserve"> It is important that team members take swift and effective action to safeguard children and young people and to stop concerns from escalating. It may be that they will benefit from Early Help. All team members should be aware of their local early help process and understand their role in it. Team members must be aware and alert to the possibility of Early Help being needed for those pupils who have </w:t>
-      </w:r>
-      <w:proofErr w:type="gramStart"/>
-      <w:r>
-        <w:t>particular vulnerabilities</w:t>
-      </w:r>
-      <w:proofErr w:type="gramEnd"/>
-      <w:r>
-        <w:t xml:space="preserve">, such as those who: </w:t>
-      </w:r>
-    </w:p>
-    <w:p>
-      <w:pPr>
-        <w:spacing w:line="240" w:lineRule="auto"/>
-      </w:pPr>
-      <w:r>
-        <w:t>• are disabled or have certain health conditions and specific additional needs • have special educational needs (</w:t>
-      </w:r>
-      <w:proofErr w:type="gramStart"/>
-      <w:r>
-        <w:t>whether or not</w:t>
-      </w:r>
-      <w:proofErr w:type="gramEnd"/>
-      <w:r>
-        <w:t xml:space="preserve"> they have a statutory EHCP) </w:t>
-      </w:r>
-    </w:p>
-    <w:p>
-      <w:pPr>
-        <w:spacing w:line="240" w:lineRule="auto"/>
-      </w:pPr>
-      <w:r>
-        <w:t xml:space="preserve">• are suffering from mental ill health </w:t>
-      </w:r>
-    </w:p>
-    <w:p>
-      <w:pPr>
-        <w:spacing w:line="240" w:lineRule="auto"/>
-      </w:pPr>
-      <w:r>
-        <w:t xml:space="preserve">• are young carers </w:t>
-      </w:r>
-    </w:p>
-    <w:p>
-      <w:pPr>
-        <w:spacing w:line="240" w:lineRule="auto"/>
-      </w:pPr>
-      <w:r>
-        <w:t xml:space="preserve">• are frequently missing/goes missing from education, home or care </w:t>
-      </w:r>
-    </w:p>
-    <w:p>
-      <w:pPr>
-        <w:spacing w:line="240" w:lineRule="auto"/>
-      </w:pPr>
-      <w:r>
-        <w:t xml:space="preserve">• are persistently absent from school, including persistent absences for part of the day, or not in receipt of full-time education </w:t>
-      </w:r>
-    </w:p>
-    <w:p>
-      <w:pPr>
-        <w:spacing w:line="240" w:lineRule="auto"/>
-      </w:pPr>
-      <w:r>
-        <w:t xml:space="preserve">• has experienced multiple suspensions and is at risk of, or has been permanently excluded • are showing signs of being drawn in to anti-social or criminal behaviour, including gang involvement and association with </w:t>
-      </w:r>
-      <w:proofErr w:type="spellStart"/>
-      <w:r>
-        <w:t>organised</w:t>
-      </w:r>
-      <w:proofErr w:type="spellEnd"/>
-      <w:r>
-        <w:t xml:space="preserve"> crime groups or county lines </w:t>
-      </w:r>
-    </w:p>
-    <w:p>
-      <w:pPr>
-        <w:spacing w:line="240" w:lineRule="auto"/>
-      </w:pPr>
-      <w:r>
-        <w:t xml:space="preserve">• are at risk of modern slavery, trafficking, sexual or criminal exploitation, of being </w:t>
-      </w:r>
-      <w:proofErr w:type="spellStart"/>
-      <w:r>
-        <w:t>radicalised</w:t>
-      </w:r>
-      <w:proofErr w:type="spellEnd"/>
-      <w:r>
-        <w:t xml:space="preserve"> or exploited </w:t>
-      </w:r>
-    </w:p>
-    <w:p>
-      <w:pPr>
-        <w:spacing w:line="240" w:lineRule="auto"/>
-      </w:pPr>
-      <w:r>
-        <w:t xml:space="preserve">• are in </w:t>
-      </w:r>
-      <w:proofErr w:type="gramStart"/>
-      <w:r>
-        <w:t>a family circumstance</w:t>
-      </w:r>
-      <w:proofErr w:type="gramEnd"/>
-      <w:r>
-        <w:t xml:space="preserve"> presenting challenges, such as drug and alcohol misuse, adult mental health issues, domestic abuse; a family member is in prison, or is offending </w:t>
-      </w:r>
-    </w:p>
-    <w:p>
-      <w:pPr>
-        <w:spacing w:line="240" w:lineRule="auto"/>
-      </w:pPr>
-      <w:r>
-        <w:t>• are misusing drugs or alcohol themselves • have returned home to their family from care</w:t>
-      </w:r>
-      <w:r>
-        <w:t xml:space="preserve"> </w:t>
-      </w:r>
-    </w:p>
-    <w:p>
-      <w:pPr>
-        <w:spacing w:line="240" w:lineRule="auto"/>
-      </w:pPr>
-      <w:r>
-        <w:t>• are at risk of ‘</w:t>
-      </w:r>
-      <w:proofErr w:type="spellStart"/>
-      <w:r>
-        <w:t>honour</w:t>
-      </w:r>
-      <w:proofErr w:type="spellEnd"/>
-      <w:r>
-        <w:t xml:space="preserve">’-based abuse such as Female Genital Mutilation or Forced Marriage; • are privately fostered </w:t>
-      </w:r>
-    </w:p>
-    <w:p>
-      <w:pPr>
-        <w:spacing w:line="240" w:lineRule="auto"/>
-      </w:pPr>
-      <w:r>
-        <w:t>• has a parent or carer in custody or is affected by parental offending</w:t>
-      </w:r>
-    </w:p>
-    <w:p/>
-    <w:p>
-      <w:pPr>
-        <w:pStyle w:val="Heading1"/>
-        <w:rPr>
-          <w:color w:val="4F6228" w:themeColor="accent3" w:themeShade="80"/>
-        </w:rPr>
-      </w:pPr>
-      <w:r>
-        <w:rPr>
-          <w:color w:val="4F6228" w:themeColor="accent3" w:themeShade="80"/>
-        </w:rPr>
-        <w:t>Reporting Concerns</w:t>
-      </w:r>
-    </w:p>
-    <w:p>
-      <w:r>
-        <w:t>11.1 Immediate reporting to DSL/Deputy; in emergencies contact 999.</w:t>
-      </w:r>
-    </w:p>
-    <w:p>
-      <w:r>
-        <w:lastRenderedPageBreak/>
-        <w:t>Follow clear recording procedures.</w:t>
-      </w:r>
-    </w:p>
-    <w:p>
-      <w:r>
-        <w:t>Escalate if concerns are not addressed.</w:t>
-      </w:r>
-    </w:p>
-    <w:p>
-      <w:r>
-        <w:t xml:space="preserve">What to do if a pupil discloses Well promoted, easily understood and easily accessible systems should be in place for pupils to confidently report abuse, neglect, exploitation, sexual violence and sexual harassment, knowing their concerns will be treated seriously, and that they can safely express their views and give feedback. If a pupil discloses information to a team member, the team member must ensure that they: </w:t>
-      </w:r>
-    </w:p>
-    <w:p>
-      <w:r>
-        <w:t xml:space="preserve">• listen to the </w:t>
-      </w:r>
-      <w:proofErr w:type="gramStart"/>
-      <w:r>
-        <w:t>pupil</w:t>
-      </w:r>
-      <w:proofErr w:type="gramEnd"/>
-      <w:r>
-        <w:t xml:space="preserve"> and reassure them they are being taken seriously and that they will be supported and kept safe. </w:t>
-      </w:r>
-    </w:p>
-    <w:p>
-      <w:r>
-        <w:t xml:space="preserve">• never give them the impression they are creating a problem by reporting abuse, neglect, exploitation, sexual violence or sexual harassment. They must never be made to feel ashamed </w:t>
-      </w:r>
-      <w:proofErr w:type="gramStart"/>
-      <w:r>
-        <w:t>for</w:t>
-      </w:r>
-      <w:proofErr w:type="gramEnd"/>
-      <w:r>
-        <w:t xml:space="preserve"> making a report. </w:t>
-      </w:r>
-    </w:p>
-    <w:p>
-      <w:r>
-        <w:t xml:space="preserve">• do not dismiss what the pupil tells them. All concerns must be acted upon </w:t>
-      </w:r>
-      <w:proofErr w:type="gramStart"/>
-      <w:r>
-        <w:t>rigorously;</w:t>
-      </w:r>
-      <w:proofErr w:type="gramEnd"/>
-      <w:r>
-        <w:t xml:space="preserve"> </w:t>
-      </w:r>
-    </w:p>
-    <w:p>
-      <w:r>
-        <w:t xml:space="preserve">• do not promise to keep it a secret. The team </w:t>
-      </w:r>
-      <w:proofErr w:type="gramStart"/>
-      <w:r>
-        <w:t>member</w:t>
-      </w:r>
-      <w:proofErr w:type="gramEnd"/>
-      <w:r>
-        <w:t xml:space="preserve"> must explain that they have a duty to share information to keep them safe and protect </w:t>
-      </w:r>
-      <w:proofErr w:type="gramStart"/>
-      <w:r>
-        <w:t>them;</w:t>
+        <w:rPr>
+          <w:rFonts w:ascii="Times New Roman" w:eastAsia="Times New Roman" w:hAnsi="Times New Roman" w:cs="Times New Roman"/>
+        </w:rPr>
+        <w:t>);</w:t>
       </w:r>
       <w:proofErr w:type="gramEnd"/>
     </w:p>
     <w:p>
-      <w:r>
-        <w:t xml:space="preserve">• write down what the pupil tells them. This must be accurate </w:t>
+      <w:pPr>
+        <w:numPr>
+          <w:ilvl w:val="0"/>
+          <w:numId w:val="19"/>
+        </w:numPr>
+        <w:spacing w:before="100" w:beforeAutospacing="1" w:after="100" w:afterAutospacing="1" w:line="240" w:lineRule="auto"/>
+        <w:rPr>
+          <w:rFonts w:ascii="Times New Roman" w:eastAsia="Times New Roman" w:hAnsi="Times New Roman" w:cs="Times New Roman"/>
+        </w:rPr>
+      </w:pPr>
+      <w:r>
+        <w:rPr>
+          <w:rFonts w:ascii="Times New Roman" w:eastAsia="Times New Roman" w:hAnsi="Times New Roman" w:cs="Times New Roman"/>
+          <w:b/>
+          <w:bCs/>
+        </w:rPr>
+        <w:t>Related</w:t>
+      </w:r>
+      <w:r>
+        <w:rPr>
+          <w:rFonts w:ascii="Times New Roman" w:eastAsia="Times New Roman" w:hAnsi="Times New Roman" w:cs="Times New Roman"/>
+        </w:rPr>
+        <w:t xml:space="preserve"> to the behaviour (e.g., supervised time to repair/clean where safe</w:t>
       </w:r>
       <w:proofErr w:type="gramStart"/>
       <w:r>
-        <w:t>and in the pupil's</w:t>
+        <w:rPr>
+          <w:rFonts w:ascii="Times New Roman" w:eastAsia="Times New Roman" w:hAnsi="Times New Roman" w:cs="Times New Roman"/>
+        </w:rPr>
+        <w:t>);</w:t>
       </w:r>
       <w:proofErr w:type="gramEnd"/>
-      <w:r>
-        <w:t xml:space="preserve"> </w:t>
-      </w:r>
-      <w:proofErr w:type="gramStart"/>
-      <w:r>
-        <w:t>words;</w:t>
-      </w:r>
-      <w:proofErr w:type="gramEnd"/>
-      <w:r>
-        <w:t xml:space="preserve"> </w:t>
-      </w:r>
     </w:p>
     <w:p>
-      <w:r>
-        <w:t xml:space="preserve">• immediately report the concerns to the DSL or deputy. If neither is available, the member of </w:t>
-      </w:r>
-      <w:proofErr w:type="gramStart"/>
-      <w:r>
-        <w:t>team</w:t>
-      </w:r>
-      <w:proofErr w:type="gramEnd"/>
-      <w:r>
-        <w:t xml:space="preserve"> </w:t>
-      </w:r>
-      <w:proofErr w:type="gramStart"/>
-      <w:r>
-        <w:t>member</w:t>
-      </w:r>
-      <w:proofErr w:type="gramEnd"/>
-      <w:r>
-        <w:t xml:space="preserve"> must report the information to the Headteacher (or equivalent) or </w:t>
-      </w:r>
-      <w:proofErr w:type="gramStart"/>
-      <w:r>
-        <w:t>Regional</w:t>
-      </w:r>
-      <w:proofErr w:type="gramEnd"/>
-      <w:r>
-        <w:t xml:space="preserve"> Director. </w:t>
+      <w:pPr>
+        <w:numPr>
+          <w:ilvl w:val="0"/>
+          <w:numId w:val="19"/>
+        </w:numPr>
+        <w:spacing w:before="100" w:beforeAutospacing="1" w:after="100" w:afterAutospacing="1" w:line="240" w:lineRule="auto"/>
+        <w:rPr>
+          <w:rFonts w:ascii="Times New Roman" w:eastAsia="Times New Roman" w:hAnsi="Times New Roman" w:cs="Times New Roman"/>
+        </w:rPr>
+      </w:pPr>
+      <w:r>
+        <w:rPr>
+          <w:rFonts w:ascii="Times New Roman" w:eastAsia="Times New Roman" w:hAnsi="Times New Roman" w:cs="Times New Roman"/>
+          <w:b/>
+          <w:bCs/>
+        </w:rPr>
+        <w:t>Recorded</w:t>
+      </w:r>
+      <w:r>
+        <w:rPr>
+          <w:rFonts w:ascii="Times New Roman" w:eastAsia="Times New Roman" w:hAnsi="Times New Roman" w:cs="Times New Roman"/>
+        </w:rPr>
+        <w:t xml:space="preserve"> with pupil voice; and</w:t>
       </w:r>
     </w:p>
     <w:p>
-      <w:r>
-        <w:t>Team members must be alert to not just potential familial abuse and allegations, but also to pupils making allegations against team members or other children.</w:t>
+      <w:pPr>
+        <w:numPr>
+          <w:ilvl w:val="0"/>
+          <w:numId w:val="19"/>
+        </w:numPr>
+        <w:spacing w:before="100" w:beforeAutospacing="1" w:after="100" w:afterAutospacing="1" w:line="240" w:lineRule="auto"/>
+        <w:rPr>
+          <w:rFonts w:ascii="Times New Roman" w:eastAsia="Times New Roman" w:hAnsi="Times New Roman" w:cs="Times New Roman"/>
+        </w:rPr>
+      </w:pPr>
+      <w:r>
+        <w:rPr>
+          <w:rFonts w:ascii="Times New Roman" w:eastAsia="Times New Roman" w:hAnsi="Times New Roman" w:cs="Times New Roman"/>
+          <w:b/>
+          <w:bCs/>
+        </w:rPr>
+        <w:t>Explained</w:t>
+      </w:r>
+      <w:r>
+        <w:rPr>
+          <w:rFonts w:ascii="Times New Roman" w:eastAsia="Times New Roman" w:hAnsi="Times New Roman" w:cs="Times New Roman"/>
+        </w:rPr>
+        <w:t xml:space="preserve"> to the CYP and parent/carer.</w:t>
+      </w:r>
+      <w:r>
+        <w:rPr>
+          <w:rFonts w:ascii="Times New Roman" w:eastAsia="Times New Roman" w:hAnsi="Times New Roman" w:cs="Times New Roman"/>
+        </w:rPr>
+        <w:br/>
+        <w:t>Prohibited: degrading, humiliating or idiosyncratic punishments; unreasonable financial penalties; denying access to basic needs; extended isolation that prevents regulated learning; any unlawful discrimination.</w:t>
       </w:r>
     </w:p>
     <w:p>
-      <w:r>
-        <w:t xml:space="preserve"> All concerns, however small they may seem, must immediately be reported to the DSL. This must be done verbally and then followed up on the same day and documented on the school’s electronic recording system. </w:t>
+      <w:pPr>
+        <w:spacing w:after="0" w:line="240" w:lineRule="auto"/>
+        <w:rPr>
+          <w:rFonts w:ascii="Times New Roman" w:eastAsia="Times New Roman" w:hAnsi="Times New Roman" w:cs="Times New Roman"/>
+        </w:rPr>
+      </w:pPr>
+      <w:r>
+        <w:rPr>
+          <w:rFonts w:ascii="Times New Roman" w:eastAsia="Times New Roman" w:hAnsi="Times New Roman" w:cs="Times New Roman"/>
+        </w:rPr>
+        <w:pict w14:anchorId="761CBD60">
+          <v:rect id="_x0000_i1031" style="width:6in;height:1.5pt;mso-position-horizontal:absolute;mso-position-horizontal-relative:text;mso-position-vertical:absolute;mso-position-vertical-relative:text" o:hralign="center" o:hrstd="t" o:hrnoshade="t" o:hr="t" fillcolor="#4e6128 [1606]" stroked="f"/>
+        </w:pict>
       </w:r>
     </w:p>
     <w:p>
-      <w:r>
-        <w:t xml:space="preserve">The team member has a responsibility to ensure that action has been taken about the concern on the following day, and that the concern is documented on the system. If action is not taken in a timely way as the team member sees fit, they have a duty to escalate their concerns to </w:t>
-      </w:r>
-      <w:r>
-        <w:t>Michelle Pascoe and or Zoe Wai</w:t>
-      </w:r>
-      <w:r>
-        <w:t>tz.</w:t>
+      <w:pPr>
+        <w:spacing w:before="100" w:beforeAutospacing="1" w:after="100" w:afterAutospacing="1" w:line="240" w:lineRule="auto"/>
+        <w:outlineLvl w:val="1"/>
+        <w:rPr>
+          <w:rFonts w:ascii="Times New Roman" w:eastAsia="Times New Roman" w:hAnsi="Times New Roman" w:cs="Times New Roman"/>
+          <w:b/>
+          <w:bCs/>
+          <w:color w:val="4F6228" w:themeColor="accent3" w:themeShade="80"/>
+          <w:sz w:val="32"/>
+          <w:szCs w:val="32"/>
+        </w:rPr>
+      </w:pPr>
+      <w:r>
+        <w:rPr>
+          <w:rFonts w:ascii="Times New Roman" w:eastAsia="Times New Roman" w:hAnsi="Times New Roman" w:cs="Times New Roman"/>
+          <w:b/>
+          <w:bCs/>
+          <w:color w:val="4F6228" w:themeColor="accent3" w:themeShade="80"/>
+          <w:sz w:val="32"/>
+          <w:szCs w:val="32"/>
+        </w:rPr>
+        <w:t>9. Searching, Screening &amp; Confiscation</w:t>
       </w:r>
     </w:p>
     <w:p>
-      <w:r>
-        <w:t xml:space="preserve">Team members must </w:t>
-      </w:r>
-      <w:proofErr w:type="spellStart"/>
-      <w:r>
-        <w:t>prioritise</w:t>
-      </w:r>
-      <w:proofErr w:type="spellEnd"/>
-      <w:r>
-        <w:t xml:space="preserve"> the pupil's immediate safety. They must remain professional and adhere to all safeguarding and confidentiality procedures. After sharing the information with the DSL or deputy, they must not share it with anyone else.</w:t>
+      <w:pPr>
+        <w:spacing w:before="100" w:beforeAutospacing="1" w:after="100" w:afterAutospacing="1" w:line="240" w:lineRule="auto"/>
+        <w:rPr>
+          <w:rFonts w:ascii="Times New Roman" w:eastAsia="Times New Roman" w:hAnsi="Times New Roman" w:cs="Times New Roman"/>
+        </w:rPr>
+      </w:pPr>
+      <w:r>
+        <w:rPr>
+          <w:rFonts w:ascii="Times New Roman" w:eastAsia="Times New Roman" w:hAnsi="Times New Roman" w:cs="Times New Roman"/>
+        </w:rPr>
+        <w:t xml:space="preserve">Where risk assessments or context require, staff may screen </w:t>
+      </w:r>
+      <w:proofErr w:type="gramStart"/>
+      <w:r>
+        <w:rPr>
+          <w:rFonts w:ascii="Times New Roman" w:eastAsia="Times New Roman" w:hAnsi="Times New Roman" w:cs="Times New Roman"/>
+        </w:rPr>
+        <w:t>for</w:t>
+      </w:r>
+      <w:proofErr w:type="gramEnd"/>
+      <w:r>
+        <w:rPr>
+          <w:rFonts w:ascii="Times New Roman" w:eastAsia="Times New Roman" w:hAnsi="Times New Roman" w:cs="Times New Roman"/>
+        </w:rPr>
+        <w:t xml:space="preserve"> or search prohibited items </w:t>
+      </w:r>
+      <w:r>
+        <w:rPr>
+          <w:rFonts w:ascii="Times New Roman" w:eastAsia="Times New Roman" w:hAnsi="Times New Roman" w:cs="Times New Roman"/>
+          <w:i/>
+          <w:iCs/>
+        </w:rPr>
+        <w:t>in accordance with current DfE guidance</w:t>
+      </w:r>
+      <w:r>
+        <w:rPr>
+          <w:rFonts w:ascii="Times New Roman" w:eastAsia="Times New Roman" w:hAnsi="Times New Roman" w:cs="Times New Roman"/>
+        </w:rPr>
+        <w:t xml:space="preserve"> and this policy. Prohibited items typically include knives/weapons, alcohol, illegal drugs, stolen items, tobacco/vapes, fireworks, pornographic/indecent images, and any item reasonably suspected to be used to commit an offence or cause injury/damage.</w:t>
       </w:r>
     </w:p>
     <w:p>
       <w:pPr>
-        <w:pStyle w:val="Heading1"/>
-        <w:rPr>
-          <w:color w:val="4F6228" w:themeColor="accent3" w:themeShade="80"/>
-        </w:rPr>
-      </w:pPr>
-      <w:r>
-        <w:rPr>
-          <w:color w:val="4F6228" w:themeColor="accent3" w:themeShade="80"/>
-        </w:rPr>
-        <w:lastRenderedPageBreak/>
-        <w:t>DBS and Professional Referrals</w:t>
+        <w:numPr>
+          <w:ilvl w:val="0"/>
+          <w:numId w:val="20"/>
+        </w:numPr>
+        <w:spacing w:before="100" w:beforeAutospacing="1" w:after="100" w:afterAutospacing="1" w:line="240" w:lineRule="auto"/>
+        <w:rPr>
+          <w:rFonts w:ascii="Times New Roman" w:eastAsia="Times New Roman" w:hAnsi="Times New Roman" w:cs="Times New Roman"/>
+        </w:rPr>
+      </w:pPr>
+      <w:r>
+        <w:rPr>
+          <w:rFonts w:ascii="Times New Roman" w:eastAsia="Times New Roman" w:hAnsi="Times New Roman" w:cs="Times New Roman"/>
+        </w:rPr>
+        <w:t>Two adults present wherever practicable; same</w:t>
+      </w:r>
+      <w:r>
+        <w:rPr>
+          <w:rFonts w:ascii="Times New Roman" w:eastAsia="Times New Roman" w:hAnsi="Times New Roman" w:cs="Times New Roman"/>
+        </w:rPr>
+        <w:noBreakHyphen/>
+        <w:t xml:space="preserve">sex member of staff for any more intrusive search; </w:t>
+      </w:r>
+      <w:r>
+        <w:rPr>
+          <w:rFonts w:ascii="Times New Roman" w:eastAsia="Times New Roman" w:hAnsi="Times New Roman" w:cs="Times New Roman"/>
+          <w:b/>
+          <w:bCs/>
+        </w:rPr>
+        <w:t>no intimate searches</w:t>
+      </w:r>
+      <w:r>
+        <w:rPr>
+          <w:rFonts w:ascii="Times New Roman" w:eastAsia="Times New Roman" w:hAnsi="Times New Roman" w:cs="Times New Roman"/>
+        </w:rPr>
+        <w:t xml:space="preserve"> (police only).</w:t>
       </w:r>
     </w:p>
     <w:p>
-      <w:r>
-        <w:t>Head of Provision refers to DBS and relevant bodies when staff are dismissed or allegations upheld.</w:t>
+      <w:pPr>
+        <w:numPr>
+          <w:ilvl w:val="0"/>
+          <w:numId w:val="20"/>
+        </w:numPr>
+        <w:spacing w:before="100" w:beforeAutospacing="1" w:after="100" w:afterAutospacing="1" w:line="240" w:lineRule="auto"/>
+        <w:rPr>
+          <w:rFonts w:ascii="Times New Roman" w:eastAsia="Times New Roman" w:hAnsi="Times New Roman" w:cs="Times New Roman"/>
+        </w:rPr>
+      </w:pPr>
+      <w:r>
+        <w:rPr>
+          <w:rFonts w:ascii="Times New Roman" w:eastAsia="Times New Roman" w:hAnsi="Times New Roman" w:cs="Times New Roman"/>
+        </w:rPr>
+        <w:t>Minimal, respectful, and recorded. Parent/carer and commissioner informed the same day where a prohibited item is found.</w:t>
       </w:r>
     </w:p>
     <w:p>
       <w:pPr>
-        <w:pStyle w:val="Heading1"/>
-        <w:rPr>
-          <w:color w:val="4F6228" w:themeColor="accent3" w:themeShade="80"/>
-        </w:rPr>
-      </w:pPr>
-      <w:r>
-        <w:rPr>
-          <w:color w:val="4F6228" w:themeColor="accent3" w:themeShade="80"/>
-        </w:rPr>
-        <w:t>Partnership and Information Sharing</w:t>
+        <w:numPr>
+          <w:ilvl w:val="0"/>
+          <w:numId w:val="20"/>
+        </w:numPr>
+        <w:spacing w:before="100" w:beforeAutospacing="1" w:after="100" w:afterAutospacing="1" w:line="240" w:lineRule="auto"/>
+        <w:rPr>
+          <w:rFonts w:ascii="Times New Roman" w:eastAsia="Times New Roman" w:hAnsi="Times New Roman" w:cs="Times New Roman"/>
+        </w:rPr>
+      </w:pPr>
+      <w:r>
+        <w:rPr>
+          <w:rFonts w:ascii="Times New Roman" w:eastAsia="Times New Roman" w:hAnsi="Times New Roman" w:cs="Times New Roman"/>
+        </w:rPr>
+        <w:t>Electronic devices may be searched where lawful and necessary for safeguarding (see Online Safety &amp; Data Protection policies).</w:t>
       </w:r>
     </w:p>
     <w:p>
-      <w:r>
-        <w:t>LADO: 01872 326536, lado@cornwall.gov.uk</w:t>
+      <w:pPr>
+        <w:spacing w:before="100" w:beforeAutospacing="1" w:after="100" w:afterAutospacing="1" w:line="240" w:lineRule="auto"/>
+        <w:rPr>
+          <w:rFonts w:ascii="Times New Roman" w:eastAsia="Times New Roman" w:hAnsi="Times New Roman" w:cs="Times New Roman"/>
+        </w:rPr>
+      </w:pPr>
+      <w:r>
+        <w:rPr>
+          <w:rFonts w:ascii="Times New Roman" w:eastAsia="Times New Roman" w:hAnsi="Times New Roman" w:cs="Times New Roman"/>
+        </w:rPr>
+        <w:t>Local police liaison arrangements will be followed where relevant. See Appendix D for our quick</w:t>
+      </w:r>
+      <w:r>
+        <w:rPr>
+          <w:rFonts w:ascii="Times New Roman" w:eastAsia="Times New Roman" w:hAnsi="Times New Roman" w:cs="Times New Roman"/>
+        </w:rPr>
+        <w:noBreakHyphen/>
+        <w:t>guide and recording pro</w:t>
+      </w:r>
+      <w:r>
+        <w:rPr>
+          <w:rFonts w:ascii="Times New Roman" w:eastAsia="Times New Roman" w:hAnsi="Times New Roman" w:cs="Times New Roman"/>
+        </w:rPr>
+        <w:noBreakHyphen/>
+        <w:t>forma.</w:t>
       </w:r>
     </w:p>
     <w:p>
-      <w:r>
-        <w:t>MARU: 0300 123 1116, multiagencyreferralunit@cornwall.gov.uk</w:t>
+      <w:pPr>
+        <w:spacing w:after="0" w:line="240" w:lineRule="auto"/>
+        <w:rPr>
+          <w:rFonts w:ascii="Times New Roman" w:eastAsia="Times New Roman" w:hAnsi="Times New Roman" w:cs="Times New Roman"/>
+        </w:rPr>
+      </w:pPr>
+      <w:r>
+        <w:rPr>
+          <w:rFonts w:ascii="Times New Roman" w:eastAsia="Times New Roman" w:hAnsi="Times New Roman" w:cs="Times New Roman"/>
+        </w:rPr>
+        <w:pict w14:anchorId="4799F812">
+          <v:rect id="_x0000_i1032" style="width:6in;height:1.5pt;mso-position-horizontal:absolute;mso-position-horizontal-relative:text;mso-position-vertical:absolute;mso-position-vertical-relative:text" o:hralign="center" o:hrstd="t" o:hrnoshade="t" o:hr="t" fillcolor="#4e6128 [1606]" stroked="f"/>
+        </w:pict>
       </w:r>
     </w:p>
     <w:p>
-      <w:r>
-        <w:t>CIOS SCP: 01872 324218, ciosscp@cornwall.gov.uk</w:t>
+      <w:pPr>
+        <w:spacing w:before="100" w:beforeAutospacing="1" w:after="100" w:afterAutospacing="1" w:line="240" w:lineRule="auto"/>
+        <w:outlineLvl w:val="1"/>
+        <w:rPr>
+          <w:rFonts w:ascii="Times New Roman" w:eastAsia="Times New Roman" w:hAnsi="Times New Roman" w:cs="Times New Roman"/>
+          <w:b/>
+          <w:bCs/>
+          <w:color w:val="4F6228" w:themeColor="accent3" w:themeShade="80"/>
+          <w:sz w:val="36"/>
+          <w:szCs w:val="36"/>
+        </w:rPr>
+      </w:pPr>
+      <w:r>
+        <w:rPr>
+          <w:rFonts w:ascii="Times New Roman" w:eastAsia="Times New Roman" w:hAnsi="Times New Roman" w:cs="Times New Roman"/>
+          <w:b/>
+          <w:bCs/>
+          <w:color w:val="4F6228" w:themeColor="accent3" w:themeShade="80"/>
+          <w:sz w:val="36"/>
+          <w:szCs w:val="36"/>
+        </w:rPr>
+        <w:t>10. Use of Reasonable Force (Last Resort)</w:t>
       </w:r>
     </w:p>
     <w:p>
-      <w:r>
-        <w:t>Share information in line with GDPR and local protocols.</w:t>
+      <w:pPr>
+        <w:spacing w:before="100" w:beforeAutospacing="1" w:after="100" w:afterAutospacing="1" w:line="240" w:lineRule="auto"/>
+        <w:rPr>
+          <w:rFonts w:ascii="Times New Roman" w:eastAsia="Times New Roman" w:hAnsi="Times New Roman" w:cs="Times New Roman"/>
+        </w:rPr>
+      </w:pPr>
+      <w:r>
+        <w:rPr>
+          <w:rFonts w:ascii="Times New Roman" w:eastAsia="Times New Roman" w:hAnsi="Times New Roman" w:cs="Times New Roman"/>
+        </w:rPr>
+        <w:t xml:space="preserve">Staff may use </w:t>
+      </w:r>
+      <w:r>
+        <w:rPr>
+          <w:rFonts w:ascii="Times New Roman" w:eastAsia="Times New Roman" w:hAnsi="Times New Roman" w:cs="Times New Roman"/>
+          <w:b/>
+          <w:bCs/>
+        </w:rPr>
+        <w:t>reasonable force</w:t>
+      </w:r>
+      <w:r>
+        <w:rPr>
+          <w:rFonts w:ascii="Times New Roman" w:eastAsia="Times New Roman" w:hAnsi="Times New Roman" w:cs="Times New Roman"/>
+        </w:rPr>
+        <w:t xml:space="preserve"> </w:t>
+      </w:r>
+      <w:r>
+        <w:rPr>
+          <w:rFonts w:ascii="Times New Roman" w:eastAsia="Times New Roman" w:hAnsi="Times New Roman" w:cs="Times New Roman"/>
+          <w:i/>
+          <w:iCs/>
+        </w:rPr>
+        <w:t>only</w:t>
+      </w:r>
+      <w:r>
+        <w:rPr>
+          <w:rFonts w:ascii="Times New Roman" w:eastAsia="Times New Roman" w:hAnsi="Times New Roman" w:cs="Times New Roman"/>
+        </w:rPr>
+        <w:t xml:space="preserve"> to prevent immediate risk of injury to the CYP or others, prevent serious damage to property, or to maintain safety in an emergency when other strategies have not and will not work </w:t>
+      </w:r>
+      <w:proofErr w:type="gramStart"/>
+      <w:r>
+        <w:rPr>
+          <w:rFonts w:ascii="Times New Roman" w:eastAsia="Times New Roman" w:hAnsi="Times New Roman" w:cs="Times New Roman"/>
+        </w:rPr>
+        <w:t>in</w:t>
+      </w:r>
+      <w:proofErr w:type="gramEnd"/>
+      <w:r>
+        <w:rPr>
+          <w:rFonts w:ascii="Times New Roman" w:eastAsia="Times New Roman" w:hAnsi="Times New Roman" w:cs="Times New Roman"/>
+        </w:rPr>
+        <w:t xml:space="preserve"> time.</w:t>
       </w:r>
     </w:p>
     <w:p>
       <w:pPr>
-        <w:pStyle w:val="Heading1"/>
-        <w:rPr>
-          <w:color w:val="4F6228" w:themeColor="accent3" w:themeShade="80"/>
-        </w:rPr>
-      </w:pPr>
-      <w:r>
-        <w:rPr>
-          <w:color w:val="4F6228" w:themeColor="accent3" w:themeShade="80"/>
-        </w:rPr>
-        <w:t>Child-on-Child Abuse</w:t>
+        <w:numPr>
+          <w:ilvl w:val="0"/>
+          <w:numId w:val="21"/>
+        </w:numPr>
+        <w:spacing w:before="100" w:beforeAutospacing="1" w:after="100" w:afterAutospacing="1" w:line="240" w:lineRule="auto"/>
+        <w:rPr>
+          <w:rFonts w:ascii="Times New Roman" w:eastAsia="Times New Roman" w:hAnsi="Times New Roman" w:cs="Times New Roman"/>
+        </w:rPr>
+      </w:pPr>
+      <w:r>
+        <w:rPr>
+          <w:rFonts w:ascii="Times New Roman" w:eastAsia="Times New Roman" w:hAnsi="Times New Roman" w:cs="Times New Roman"/>
+        </w:rPr>
+        <w:t>Planned physical interventions (if ever required) must be risk assessed, agreed with parents/carers, and included in the BSP; only trained staff deploy such holds.</w:t>
       </w:r>
     </w:p>
     <w:p>
-      <w:r>
-        <w:t>Zero tolerance; follow Cornwall procedures; support victims; implement contextual safeguarding; refer as required to police or social care.</w:t>
+      <w:pPr>
+        <w:numPr>
+          <w:ilvl w:val="0"/>
+          <w:numId w:val="21"/>
+        </w:numPr>
+        <w:spacing w:before="100" w:beforeAutospacing="1" w:after="100" w:afterAutospacing="1" w:line="240" w:lineRule="auto"/>
+        <w:rPr>
+          <w:rFonts w:ascii="Times New Roman" w:eastAsia="Times New Roman" w:hAnsi="Times New Roman" w:cs="Times New Roman"/>
+        </w:rPr>
+      </w:pPr>
+      <w:r>
+        <w:rPr>
+          <w:rFonts w:ascii="Times New Roman" w:eastAsia="Times New Roman" w:hAnsi="Times New Roman" w:cs="Times New Roman"/>
+          <w:b/>
+          <w:bCs/>
+        </w:rPr>
+        <w:t>After any significant use of force:</w:t>
+      </w:r>
+      <w:r>
+        <w:rPr>
+          <w:rFonts w:ascii="Times New Roman" w:eastAsia="Times New Roman" w:hAnsi="Times New Roman" w:cs="Times New Roman"/>
+        </w:rPr>
+        <w:t xml:space="preserve"> provide first aid and reassurance; alert the DSL and Head of Service; notify parents/carers as soon as practicable; complete an incident record before end of day; consider a safeguarding referral if threshold is met; review the BSP/risk assessment.</w:t>
       </w:r>
     </w:p>
     <w:p>
       <w:pPr>
-        <w:pStyle w:val="Heading1"/>
-        <w:rPr>
-          <w:color w:val="4F6228" w:themeColor="accent3" w:themeShade="80"/>
-        </w:rPr>
-      </w:pPr>
-      <w:r>
-        <w:rPr>
-          <w:color w:val="4F6228" w:themeColor="accent3" w:themeShade="80"/>
-        </w:rPr>
-        <w:t>Bullying</w:t>
+        <w:numPr>
+          <w:ilvl w:val="0"/>
+          <w:numId w:val="21"/>
+        </w:numPr>
+        <w:spacing w:before="100" w:beforeAutospacing="1" w:after="100" w:afterAutospacing="1" w:line="240" w:lineRule="auto"/>
+        <w:rPr>
+          <w:rFonts w:ascii="Times New Roman" w:eastAsia="Times New Roman" w:hAnsi="Times New Roman" w:cs="Times New Roman"/>
+        </w:rPr>
+      </w:pPr>
+      <w:r>
+        <w:rPr>
+          <w:rFonts w:ascii="Times New Roman" w:eastAsia="Times New Roman" w:hAnsi="Times New Roman" w:cs="Times New Roman"/>
+        </w:rPr>
+        <w:lastRenderedPageBreak/>
+        <w:t xml:space="preserve">We record a daily report which will include details of challenging </w:t>
+      </w:r>
+      <w:proofErr w:type="spellStart"/>
+      <w:r>
+        <w:rPr>
+          <w:rFonts w:ascii="Times New Roman" w:eastAsia="Times New Roman" w:hAnsi="Times New Roman" w:cs="Times New Roman"/>
+        </w:rPr>
+        <w:t>behaviours</w:t>
+      </w:r>
+      <w:proofErr w:type="spellEnd"/>
+      <w:r>
+        <w:rPr>
+          <w:rFonts w:ascii="Times New Roman" w:eastAsia="Times New Roman" w:hAnsi="Times New Roman" w:cs="Times New Roman"/>
+        </w:rPr>
+        <w:t xml:space="preserve"> and if reasonable force has been used.</w:t>
       </w:r>
     </w:p>
     <w:p>
-      <w:r>
-        <w:t xml:space="preserve">Severe or persistent forms of bullying can result in Significant Harm, which is why those providing services for children should have adequate policies, procedures and training to counter bullying. Bullying occurs when a person or group of people </w:t>
-      </w:r>
-      <w:proofErr w:type="gramStart"/>
-      <w:r>
-        <w:t>behave</w:t>
-      </w:r>
-      <w:proofErr w:type="gramEnd"/>
-      <w:r>
-        <w:t xml:space="preserve"> in ways which are designed to cause distress or to hurt a person or group of people. Bullying can be overt and plain for all to see. It can be subtle and insidious. Bullying can become part of the culture, </w:t>
-      </w:r>
-      <w:proofErr w:type="spellStart"/>
-      <w:r>
-        <w:t>recognised</w:t>
-      </w:r>
-      <w:proofErr w:type="spellEnd"/>
-      <w:r>
-        <w:t xml:space="preserve"> or believed by all or a significant number of people as 'acceptable.</w:t>
-      </w:r>
-      <w:r>
-        <w:t xml:space="preserve"> </w:t>
-      </w:r>
-      <w:proofErr w:type="gramStart"/>
-      <w:r>
-        <w:t>report</w:t>
-      </w:r>
-      <w:proofErr w:type="gramEnd"/>
-      <w:r>
-        <w:t xml:space="preserve"> to DSL immediately; support all pupils.</w:t>
+      <w:pPr>
+        <w:spacing w:after="0" w:line="240" w:lineRule="auto"/>
+        <w:rPr>
+          <w:rFonts w:ascii="Times New Roman" w:eastAsia="Times New Roman" w:hAnsi="Times New Roman" w:cs="Times New Roman"/>
+        </w:rPr>
+      </w:pPr>
+      <w:r>
+        <w:rPr>
+          <w:rFonts w:ascii="Times New Roman" w:eastAsia="Times New Roman" w:hAnsi="Times New Roman" w:cs="Times New Roman"/>
+        </w:rPr>
+        <w:pict w14:anchorId="78CEAF77">
+          <v:rect id="_x0000_i1033" style="width:6in;height:1.5pt;mso-position-horizontal:absolute;mso-position-horizontal-relative:text;mso-position-vertical:absolute;mso-position-vertical-relative:text" o:hralign="center" o:hrstd="t" o:hrnoshade="t" o:hr="t" fillcolor="#4e6128 [1606]" stroked="f"/>
+        </w:pict>
       </w:r>
     </w:p>
     <w:p>
       <w:pPr>
-        <w:pStyle w:val="Heading1"/>
-        <w:rPr>
+        <w:spacing w:before="100" w:beforeAutospacing="1" w:after="100" w:afterAutospacing="1" w:line="240" w:lineRule="auto"/>
+        <w:outlineLvl w:val="1"/>
+        <w:rPr>
+          <w:rFonts w:ascii="Times New Roman" w:eastAsia="Times New Roman" w:hAnsi="Times New Roman" w:cs="Times New Roman"/>
+          <w:b/>
+          <w:bCs/>
           <w:color w:val="4F6228" w:themeColor="accent3" w:themeShade="80"/>
-        </w:rPr>
-      </w:pPr>
-      <w:r>
-        <w:rPr>
+          <w:sz w:val="32"/>
+          <w:szCs w:val="32"/>
+        </w:rPr>
+      </w:pPr>
+      <w:r>
+        <w:rPr>
+          <w:rFonts w:ascii="Times New Roman" w:eastAsia="Times New Roman" w:hAnsi="Times New Roman" w:cs="Times New Roman"/>
+          <w:b/>
+          <w:bCs/>
           <w:color w:val="4F6228" w:themeColor="accent3" w:themeShade="80"/>
-        </w:rPr>
-        <w:t>Preventative Strategies</w:t>
+          <w:sz w:val="32"/>
+          <w:szCs w:val="32"/>
+        </w:rPr>
+        <w:t>11. Attendance, Session Pauses &amp; Ending Sessions Early</w:t>
       </w:r>
     </w:p>
     <w:p>
-      <w:r>
-        <w:t>Embed PSHE/RSE; tailor for SEND; promote online safety; include LGBTQ+ inclusion.</w:t>
+      <w:pPr>
+        <w:numPr>
+          <w:ilvl w:val="0"/>
+          <w:numId w:val="22"/>
+        </w:numPr>
+        <w:spacing w:before="100" w:beforeAutospacing="1" w:after="100" w:afterAutospacing="1" w:line="240" w:lineRule="auto"/>
+        <w:rPr>
+          <w:rFonts w:ascii="Times New Roman" w:eastAsia="Times New Roman" w:hAnsi="Times New Roman" w:cs="Times New Roman"/>
+        </w:rPr>
+      </w:pPr>
+      <w:r>
+        <w:rPr>
+          <w:rFonts w:ascii="Times New Roman" w:eastAsia="Times New Roman" w:hAnsi="Times New Roman" w:cs="Times New Roman"/>
+        </w:rPr>
+        <w:t xml:space="preserve">In EOTAS, attendance is recorded per session. If a session is </w:t>
+      </w:r>
+      <w:r>
+        <w:rPr>
+          <w:rFonts w:ascii="Times New Roman" w:eastAsia="Times New Roman" w:hAnsi="Times New Roman" w:cs="Times New Roman"/>
+          <w:b/>
+          <w:bCs/>
+        </w:rPr>
+        <w:t>paused or ended</w:t>
+      </w:r>
+      <w:r>
+        <w:rPr>
+          <w:rFonts w:ascii="Times New Roman" w:eastAsia="Times New Roman" w:hAnsi="Times New Roman" w:cs="Times New Roman"/>
+        </w:rPr>
+        <w:t xml:space="preserve"> for safety (Section 7), the register will reflect the appropriate code agreed with the commissioner/LA.</w:t>
       </w:r>
     </w:p>
     <w:p>
       <w:pPr>
-        <w:pStyle w:val="Heading1"/>
-        <w:rPr>
-          <w:color w:val="4F6228" w:themeColor="accent3" w:themeShade="80"/>
-        </w:rPr>
-      </w:pPr>
-      <w:r>
-        <w:rPr>
-          <w:color w:val="4F6228" w:themeColor="accent3" w:themeShade="80"/>
-        </w:rPr>
-        <w:t>Online Safety</w:t>
+        <w:numPr>
+          <w:ilvl w:val="0"/>
+          <w:numId w:val="22"/>
+        </w:numPr>
+        <w:spacing w:before="100" w:beforeAutospacing="1" w:after="100" w:afterAutospacing="1" w:line="240" w:lineRule="auto"/>
+        <w:rPr>
+          <w:rFonts w:ascii="Times New Roman" w:eastAsia="Times New Roman" w:hAnsi="Times New Roman" w:cs="Times New Roman"/>
+        </w:rPr>
+      </w:pPr>
+      <w:proofErr w:type="gramStart"/>
+      <w:r>
+        <w:rPr>
+          <w:rFonts w:ascii="Times New Roman" w:eastAsia="Times New Roman" w:hAnsi="Times New Roman" w:cs="Times New Roman"/>
+        </w:rPr>
+        <w:t>Where</w:t>
+      </w:r>
+      <w:proofErr w:type="gramEnd"/>
+      <w:r>
+        <w:rPr>
+          <w:rFonts w:ascii="Times New Roman" w:eastAsia="Times New Roman" w:hAnsi="Times New Roman" w:cs="Times New Roman"/>
+        </w:rPr>
+        <w:t xml:space="preserve"> we </w:t>
+      </w:r>
+      <w:proofErr w:type="gramStart"/>
+      <w:r>
+        <w:rPr>
+          <w:rFonts w:ascii="Times New Roman" w:eastAsia="Times New Roman" w:hAnsi="Times New Roman" w:cs="Times New Roman"/>
+          <w:b/>
+          <w:bCs/>
+        </w:rPr>
+        <w:t>return</w:t>
+      </w:r>
+      <w:proofErr w:type="gramEnd"/>
+      <w:r>
+        <w:rPr>
+          <w:rFonts w:ascii="Times New Roman" w:eastAsia="Times New Roman" w:hAnsi="Times New Roman" w:cs="Times New Roman"/>
+          <w:b/>
+          <w:bCs/>
+        </w:rPr>
+        <w:t xml:space="preserve"> a child home</w:t>
+      </w:r>
+      <w:r>
+        <w:rPr>
+          <w:rFonts w:ascii="Times New Roman" w:eastAsia="Times New Roman" w:hAnsi="Times New Roman" w:cs="Times New Roman"/>
+        </w:rPr>
+        <w:t xml:space="preserve">, a clear </w:t>
+      </w:r>
+      <w:r>
+        <w:rPr>
+          <w:rFonts w:ascii="Times New Roman" w:eastAsia="Times New Roman" w:hAnsi="Times New Roman" w:cs="Times New Roman"/>
+          <w:b/>
+          <w:bCs/>
+        </w:rPr>
+        <w:t>handover protocol</w:t>
+      </w:r>
+      <w:r>
+        <w:rPr>
+          <w:rFonts w:ascii="Times New Roman" w:eastAsia="Times New Roman" w:hAnsi="Times New Roman" w:cs="Times New Roman"/>
+        </w:rPr>
+        <w:t xml:space="preserve"> is followed: two adults where possible; parent/carer receives the child; time and reason recorded; DSL informed.</w:t>
       </w:r>
     </w:p>
     <w:p>
-      <w:r>
-        <w:t>Whole-provider approach to filtering and monitoring; staff protocols; annual risk assessment; rapid incident response.</w:t>
+      <w:pPr>
+        <w:numPr>
+          <w:ilvl w:val="0"/>
+          <w:numId w:val="22"/>
+        </w:numPr>
+        <w:spacing w:before="100" w:beforeAutospacing="1" w:after="100" w:afterAutospacing="1" w:line="240" w:lineRule="auto"/>
+        <w:rPr>
+          <w:rFonts w:ascii="Times New Roman" w:eastAsia="Times New Roman" w:hAnsi="Times New Roman" w:cs="Times New Roman"/>
+        </w:rPr>
+      </w:pPr>
+      <w:r>
+        <w:rPr>
+          <w:rFonts w:ascii="Times New Roman" w:eastAsia="Times New Roman" w:hAnsi="Times New Roman" w:cs="Times New Roman"/>
+        </w:rPr>
+        <w:t xml:space="preserve">Ending a session early must trigger </w:t>
+      </w:r>
+      <w:proofErr w:type="gramStart"/>
+      <w:r>
+        <w:rPr>
+          <w:rFonts w:ascii="Times New Roman" w:eastAsia="Times New Roman" w:hAnsi="Times New Roman" w:cs="Times New Roman"/>
+        </w:rPr>
+        <w:t xml:space="preserve">a </w:t>
+      </w:r>
+      <w:r>
+        <w:rPr>
+          <w:rFonts w:ascii="Times New Roman" w:eastAsia="Times New Roman" w:hAnsi="Times New Roman" w:cs="Times New Roman"/>
+          <w:b/>
+          <w:bCs/>
+        </w:rPr>
+        <w:t>Re</w:t>
+      </w:r>
+      <w:r>
+        <w:rPr>
+          <w:rFonts w:ascii="Times New Roman" w:eastAsia="Times New Roman" w:hAnsi="Times New Roman" w:cs="Times New Roman"/>
+          <w:b/>
+          <w:bCs/>
+        </w:rPr>
+        <w:noBreakHyphen/>
+        <w:t>set</w:t>
+      </w:r>
+      <w:proofErr w:type="gramEnd"/>
+      <w:r>
+        <w:rPr>
+          <w:rFonts w:ascii="Times New Roman" w:eastAsia="Times New Roman" w:hAnsi="Times New Roman" w:cs="Times New Roman"/>
+          <w:b/>
+          <w:bCs/>
+        </w:rPr>
+        <w:t xml:space="preserve"> &amp; Reintegration</w:t>
+      </w:r>
+      <w:r>
+        <w:rPr>
+          <w:rFonts w:ascii="Times New Roman" w:eastAsia="Times New Roman" w:hAnsi="Times New Roman" w:cs="Times New Roman"/>
+        </w:rPr>
+        <w:t xml:space="preserve"> conversation with the CYP and parent/carer (Appendix C). Reasonable adjustments may include relocating sessions, changing timing/duration, or adding regulation breaks.</w:t>
       </w:r>
     </w:p>
     <w:p>
       <w:pPr>
-        <w:pStyle w:val="Heading1"/>
-        <w:rPr>
-          <w:color w:val="4F6228" w:themeColor="accent3" w:themeShade="80"/>
-        </w:rPr>
-      </w:pPr>
-      <w:r>
-        <w:rPr>
-          <w:color w:val="4F6228" w:themeColor="accent3" w:themeShade="80"/>
-        </w:rPr>
-        <w:t>Children Absent from Education</w:t>
+        <w:spacing w:before="100" w:beforeAutospacing="1" w:after="100" w:afterAutospacing="1" w:line="240" w:lineRule="auto"/>
+        <w:rPr>
+          <w:rFonts w:ascii="Times New Roman" w:eastAsia="Times New Roman" w:hAnsi="Times New Roman" w:cs="Times New Roman"/>
+        </w:rPr>
+      </w:pPr>
+      <w:r>
+        <w:rPr>
+          <w:rFonts w:ascii="Times New Roman" w:eastAsia="Times New Roman" w:hAnsi="Times New Roman" w:cs="Times New Roman"/>
+        </w:rPr>
+        <w:t xml:space="preserve">We do </w:t>
+      </w:r>
+      <w:r>
+        <w:rPr>
+          <w:rFonts w:ascii="Times New Roman" w:eastAsia="Times New Roman" w:hAnsi="Times New Roman" w:cs="Times New Roman"/>
+          <w:b/>
+          <w:bCs/>
+        </w:rPr>
+        <w:t>not</w:t>
+      </w:r>
+      <w:r>
+        <w:rPr>
+          <w:rFonts w:ascii="Times New Roman" w:eastAsia="Times New Roman" w:hAnsi="Times New Roman" w:cs="Times New Roman"/>
+        </w:rPr>
+        <w:t xml:space="preserve"> use early endings or transport home as a punishment. Where patterns emerge, we convene a review with the LA/commissioner without delay.</w:t>
       </w:r>
     </w:p>
     <w:p>
-      <w:r>
-        <w:t>Monitor attendance; DSL follows up unauthorised absences; multi-agency referrals for missing pupils; record and escalate serious cases.</w:t>
+      <w:pPr>
+        <w:spacing w:after="0" w:line="240" w:lineRule="auto"/>
+        <w:rPr>
+          <w:rFonts w:ascii="Times New Roman" w:eastAsia="Times New Roman" w:hAnsi="Times New Roman" w:cs="Times New Roman"/>
+        </w:rPr>
+      </w:pPr>
+      <w:r>
+        <w:rPr>
+          <w:rFonts w:ascii="Times New Roman" w:eastAsia="Times New Roman" w:hAnsi="Times New Roman" w:cs="Times New Roman"/>
+        </w:rPr>
+        <w:pict w14:anchorId="2C2E5BC5">
+          <v:rect id="_x0000_i1034" style="width:6in;height:1.5pt;mso-position-horizontal:absolute;mso-position-horizontal-relative:text;mso-position-vertical:absolute;mso-position-vertical-relative:text" o:hralign="center" o:hrstd="t" o:hrnoshade="t" o:hr="t" fillcolor="#4e6128 [1606]" stroked="f"/>
+        </w:pict>
       </w:r>
     </w:p>
+    <w:p>
+      <w:pPr>
+        <w:spacing w:before="100" w:beforeAutospacing="1" w:after="100" w:afterAutospacing="1" w:line="240" w:lineRule="auto"/>
+        <w:outlineLvl w:val="1"/>
+        <w:rPr>
+          <w:rFonts w:ascii="Times New Roman" w:eastAsia="Times New Roman" w:hAnsi="Times New Roman" w:cs="Times New Roman"/>
+          <w:b/>
+          <w:bCs/>
+          <w:color w:val="4F6228" w:themeColor="accent3" w:themeShade="80"/>
+          <w:sz w:val="32"/>
+          <w:szCs w:val="32"/>
+        </w:rPr>
+      </w:pPr>
+      <w:r>
+        <w:rPr>
+          <w:rFonts w:ascii="Times New Roman" w:eastAsia="Times New Roman" w:hAnsi="Times New Roman" w:cs="Times New Roman"/>
+          <w:b/>
+          <w:bCs/>
+          <w:color w:val="4F6228" w:themeColor="accent3" w:themeShade="80"/>
+          <w:sz w:val="32"/>
+          <w:szCs w:val="32"/>
+        </w:rPr>
+        <w:t>12. Safeguarding &amp; Thresholds</w:t>
+      </w:r>
+    </w:p>
+    <w:p>
+      <w:pPr>
+        <w:spacing w:before="100" w:beforeAutospacing="1" w:after="100" w:afterAutospacing="1" w:line="240" w:lineRule="auto"/>
+        <w:rPr>
+          <w:rFonts w:ascii="Times New Roman" w:eastAsia="Times New Roman" w:hAnsi="Times New Roman" w:cs="Times New Roman"/>
+        </w:rPr>
+      </w:pPr>
+      <w:r>
+        <w:rPr>
+          <w:rFonts w:ascii="Times New Roman" w:eastAsia="Times New Roman" w:hAnsi="Times New Roman" w:cs="Times New Roman"/>
+        </w:rPr>
+        <w:t xml:space="preserve">All staff follow the </w:t>
+      </w:r>
+      <w:r>
+        <w:rPr>
+          <w:rFonts w:ascii="Times New Roman" w:eastAsia="Times New Roman" w:hAnsi="Times New Roman" w:cs="Times New Roman"/>
+          <w:b/>
+          <w:bCs/>
+        </w:rPr>
+        <w:t>Child Protection &amp; Safeguarding Policy</w:t>
+      </w:r>
+      <w:r>
+        <w:rPr>
+          <w:rFonts w:ascii="Times New Roman" w:eastAsia="Times New Roman" w:hAnsi="Times New Roman" w:cs="Times New Roman"/>
+        </w:rPr>
+        <w:t>. Behaviour concerns may be indicators of abuse, neglect, exploitation or unmet need. Staff must:</w:t>
+      </w:r>
+    </w:p>
+    <w:p>
+      <w:pPr>
+        <w:numPr>
+          <w:ilvl w:val="0"/>
+          <w:numId w:val="23"/>
+        </w:numPr>
+        <w:spacing w:before="100" w:beforeAutospacing="1" w:after="100" w:afterAutospacing="1" w:line="240" w:lineRule="auto"/>
+        <w:rPr>
+          <w:rFonts w:ascii="Times New Roman" w:eastAsia="Times New Roman" w:hAnsi="Times New Roman" w:cs="Times New Roman"/>
+        </w:rPr>
+      </w:pPr>
+      <w:r>
+        <w:rPr>
+          <w:rFonts w:ascii="Times New Roman" w:eastAsia="Times New Roman" w:hAnsi="Times New Roman" w:cs="Times New Roman"/>
+        </w:rPr>
+        <w:t xml:space="preserve">act immediately on safeguarding </w:t>
+      </w:r>
+      <w:proofErr w:type="gramStart"/>
+      <w:r>
+        <w:rPr>
+          <w:rFonts w:ascii="Times New Roman" w:eastAsia="Times New Roman" w:hAnsi="Times New Roman" w:cs="Times New Roman"/>
+        </w:rPr>
+        <w:t>concerns;</w:t>
+      </w:r>
+      <w:proofErr w:type="gramEnd"/>
+    </w:p>
+    <w:p>
+      <w:pPr>
+        <w:numPr>
+          <w:ilvl w:val="0"/>
+          <w:numId w:val="23"/>
+        </w:numPr>
+        <w:spacing w:before="100" w:beforeAutospacing="1" w:after="100" w:afterAutospacing="1" w:line="240" w:lineRule="auto"/>
+        <w:rPr>
+          <w:rFonts w:ascii="Times New Roman" w:eastAsia="Times New Roman" w:hAnsi="Times New Roman" w:cs="Times New Roman"/>
+        </w:rPr>
+      </w:pPr>
+      <w:r>
+        <w:rPr>
+          <w:rFonts w:ascii="Times New Roman" w:eastAsia="Times New Roman" w:hAnsi="Times New Roman" w:cs="Times New Roman"/>
+        </w:rPr>
+        <w:t xml:space="preserve">report to the DSL and record on the safeguarding system the same </w:t>
+      </w:r>
+      <w:proofErr w:type="gramStart"/>
+      <w:r>
+        <w:rPr>
+          <w:rFonts w:ascii="Times New Roman" w:eastAsia="Times New Roman" w:hAnsi="Times New Roman" w:cs="Times New Roman"/>
+        </w:rPr>
+        <w:t>day;</w:t>
+      </w:r>
+      <w:proofErr w:type="gramEnd"/>
+    </w:p>
+    <w:p>
+      <w:pPr>
+        <w:numPr>
+          <w:ilvl w:val="0"/>
+          <w:numId w:val="23"/>
+        </w:numPr>
+        <w:spacing w:before="100" w:beforeAutospacing="1" w:after="100" w:afterAutospacing="1" w:line="240" w:lineRule="auto"/>
+        <w:rPr>
+          <w:rFonts w:ascii="Times New Roman" w:eastAsia="Times New Roman" w:hAnsi="Times New Roman" w:cs="Times New Roman"/>
+        </w:rPr>
+      </w:pPr>
+      <w:r>
+        <w:rPr>
+          <w:rFonts w:ascii="Times New Roman" w:eastAsia="Times New Roman" w:hAnsi="Times New Roman" w:cs="Times New Roman"/>
+        </w:rPr>
+        <w:t>follow local multi</w:t>
+      </w:r>
+      <w:r>
+        <w:rPr>
+          <w:rFonts w:ascii="Times New Roman" w:eastAsia="Times New Roman" w:hAnsi="Times New Roman" w:cs="Times New Roman"/>
+        </w:rPr>
+        <w:noBreakHyphen/>
+        <w:t xml:space="preserve">agency procedures for early help or statutory </w:t>
+      </w:r>
+      <w:proofErr w:type="gramStart"/>
+      <w:r>
+        <w:rPr>
+          <w:rFonts w:ascii="Times New Roman" w:eastAsia="Times New Roman" w:hAnsi="Times New Roman" w:cs="Times New Roman"/>
+        </w:rPr>
+        <w:t>referral;</w:t>
+      </w:r>
+      <w:proofErr w:type="gramEnd"/>
+    </w:p>
+    <w:p>
+      <w:pPr>
+        <w:numPr>
+          <w:ilvl w:val="0"/>
+          <w:numId w:val="23"/>
+        </w:numPr>
+        <w:spacing w:before="100" w:beforeAutospacing="1" w:after="100" w:afterAutospacing="1" w:line="240" w:lineRule="auto"/>
+        <w:rPr>
+          <w:rFonts w:ascii="Times New Roman" w:eastAsia="Times New Roman" w:hAnsi="Times New Roman" w:cs="Times New Roman"/>
+        </w:rPr>
+      </w:pPr>
+      <w:r>
+        <w:rPr>
+          <w:rFonts w:ascii="Times New Roman" w:eastAsia="Times New Roman" w:hAnsi="Times New Roman" w:cs="Times New Roman"/>
+        </w:rPr>
+        <w:t>escalate professionally if concerned about practice (whistleblowing).</w:t>
+      </w:r>
+      <w:r>
+        <w:rPr>
+          <w:rFonts w:ascii="Times New Roman" w:eastAsia="Times New Roman" w:hAnsi="Times New Roman" w:cs="Times New Roman"/>
+        </w:rPr>
+        <w:br/>
+        <w:t>We consider cumulative low</w:t>
+      </w:r>
+      <w:r>
+        <w:rPr>
+          <w:rFonts w:ascii="Times New Roman" w:eastAsia="Times New Roman" w:hAnsi="Times New Roman" w:cs="Times New Roman"/>
+        </w:rPr>
+        <w:noBreakHyphen/>
+        <w:t>level concerns and contextual safeguarding (home, online, community). We work with parents/carers openly unless this places a child at additional risk.</w:t>
+      </w:r>
+    </w:p>
+    <w:p>
+      <w:pPr>
+        <w:spacing w:after="0" w:line="240" w:lineRule="auto"/>
+        <w:rPr>
+          <w:rFonts w:ascii="Times New Roman" w:eastAsia="Times New Roman" w:hAnsi="Times New Roman" w:cs="Times New Roman"/>
+        </w:rPr>
+      </w:pPr>
+      <w:r>
+        <w:rPr>
+          <w:rFonts w:ascii="Times New Roman" w:eastAsia="Times New Roman" w:hAnsi="Times New Roman" w:cs="Times New Roman"/>
+        </w:rPr>
+        <w:pict w14:anchorId="09837201">
+          <v:rect id="_x0000_i1035" style="width:6in;height:1.5pt;mso-position-horizontal:absolute;mso-position-horizontal-relative:text;mso-position-vertical:absolute;mso-position-vertical-relative:text" o:hralign="center" o:hrstd="t" o:hrnoshade="t" o:hr="t" fillcolor="#4e6128 [1606]" stroked="f"/>
+        </w:pict>
+      </w:r>
+    </w:p>
+    <w:p>
+      <w:pPr>
+        <w:spacing w:before="100" w:beforeAutospacing="1" w:after="100" w:afterAutospacing="1" w:line="240" w:lineRule="auto"/>
+        <w:outlineLvl w:val="1"/>
+        <w:rPr>
+          <w:rFonts w:ascii="Times New Roman" w:eastAsia="Times New Roman" w:hAnsi="Times New Roman" w:cs="Times New Roman"/>
+          <w:b/>
+          <w:bCs/>
+          <w:color w:val="4F6228" w:themeColor="accent3" w:themeShade="80"/>
+          <w:sz w:val="32"/>
+          <w:szCs w:val="32"/>
+        </w:rPr>
+      </w:pPr>
+      <w:r>
+        <w:rPr>
+          <w:rFonts w:ascii="Times New Roman" w:eastAsia="Times New Roman" w:hAnsi="Times New Roman" w:cs="Times New Roman"/>
+          <w:b/>
+          <w:bCs/>
+          <w:color w:val="4F6228" w:themeColor="accent3" w:themeShade="80"/>
+          <w:sz w:val="32"/>
+          <w:szCs w:val="32"/>
+        </w:rPr>
+        <w:t>13. Equality, Diversity &amp; Inclusion</w:t>
+      </w:r>
+    </w:p>
+    <w:p>
+      <w:pPr>
+        <w:spacing w:before="100" w:beforeAutospacing="1" w:after="100" w:afterAutospacing="1" w:line="240" w:lineRule="auto"/>
+        <w:rPr>
+          <w:rFonts w:ascii="Times New Roman" w:eastAsia="Times New Roman" w:hAnsi="Times New Roman" w:cs="Times New Roman"/>
+        </w:rPr>
+      </w:pPr>
+      <w:r>
+        <w:rPr>
+          <w:rFonts w:ascii="Times New Roman" w:eastAsia="Times New Roman" w:hAnsi="Times New Roman" w:cs="Times New Roman"/>
+        </w:rPr>
+        <w:t xml:space="preserve">We comply with the Equality Act 2010. We anticipate and remove barriers for disabled CYP and provide reasonable adjustments. We </w:t>
+      </w:r>
+      <w:proofErr w:type="spellStart"/>
+      <w:r>
+        <w:rPr>
+          <w:rFonts w:ascii="Times New Roman" w:eastAsia="Times New Roman" w:hAnsi="Times New Roman" w:cs="Times New Roman"/>
+        </w:rPr>
+        <w:t>analyse</w:t>
+      </w:r>
+      <w:proofErr w:type="spellEnd"/>
+      <w:r>
+        <w:rPr>
+          <w:rFonts w:ascii="Times New Roman" w:eastAsia="Times New Roman" w:hAnsi="Times New Roman" w:cs="Times New Roman"/>
+        </w:rPr>
+        <w:t xml:space="preserve"> behaviour data for disproportionality (e.g., SEND, race, gender) and act to reduce inequity. Our practice is explicitly neurodiversity</w:t>
+      </w:r>
+      <w:r>
+        <w:rPr>
+          <w:rFonts w:ascii="Times New Roman" w:eastAsia="Times New Roman" w:hAnsi="Times New Roman" w:cs="Times New Roman"/>
+        </w:rPr>
+        <w:noBreakHyphen/>
+        <w:t>affirming and trauma</w:t>
+      </w:r>
+      <w:r>
+        <w:rPr>
+          <w:rFonts w:ascii="Times New Roman" w:eastAsia="Times New Roman" w:hAnsi="Times New Roman" w:cs="Times New Roman"/>
+        </w:rPr>
+        <w:noBreakHyphen/>
+        <w:t>informed.</w:t>
+      </w:r>
+    </w:p>
+    <w:p>
+      <w:pPr>
+        <w:spacing w:after="0" w:line="240" w:lineRule="auto"/>
+        <w:rPr>
+          <w:rFonts w:ascii="Times New Roman" w:eastAsia="Times New Roman" w:hAnsi="Times New Roman" w:cs="Times New Roman"/>
+        </w:rPr>
+      </w:pPr>
+      <w:r>
+        <w:rPr>
+          <w:rFonts w:ascii="Times New Roman" w:eastAsia="Times New Roman" w:hAnsi="Times New Roman" w:cs="Times New Roman"/>
+        </w:rPr>
+        <w:pict w14:anchorId="12B95740">
+          <v:rect id="_x0000_i1036" style="width:6in;height:1.5pt;mso-position-horizontal:absolute;mso-position-horizontal-relative:text;mso-position-vertical:absolute;mso-position-vertical-relative:text" o:hralign="center" o:hrstd="t" o:hrnoshade="t" o:hr="t" fillcolor="#4e6128 [1606]" stroked="f"/>
+        </w:pict>
+      </w:r>
+    </w:p>
+    <w:p>
+      <w:pPr>
+        <w:spacing w:before="100" w:beforeAutospacing="1" w:after="100" w:afterAutospacing="1" w:line="240" w:lineRule="auto"/>
+        <w:outlineLvl w:val="1"/>
+        <w:rPr>
+          <w:rFonts w:ascii="Times New Roman" w:eastAsia="Times New Roman" w:hAnsi="Times New Roman" w:cs="Times New Roman"/>
+          <w:b/>
+          <w:bCs/>
+          <w:color w:val="4F6228" w:themeColor="accent3" w:themeShade="80"/>
+          <w:sz w:val="32"/>
+          <w:szCs w:val="32"/>
+        </w:rPr>
+      </w:pPr>
+      <w:r>
+        <w:rPr>
+          <w:rFonts w:ascii="Times New Roman" w:eastAsia="Times New Roman" w:hAnsi="Times New Roman" w:cs="Times New Roman"/>
+          <w:b/>
+          <w:bCs/>
+          <w:color w:val="4F6228" w:themeColor="accent3" w:themeShade="80"/>
+          <w:sz w:val="32"/>
+          <w:szCs w:val="32"/>
+        </w:rPr>
+        <w:t>14. Training &amp; Supervision</w:t>
+      </w:r>
+    </w:p>
+    <w:p>
+      <w:pPr>
+        <w:spacing w:before="100" w:beforeAutospacing="1" w:after="100" w:afterAutospacing="1" w:line="240" w:lineRule="auto"/>
+        <w:rPr>
+          <w:rFonts w:ascii="Times New Roman" w:eastAsia="Times New Roman" w:hAnsi="Times New Roman" w:cs="Times New Roman"/>
+        </w:rPr>
+      </w:pPr>
+      <w:r>
+        <w:rPr>
+          <w:rFonts w:ascii="Times New Roman" w:eastAsia="Times New Roman" w:hAnsi="Times New Roman" w:cs="Times New Roman"/>
+        </w:rPr>
+        <w:lastRenderedPageBreak/>
+        <w:t xml:space="preserve">All staff complete and refresh training </w:t>
+      </w:r>
+      <w:proofErr w:type="gramStart"/>
+      <w:r>
+        <w:rPr>
+          <w:rFonts w:ascii="Times New Roman" w:eastAsia="Times New Roman" w:hAnsi="Times New Roman" w:cs="Times New Roman"/>
+        </w:rPr>
+        <w:t>in:</w:t>
+      </w:r>
+      <w:proofErr w:type="gramEnd"/>
+      <w:r>
+        <w:rPr>
+          <w:rFonts w:ascii="Times New Roman" w:eastAsia="Times New Roman" w:hAnsi="Times New Roman" w:cs="Times New Roman"/>
+        </w:rPr>
+        <w:t xml:space="preserve"> safeguarding/KCSIE Part 1; behaviour and de</w:t>
+      </w:r>
+      <w:r>
+        <w:rPr>
+          <w:rFonts w:ascii="Times New Roman" w:eastAsia="Times New Roman" w:hAnsi="Times New Roman" w:cs="Times New Roman"/>
+        </w:rPr>
+        <w:noBreakHyphen/>
+        <w:t>escalation; autism/ADHD</w:t>
+      </w:r>
+      <w:r>
+        <w:rPr>
+          <w:rFonts w:ascii="Times New Roman" w:eastAsia="Times New Roman" w:hAnsi="Times New Roman" w:cs="Times New Roman"/>
+        </w:rPr>
+        <w:noBreakHyphen/>
+        <w:t>informed strategies; trauma</w:t>
+      </w:r>
+      <w:r>
+        <w:rPr>
+          <w:rFonts w:ascii="Times New Roman" w:eastAsia="Times New Roman" w:hAnsi="Times New Roman" w:cs="Times New Roman"/>
+        </w:rPr>
+        <w:noBreakHyphen/>
+        <w:t>informed practice; positive handling (where role</w:t>
+      </w:r>
+      <w:r>
+        <w:rPr>
+          <w:rFonts w:ascii="Times New Roman" w:eastAsia="Times New Roman" w:hAnsi="Times New Roman" w:cs="Times New Roman"/>
+        </w:rPr>
+        <w:noBreakHyphen/>
+        <w:t>required); searching and confiscation; data protection; online safety. Reflective supervision is provided following critical incidents.</w:t>
+      </w:r>
+    </w:p>
+    <w:p>
+      <w:pPr>
+        <w:spacing w:after="0" w:line="240" w:lineRule="auto"/>
+        <w:rPr>
+          <w:rFonts w:ascii="Times New Roman" w:eastAsia="Times New Roman" w:hAnsi="Times New Roman" w:cs="Times New Roman"/>
+        </w:rPr>
+      </w:pPr>
+      <w:r>
+        <w:rPr>
+          <w:rFonts w:ascii="Times New Roman" w:eastAsia="Times New Roman" w:hAnsi="Times New Roman" w:cs="Times New Roman"/>
+        </w:rPr>
+        <w:pict w14:anchorId="6B54DF48">
+          <v:rect id="_x0000_i1037" style="width:6in;height:1.5pt;mso-position-horizontal:absolute;mso-position-horizontal-relative:text;mso-position-vertical:absolute;mso-position-vertical-relative:text" o:hralign="center" o:hrstd="t" o:hrnoshade="t" o:hr="t" fillcolor="#4e6128 [1606]" stroked="f"/>
+        </w:pict>
+      </w:r>
+    </w:p>
+    <w:p>
+      <w:pPr>
+        <w:spacing w:before="100" w:beforeAutospacing="1" w:after="100" w:afterAutospacing="1" w:line="240" w:lineRule="auto"/>
+        <w:outlineLvl w:val="1"/>
+        <w:rPr>
+          <w:rFonts w:ascii="Times New Roman" w:eastAsia="Times New Roman" w:hAnsi="Times New Roman" w:cs="Times New Roman"/>
+          <w:b/>
+          <w:bCs/>
+          <w:color w:val="4F6228" w:themeColor="accent3" w:themeShade="80"/>
+          <w:sz w:val="32"/>
+          <w:szCs w:val="32"/>
+        </w:rPr>
+      </w:pPr>
+      <w:r>
+        <w:rPr>
+          <w:rFonts w:ascii="Times New Roman" w:eastAsia="Times New Roman" w:hAnsi="Times New Roman" w:cs="Times New Roman"/>
+          <w:b/>
+          <w:bCs/>
+          <w:color w:val="4F6228" w:themeColor="accent3" w:themeShade="80"/>
+          <w:sz w:val="32"/>
+          <w:szCs w:val="32"/>
+        </w:rPr>
+        <w:t>15. Recording, Data &amp; Information Sharing</w:t>
+      </w:r>
+    </w:p>
+    <w:p>
+      <w:pPr>
+        <w:numPr>
+          <w:ilvl w:val="0"/>
+          <w:numId w:val="24"/>
+        </w:numPr>
+        <w:spacing w:before="100" w:beforeAutospacing="1" w:after="100" w:afterAutospacing="1" w:line="240" w:lineRule="auto"/>
+        <w:rPr>
+          <w:rFonts w:ascii="Times New Roman" w:eastAsia="Times New Roman" w:hAnsi="Times New Roman" w:cs="Times New Roman"/>
+        </w:rPr>
+      </w:pPr>
+      <w:r>
+        <w:rPr>
+          <w:rFonts w:ascii="Times New Roman" w:eastAsia="Times New Roman" w:hAnsi="Times New Roman" w:cs="Times New Roman"/>
+          <w:b/>
+          <w:bCs/>
+        </w:rPr>
+        <w:t>Incident recording:</w:t>
+      </w:r>
+      <w:r>
+        <w:rPr>
+          <w:rFonts w:ascii="Times New Roman" w:eastAsia="Times New Roman" w:hAnsi="Times New Roman" w:cs="Times New Roman"/>
+        </w:rPr>
+        <w:t xml:space="preserve"> completed same day, factual and objective; includes antecedents, behaviour, impact, actions taken, pupil voice, parent contact, follow</w:t>
+      </w:r>
+      <w:r>
+        <w:rPr>
+          <w:rFonts w:ascii="Times New Roman" w:eastAsia="Times New Roman" w:hAnsi="Times New Roman" w:cs="Times New Roman"/>
+        </w:rPr>
+        <w:noBreakHyphen/>
+        <w:t>up, and any physical intervention used.</w:t>
+      </w:r>
+    </w:p>
+    <w:p>
+      <w:pPr>
+        <w:numPr>
+          <w:ilvl w:val="0"/>
+          <w:numId w:val="24"/>
+        </w:numPr>
+        <w:spacing w:before="100" w:beforeAutospacing="1" w:after="100" w:afterAutospacing="1" w:line="240" w:lineRule="auto"/>
+        <w:rPr>
+          <w:rFonts w:ascii="Times New Roman" w:eastAsia="Times New Roman" w:hAnsi="Times New Roman" w:cs="Times New Roman"/>
+        </w:rPr>
+      </w:pPr>
+      <w:r>
+        <w:rPr>
+          <w:rFonts w:ascii="Times New Roman" w:eastAsia="Times New Roman" w:hAnsi="Times New Roman" w:cs="Times New Roman"/>
+          <w:b/>
+          <w:bCs/>
+        </w:rPr>
+        <w:t>Data review:</w:t>
+      </w:r>
+      <w:r>
+        <w:rPr>
+          <w:rFonts w:ascii="Times New Roman" w:eastAsia="Times New Roman" w:hAnsi="Times New Roman" w:cs="Times New Roman"/>
+        </w:rPr>
+        <w:t xml:space="preserve"> DSL/Head of Service review incident trends half</w:t>
+      </w:r>
+      <w:r>
+        <w:rPr>
+          <w:rFonts w:ascii="Times New Roman" w:eastAsia="Times New Roman" w:hAnsi="Times New Roman" w:cs="Times New Roman"/>
+        </w:rPr>
+        <w:noBreakHyphen/>
+        <w:t>termly; summary dashboard to the governing body/proprietor and commissioners.</w:t>
+      </w:r>
+    </w:p>
+    <w:p>
+      <w:pPr>
+        <w:numPr>
+          <w:ilvl w:val="0"/>
+          <w:numId w:val="24"/>
+        </w:numPr>
+        <w:spacing w:before="100" w:beforeAutospacing="1" w:after="100" w:afterAutospacing="1" w:line="240" w:lineRule="auto"/>
+        <w:rPr>
+          <w:rFonts w:ascii="Times New Roman" w:eastAsia="Times New Roman" w:hAnsi="Times New Roman" w:cs="Times New Roman"/>
+        </w:rPr>
+      </w:pPr>
+      <w:r>
+        <w:rPr>
+          <w:rFonts w:ascii="Times New Roman" w:eastAsia="Times New Roman" w:hAnsi="Times New Roman" w:cs="Times New Roman"/>
+          <w:b/>
+          <w:bCs/>
+        </w:rPr>
+        <w:t>Information sharing:</w:t>
+      </w:r>
+      <w:r>
+        <w:rPr>
+          <w:rFonts w:ascii="Times New Roman" w:eastAsia="Times New Roman" w:hAnsi="Times New Roman" w:cs="Times New Roman"/>
+        </w:rPr>
+        <w:t xml:space="preserve"> in line with UK GDPR, Data Protection Act 2018 and safeguarding legislation; share what is necessary, proportionate, relevant, accurate and timely.</w:t>
+      </w:r>
+    </w:p>
+    <w:p>
+      <w:pPr>
+        <w:spacing w:after="0" w:line="240" w:lineRule="auto"/>
+        <w:rPr>
+          <w:rFonts w:ascii="Times New Roman" w:eastAsia="Times New Roman" w:hAnsi="Times New Roman" w:cs="Times New Roman"/>
+        </w:rPr>
+      </w:pPr>
+      <w:r>
+        <w:rPr>
+          <w:rFonts w:ascii="Times New Roman" w:eastAsia="Times New Roman" w:hAnsi="Times New Roman" w:cs="Times New Roman"/>
+        </w:rPr>
+        <w:pict w14:anchorId="3206AD5E">
+          <v:rect id="_x0000_i1038" style="width:6in;height:1.5pt;mso-position-horizontal:absolute;mso-position-horizontal-relative:text;mso-position-vertical:absolute;mso-position-vertical-relative:text" o:hralign="center" o:hrstd="t" o:hrnoshade="t" o:hr="t" fillcolor="#4e6128 [1606]" stroked="f"/>
+        </w:pict>
+      </w:r>
+    </w:p>
+    <w:p>
+      <w:pPr>
+        <w:spacing w:before="100" w:beforeAutospacing="1" w:after="100" w:afterAutospacing="1" w:line="240" w:lineRule="auto"/>
+        <w:outlineLvl w:val="1"/>
+        <w:rPr>
+          <w:rFonts w:ascii="Times New Roman" w:eastAsia="Times New Roman" w:hAnsi="Times New Roman" w:cs="Times New Roman"/>
+          <w:b/>
+          <w:bCs/>
+          <w:color w:val="4F6228" w:themeColor="accent3" w:themeShade="80"/>
+          <w:sz w:val="32"/>
+          <w:szCs w:val="32"/>
+        </w:rPr>
+      </w:pPr>
+      <w:r>
+        <w:rPr>
+          <w:rFonts w:ascii="Times New Roman" w:eastAsia="Times New Roman" w:hAnsi="Times New Roman" w:cs="Times New Roman"/>
+          <w:b/>
+          <w:bCs/>
+          <w:color w:val="4F6228" w:themeColor="accent3" w:themeShade="80"/>
+          <w:sz w:val="32"/>
+          <w:szCs w:val="32"/>
+        </w:rPr>
+        <w:t>16. Partnership with Parents/Carers &amp; Pupil Voice</w:t>
+      </w:r>
+    </w:p>
+    <w:p>
+      <w:pPr>
+        <w:numPr>
+          <w:ilvl w:val="0"/>
+          <w:numId w:val="25"/>
+        </w:numPr>
+        <w:spacing w:before="100" w:beforeAutospacing="1" w:after="100" w:afterAutospacing="1" w:line="240" w:lineRule="auto"/>
+        <w:rPr>
+          <w:rFonts w:ascii="Times New Roman" w:eastAsia="Times New Roman" w:hAnsi="Times New Roman" w:cs="Times New Roman"/>
+        </w:rPr>
+      </w:pPr>
+      <w:r>
+        <w:rPr>
+          <w:rFonts w:ascii="Times New Roman" w:eastAsia="Times New Roman" w:hAnsi="Times New Roman" w:cs="Times New Roman"/>
+        </w:rPr>
+        <w:t>Parents/carers receive this policy and the Home/EOTAS Agreement.</w:t>
+      </w:r>
+    </w:p>
+    <w:p>
+      <w:pPr>
+        <w:numPr>
+          <w:ilvl w:val="0"/>
+          <w:numId w:val="25"/>
+        </w:numPr>
+        <w:spacing w:before="100" w:beforeAutospacing="1" w:after="100" w:afterAutospacing="1" w:line="240" w:lineRule="auto"/>
+        <w:rPr>
+          <w:rFonts w:ascii="Times New Roman" w:eastAsia="Times New Roman" w:hAnsi="Times New Roman" w:cs="Times New Roman"/>
+        </w:rPr>
+      </w:pPr>
+      <w:r>
+        <w:rPr>
+          <w:rFonts w:ascii="Times New Roman" w:eastAsia="Times New Roman" w:hAnsi="Times New Roman" w:cs="Times New Roman"/>
+        </w:rPr>
+        <w:t>We offer simple, accessible summaries for CYP and families.</w:t>
+      </w:r>
+    </w:p>
+    <w:p>
+      <w:pPr>
+        <w:numPr>
+          <w:ilvl w:val="0"/>
+          <w:numId w:val="25"/>
+        </w:numPr>
+        <w:spacing w:before="100" w:beforeAutospacing="1" w:after="100" w:afterAutospacing="1" w:line="240" w:lineRule="auto"/>
+        <w:rPr>
+          <w:rFonts w:ascii="Times New Roman" w:eastAsia="Times New Roman" w:hAnsi="Times New Roman" w:cs="Times New Roman"/>
+        </w:rPr>
+      </w:pPr>
+      <w:r>
+        <w:rPr>
+          <w:rFonts w:ascii="Times New Roman" w:eastAsia="Times New Roman" w:hAnsi="Times New Roman" w:cs="Times New Roman"/>
+        </w:rPr>
+        <w:t>Pupil voice is captured after incidents and in reviews; adjustments are co</w:t>
+      </w:r>
+      <w:r>
+        <w:rPr>
+          <w:rFonts w:ascii="Times New Roman" w:eastAsia="Times New Roman" w:hAnsi="Times New Roman" w:cs="Times New Roman"/>
+        </w:rPr>
+        <w:noBreakHyphen/>
+        <w:t>designed where possible.</w:t>
+      </w:r>
+    </w:p>
+    <w:p>
+      <w:pPr>
+        <w:numPr>
+          <w:ilvl w:val="0"/>
+          <w:numId w:val="25"/>
+        </w:numPr>
+        <w:spacing w:before="100" w:beforeAutospacing="1" w:after="100" w:afterAutospacing="1" w:line="240" w:lineRule="auto"/>
+        <w:rPr>
+          <w:rFonts w:ascii="Times New Roman" w:eastAsia="Times New Roman" w:hAnsi="Times New Roman" w:cs="Times New Roman"/>
+        </w:rPr>
+      </w:pPr>
+      <w:r>
+        <w:rPr>
+          <w:rFonts w:ascii="Times New Roman" w:eastAsia="Times New Roman" w:hAnsi="Times New Roman" w:cs="Times New Roman"/>
+        </w:rPr>
+        <w:t>Complaints are managed under the Meadow Pathways Complaints Policy.</w:t>
+      </w:r>
+    </w:p>
+    <w:p>
+      <w:pPr>
+        <w:spacing w:after="0" w:line="240" w:lineRule="auto"/>
+        <w:rPr>
+          <w:rFonts w:ascii="Times New Roman" w:eastAsia="Times New Roman" w:hAnsi="Times New Roman" w:cs="Times New Roman"/>
+        </w:rPr>
+      </w:pPr>
+      <w:r>
+        <w:rPr>
+          <w:rFonts w:ascii="Times New Roman" w:eastAsia="Times New Roman" w:hAnsi="Times New Roman" w:cs="Times New Roman"/>
+        </w:rPr>
+        <w:pict w14:anchorId="4535AB51">
+          <v:rect id="_x0000_i1039" style="width:6in;height:1.5pt;mso-position-horizontal:absolute;mso-position-horizontal-relative:text;mso-position-vertical:absolute;mso-position-vertical-relative:text" o:hralign="center" o:hrstd="t" o:hrnoshade="t" o:hr="t" fillcolor="#4e6128 [1606]" stroked="f"/>
+        </w:pict>
+      </w:r>
+    </w:p>
+    <w:p>
+      <w:pPr>
+        <w:spacing w:before="100" w:beforeAutospacing="1" w:after="100" w:afterAutospacing="1" w:line="240" w:lineRule="auto"/>
+        <w:outlineLvl w:val="1"/>
+        <w:rPr>
+          <w:rFonts w:ascii="Times New Roman" w:eastAsia="Times New Roman" w:hAnsi="Times New Roman" w:cs="Times New Roman"/>
+          <w:b/>
+          <w:bCs/>
+          <w:color w:val="4F6228" w:themeColor="accent3" w:themeShade="80"/>
+          <w:sz w:val="32"/>
+          <w:szCs w:val="32"/>
+        </w:rPr>
+      </w:pPr>
+      <w:r>
+        <w:rPr>
+          <w:rFonts w:ascii="Times New Roman" w:eastAsia="Times New Roman" w:hAnsi="Times New Roman" w:cs="Times New Roman"/>
+          <w:b/>
+          <w:bCs/>
+          <w:color w:val="4F6228" w:themeColor="accent3" w:themeShade="80"/>
+          <w:sz w:val="32"/>
+          <w:szCs w:val="32"/>
+        </w:rPr>
+        <w:t>17. Monitoring &amp; Review</w:t>
+      </w:r>
+    </w:p>
+    <w:p>
+      <w:pPr>
+        <w:spacing w:before="100" w:beforeAutospacing="1" w:after="100" w:afterAutospacing="1" w:line="240" w:lineRule="auto"/>
+        <w:rPr>
+          <w:rFonts w:ascii="Times New Roman" w:eastAsia="Times New Roman" w:hAnsi="Times New Roman" w:cs="Times New Roman"/>
+        </w:rPr>
+      </w:pPr>
+      <w:r>
+        <w:rPr>
+          <w:rFonts w:ascii="Times New Roman" w:eastAsia="Times New Roman" w:hAnsi="Times New Roman" w:cs="Times New Roman"/>
+        </w:rPr>
+        <w:t>This policy is reviewed annually or earlier following:</w:t>
+      </w:r>
+    </w:p>
+    <w:p>
+      <w:pPr>
+        <w:numPr>
+          <w:ilvl w:val="0"/>
+          <w:numId w:val="26"/>
+        </w:numPr>
+        <w:spacing w:before="100" w:beforeAutospacing="1" w:after="100" w:afterAutospacing="1" w:line="240" w:lineRule="auto"/>
+        <w:rPr>
+          <w:rFonts w:ascii="Times New Roman" w:eastAsia="Times New Roman" w:hAnsi="Times New Roman" w:cs="Times New Roman"/>
+        </w:rPr>
+      </w:pPr>
+      <w:r>
+        <w:rPr>
+          <w:rFonts w:ascii="Times New Roman" w:eastAsia="Times New Roman" w:hAnsi="Times New Roman" w:cs="Times New Roman"/>
+        </w:rPr>
+        <w:t xml:space="preserve">changes to relevant DfE guidance or </w:t>
+      </w:r>
+      <w:proofErr w:type="gramStart"/>
+      <w:r>
+        <w:rPr>
+          <w:rFonts w:ascii="Times New Roman" w:eastAsia="Times New Roman" w:hAnsi="Times New Roman" w:cs="Times New Roman"/>
+        </w:rPr>
+        <w:t>law;</w:t>
+      </w:r>
+      <w:proofErr w:type="gramEnd"/>
+    </w:p>
+    <w:p>
+      <w:pPr>
+        <w:numPr>
+          <w:ilvl w:val="0"/>
+          <w:numId w:val="26"/>
+        </w:numPr>
+        <w:spacing w:before="100" w:beforeAutospacing="1" w:after="100" w:afterAutospacing="1" w:line="240" w:lineRule="auto"/>
+        <w:rPr>
+          <w:rFonts w:ascii="Times New Roman" w:eastAsia="Times New Roman" w:hAnsi="Times New Roman" w:cs="Times New Roman"/>
+        </w:rPr>
+      </w:pPr>
+      <w:r>
+        <w:rPr>
+          <w:rFonts w:ascii="Times New Roman" w:eastAsia="Times New Roman" w:hAnsi="Times New Roman" w:cs="Times New Roman"/>
+        </w:rPr>
+        <w:t xml:space="preserve">serious incident or safeguarding review </w:t>
+      </w:r>
+      <w:proofErr w:type="gramStart"/>
+      <w:r>
+        <w:rPr>
+          <w:rFonts w:ascii="Times New Roman" w:eastAsia="Times New Roman" w:hAnsi="Times New Roman" w:cs="Times New Roman"/>
+        </w:rPr>
+        <w:t>learning;</w:t>
+      </w:r>
+      <w:proofErr w:type="gramEnd"/>
+    </w:p>
+    <w:p>
+      <w:pPr>
+        <w:numPr>
+          <w:ilvl w:val="0"/>
+          <w:numId w:val="26"/>
+        </w:numPr>
+        <w:spacing w:before="100" w:beforeAutospacing="1" w:after="100" w:afterAutospacing="1" w:line="240" w:lineRule="auto"/>
+        <w:rPr>
+          <w:rFonts w:ascii="Times New Roman" w:eastAsia="Times New Roman" w:hAnsi="Times New Roman" w:cs="Times New Roman"/>
+        </w:rPr>
+      </w:pPr>
+      <w:r>
+        <w:rPr>
+          <w:rFonts w:ascii="Times New Roman" w:eastAsia="Times New Roman" w:hAnsi="Times New Roman" w:cs="Times New Roman"/>
+        </w:rPr>
+        <w:t>feedback from CYP, families, staff or commissioners.</w:t>
+      </w:r>
+    </w:p>
+    <w:p>
+      <w:pPr>
+        <w:spacing w:after="0" w:line="240" w:lineRule="auto"/>
+        <w:rPr>
+          <w:rFonts w:ascii="Times New Roman" w:eastAsia="Times New Roman" w:hAnsi="Times New Roman" w:cs="Times New Roman"/>
+        </w:rPr>
+      </w:pPr>
+      <w:r>
+        <w:rPr>
+          <w:rFonts w:ascii="Times New Roman" w:eastAsia="Times New Roman" w:hAnsi="Times New Roman" w:cs="Times New Roman"/>
+        </w:rPr>
+        <w:pict w14:anchorId="36FA16CC">
+          <v:rect id="_x0000_i1040" style="width:6in;height:1.5pt;mso-position-horizontal:absolute;mso-position-horizontal-relative:text;mso-position-vertical:absolute;mso-position-vertical-relative:text" o:hralign="center" o:hrstd="t" o:hrnoshade="t" o:hr="t" fillcolor="#4e6128 [1606]" stroked="f"/>
+        </w:pict>
+      </w:r>
+    </w:p>
+    <w:p>
+      <w:pPr>
+        <w:spacing w:before="100" w:beforeAutospacing="1" w:after="100" w:afterAutospacing="1" w:line="240" w:lineRule="auto"/>
+        <w:outlineLvl w:val="1"/>
+        <w:rPr>
+          <w:rFonts w:ascii="Times New Roman" w:eastAsia="Times New Roman" w:hAnsi="Times New Roman" w:cs="Times New Roman"/>
+          <w:b/>
+          <w:bCs/>
+          <w:color w:val="4F6228" w:themeColor="accent3" w:themeShade="80"/>
+          <w:sz w:val="32"/>
+          <w:szCs w:val="32"/>
+        </w:rPr>
+      </w:pPr>
+      <w:r>
+        <w:rPr>
+          <w:rFonts w:ascii="Times New Roman" w:eastAsia="Times New Roman" w:hAnsi="Times New Roman" w:cs="Times New Roman"/>
+          <w:b/>
+          <w:bCs/>
+          <w:color w:val="4F6228" w:themeColor="accent3" w:themeShade="80"/>
+          <w:sz w:val="32"/>
+          <w:szCs w:val="32"/>
+        </w:rPr>
+        <w:t>18. Linked Policies/Procedures</w:t>
+      </w:r>
+    </w:p>
+    <w:p>
+      <w:pPr>
+        <w:numPr>
+          <w:ilvl w:val="0"/>
+          <w:numId w:val="27"/>
+        </w:numPr>
+        <w:spacing w:before="100" w:beforeAutospacing="1" w:after="100" w:afterAutospacing="1" w:line="240" w:lineRule="auto"/>
+        <w:rPr>
+          <w:rFonts w:ascii="Times New Roman" w:eastAsia="Times New Roman" w:hAnsi="Times New Roman" w:cs="Times New Roman"/>
+        </w:rPr>
+      </w:pPr>
+      <w:r>
+        <w:rPr>
+          <w:rFonts w:ascii="Times New Roman" w:eastAsia="Times New Roman" w:hAnsi="Times New Roman" w:cs="Times New Roman"/>
+        </w:rPr>
+        <w:t>Child Protection &amp; Safeguarding</w:t>
+      </w:r>
+    </w:p>
+    <w:p>
+      <w:pPr>
+        <w:numPr>
+          <w:ilvl w:val="0"/>
+          <w:numId w:val="27"/>
+        </w:numPr>
+        <w:spacing w:before="100" w:beforeAutospacing="1" w:after="100" w:afterAutospacing="1" w:line="240" w:lineRule="auto"/>
+        <w:rPr>
+          <w:rFonts w:ascii="Times New Roman" w:eastAsia="Times New Roman" w:hAnsi="Times New Roman" w:cs="Times New Roman"/>
+        </w:rPr>
+      </w:pPr>
+      <w:r>
+        <w:rPr>
+          <w:rFonts w:ascii="Times New Roman" w:eastAsia="Times New Roman" w:hAnsi="Times New Roman" w:cs="Times New Roman"/>
+        </w:rPr>
+        <w:t>Safer Working Practice / Staff Code of Conduct</w:t>
+      </w:r>
+    </w:p>
+    <w:p>
+      <w:pPr>
+        <w:numPr>
+          <w:ilvl w:val="0"/>
+          <w:numId w:val="27"/>
+        </w:numPr>
+        <w:spacing w:before="100" w:beforeAutospacing="1" w:after="100" w:afterAutospacing="1" w:line="240" w:lineRule="auto"/>
+        <w:rPr>
+          <w:rFonts w:ascii="Times New Roman" w:eastAsia="Times New Roman" w:hAnsi="Times New Roman" w:cs="Times New Roman"/>
+        </w:rPr>
+      </w:pPr>
+      <w:r>
+        <w:rPr>
+          <w:rFonts w:ascii="Times New Roman" w:eastAsia="Times New Roman" w:hAnsi="Times New Roman" w:cs="Times New Roman"/>
+        </w:rPr>
+        <w:t>SEND &amp; Reasonable Adjustments</w:t>
+      </w:r>
+    </w:p>
+    <w:p>
+      <w:pPr>
+        <w:numPr>
+          <w:ilvl w:val="0"/>
+          <w:numId w:val="27"/>
+        </w:numPr>
+        <w:spacing w:before="100" w:beforeAutospacing="1" w:after="100" w:afterAutospacing="1" w:line="240" w:lineRule="auto"/>
+        <w:rPr>
+          <w:rFonts w:ascii="Times New Roman" w:eastAsia="Times New Roman" w:hAnsi="Times New Roman" w:cs="Times New Roman"/>
+        </w:rPr>
+      </w:pPr>
+      <w:r>
+        <w:rPr>
+          <w:rFonts w:ascii="Times New Roman" w:eastAsia="Times New Roman" w:hAnsi="Times New Roman" w:cs="Times New Roman"/>
+        </w:rPr>
+        <w:t>Health &amp; Safety / Educational Visits</w:t>
+      </w:r>
+    </w:p>
+    <w:p>
+      <w:pPr>
+        <w:numPr>
+          <w:ilvl w:val="0"/>
+          <w:numId w:val="27"/>
+        </w:numPr>
+        <w:spacing w:before="100" w:beforeAutospacing="1" w:after="100" w:afterAutospacing="1" w:line="240" w:lineRule="auto"/>
+        <w:rPr>
+          <w:rFonts w:ascii="Times New Roman" w:eastAsia="Times New Roman" w:hAnsi="Times New Roman" w:cs="Times New Roman"/>
+        </w:rPr>
+      </w:pPr>
+      <w:r>
+        <w:rPr>
+          <w:rFonts w:ascii="Times New Roman" w:eastAsia="Times New Roman" w:hAnsi="Times New Roman" w:cs="Times New Roman"/>
+        </w:rPr>
+        <w:t>Online Safety &amp; Acceptable Use</w:t>
+      </w:r>
+    </w:p>
+    <w:p>
+      <w:pPr>
+        <w:numPr>
+          <w:ilvl w:val="0"/>
+          <w:numId w:val="27"/>
+        </w:numPr>
+        <w:spacing w:before="100" w:beforeAutospacing="1" w:after="100" w:afterAutospacing="1" w:line="240" w:lineRule="auto"/>
+        <w:rPr>
+          <w:rFonts w:ascii="Times New Roman" w:eastAsia="Times New Roman" w:hAnsi="Times New Roman" w:cs="Times New Roman"/>
+        </w:rPr>
+      </w:pPr>
+      <w:r>
+        <w:rPr>
+          <w:rFonts w:ascii="Times New Roman" w:eastAsia="Times New Roman" w:hAnsi="Times New Roman" w:cs="Times New Roman"/>
+        </w:rPr>
+        <w:lastRenderedPageBreak/>
+        <w:t>Data Protection &amp; Record Retention</w:t>
+      </w:r>
+    </w:p>
+    <w:p>
+      <w:pPr>
+        <w:numPr>
+          <w:ilvl w:val="0"/>
+          <w:numId w:val="27"/>
+        </w:numPr>
+        <w:spacing w:before="100" w:beforeAutospacing="1" w:after="100" w:afterAutospacing="1" w:line="240" w:lineRule="auto"/>
+        <w:rPr>
+          <w:rFonts w:ascii="Times New Roman" w:eastAsia="Times New Roman" w:hAnsi="Times New Roman" w:cs="Times New Roman"/>
+        </w:rPr>
+      </w:pPr>
+      <w:r>
+        <w:rPr>
+          <w:rFonts w:ascii="Times New Roman" w:eastAsia="Times New Roman" w:hAnsi="Times New Roman" w:cs="Times New Roman"/>
+        </w:rPr>
+        <w:t>Complaints</w:t>
+      </w:r>
+    </w:p>
+    <w:p>
+      <w:pPr>
+        <w:spacing w:after="0" w:line="240" w:lineRule="auto"/>
+        <w:rPr>
+          <w:rFonts w:ascii="Times New Roman" w:eastAsia="Times New Roman" w:hAnsi="Times New Roman" w:cs="Times New Roman"/>
+        </w:rPr>
+      </w:pPr>
+      <w:r>
+        <w:rPr>
+          <w:rFonts w:ascii="Times New Roman" w:eastAsia="Times New Roman" w:hAnsi="Times New Roman" w:cs="Times New Roman"/>
+        </w:rPr>
+        <w:pict w14:anchorId="334957D1">
+          <v:rect id="_x0000_i1041" style="width:6in;height:1.5pt;mso-position-horizontal:absolute;mso-position-horizontal-relative:text;mso-position-vertical:absolute;mso-position-vertical-relative:text" o:hralign="center" o:hrstd="t" o:hrnoshade="t" o:hr="t" fillcolor="#4e6128 [1606]" stroked="f"/>
+        </w:pict>
+      </w:r>
+    </w:p>
+    <w:p>
+      <w:pPr>
+        <w:spacing w:before="100" w:beforeAutospacing="1" w:after="100" w:afterAutospacing="1" w:line="240" w:lineRule="auto"/>
+        <w:outlineLvl w:val="1"/>
+        <w:rPr>
+          <w:rFonts w:ascii="Times New Roman" w:eastAsia="Times New Roman" w:hAnsi="Times New Roman" w:cs="Times New Roman"/>
+          <w:b/>
+          <w:bCs/>
+          <w:color w:val="4F6228" w:themeColor="accent3" w:themeShade="80"/>
+          <w:sz w:val="32"/>
+          <w:szCs w:val="32"/>
+        </w:rPr>
+      </w:pPr>
+      <w:r>
+        <w:rPr>
+          <w:rFonts w:ascii="Times New Roman" w:eastAsia="Times New Roman" w:hAnsi="Times New Roman" w:cs="Times New Roman"/>
+          <w:b/>
+          <w:bCs/>
+          <w:color w:val="4F6228" w:themeColor="accent3" w:themeShade="80"/>
+          <w:sz w:val="32"/>
+          <w:szCs w:val="32"/>
+        </w:rPr>
+        <w:t>Appendices</w:t>
+      </w:r>
+    </w:p>
+    <w:p>
+      <w:pPr>
+        <w:spacing w:before="100" w:beforeAutospacing="1" w:after="100" w:afterAutospacing="1" w:line="240" w:lineRule="auto"/>
+        <w:outlineLvl w:val="2"/>
+        <w:rPr>
+          <w:rFonts w:ascii="Times New Roman" w:eastAsia="Times New Roman" w:hAnsi="Times New Roman" w:cs="Times New Roman"/>
+          <w:b/>
+          <w:bCs/>
+          <w:sz w:val="27"/>
+          <w:szCs w:val="27"/>
+        </w:rPr>
+      </w:pPr>
+      <w:r>
+        <w:rPr>
+          <w:rFonts w:ascii="Times New Roman" w:eastAsia="Times New Roman" w:hAnsi="Times New Roman" w:cs="Times New Roman"/>
+          <w:b/>
+          <w:bCs/>
+          <w:sz w:val="27"/>
+          <w:szCs w:val="27"/>
+        </w:rPr>
+        <w:t>Appendix A – Home/EOTAS Agreement (including arrangements if a child is dysregulated)</w:t>
+      </w:r>
+    </w:p>
+    <w:p>
+      <w:pPr>
+        <w:spacing w:before="100" w:beforeAutospacing="1" w:after="100" w:afterAutospacing="1" w:line="240" w:lineRule="auto"/>
+        <w:rPr>
+          <w:rFonts w:ascii="Times New Roman" w:eastAsia="Times New Roman" w:hAnsi="Times New Roman" w:cs="Times New Roman"/>
+        </w:rPr>
+      </w:pPr>
+      <w:r>
+        <w:rPr>
+          <w:rFonts w:ascii="Times New Roman" w:eastAsia="Times New Roman" w:hAnsi="Times New Roman" w:cs="Times New Roman"/>
+          <w:b/>
+          <w:bCs/>
+        </w:rPr>
+        <w:t>Purpose:</w:t>
+      </w:r>
+      <w:r>
+        <w:rPr>
+          <w:rFonts w:ascii="Times New Roman" w:eastAsia="Times New Roman" w:hAnsi="Times New Roman" w:cs="Times New Roman"/>
+        </w:rPr>
+        <w:t xml:space="preserve"> To ensure shared understanding of expectations, support strategies, and what will happen if a child becomes significantly dysregulated during a session.</w:t>
+      </w:r>
+    </w:p>
+    <w:p>
+      <w:pPr>
+        <w:numPr>
+          <w:ilvl w:val="0"/>
+          <w:numId w:val="28"/>
+        </w:numPr>
+        <w:spacing w:before="100" w:beforeAutospacing="1" w:after="100" w:afterAutospacing="1" w:line="240" w:lineRule="auto"/>
+        <w:rPr>
+          <w:rFonts w:ascii="Times New Roman" w:eastAsia="Times New Roman" w:hAnsi="Times New Roman" w:cs="Times New Roman"/>
+        </w:rPr>
+      </w:pPr>
+      <w:r>
+        <w:rPr>
+          <w:rFonts w:ascii="Times New Roman" w:eastAsia="Times New Roman" w:hAnsi="Times New Roman" w:cs="Times New Roman"/>
+          <w:b/>
+          <w:bCs/>
+        </w:rPr>
+        <w:t>Agreed support strategies:</w:t>
+      </w:r>
+      <w:r>
+        <w:rPr>
+          <w:rFonts w:ascii="Times New Roman" w:eastAsia="Times New Roman" w:hAnsi="Times New Roman" w:cs="Times New Roman"/>
+        </w:rPr>
+        <w:t xml:space="preserve"> (visuals, breaks, sensory tools, scripts)</w:t>
+      </w:r>
+    </w:p>
+    <w:p>
+      <w:pPr>
+        <w:numPr>
+          <w:ilvl w:val="0"/>
+          <w:numId w:val="28"/>
+        </w:numPr>
+        <w:spacing w:before="100" w:beforeAutospacing="1" w:after="100" w:afterAutospacing="1" w:line="240" w:lineRule="auto"/>
+        <w:rPr>
+          <w:rFonts w:ascii="Times New Roman" w:eastAsia="Times New Roman" w:hAnsi="Times New Roman" w:cs="Times New Roman"/>
+        </w:rPr>
+      </w:pPr>
+      <w:r>
+        <w:rPr>
+          <w:rFonts w:ascii="Times New Roman" w:eastAsia="Times New Roman" w:hAnsi="Times New Roman" w:cs="Times New Roman"/>
+          <w:b/>
+          <w:bCs/>
+        </w:rPr>
+        <w:t>Triggers and early signs:</w:t>
+      </w:r>
+      <w:r>
+        <w:rPr>
+          <w:rFonts w:ascii="Times New Roman" w:eastAsia="Times New Roman" w:hAnsi="Times New Roman" w:cs="Times New Roman"/>
+        </w:rPr>
+        <w:t xml:space="preserve"> __________________________</w:t>
+      </w:r>
+    </w:p>
+    <w:p>
+      <w:pPr>
+        <w:numPr>
+          <w:ilvl w:val="0"/>
+          <w:numId w:val="28"/>
+        </w:numPr>
+        <w:spacing w:before="100" w:beforeAutospacing="1" w:after="100" w:afterAutospacing="1" w:line="240" w:lineRule="auto"/>
+        <w:rPr>
+          <w:rFonts w:ascii="Times New Roman" w:eastAsia="Times New Roman" w:hAnsi="Times New Roman" w:cs="Times New Roman"/>
+        </w:rPr>
+      </w:pPr>
+      <w:r>
+        <w:rPr>
+          <w:rFonts w:ascii="Times New Roman" w:eastAsia="Times New Roman" w:hAnsi="Times New Roman" w:cs="Times New Roman"/>
+          <w:b/>
+          <w:bCs/>
+        </w:rPr>
+        <w:t>What staff will do first:</w:t>
+      </w:r>
+      <w:r>
+        <w:rPr>
+          <w:rFonts w:ascii="Times New Roman" w:eastAsia="Times New Roman" w:hAnsi="Times New Roman" w:cs="Times New Roman"/>
+        </w:rPr>
+        <w:t xml:space="preserve"> offer breaks, adjust </w:t>
+      </w:r>
+      <w:proofErr w:type="gramStart"/>
+      <w:r>
+        <w:rPr>
+          <w:rFonts w:ascii="Times New Roman" w:eastAsia="Times New Roman" w:hAnsi="Times New Roman" w:cs="Times New Roman"/>
+        </w:rPr>
+        <w:t>task</w:t>
+      </w:r>
+      <w:proofErr w:type="gramEnd"/>
+      <w:r>
+        <w:rPr>
+          <w:rFonts w:ascii="Times New Roman" w:eastAsia="Times New Roman" w:hAnsi="Times New Roman" w:cs="Times New Roman"/>
+        </w:rPr>
+        <w:t>, reduce demands, regulate.</w:t>
+      </w:r>
+    </w:p>
+    <w:p>
+      <w:pPr>
+        <w:numPr>
+          <w:ilvl w:val="0"/>
+          <w:numId w:val="28"/>
+        </w:numPr>
+        <w:spacing w:before="100" w:beforeAutospacing="1" w:after="100" w:afterAutospacing="1" w:line="240" w:lineRule="auto"/>
+        <w:rPr>
+          <w:rFonts w:ascii="Times New Roman" w:eastAsia="Times New Roman" w:hAnsi="Times New Roman" w:cs="Times New Roman"/>
+        </w:rPr>
+      </w:pPr>
+      <w:r>
+        <w:rPr>
+          <w:rFonts w:ascii="Times New Roman" w:eastAsia="Times New Roman" w:hAnsi="Times New Roman" w:cs="Times New Roman"/>
+          <w:b/>
+          <w:bCs/>
+        </w:rPr>
+        <w:t xml:space="preserve">If risk </w:t>
+      </w:r>
+      <w:proofErr w:type="gramStart"/>
+      <w:r>
+        <w:rPr>
+          <w:rFonts w:ascii="Times New Roman" w:eastAsia="Times New Roman" w:hAnsi="Times New Roman" w:cs="Times New Roman"/>
+          <w:b/>
+          <w:bCs/>
+        </w:rPr>
+        <w:t>escalates:</w:t>
+      </w:r>
+      <w:proofErr w:type="gramEnd"/>
+      <w:r>
+        <w:rPr>
+          <w:rFonts w:ascii="Times New Roman" w:eastAsia="Times New Roman" w:hAnsi="Times New Roman" w:cs="Times New Roman"/>
+        </w:rPr>
+        <w:t xml:space="preserve"> end activity; move to safer space; call parent/carer.</w:t>
+      </w:r>
+    </w:p>
+    <w:p>
+      <w:pPr>
+        <w:numPr>
+          <w:ilvl w:val="0"/>
+          <w:numId w:val="28"/>
+        </w:numPr>
+        <w:spacing w:before="100" w:beforeAutospacing="1" w:after="100" w:afterAutospacing="1" w:line="240" w:lineRule="auto"/>
+        <w:rPr>
+          <w:rFonts w:ascii="Times New Roman" w:eastAsia="Times New Roman" w:hAnsi="Times New Roman" w:cs="Times New Roman"/>
+        </w:rPr>
+      </w:pPr>
+      <w:r>
+        <w:rPr>
+          <w:rFonts w:ascii="Times New Roman" w:eastAsia="Times New Roman" w:hAnsi="Times New Roman" w:cs="Times New Roman"/>
+          <w:b/>
+          <w:bCs/>
+        </w:rPr>
+        <w:t>If session must end early / child needs to go home:</w:t>
+      </w:r>
+    </w:p>
+    <w:p>
+      <w:pPr>
+        <w:numPr>
+          <w:ilvl w:val="1"/>
+          <w:numId w:val="28"/>
+        </w:numPr>
+        <w:spacing w:before="100" w:beforeAutospacing="1" w:after="100" w:afterAutospacing="1" w:line="240" w:lineRule="auto"/>
+        <w:rPr>
+          <w:rFonts w:ascii="Times New Roman" w:eastAsia="Times New Roman" w:hAnsi="Times New Roman" w:cs="Times New Roman"/>
+        </w:rPr>
+      </w:pPr>
+      <w:r>
+        <w:rPr>
+          <w:rFonts w:ascii="Times New Roman" w:eastAsia="Times New Roman" w:hAnsi="Times New Roman" w:cs="Times New Roman"/>
+        </w:rPr>
+        <w:t>Who will transport/supervise: ______________________</w:t>
+      </w:r>
+    </w:p>
+    <w:p>
+      <w:pPr>
+        <w:numPr>
+          <w:ilvl w:val="1"/>
+          <w:numId w:val="28"/>
+        </w:numPr>
+        <w:spacing w:before="100" w:beforeAutospacing="1" w:after="100" w:afterAutospacing="1" w:line="240" w:lineRule="auto"/>
+        <w:rPr>
+          <w:rFonts w:ascii="Times New Roman" w:eastAsia="Times New Roman" w:hAnsi="Times New Roman" w:cs="Times New Roman"/>
+        </w:rPr>
+      </w:pPr>
+      <w:r>
+        <w:rPr>
+          <w:rFonts w:ascii="Times New Roman" w:eastAsia="Times New Roman" w:hAnsi="Times New Roman" w:cs="Times New Roman"/>
+        </w:rPr>
+        <w:t>Hand</w:t>
+      </w:r>
+      <w:r>
+        <w:rPr>
+          <w:rFonts w:ascii="Times New Roman" w:eastAsia="Times New Roman" w:hAnsi="Times New Roman" w:cs="Times New Roman"/>
+        </w:rPr>
+        <w:noBreakHyphen/>
+        <w:t>over point &amp; protocol: _______________________</w:t>
+      </w:r>
+    </w:p>
+    <w:p>
+      <w:pPr>
+        <w:numPr>
+          <w:ilvl w:val="1"/>
+          <w:numId w:val="28"/>
+        </w:numPr>
+        <w:spacing w:before="100" w:beforeAutospacing="1" w:after="100" w:afterAutospacing="1" w:line="240" w:lineRule="auto"/>
+        <w:rPr>
+          <w:rFonts w:ascii="Times New Roman" w:eastAsia="Times New Roman" w:hAnsi="Times New Roman" w:cs="Times New Roman"/>
+        </w:rPr>
+      </w:pPr>
+      <w:r>
+        <w:rPr>
+          <w:rFonts w:ascii="Times New Roman" w:eastAsia="Times New Roman" w:hAnsi="Times New Roman" w:cs="Times New Roman"/>
+        </w:rPr>
+        <w:t>Items not to be carried (sharp objects etc.): __________</w:t>
+      </w:r>
+    </w:p>
+    <w:p>
+      <w:pPr>
+        <w:numPr>
+          <w:ilvl w:val="1"/>
+          <w:numId w:val="28"/>
+        </w:numPr>
+        <w:spacing w:before="100" w:beforeAutospacing="1" w:after="100" w:afterAutospacing="1" w:line="240" w:lineRule="auto"/>
+        <w:rPr>
+          <w:rFonts w:ascii="Times New Roman" w:eastAsia="Times New Roman" w:hAnsi="Times New Roman" w:cs="Times New Roman"/>
+        </w:rPr>
+      </w:pPr>
+      <w:r>
+        <w:rPr>
+          <w:rFonts w:ascii="Times New Roman" w:eastAsia="Times New Roman" w:hAnsi="Times New Roman" w:cs="Times New Roman"/>
+        </w:rPr>
+        <w:t>Who is notified and how (same</w:t>
+      </w:r>
+      <w:r>
+        <w:rPr>
+          <w:rFonts w:ascii="Times New Roman" w:eastAsia="Times New Roman" w:hAnsi="Times New Roman" w:cs="Times New Roman"/>
+        </w:rPr>
+        <w:noBreakHyphen/>
+        <w:t>day): ________________</w:t>
+      </w:r>
+    </w:p>
+    <w:p>
+      <w:pPr>
+        <w:numPr>
+          <w:ilvl w:val="0"/>
+          <w:numId w:val="28"/>
+        </w:numPr>
+        <w:spacing w:before="100" w:beforeAutospacing="1" w:after="100" w:afterAutospacing="1" w:line="240" w:lineRule="auto"/>
+        <w:rPr>
+          <w:rFonts w:ascii="Times New Roman" w:eastAsia="Times New Roman" w:hAnsi="Times New Roman" w:cs="Times New Roman"/>
+        </w:rPr>
+      </w:pPr>
+      <w:r>
+        <w:rPr>
+          <w:rFonts w:ascii="Times New Roman" w:eastAsia="Times New Roman" w:hAnsi="Times New Roman" w:cs="Times New Roman"/>
+          <w:b/>
+          <w:bCs/>
+        </w:rPr>
+        <w:t>Aftercare &amp; follow</w:t>
+      </w:r>
+      <w:r>
+        <w:rPr>
+          <w:rFonts w:ascii="Times New Roman" w:eastAsia="Times New Roman" w:hAnsi="Times New Roman" w:cs="Times New Roman"/>
+          <w:b/>
+          <w:bCs/>
+        </w:rPr>
+        <w:noBreakHyphen/>
+        <w:t>up:</w:t>
+      </w:r>
+      <w:r>
+        <w:rPr>
+          <w:rFonts w:ascii="Times New Roman" w:eastAsia="Times New Roman" w:hAnsi="Times New Roman" w:cs="Times New Roman"/>
+        </w:rPr>
+        <w:t xml:space="preserve"> check</w:t>
+      </w:r>
+      <w:r>
+        <w:rPr>
+          <w:rFonts w:ascii="Times New Roman" w:eastAsia="Times New Roman" w:hAnsi="Times New Roman" w:cs="Times New Roman"/>
+        </w:rPr>
+        <w:noBreakHyphen/>
+        <w:t>in call; reintegration planning meeting within 48 hours; any therapeutic input required.</w:t>
+      </w:r>
+    </w:p>
+    <w:p>
+      <w:pPr>
+        <w:numPr>
+          <w:ilvl w:val="0"/>
+          <w:numId w:val="28"/>
+        </w:numPr>
+        <w:spacing w:before="100" w:beforeAutospacing="1" w:after="100" w:afterAutospacing="1" w:line="240" w:lineRule="auto"/>
+        <w:rPr>
+          <w:rFonts w:ascii="Times New Roman" w:eastAsia="Times New Roman" w:hAnsi="Times New Roman" w:cs="Times New Roman"/>
+        </w:rPr>
+      </w:pPr>
+      <w:r>
+        <w:rPr>
+          <w:rFonts w:ascii="Times New Roman" w:eastAsia="Times New Roman" w:hAnsi="Times New Roman" w:cs="Times New Roman"/>
+          <w:b/>
+          <w:bCs/>
+        </w:rPr>
+        <w:t>Contact details &amp; consent statements:</w:t>
+      </w:r>
+    </w:p>
+    <w:p>
+      <w:pPr>
+        <w:numPr>
+          <w:ilvl w:val="1"/>
+          <w:numId w:val="28"/>
+        </w:numPr>
+        <w:spacing w:before="100" w:beforeAutospacing="1" w:after="100" w:afterAutospacing="1" w:line="240" w:lineRule="auto"/>
+        <w:rPr>
+          <w:rFonts w:ascii="Times New Roman" w:eastAsia="Times New Roman" w:hAnsi="Times New Roman" w:cs="Times New Roman"/>
+        </w:rPr>
+      </w:pPr>
+      <w:r>
+        <w:rPr>
+          <w:rFonts w:ascii="Times New Roman" w:eastAsia="Times New Roman" w:hAnsi="Times New Roman" w:cs="Times New Roman"/>
+        </w:rPr>
+        <w:t>Parent/carer: ___________________</w:t>
+      </w:r>
+    </w:p>
+    <w:p>
+      <w:pPr>
+        <w:numPr>
+          <w:ilvl w:val="1"/>
+          <w:numId w:val="28"/>
+        </w:numPr>
+        <w:spacing w:before="100" w:beforeAutospacing="1" w:after="100" w:afterAutospacing="1" w:line="240" w:lineRule="auto"/>
+        <w:rPr>
+          <w:rFonts w:ascii="Times New Roman" w:eastAsia="Times New Roman" w:hAnsi="Times New Roman" w:cs="Times New Roman"/>
+        </w:rPr>
+      </w:pPr>
+      <w:r>
+        <w:rPr>
+          <w:rFonts w:ascii="Times New Roman" w:eastAsia="Times New Roman" w:hAnsi="Times New Roman" w:cs="Times New Roman"/>
+        </w:rPr>
+        <w:t>Commissioning LA/school contact: ________________</w:t>
+      </w:r>
+    </w:p>
+    <w:p>
+      <w:pPr>
+        <w:numPr>
+          <w:ilvl w:val="1"/>
+          <w:numId w:val="28"/>
+        </w:numPr>
+        <w:spacing w:before="100" w:beforeAutospacing="1" w:after="100" w:afterAutospacing="1" w:line="240" w:lineRule="auto"/>
+        <w:rPr>
+          <w:rFonts w:ascii="Times New Roman" w:eastAsia="Times New Roman" w:hAnsi="Times New Roman" w:cs="Times New Roman"/>
+        </w:rPr>
+      </w:pPr>
+      <w:r>
+        <w:rPr>
+          <w:rFonts w:ascii="Times New Roman" w:eastAsia="Times New Roman" w:hAnsi="Times New Roman" w:cs="Times New Roman"/>
+        </w:rPr>
+        <w:t>Medical/emergency info: _________________________</w:t>
+      </w:r>
+    </w:p>
+    <w:p>
+      <w:pPr>
+        <w:numPr>
+          <w:ilvl w:val="1"/>
+          <w:numId w:val="28"/>
+        </w:numPr>
+        <w:spacing w:before="100" w:beforeAutospacing="1" w:after="100" w:afterAutospacing="1" w:line="240" w:lineRule="auto"/>
+        <w:rPr>
+          <w:rFonts w:ascii="Times New Roman" w:eastAsia="Times New Roman" w:hAnsi="Times New Roman" w:cs="Times New Roman"/>
+        </w:rPr>
+      </w:pPr>
+      <w:r>
+        <w:rPr>
+          <w:rFonts w:ascii="Times New Roman" w:eastAsia="Times New Roman" w:hAnsi="Times New Roman" w:cs="Times New Roman"/>
+        </w:rPr>
+        <w:t>Consent to share information for safeguarding: Yes / No</w:t>
+      </w:r>
+    </w:p>
+    <w:p>
+      <w:pPr>
+        <w:numPr>
+          <w:ilvl w:val="1"/>
+          <w:numId w:val="28"/>
+        </w:numPr>
+        <w:spacing w:before="100" w:beforeAutospacing="1" w:after="100" w:afterAutospacing="1" w:line="240" w:lineRule="auto"/>
+        <w:rPr>
+          <w:rFonts w:ascii="Times New Roman" w:eastAsia="Times New Roman" w:hAnsi="Times New Roman" w:cs="Times New Roman"/>
+        </w:rPr>
+      </w:pPr>
+      <w:r>
+        <w:rPr>
+          <w:rFonts w:ascii="Times New Roman" w:eastAsia="Times New Roman" w:hAnsi="Times New Roman" w:cs="Times New Roman"/>
+        </w:rPr>
+        <w:t>Consent for transport arrangements above: Yes / No</w:t>
+      </w:r>
+    </w:p>
+    <w:p>
+      <w:pPr>
+        <w:numPr>
+          <w:ilvl w:val="0"/>
+          <w:numId w:val="28"/>
+        </w:numPr>
+        <w:spacing w:before="100" w:beforeAutospacing="1" w:after="100" w:afterAutospacing="1" w:line="240" w:lineRule="auto"/>
+        <w:rPr>
+          <w:rFonts w:ascii="Times New Roman" w:eastAsia="Times New Roman" w:hAnsi="Times New Roman" w:cs="Times New Roman"/>
+        </w:rPr>
+      </w:pPr>
+      <w:r>
+        <w:rPr>
+          <w:rFonts w:ascii="Times New Roman" w:eastAsia="Times New Roman" w:hAnsi="Times New Roman" w:cs="Times New Roman"/>
+          <w:b/>
+          <w:bCs/>
+        </w:rPr>
+        <w:t>Signatures:</w:t>
+      </w:r>
+      <w:r>
+        <w:rPr>
+          <w:rFonts w:ascii="Times New Roman" w:eastAsia="Times New Roman" w:hAnsi="Times New Roman" w:cs="Times New Roman"/>
+        </w:rPr>
+        <w:t xml:space="preserve"> Parent/Carer ________ CYP (where appropriate) </w:t>
+      </w:r>
+      <w:proofErr w:type="gramStart"/>
+      <w:r>
+        <w:rPr>
+          <w:rFonts w:ascii="Times New Roman" w:eastAsia="Times New Roman" w:hAnsi="Times New Roman" w:cs="Times New Roman"/>
+        </w:rPr>
+        <w:t xml:space="preserve">________ Meadow Pathways ________ Date </w:t>
+      </w:r>
+      <w:proofErr w:type="gramEnd"/>
+      <w:r>
+        <w:rPr>
+          <w:rFonts w:ascii="Times New Roman" w:eastAsia="Times New Roman" w:hAnsi="Times New Roman" w:cs="Times New Roman"/>
+        </w:rPr>
+        <w:t>________</w:t>
+      </w:r>
+    </w:p>
+    <w:p>
+      <w:pPr>
+        <w:spacing w:after="0" w:line="240" w:lineRule="auto"/>
+        <w:rPr>
+          <w:rFonts w:ascii="Times New Roman" w:eastAsia="Times New Roman" w:hAnsi="Times New Roman" w:cs="Times New Roman"/>
+        </w:rPr>
+      </w:pPr>
+      <w:r>
+        <w:rPr>
+          <w:rFonts w:ascii="Times New Roman" w:eastAsia="Times New Roman" w:hAnsi="Times New Roman" w:cs="Times New Roman"/>
+        </w:rPr>
+        <w:pict w14:anchorId="1FBAC040">
+          <v:rect id="_x0000_i1042" style="width:6in;height:1.5pt;mso-position-horizontal:absolute;mso-position-horizontal-relative:text;mso-position-vertical:absolute;mso-position-vertical-relative:text" o:hralign="center" o:hrstd="t" o:hrnoshade="t" o:hr="t" fillcolor="#4e6128 [1606]" stroked="f"/>
+        </w:pict>
+      </w:r>
+    </w:p>
+    <w:p>
+      <w:pPr>
+        <w:spacing w:before="100" w:beforeAutospacing="1" w:after="100" w:afterAutospacing="1" w:line="240" w:lineRule="auto"/>
+        <w:outlineLvl w:val="2"/>
+        <w:rPr>
+          <w:rFonts w:ascii="Times New Roman" w:eastAsia="Times New Roman" w:hAnsi="Times New Roman" w:cs="Times New Roman"/>
+          <w:b/>
+          <w:bCs/>
+          <w:sz w:val="27"/>
+          <w:szCs w:val="27"/>
+        </w:rPr>
+      </w:pPr>
+      <w:r>
+        <w:rPr>
+          <w:rFonts w:ascii="Times New Roman" w:eastAsia="Times New Roman" w:hAnsi="Times New Roman" w:cs="Times New Roman"/>
+          <w:b/>
+          <w:bCs/>
+          <w:sz w:val="27"/>
+          <w:szCs w:val="27"/>
+        </w:rPr>
+        <w:t>Appendix B – Risk Assessment &amp; Behaviour Support Plan (template)</w:t>
+      </w:r>
+    </w:p>
+    <w:p>
+      <w:pPr>
+        <w:numPr>
+          <w:ilvl w:val="0"/>
+          <w:numId w:val="29"/>
+        </w:numPr>
+        <w:spacing w:before="100" w:beforeAutospacing="1" w:after="100" w:afterAutospacing="1" w:line="240" w:lineRule="auto"/>
+        <w:rPr>
+          <w:rFonts w:ascii="Times New Roman" w:eastAsia="Times New Roman" w:hAnsi="Times New Roman" w:cs="Times New Roman"/>
+        </w:rPr>
+      </w:pPr>
+      <w:r>
+        <w:rPr>
+          <w:rFonts w:ascii="Times New Roman" w:eastAsia="Times New Roman" w:hAnsi="Times New Roman" w:cs="Times New Roman"/>
+          <w:b/>
+          <w:bCs/>
+        </w:rPr>
+        <w:t>Context &amp; need:</w:t>
+      </w:r>
+      <w:r>
+        <w:rPr>
+          <w:rFonts w:ascii="Times New Roman" w:eastAsia="Times New Roman" w:hAnsi="Times New Roman" w:cs="Times New Roman"/>
+        </w:rPr>
+        <w:t xml:space="preserve"> diagnosis/SEND, communication profile, sensory profile, trauma history.</w:t>
+      </w:r>
+    </w:p>
+    <w:p>
+      <w:pPr>
+        <w:numPr>
+          <w:ilvl w:val="0"/>
+          <w:numId w:val="29"/>
+        </w:numPr>
+        <w:spacing w:before="100" w:beforeAutospacing="1" w:after="100" w:afterAutospacing="1" w:line="240" w:lineRule="auto"/>
+        <w:rPr>
+          <w:rFonts w:ascii="Times New Roman" w:eastAsia="Times New Roman" w:hAnsi="Times New Roman" w:cs="Times New Roman"/>
+        </w:rPr>
+      </w:pPr>
+      <w:r>
+        <w:rPr>
+          <w:rFonts w:ascii="Times New Roman" w:eastAsia="Times New Roman" w:hAnsi="Times New Roman" w:cs="Times New Roman"/>
+          <w:b/>
+          <w:bCs/>
+        </w:rPr>
+        <w:t>Known triggers &amp; early signs:</w:t>
+      </w:r>
+      <w:r>
+        <w:rPr>
+          <w:rFonts w:ascii="Times New Roman" w:eastAsia="Times New Roman" w:hAnsi="Times New Roman" w:cs="Times New Roman"/>
+        </w:rPr>
+        <w:t xml:space="preserve"> _______________________</w:t>
+      </w:r>
+    </w:p>
+    <w:p>
+      <w:pPr>
+        <w:numPr>
+          <w:ilvl w:val="0"/>
+          <w:numId w:val="29"/>
+        </w:numPr>
+        <w:spacing w:before="100" w:beforeAutospacing="1" w:after="100" w:afterAutospacing="1" w:line="240" w:lineRule="auto"/>
+        <w:rPr>
+          <w:rFonts w:ascii="Times New Roman" w:eastAsia="Times New Roman" w:hAnsi="Times New Roman" w:cs="Times New Roman"/>
+        </w:rPr>
+      </w:pPr>
+      <w:r>
+        <w:rPr>
+          <w:rFonts w:ascii="Times New Roman" w:eastAsia="Times New Roman" w:hAnsi="Times New Roman" w:cs="Times New Roman"/>
+          <w:b/>
+          <w:bCs/>
+        </w:rPr>
+        <w:t>Protective factors &amp; interests:</w:t>
+      </w:r>
+      <w:r>
+        <w:rPr>
+          <w:rFonts w:ascii="Times New Roman" w:eastAsia="Times New Roman" w:hAnsi="Times New Roman" w:cs="Times New Roman"/>
+        </w:rPr>
+        <w:t xml:space="preserve"> ______________________</w:t>
+      </w:r>
+    </w:p>
+    <w:p>
+      <w:pPr>
+        <w:numPr>
+          <w:ilvl w:val="0"/>
+          <w:numId w:val="29"/>
+        </w:numPr>
+        <w:spacing w:before="100" w:beforeAutospacing="1" w:after="100" w:afterAutospacing="1" w:line="240" w:lineRule="auto"/>
+        <w:rPr>
+          <w:rFonts w:ascii="Times New Roman" w:eastAsia="Times New Roman" w:hAnsi="Times New Roman" w:cs="Times New Roman"/>
+        </w:rPr>
+      </w:pPr>
+      <w:r>
+        <w:rPr>
+          <w:rFonts w:ascii="Times New Roman" w:eastAsia="Times New Roman" w:hAnsi="Times New Roman" w:cs="Times New Roman"/>
+          <w:b/>
+          <w:bCs/>
+        </w:rPr>
+        <w:t>Risk scenarios:</w:t>
+      </w:r>
+      <w:r>
+        <w:rPr>
+          <w:rFonts w:ascii="Times New Roman" w:eastAsia="Times New Roman" w:hAnsi="Times New Roman" w:cs="Times New Roman"/>
+        </w:rPr>
+        <w:t xml:space="preserve"> harm to self/others, property damage, absconding, online risk.</w:t>
+      </w:r>
+    </w:p>
+    <w:p>
+      <w:pPr>
+        <w:numPr>
+          <w:ilvl w:val="0"/>
+          <w:numId w:val="29"/>
+        </w:numPr>
+        <w:spacing w:before="100" w:beforeAutospacing="1" w:after="100" w:afterAutospacing="1" w:line="240" w:lineRule="auto"/>
+        <w:rPr>
+          <w:rFonts w:ascii="Times New Roman" w:eastAsia="Times New Roman" w:hAnsi="Times New Roman" w:cs="Times New Roman"/>
+        </w:rPr>
+      </w:pPr>
+      <w:r>
+        <w:rPr>
+          <w:rFonts w:ascii="Times New Roman" w:eastAsia="Times New Roman" w:hAnsi="Times New Roman" w:cs="Times New Roman"/>
+          <w:b/>
+          <w:bCs/>
+        </w:rPr>
+        <w:t>Likelihood/impact matrix</w:t>
+      </w:r>
+      <w:r>
+        <w:rPr>
+          <w:rFonts w:ascii="Times New Roman" w:eastAsia="Times New Roman" w:hAnsi="Times New Roman" w:cs="Times New Roman"/>
+        </w:rPr>
+        <w:t xml:space="preserve"> and current controls.</w:t>
+      </w:r>
+    </w:p>
+    <w:p>
+      <w:pPr>
+        <w:numPr>
+          <w:ilvl w:val="0"/>
+          <w:numId w:val="29"/>
+        </w:numPr>
+        <w:spacing w:before="100" w:beforeAutospacing="1" w:after="100" w:afterAutospacing="1" w:line="240" w:lineRule="auto"/>
+        <w:rPr>
+          <w:rFonts w:ascii="Times New Roman" w:eastAsia="Times New Roman" w:hAnsi="Times New Roman" w:cs="Times New Roman"/>
+        </w:rPr>
+      </w:pPr>
+      <w:r>
+        <w:rPr>
+          <w:rFonts w:ascii="Times New Roman" w:eastAsia="Times New Roman" w:hAnsi="Times New Roman" w:cs="Times New Roman"/>
+          <w:b/>
+          <w:bCs/>
+        </w:rPr>
+        <w:t>Planned prevention &amp; de</w:t>
+      </w:r>
+      <w:r>
+        <w:rPr>
+          <w:rFonts w:ascii="Times New Roman" w:eastAsia="Times New Roman" w:hAnsi="Times New Roman" w:cs="Times New Roman"/>
+          <w:b/>
+          <w:bCs/>
+        </w:rPr>
+        <w:noBreakHyphen/>
+        <w:t>escalation:</w:t>
+      </w:r>
+      <w:r>
+        <w:rPr>
+          <w:rFonts w:ascii="Times New Roman" w:eastAsia="Times New Roman" w:hAnsi="Times New Roman" w:cs="Times New Roman"/>
+        </w:rPr>
+        <w:t xml:space="preserve"> staff approaches, environment, resources.</w:t>
+      </w:r>
+    </w:p>
+    <w:p>
+      <w:pPr>
+        <w:numPr>
+          <w:ilvl w:val="0"/>
+          <w:numId w:val="29"/>
+        </w:numPr>
+        <w:spacing w:before="100" w:beforeAutospacing="1" w:after="100" w:afterAutospacing="1" w:line="240" w:lineRule="auto"/>
+        <w:rPr>
+          <w:rFonts w:ascii="Times New Roman" w:eastAsia="Times New Roman" w:hAnsi="Times New Roman" w:cs="Times New Roman"/>
+        </w:rPr>
+      </w:pPr>
+      <w:r>
+        <w:rPr>
+          <w:rFonts w:ascii="Times New Roman" w:eastAsia="Times New Roman" w:hAnsi="Times New Roman" w:cs="Times New Roman"/>
+          <w:b/>
+          <w:bCs/>
+        </w:rPr>
+        <w:t>Agreed scripts &amp; signals:</w:t>
+      </w:r>
+      <w:r>
+        <w:rPr>
+          <w:rFonts w:ascii="Times New Roman" w:eastAsia="Times New Roman" w:hAnsi="Times New Roman" w:cs="Times New Roman"/>
+        </w:rPr>
+        <w:t xml:space="preserve"> e.g., first/then, choice of two, </w:t>
+      </w:r>
+      <w:proofErr w:type="gramStart"/>
+      <w:r>
+        <w:rPr>
+          <w:rFonts w:ascii="Times New Roman" w:eastAsia="Times New Roman" w:hAnsi="Times New Roman" w:cs="Times New Roman"/>
+        </w:rPr>
+        <w:t>time</w:t>
+      </w:r>
+      <w:r>
+        <w:rPr>
+          <w:rFonts w:ascii="Times New Roman" w:eastAsia="Times New Roman" w:hAnsi="Times New Roman" w:cs="Times New Roman"/>
+        </w:rPr>
+        <w:noBreakHyphen/>
+        <w:t>in</w:t>
+      </w:r>
+      <w:proofErr w:type="gramEnd"/>
+      <w:r>
+        <w:rPr>
+          <w:rFonts w:ascii="Times New Roman" w:eastAsia="Times New Roman" w:hAnsi="Times New Roman" w:cs="Times New Roman"/>
+        </w:rPr>
+        <w:t>.</w:t>
+      </w:r>
+    </w:p>
+    <w:p>
+      <w:pPr>
+        <w:numPr>
+          <w:ilvl w:val="0"/>
+          <w:numId w:val="29"/>
+        </w:numPr>
+        <w:spacing w:before="100" w:beforeAutospacing="1" w:after="100" w:afterAutospacing="1" w:line="240" w:lineRule="auto"/>
+        <w:rPr>
+          <w:rFonts w:ascii="Times New Roman" w:eastAsia="Times New Roman" w:hAnsi="Times New Roman" w:cs="Times New Roman"/>
+        </w:rPr>
+      </w:pPr>
+      <w:r>
+        <w:rPr>
+          <w:rFonts w:ascii="Times New Roman" w:eastAsia="Times New Roman" w:hAnsi="Times New Roman" w:cs="Times New Roman"/>
+          <w:b/>
+          <w:bCs/>
+        </w:rPr>
+        <w:t>Physical intervention plan:</w:t>
+      </w:r>
+      <w:r>
+        <w:rPr>
+          <w:rFonts w:ascii="Times New Roman" w:eastAsia="Times New Roman" w:hAnsi="Times New Roman" w:cs="Times New Roman"/>
+        </w:rPr>
+        <w:t xml:space="preserve"> </w:t>
+      </w:r>
+      <w:r>
+        <w:rPr>
+          <w:rFonts w:ascii="Times New Roman" w:eastAsia="Times New Roman" w:hAnsi="Times New Roman" w:cs="Times New Roman"/>
+          <w:i/>
+          <w:iCs/>
+        </w:rPr>
+        <w:t>only if essential</w:t>
+      </w:r>
+      <w:r>
+        <w:rPr>
+          <w:rFonts w:ascii="Times New Roman" w:eastAsia="Times New Roman" w:hAnsi="Times New Roman" w:cs="Times New Roman"/>
+        </w:rPr>
+        <w:t>, named trained staff, medical considerations.</w:t>
+      </w:r>
+    </w:p>
+    <w:p>
+      <w:pPr>
+        <w:numPr>
+          <w:ilvl w:val="0"/>
+          <w:numId w:val="29"/>
+        </w:numPr>
+        <w:spacing w:before="100" w:beforeAutospacing="1" w:after="100" w:afterAutospacing="1" w:line="240" w:lineRule="auto"/>
+        <w:rPr>
+          <w:rFonts w:ascii="Times New Roman" w:eastAsia="Times New Roman" w:hAnsi="Times New Roman" w:cs="Times New Roman"/>
+        </w:rPr>
+      </w:pPr>
+      <w:r>
+        <w:rPr>
+          <w:rFonts w:ascii="Times New Roman" w:eastAsia="Times New Roman" w:hAnsi="Times New Roman" w:cs="Times New Roman"/>
+          <w:b/>
+          <w:bCs/>
+        </w:rPr>
+        <w:t>Emergency procedures:</w:t>
+      </w:r>
+      <w:r>
+        <w:rPr>
+          <w:rFonts w:ascii="Times New Roman" w:eastAsia="Times New Roman" w:hAnsi="Times New Roman" w:cs="Times New Roman"/>
+        </w:rPr>
+        <w:t xml:space="preserve"> when to call parents/police/ambulance.</w:t>
+      </w:r>
+    </w:p>
+    <w:p>
+      <w:pPr>
+        <w:numPr>
+          <w:ilvl w:val="0"/>
+          <w:numId w:val="29"/>
+        </w:numPr>
+        <w:spacing w:before="100" w:beforeAutospacing="1" w:after="100" w:afterAutospacing="1" w:line="240" w:lineRule="auto"/>
+        <w:rPr>
+          <w:rFonts w:ascii="Times New Roman" w:eastAsia="Times New Roman" w:hAnsi="Times New Roman" w:cs="Times New Roman"/>
+        </w:rPr>
+      </w:pPr>
+      <w:r>
+        <w:rPr>
+          <w:rFonts w:ascii="Times New Roman" w:eastAsia="Times New Roman" w:hAnsi="Times New Roman" w:cs="Times New Roman"/>
+          <w:b/>
+          <w:bCs/>
+        </w:rPr>
+        <w:t>Review dates &amp; responsibilities.</w:t>
+      </w:r>
+    </w:p>
+    <w:p>
+      <w:pPr>
+        <w:spacing w:after="0" w:line="240" w:lineRule="auto"/>
+        <w:rPr>
+          <w:rFonts w:ascii="Times New Roman" w:eastAsia="Times New Roman" w:hAnsi="Times New Roman" w:cs="Times New Roman"/>
+        </w:rPr>
+      </w:pPr>
+      <w:r>
+        <w:rPr>
+          <w:rFonts w:ascii="Times New Roman" w:eastAsia="Times New Roman" w:hAnsi="Times New Roman" w:cs="Times New Roman"/>
+        </w:rPr>
+        <w:lastRenderedPageBreak/>
+        <w:pict w14:anchorId="5A6E0A20">
+          <v:rect id="_x0000_i1043" style="width:6in;height:1.5pt;mso-position-horizontal:absolute;mso-position-horizontal-relative:text;mso-position-vertical:absolute;mso-position-vertical-relative:text" o:hralign="center" o:hrstd="t" o:hrnoshade="t" o:hr="t" fillcolor="#4e6128 [1606]" stroked="f"/>
+        </w:pict>
+      </w:r>
+    </w:p>
+    <w:p>
+      <w:pPr>
+        <w:spacing w:before="100" w:beforeAutospacing="1" w:after="100" w:afterAutospacing="1" w:line="240" w:lineRule="auto"/>
+        <w:outlineLvl w:val="2"/>
+        <w:rPr>
+          <w:rFonts w:ascii="Times New Roman" w:eastAsia="Times New Roman" w:hAnsi="Times New Roman" w:cs="Times New Roman"/>
+          <w:b/>
+          <w:bCs/>
+          <w:sz w:val="27"/>
+          <w:szCs w:val="27"/>
+        </w:rPr>
+      </w:pPr>
+      <w:r>
+        <w:rPr>
+          <w:rFonts w:ascii="Times New Roman" w:eastAsia="Times New Roman" w:hAnsi="Times New Roman" w:cs="Times New Roman"/>
+          <w:b/>
+          <w:bCs/>
+          <w:sz w:val="27"/>
+          <w:szCs w:val="27"/>
+        </w:rPr>
+        <w:t>Appendix C – Re</w:t>
+      </w:r>
+      <w:r>
+        <w:rPr>
+          <w:rFonts w:ascii="Times New Roman" w:eastAsia="Times New Roman" w:hAnsi="Times New Roman" w:cs="Times New Roman"/>
+          <w:b/>
+          <w:bCs/>
+          <w:sz w:val="27"/>
+          <w:szCs w:val="27"/>
+        </w:rPr>
+        <w:noBreakHyphen/>
+        <w:t>set &amp; Reintegration Plan (post</w:t>
+      </w:r>
+      <w:r>
+        <w:rPr>
+          <w:rFonts w:ascii="Times New Roman" w:eastAsia="Times New Roman" w:hAnsi="Times New Roman" w:cs="Times New Roman"/>
+          <w:b/>
+          <w:bCs/>
+          <w:sz w:val="27"/>
+          <w:szCs w:val="27"/>
+        </w:rPr>
+        <w:noBreakHyphen/>
+        <w:t>incident)</w:t>
+      </w:r>
+    </w:p>
+    <w:p>
+      <w:pPr>
+        <w:numPr>
+          <w:ilvl w:val="0"/>
+          <w:numId w:val="30"/>
+        </w:numPr>
+        <w:spacing w:before="100" w:beforeAutospacing="1" w:after="100" w:afterAutospacing="1" w:line="240" w:lineRule="auto"/>
+        <w:rPr>
+          <w:rFonts w:ascii="Times New Roman" w:eastAsia="Times New Roman" w:hAnsi="Times New Roman" w:cs="Times New Roman"/>
+        </w:rPr>
+      </w:pPr>
+      <w:r>
+        <w:rPr>
+          <w:rFonts w:ascii="Times New Roman" w:eastAsia="Times New Roman" w:hAnsi="Times New Roman" w:cs="Times New Roman"/>
+          <w:b/>
+          <w:bCs/>
+        </w:rPr>
+        <w:t>Summary of incident (factual):</w:t>
+      </w:r>
+      <w:r>
+        <w:rPr>
+          <w:rFonts w:ascii="Times New Roman" w:eastAsia="Times New Roman" w:hAnsi="Times New Roman" w:cs="Times New Roman"/>
+        </w:rPr>
+        <w:t xml:space="preserve"> ______________________</w:t>
+      </w:r>
+    </w:p>
+    <w:p>
+      <w:pPr>
+        <w:numPr>
+          <w:ilvl w:val="0"/>
+          <w:numId w:val="30"/>
+        </w:numPr>
+        <w:spacing w:before="100" w:beforeAutospacing="1" w:after="100" w:afterAutospacing="1" w:line="240" w:lineRule="auto"/>
+        <w:rPr>
+          <w:rFonts w:ascii="Times New Roman" w:eastAsia="Times New Roman" w:hAnsi="Times New Roman" w:cs="Times New Roman"/>
+        </w:rPr>
+      </w:pPr>
+      <w:r>
+        <w:rPr>
+          <w:rFonts w:ascii="Times New Roman" w:eastAsia="Times New Roman" w:hAnsi="Times New Roman" w:cs="Times New Roman"/>
+          <w:b/>
+          <w:bCs/>
+        </w:rPr>
+        <w:t>Impact on CYP and others:</w:t>
+      </w:r>
+      <w:r>
+        <w:rPr>
+          <w:rFonts w:ascii="Times New Roman" w:eastAsia="Times New Roman" w:hAnsi="Times New Roman" w:cs="Times New Roman"/>
+        </w:rPr>
+        <w:t xml:space="preserve"> _________________________</w:t>
+      </w:r>
+    </w:p>
+    <w:p>
+      <w:pPr>
+        <w:numPr>
+          <w:ilvl w:val="0"/>
+          <w:numId w:val="30"/>
+        </w:numPr>
+        <w:spacing w:before="100" w:beforeAutospacing="1" w:after="100" w:afterAutospacing="1" w:line="240" w:lineRule="auto"/>
+        <w:rPr>
+          <w:rFonts w:ascii="Times New Roman" w:eastAsia="Times New Roman" w:hAnsi="Times New Roman" w:cs="Times New Roman"/>
+        </w:rPr>
+      </w:pPr>
+      <w:r>
+        <w:rPr>
+          <w:rFonts w:ascii="Times New Roman" w:eastAsia="Times New Roman" w:hAnsi="Times New Roman" w:cs="Times New Roman"/>
+          <w:b/>
+          <w:bCs/>
+        </w:rPr>
+        <w:t>Repair &amp; restoration actions:</w:t>
+      </w:r>
+      <w:r>
+        <w:rPr>
+          <w:rFonts w:ascii="Times New Roman" w:eastAsia="Times New Roman" w:hAnsi="Times New Roman" w:cs="Times New Roman"/>
+        </w:rPr>
+        <w:t xml:space="preserve"> apology/repair/learning.</w:t>
+      </w:r>
+    </w:p>
+    <w:p>
+      <w:pPr>
+        <w:numPr>
+          <w:ilvl w:val="0"/>
+          <w:numId w:val="30"/>
+        </w:numPr>
+        <w:spacing w:before="100" w:beforeAutospacing="1" w:after="100" w:afterAutospacing="1" w:line="240" w:lineRule="auto"/>
+        <w:rPr>
+          <w:rFonts w:ascii="Times New Roman" w:eastAsia="Times New Roman" w:hAnsi="Times New Roman" w:cs="Times New Roman"/>
+        </w:rPr>
+      </w:pPr>
+      <w:r>
+        <w:rPr>
+          <w:rFonts w:ascii="Times New Roman" w:eastAsia="Times New Roman" w:hAnsi="Times New Roman" w:cs="Times New Roman"/>
+          <w:b/>
+          <w:bCs/>
+        </w:rPr>
+        <w:t>Adjustments to plan/timetable/location:</w:t>
+      </w:r>
+      <w:r>
+        <w:rPr>
+          <w:rFonts w:ascii="Times New Roman" w:eastAsia="Times New Roman" w:hAnsi="Times New Roman" w:cs="Times New Roman"/>
+        </w:rPr>
+        <w:t xml:space="preserve"> ______________</w:t>
+      </w:r>
+    </w:p>
+    <w:p>
+      <w:pPr>
+        <w:numPr>
+          <w:ilvl w:val="0"/>
+          <w:numId w:val="30"/>
+        </w:numPr>
+        <w:spacing w:before="100" w:beforeAutospacing="1" w:after="100" w:afterAutospacing="1" w:line="240" w:lineRule="auto"/>
+        <w:rPr>
+          <w:rFonts w:ascii="Times New Roman" w:eastAsia="Times New Roman" w:hAnsi="Times New Roman" w:cs="Times New Roman"/>
+        </w:rPr>
+      </w:pPr>
+      <w:r>
+        <w:rPr>
+          <w:rFonts w:ascii="Times New Roman" w:eastAsia="Times New Roman" w:hAnsi="Times New Roman" w:cs="Times New Roman"/>
+          <w:b/>
+          <w:bCs/>
+        </w:rPr>
+        <w:t>Therapeutic supports:</w:t>
+      </w:r>
+      <w:r>
+        <w:rPr>
+          <w:rFonts w:ascii="Times New Roman" w:eastAsia="Times New Roman" w:hAnsi="Times New Roman" w:cs="Times New Roman"/>
+        </w:rPr>
+        <w:t xml:space="preserve"> e.g., ELSA/mentoring, social story.</w:t>
+      </w:r>
+    </w:p>
+    <w:p>
+      <w:pPr>
+        <w:numPr>
+          <w:ilvl w:val="0"/>
+          <w:numId w:val="30"/>
+        </w:numPr>
+        <w:spacing w:before="100" w:beforeAutospacing="1" w:after="100" w:afterAutospacing="1" w:line="240" w:lineRule="auto"/>
+        <w:rPr>
+          <w:rFonts w:ascii="Times New Roman" w:eastAsia="Times New Roman" w:hAnsi="Times New Roman" w:cs="Times New Roman"/>
+        </w:rPr>
+      </w:pPr>
+      <w:r>
+        <w:rPr>
+          <w:rFonts w:ascii="Times New Roman" w:eastAsia="Times New Roman" w:hAnsi="Times New Roman" w:cs="Times New Roman"/>
+          <w:b/>
+          <w:bCs/>
+        </w:rPr>
+        <w:t>Parent/carer views &amp; CYP voice:</w:t>
+      </w:r>
+      <w:r>
+        <w:rPr>
+          <w:rFonts w:ascii="Times New Roman" w:eastAsia="Times New Roman" w:hAnsi="Times New Roman" w:cs="Times New Roman"/>
+        </w:rPr>
+        <w:t xml:space="preserve"> ____________________</w:t>
+      </w:r>
+    </w:p>
+    <w:p>
+      <w:pPr>
+        <w:numPr>
+          <w:ilvl w:val="0"/>
+          <w:numId w:val="30"/>
+        </w:numPr>
+        <w:spacing w:before="100" w:beforeAutospacing="1" w:after="100" w:afterAutospacing="1" w:line="240" w:lineRule="auto"/>
+        <w:rPr>
+          <w:rFonts w:ascii="Times New Roman" w:eastAsia="Times New Roman" w:hAnsi="Times New Roman" w:cs="Times New Roman"/>
+        </w:rPr>
+      </w:pPr>
+      <w:r>
+        <w:rPr>
+          <w:rFonts w:ascii="Times New Roman" w:eastAsia="Times New Roman" w:hAnsi="Times New Roman" w:cs="Times New Roman"/>
+          <w:b/>
+          <w:bCs/>
+        </w:rPr>
+        <w:t>Success criteria &amp; review date.</w:t>
+      </w:r>
+    </w:p>
+    <w:p>
+      <w:pPr>
+        <w:spacing w:after="0" w:line="240" w:lineRule="auto"/>
+        <w:rPr>
+          <w:rFonts w:ascii="Times New Roman" w:eastAsia="Times New Roman" w:hAnsi="Times New Roman" w:cs="Times New Roman"/>
+        </w:rPr>
+      </w:pPr>
+      <w:r>
+        <w:rPr>
+          <w:rFonts w:ascii="Times New Roman" w:eastAsia="Times New Roman" w:hAnsi="Times New Roman" w:cs="Times New Roman"/>
+        </w:rPr>
+        <w:pict w14:anchorId="4A875447">
+          <v:rect id="_x0000_i1044" style="width:6in;height:1.5pt;mso-position-horizontal:absolute;mso-position-horizontal-relative:text;mso-position-vertical:absolute;mso-position-vertical-relative:text" o:hralign="center" o:hrstd="t" o:hrnoshade="t" o:hr="t" fillcolor="#4e6128 [1606]" stroked="f"/>
+        </w:pict>
+      </w:r>
+    </w:p>
+    <w:p>
+      <w:pPr>
+        <w:spacing w:before="100" w:beforeAutospacing="1" w:after="100" w:afterAutospacing="1" w:line="240" w:lineRule="auto"/>
+        <w:outlineLvl w:val="2"/>
+        <w:rPr>
+          <w:rFonts w:ascii="Times New Roman" w:eastAsia="Times New Roman" w:hAnsi="Times New Roman" w:cs="Times New Roman"/>
+          <w:b/>
+          <w:bCs/>
+          <w:sz w:val="27"/>
+          <w:szCs w:val="27"/>
+        </w:rPr>
+      </w:pPr>
+      <w:r>
+        <w:rPr>
+          <w:rFonts w:ascii="Times New Roman" w:eastAsia="Times New Roman" w:hAnsi="Times New Roman" w:cs="Times New Roman"/>
+          <w:b/>
+          <w:bCs/>
+          <w:sz w:val="27"/>
+          <w:szCs w:val="27"/>
+        </w:rPr>
+        <w:t>Appendix D – Searching, Screening &amp; Confiscation Quick</w:t>
+      </w:r>
+      <w:r>
+        <w:rPr>
+          <w:rFonts w:ascii="Times New Roman" w:eastAsia="Times New Roman" w:hAnsi="Times New Roman" w:cs="Times New Roman"/>
+          <w:b/>
+          <w:bCs/>
+          <w:sz w:val="27"/>
+          <w:szCs w:val="27"/>
+        </w:rPr>
+        <w:noBreakHyphen/>
+        <w:t>Guide</w:t>
+      </w:r>
+    </w:p>
+    <w:p>
+      <w:pPr>
+        <w:numPr>
+          <w:ilvl w:val="0"/>
+          <w:numId w:val="31"/>
+        </w:numPr>
+        <w:spacing w:before="100" w:beforeAutospacing="1" w:after="100" w:afterAutospacing="1" w:line="240" w:lineRule="auto"/>
+        <w:rPr>
+          <w:rFonts w:ascii="Times New Roman" w:eastAsia="Times New Roman" w:hAnsi="Times New Roman" w:cs="Times New Roman"/>
+        </w:rPr>
+      </w:pPr>
+      <w:r>
+        <w:rPr>
+          <w:rFonts w:ascii="Times New Roman" w:eastAsia="Times New Roman" w:hAnsi="Times New Roman" w:cs="Times New Roman"/>
+          <w:b/>
+          <w:bCs/>
+        </w:rPr>
+        <w:t>Before:</w:t>
+      </w:r>
+      <w:r>
+        <w:rPr>
+          <w:rFonts w:ascii="Times New Roman" w:eastAsia="Times New Roman" w:hAnsi="Times New Roman" w:cs="Times New Roman"/>
+        </w:rPr>
+        <w:t xml:space="preserve"> consider proportionality, safeguarding purpose, SEND needs, trauma history, same</w:t>
+      </w:r>
+      <w:r>
+        <w:rPr>
+          <w:rFonts w:ascii="Times New Roman" w:eastAsia="Times New Roman" w:hAnsi="Times New Roman" w:cs="Times New Roman"/>
+        </w:rPr>
+        <w:noBreakHyphen/>
+        <w:t>sex member of staff and witness where practicable; no intimate searches; record rationale.</w:t>
+      </w:r>
+    </w:p>
+    <w:p>
+      <w:pPr>
+        <w:numPr>
+          <w:ilvl w:val="0"/>
+          <w:numId w:val="31"/>
+        </w:numPr>
+        <w:spacing w:before="100" w:beforeAutospacing="1" w:after="100" w:afterAutospacing="1" w:line="240" w:lineRule="auto"/>
+        <w:rPr>
+          <w:rFonts w:ascii="Times New Roman" w:eastAsia="Times New Roman" w:hAnsi="Times New Roman" w:cs="Times New Roman"/>
+        </w:rPr>
+      </w:pPr>
+      <w:r>
+        <w:rPr>
+          <w:rFonts w:ascii="Times New Roman" w:eastAsia="Times New Roman" w:hAnsi="Times New Roman" w:cs="Times New Roman"/>
+          <w:b/>
+          <w:bCs/>
+        </w:rPr>
+        <w:t>During:</w:t>
+      </w:r>
+      <w:r>
+        <w:rPr>
+          <w:rFonts w:ascii="Times New Roman" w:eastAsia="Times New Roman" w:hAnsi="Times New Roman" w:cs="Times New Roman"/>
+        </w:rPr>
+        <w:t xml:space="preserve"> use least intrusive means; respect privacy and dignity; stop if risk increases; call police where appropriate.</w:t>
+      </w:r>
+    </w:p>
+    <w:p>
+      <w:pPr>
+        <w:numPr>
+          <w:ilvl w:val="0"/>
+          <w:numId w:val="31"/>
+        </w:numPr>
+        <w:spacing w:before="100" w:beforeAutospacing="1" w:after="100" w:afterAutospacing="1" w:line="240" w:lineRule="auto"/>
+        <w:rPr>
+          <w:rFonts w:ascii="Times New Roman" w:eastAsia="Times New Roman" w:hAnsi="Times New Roman" w:cs="Times New Roman"/>
+        </w:rPr>
+      </w:pPr>
+      <w:r>
+        <w:rPr>
+          <w:rFonts w:ascii="Times New Roman" w:eastAsia="Times New Roman" w:hAnsi="Times New Roman" w:cs="Times New Roman"/>
+          <w:b/>
+          <w:bCs/>
+        </w:rPr>
+        <w:t>After:</w:t>
+      </w:r>
+      <w:r>
+        <w:rPr>
+          <w:rFonts w:ascii="Times New Roman" w:eastAsia="Times New Roman" w:hAnsi="Times New Roman" w:cs="Times New Roman"/>
+        </w:rPr>
+        <w:t xml:space="preserve"> record items found/retained; inform parent/carer (same day where prohibited item found); update risk assessment; consider safeguarding referral if concerns arise.</w:t>
+      </w:r>
+    </w:p>
+    <w:p>
+      <w:pPr>
+        <w:spacing w:after="0" w:line="240" w:lineRule="auto"/>
+        <w:rPr>
+          <w:rFonts w:ascii="Times New Roman" w:eastAsia="Times New Roman" w:hAnsi="Times New Roman" w:cs="Times New Roman"/>
+        </w:rPr>
+      </w:pPr>
+      <w:r>
+        <w:rPr>
+          <w:rFonts w:ascii="Times New Roman" w:eastAsia="Times New Roman" w:hAnsi="Times New Roman" w:cs="Times New Roman"/>
+        </w:rPr>
+        <w:pict w14:anchorId="44B8FBCA">
+          <v:rect id="_x0000_i1045" style="width:6in;height:1.5pt;mso-position-horizontal:absolute;mso-position-horizontal-relative:text;mso-position-vertical:absolute;mso-position-vertical-relative:text" o:hralign="center" o:hrstd="t" o:hrnoshade="t" o:hr="t" fillcolor="#4e6128 [1606]" stroked="f"/>
+        </w:pict>
+      </w:r>
+    </w:p>
+    <w:p>
+      <w:pPr>
+        <w:spacing w:before="100" w:beforeAutospacing="1" w:after="100" w:afterAutospacing="1" w:line="240" w:lineRule="auto"/>
+        <w:outlineLvl w:val="2"/>
+        <w:rPr>
+          <w:rFonts w:ascii="Times New Roman" w:eastAsia="Times New Roman" w:hAnsi="Times New Roman" w:cs="Times New Roman"/>
+          <w:b/>
+          <w:bCs/>
+          <w:sz w:val="27"/>
+          <w:szCs w:val="27"/>
+        </w:rPr>
+      </w:pPr>
+      <w:r>
+        <w:rPr>
+          <w:rFonts w:ascii="Times New Roman" w:eastAsia="Times New Roman" w:hAnsi="Times New Roman" w:cs="Times New Roman"/>
+          <w:b/>
+          <w:bCs/>
+          <w:sz w:val="27"/>
+          <w:szCs w:val="27"/>
+        </w:rPr>
+        <w:t>Appendix E – Incident Record (minimum content)</w:t>
+      </w:r>
+    </w:p>
+    <w:p>
+      <w:pPr>
+        <w:numPr>
+          <w:ilvl w:val="0"/>
+          <w:numId w:val="32"/>
+        </w:numPr>
+        <w:spacing w:before="100" w:beforeAutospacing="1" w:after="100" w:afterAutospacing="1" w:line="240" w:lineRule="auto"/>
+        <w:rPr>
+          <w:rFonts w:ascii="Times New Roman" w:eastAsia="Times New Roman" w:hAnsi="Times New Roman" w:cs="Times New Roman"/>
+        </w:rPr>
+      </w:pPr>
+      <w:r>
+        <w:rPr>
+          <w:rFonts w:ascii="Times New Roman" w:eastAsia="Times New Roman" w:hAnsi="Times New Roman" w:cs="Times New Roman"/>
+        </w:rPr>
+        <w:t>Date/time/location; staff present; activity; antecedents; behaviour; risk level; strategies used; whether force used (type/duration/justification/injuries/first aid); items searched/confiscated; parent/carer notified; CYP voice; next steps; manager/DSL review.</w:t>
+      </w:r>
+    </w:p>
+    <w:p>
+      <w:pPr>
+        <w:spacing w:after="0" w:line="240" w:lineRule="auto"/>
+        <w:rPr>
+          <w:rFonts w:ascii="Times New Roman" w:eastAsia="Times New Roman" w:hAnsi="Times New Roman" w:cs="Times New Roman"/>
+        </w:rPr>
+      </w:pPr>
+      <w:r>
+        <w:rPr>
+          <w:rFonts w:ascii="Times New Roman" w:eastAsia="Times New Roman" w:hAnsi="Times New Roman" w:cs="Times New Roman"/>
+        </w:rPr>
+        <w:pict w14:anchorId="07A03F9D">
+          <v:rect id="_x0000_i1046" style="width:6in;height:1.5pt;mso-position-horizontal:absolute;mso-position-horizontal-relative:text;mso-position-vertical:absolute;mso-position-vertical-relative:text" o:hralign="center" o:hrstd="t" o:hrnoshade="t" o:hr="t" fillcolor="#4e6128 [1606]" stroked="f"/>
+        </w:pict>
+      </w:r>
+    </w:p>
+    <w:p>
+      <w:pPr>
+        <w:spacing w:after="0" w:line="336" w:lineRule="auto"/>
+      </w:pPr>
+    </w:p>
+    <w:p/>
     <w:sectPr>
       <w:headerReference w:type="default" r:id="rId8"/>
       <w:footerReference w:type="default" r:id="rId9"/>
@@ -1201,7 +5077,19 @@
       <w:t>WEC</w:t>
     </w:r>
     <w:r>
-      <w:t xml:space="preserve"> Safeguarding Policy – May 2025</w:t>
+      <w:t xml:space="preserve"> </w:t>
+    </w:r>
+    <w:r>
+      <w:t>Behaviour</w:t>
+    </w:r>
+    <w:r>
+      <w:t xml:space="preserve"> Policy – </w:t>
+    </w:r>
+    <w:r>
+      <w:t>September</w:t>
+    </w:r>
+    <w:r>
+      <w:t xml:space="preserve"> 2025</w:t>
     </w:r>
   </w:p>
 </w:ftr>
@@ -1243,18 +5131,26 @@
         <w:noProof/>
       </w:rPr>
       <w:drawing>
-        <wp:anchor distT="0" distB="0" distL="114300" distR="114300" simplePos="0" relativeHeight="251658240" behindDoc="0" locked="0" layoutInCell="1" allowOverlap="1" wp14:anchorId="3AFF0EE8" wp14:editId="07D8FEEB">
+        <wp:anchor distT="0" distB="0" distL="114300" distR="114300" simplePos="0" relativeHeight="251658240" behindDoc="0" locked="0" layoutInCell="1" allowOverlap="1" wp14:anchorId="506E4903" wp14:editId="6AA08C17">
           <wp:simplePos x="0" y="0"/>
-          <wp:positionH relativeFrom="margin">
-            <wp:posOffset>4699551</wp:posOffset>
+          <wp:positionH relativeFrom="column">
+            <wp:posOffset>4198620</wp:posOffset>
           </wp:positionH>
-          <wp:positionV relativeFrom="margin">
-            <wp:posOffset>-760888</wp:posOffset>
+          <wp:positionV relativeFrom="paragraph">
+            <wp:posOffset>-152400</wp:posOffset>
           </wp:positionV>
-          <wp:extent cx="1621674" cy="1621674"/>
-          <wp:effectExtent l="0" t="0" r="0" b="0"/>
-          <wp:wrapSquare wrapText="bothSides"/>
-          <wp:docPr id="1300093811" name="Picture 1" descr="A logo of a road and sun&#10;&#10;AI-generated content may be incorrect."/>
+          <wp:extent cx="1767840" cy="1767840"/>
+          <wp:effectExtent l="0" t="0" r="3810" b="3810"/>
+          <wp:wrapThrough wrapText="bothSides">
+            <wp:wrapPolygon edited="0">
+              <wp:start x="0" y="0"/>
+              <wp:lineTo x="0" y="21414"/>
+              <wp:lineTo x="21414" y="21414"/>
+              <wp:lineTo x="21414" y="0"/>
+              <wp:lineTo x="0" y="0"/>
+            </wp:wrapPolygon>
+          </wp:wrapThrough>
+          <wp:docPr id="1826173306" name="Picture 2" descr="A logo with text and tree"/>
           <wp:cNvGraphicFramePr>
             <a:graphicFrameLocks xmlns:a="http://schemas.openxmlformats.org/drawingml/2006/main" noChangeAspect="1"/>
           </wp:cNvGraphicFramePr>
@@ -1262,7 +5158,7 @@
             <a:graphicData uri="http://schemas.openxmlformats.org/drawingml/2006/picture">
               <pic:pic xmlns:pic="http://schemas.openxmlformats.org/drawingml/2006/picture">
                 <pic:nvPicPr>
-                  <pic:cNvPr id="1300093811" name="Picture 1" descr="A logo of a road and sun&#10;&#10;AI-generated content may be incorrect."/>
+                  <pic:cNvPr id="1826173306" name="Picture 2" descr="A logo with text and tree"/>
                   <pic:cNvPicPr/>
                 </pic:nvPicPr>
                 <pic:blipFill>
@@ -1274,17 +5170,11 @@
                 <pic:spPr>
                   <a:xfrm>
                     <a:off x="0" y="0"/>
-                    <a:ext cx="1621674" cy="1621674"/>
+                    <a:ext cx="1767840" cy="1767840"/>
                   </a:xfrm>
                   <a:prstGeom prst="rect">
                     <a:avLst/>
                   </a:prstGeom>
-                  <a:ln>
-                    <a:noFill/>
-                  </a:ln>
-                  <a:effectLst>
-                    <a:softEdge rad="112500"/>
-                  </a:effectLst>
                 </pic:spPr>
               </pic:pic>
             </a:graphicData>
@@ -1466,6 +5356,3329 @@
       </w:pPr>
       <w:rPr>
         <w:rFonts w:ascii="Symbol" w:hAnsi="Symbol" w:hint="default"/>
+      </w:rPr>
+    </w:lvl>
+  </w:abstractNum>
+  <w:abstractNum w:abstractNumId="9" w15:restartNumberingAfterBreak="0">
+    <w:nsid w:val="06505FE1"/>
+    <w:multiLevelType w:val="multilevel"/>
+    <w:tmpl w:val="FC12DF0A"/>
+    <w:lvl w:ilvl="0">
+      <w:start w:val="1"/>
+      <w:numFmt w:val="bullet"/>
+      <w:lvlText w:val=""/>
+      <w:lvlJc w:val="left"/>
+      <w:pPr>
+        <w:tabs>
+          <w:tab w:val="num" w:pos="720"/>
+        </w:tabs>
+        <w:ind w:left="720" w:hanging="360"/>
+      </w:pPr>
+      <w:rPr>
+        <w:rFonts w:ascii="Symbol" w:hAnsi="Symbol" w:hint="default"/>
+        <w:sz w:val="20"/>
+      </w:rPr>
+    </w:lvl>
+    <w:lvl w:ilvl="1" w:tentative="1">
+      <w:start w:val="1"/>
+      <w:numFmt w:val="bullet"/>
+      <w:lvlText w:val="o"/>
+      <w:lvlJc w:val="left"/>
+      <w:pPr>
+        <w:tabs>
+          <w:tab w:val="num" w:pos="1440"/>
+        </w:tabs>
+        <w:ind w:left="1440" w:hanging="360"/>
+      </w:pPr>
+      <w:rPr>
+        <w:rFonts w:ascii="Courier New" w:hAnsi="Courier New" w:hint="default"/>
+        <w:sz w:val="20"/>
+      </w:rPr>
+    </w:lvl>
+    <w:lvl w:ilvl="2" w:tentative="1">
+      <w:start w:val="1"/>
+      <w:numFmt w:val="bullet"/>
+      <w:lvlText w:val=""/>
+      <w:lvlJc w:val="left"/>
+      <w:pPr>
+        <w:tabs>
+          <w:tab w:val="num" w:pos="2160"/>
+        </w:tabs>
+        <w:ind w:left="2160" w:hanging="360"/>
+      </w:pPr>
+      <w:rPr>
+        <w:rFonts w:ascii="Wingdings" w:hAnsi="Wingdings" w:hint="default"/>
+        <w:sz w:val="20"/>
+      </w:rPr>
+    </w:lvl>
+    <w:lvl w:ilvl="3" w:tentative="1">
+      <w:start w:val="1"/>
+      <w:numFmt w:val="bullet"/>
+      <w:lvlText w:val=""/>
+      <w:lvlJc w:val="left"/>
+      <w:pPr>
+        <w:tabs>
+          <w:tab w:val="num" w:pos="2880"/>
+        </w:tabs>
+        <w:ind w:left="2880" w:hanging="360"/>
+      </w:pPr>
+      <w:rPr>
+        <w:rFonts w:ascii="Wingdings" w:hAnsi="Wingdings" w:hint="default"/>
+        <w:sz w:val="20"/>
+      </w:rPr>
+    </w:lvl>
+    <w:lvl w:ilvl="4" w:tentative="1">
+      <w:start w:val="1"/>
+      <w:numFmt w:val="bullet"/>
+      <w:lvlText w:val=""/>
+      <w:lvlJc w:val="left"/>
+      <w:pPr>
+        <w:tabs>
+          <w:tab w:val="num" w:pos="3600"/>
+        </w:tabs>
+        <w:ind w:left="3600" w:hanging="360"/>
+      </w:pPr>
+      <w:rPr>
+        <w:rFonts w:ascii="Wingdings" w:hAnsi="Wingdings" w:hint="default"/>
+        <w:sz w:val="20"/>
+      </w:rPr>
+    </w:lvl>
+    <w:lvl w:ilvl="5" w:tentative="1">
+      <w:start w:val="1"/>
+      <w:numFmt w:val="bullet"/>
+      <w:lvlText w:val=""/>
+      <w:lvlJc w:val="left"/>
+      <w:pPr>
+        <w:tabs>
+          <w:tab w:val="num" w:pos="4320"/>
+        </w:tabs>
+        <w:ind w:left="4320" w:hanging="360"/>
+      </w:pPr>
+      <w:rPr>
+        <w:rFonts w:ascii="Wingdings" w:hAnsi="Wingdings" w:hint="default"/>
+        <w:sz w:val="20"/>
+      </w:rPr>
+    </w:lvl>
+    <w:lvl w:ilvl="6" w:tentative="1">
+      <w:start w:val="1"/>
+      <w:numFmt w:val="bullet"/>
+      <w:lvlText w:val=""/>
+      <w:lvlJc w:val="left"/>
+      <w:pPr>
+        <w:tabs>
+          <w:tab w:val="num" w:pos="5040"/>
+        </w:tabs>
+        <w:ind w:left="5040" w:hanging="360"/>
+      </w:pPr>
+      <w:rPr>
+        <w:rFonts w:ascii="Wingdings" w:hAnsi="Wingdings" w:hint="default"/>
+        <w:sz w:val="20"/>
+      </w:rPr>
+    </w:lvl>
+    <w:lvl w:ilvl="7" w:tentative="1">
+      <w:start w:val="1"/>
+      <w:numFmt w:val="bullet"/>
+      <w:lvlText w:val=""/>
+      <w:lvlJc w:val="left"/>
+      <w:pPr>
+        <w:tabs>
+          <w:tab w:val="num" w:pos="5760"/>
+        </w:tabs>
+        <w:ind w:left="5760" w:hanging="360"/>
+      </w:pPr>
+      <w:rPr>
+        <w:rFonts w:ascii="Wingdings" w:hAnsi="Wingdings" w:hint="default"/>
+        <w:sz w:val="20"/>
+      </w:rPr>
+    </w:lvl>
+    <w:lvl w:ilvl="8" w:tentative="1">
+      <w:start w:val="1"/>
+      <w:numFmt w:val="bullet"/>
+      <w:lvlText w:val=""/>
+      <w:lvlJc w:val="left"/>
+      <w:pPr>
+        <w:tabs>
+          <w:tab w:val="num" w:pos="6480"/>
+        </w:tabs>
+        <w:ind w:left="6480" w:hanging="360"/>
+      </w:pPr>
+      <w:rPr>
+        <w:rFonts w:ascii="Wingdings" w:hAnsi="Wingdings" w:hint="default"/>
+        <w:sz w:val="20"/>
+      </w:rPr>
+    </w:lvl>
+  </w:abstractNum>
+  <w:abstractNum w:abstractNumId="10" w15:restartNumberingAfterBreak="0">
+    <w:nsid w:val="07EA5830"/>
+    <w:multiLevelType w:val="hybridMultilevel"/>
+    <w:tmpl w:val="81F4E78E"/>
+    <w:lvl w:ilvl="0" w:tplc="08090001">
+      <w:start w:val="1"/>
+      <w:numFmt w:val="bullet"/>
+      <w:lvlText w:val=""/>
+      <w:lvlJc w:val="left"/>
+      <w:pPr>
+        <w:ind w:left="825" w:hanging="360"/>
+      </w:pPr>
+      <w:rPr>
+        <w:rFonts w:ascii="Symbol" w:hAnsi="Symbol" w:hint="default"/>
+      </w:rPr>
+    </w:lvl>
+    <w:lvl w:ilvl="1" w:tplc="08090003" w:tentative="1">
+      <w:start w:val="1"/>
+      <w:numFmt w:val="bullet"/>
+      <w:lvlText w:val="o"/>
+      <w:lvlJc w:val="left"/>
+      <w:pPr>
+        <w:ind w:left="1545" w:hanging="360"/>
+      </w:pPr>
+      <w:rPr>
+        <w:rFonts w:ascii="Courier New" w:hAnsi="Courier New" w:cs="Courier New" w:hint="default"/>
+      </w:rPr>
+    </w:lvl>
+    <w:lvl w:ilvl="2" w:tplc="08090005" w:tentative="1">
+      <w:start w:val="1"/>
+      <w:numFmt w:val="bullet"/>
+      <w:lvlText w:val=""/>
+      <w:lvlJc w:val="left"/>
+      <w:pPr>
+        <w:ind w:left="2265" w:hanging="360"/>
+      </w:pPr>
+      <w:rPr>
+        <w:rFonts w:ascii="Wingdings" w:hAnsi="Wingdings" w:hint="default"/>
+      </w:rPr>
+    </w:lvl>
+    <w:lvl w:ilvl="3" w:tplc="08090001" w:tentative="1">
+      <w:start w:val="1"/>
+      <w:numFmt w:val="bullet"/>
+      <w:lvlText w:val=""/>
+      <w:lvlJc w:val="left"/>
+      <w:pPr>
+        <w:ind w:left="2985" w:hanging="360"/>
+      </w:pPr>
+      <w:rPr>
+        <w:rFonts w:ascii="Symbol" w:hAnsi="Symbol" w:hint="default"/>
+      </w:rPr>
+    </w:lvl>
+    <w:lvl w:ilvl="4" w:tplc="08090003" w:tentative="1">
+      <w:start w:val="1"/>
+      <w:numFmt w:val="bullet"/>
+      <w:lvlText w:val="o"/>
+      <w:lvlJc w:val="left"/>
+      <w:pPr>
+        <w:ind w:left="3705" w:hanging="360"/>
+      </w:pPr>
+      <w:rPr>
+        <w:rFonts w:ascii="Courier New" w:hAnsi="Courier New" w:cs="Courier New" w:hint="default"/>
+      </w:rPr>
+    </w:lvl>
+    <w:lvl w:ilvl="5" w:tplc="08090005" w:tentative="1">
+      <w:start w:val="1"/>
+      <w:numFmt w:val="bullet"/>
+      <w:lvlText w:val=""/>
+      <w:lvlJc w:val="left"/>
+      <w:pPr>
+        <w:ind w:left="4425" w:hanging="360"/>
+      </w:pPr>
+      <w:rPr>
+        <w:rFonts w:ascii="Wingdings" w:hAnsi="Wingdings" w:hint="default"/>
+      </w:rPr>
+    </w:lvl>
+    <w:lvl w:ilvl="6" w:tplc="08090001" w:tentative="1">
+      <w:start w:val="1"/>
+      <w:numFmt w:val="bullet"/>
+      <w:lvlText w:val=""/>
+      <w:lvlJc w:val="left"/>
+      <w:pPr>
+        <w:ind w:left="5145" w:hanging="360"/>
+      </w:pPr>
+      <w:rPr>
+        <w:rFonts w:ascii="Symbol" w:hAnsi="Symbol" w:hint="default"/>
+      </w:rPr>
+    </w:lvl>
+    <w:lvl w:ilvl="7" w:tplc="08090003" w:tentative="1">
+      <w:start w:val="1"/>
+      <w:numFmt w:val="bullet"/>
+      <w:lvlText w:val="o"/>
+      <w:lvlJc w:val="left"/>
+      <w:pPr>
+        <w:ind w:left="5865" w:hanging="360"/>
+      </w:pPr>
+      <w:rPr>
+        <w:rFonts w:ascii="Courier New" w:hAnsi="Courier New" w:cs="Courier New" w:hint="default"/>
+      </w:rPr>
+    </w:lvl>
+    <w:lvl w:ilvl="8" w:tplc="08090005" w:tentative="1">
+      <w:start w:val="1"/>
+      <w:numFmt w:val="bullet"/>
+      <w:lvlText w:val=""/>
+      <w:lvlJc w:val="left"/>
+      <w:pPr>
+        <w:ind w:left="6585" w:hanging="360"/>
+      </w:pPr>
+      <w:rPr>
+        <w:rFonts w:ascii="Wingdings" w:hAnsi="Wingdings" w:hint="default"/>
+      </w:rPr>
+    </w:lvl>
+  </w:abstractNum>
+  <w:abstractNum w:abstractNumId="11" w15:restartNumberingAfterBreak="0">
+    <w:nsid w:val="0C095606"/>
+    <w:multiLevelType w:val="multilevel"/>
+    <w:tmpl w:val="F0B25CCA"/>
+    <w:lvl w:ilvl="0">
+      <w:start w:val="1"/>
+      <w:numFmt w:val="decimal"/>
+      <w:lvlText w:val="%1."/>
+      <w:lvlJc w:val="left"/>
+      <w:pPr>
+        <w:tabs>
+          <w:tab w:val="num" w:pos="720"/>
+        </w:tabs>
+        <w:ind w:left="720" w:hanging="360"/>
+      </w:pPr>
+    </w:lvl>
+    <w:lvl w:ilvl="1" w:tentative="1">
+      <w:start w:val="1"/>
+      <w:numFmt w:val="decimal"/>
+      <w:lvlText w:val="%2."/>
+      <w:lvlJc w:val="left"/>
+      <w:pPr>
+        <w:tabs>
+          <w:tab w:val="num" w:pos="1440"/>
+        </w:tabs>
+        <w:ind w:left="1440" w:hanging="360"/>
+      </w:pPr>
+    </w:lvl>
+    <w:lvl w:ilvl="2" w:tentative="1">
+      <w:start w:val="1"/>
+      <w:numFmt w:val="decimal"/>
+      <w:lvlText w:val="%3."/>
+      <w:lvlJc w:val="left"/>
+      <w:pPr>
+        <w:tabs>
+          <w:tab w:val="num" w:pos="2160"/>
+        </w:tabs>
+        <w:ind w:left="2160" w:hanging="360"/>
+      </w:pPr>
+    </w:lvl>
+    <w:lvl w:ilvl="3" w:tentative="1">
+      <w:start w:val="1"/>
+      <w:numFmt w:val="decimal"/>
+      <w:lvlText w:val="%4."/>
+      <w:lvlJc w:val="left"/>
+      <w:pPr>
+        <w:tabs>
+          <w:tab w:val="num" w:pos="2880"/>
+        </w:tabs>
+        <w:ind w:left="2880" w:hanging="360"/>
+      </w:pPr>
+    </w:lvl>
+    <w:lvl w:ilvl="4" w:tentative="1">
+      <w:start w:val="1"/>
+      <w:numFmt w:val="decimal"/>
+      <w:lvlText w:val="%5."/>
+      <w:lvlJc w:val="left"/>
+      <w:pPr>
+        <w:tabs>
+          <w:tab w:val="num" w:pos="3600"/>
+        </w:tabs>
+        <w:ind w:left="3600" w:hanging="360"/>
+      </w:pPr>
+    </w:lvl>
+    <w:lvl w:ilvl="5" w:tentative="1">
+      <w:start w:val="1"/>
+      <w:numFmt w:val="decimal"/>
+      <w:lvlText w:val="%6."/>
+      <w:lvlJc w:val="left"/>
+      <w:pPr>
+        <w:tabs>
+          <w:tab w:val="num" w:pos="4320"/>
+        </w:tabs>
+        <w:ind w:left="4320" w:hanging="360"/>
+      </w:pPr>
+    </w:lvl>
+    <w:lvl w:ilvl="6" w:tentative="1">
+      <w:start w:val="1"/>
+      <w:numFmt w:val="decimal"/>
+      <w:lvlText w:val="%7."/>
+      <w:lvlJc w:val="left"/>
+      <w:pPr>
+        <w:tabs>
+          <w:tab w:val="num" w:pos="5040"/>
+        </w:tabs>
+        <w:ind w:left="5040" w:hanging="360"/>
+      </w:pPr>
+    </w:lvl>
+    <w:lvl w:ilvl="7" w:tentative="1">
+      <w:start w:val="1"/>
+      <w:numFmt w:val="decimal"/>
+      <w:lvlText w:val="%8."/>
+      <w:lvlJc w:val="left"/>
+      <w:pPr>
+        <w:tabs>
+          <w:tab w:val="num" w:pos="5760"/>
+        </w:tabs>
+        <w:ind w:left="5760" w:hanging="360"/>
+      </w:pPr>
+    </w:lvl>
+    <w:lvl w:ilvl="8" w:tentative="1">
+      <w:start w:val="1"/>
+      <w:numFmt w:val="decimal"/>
+      <w:lvlText w:val="%9."/>
+      <w:lvlJc w:val="left"/>
+      <w:pPr>
+        <w:tabs>
+          <w:tab w:val="num" w:pos="6480"/>
+        </w:tabs>
+        <w:ind w:left="6480" w:hanging="360"/>
+      </w:pPr>
+    </w:lvl>
+  </w:abstractNum>
+  <w:abstractNum w:abstractNumId="12" w15:restartNumberingAfterBreak="0">
+    <w:nsid w:val="0D0370AB"/>
+    <w:multiLevelType w:val="multilevel"/>
+    <w:tmpl w:val="402418AE"/>
+    <w:lvl w:ilvl="0">
+      <w:start w:val="1"/>
+      <w:numFmt w:val="bullet"/>
+      <w:lvlText w:val=""/>
+      <w:lvlJc w:val="left"/>
+      <w:pPr>
+        <w:tabs>
+          <w:tab w:val="num" w:pos="720"/>
+        </w:tabs>
+        <w:ind w:left="720" w:hanging="360"/>
+      </w:pPr>
+      <w:rPr>
+        <w:rFonts w:ascii="Symbol" w:hAnsi="Symbol" w:hint="default"/>
+        <w:sz w:val="20"/>
+      </w:rPr>
+    </w:lvl>
+    <w:lvl w:ilvl="1" w:tentative="1">
+      <w:start w:val="1"/>
+      <w:numFmt w:val="bullet"/>
+      <w:lvlText w:val="o"/>
+      <w:lvlJc w:val="left"/>
+      <w:pPr>
+        <w:tabs>
+          <w:tab w:val="num" w:pos="1440"/>
+        </w:tabs>
+        <w:ind w:left="1440" w:hanging="360"/>
+      </w:pPr>
+      <w:rPr>
+        <w:rFonts w:ascii="Courier New" w:hAnsi="Courier New" w:hint="default"/>
+        <w:sz w:val="20"/>
+      </w:rPr>
+    </w:lvl>
+    <w:lvl w:ilvl="2" w:tentative="1">
+      <w:start w:val="1"/>
+      <w:numFmt w:val="bullet"/>
+      <w:lvlText w:val=""/>
+      <w:lvlJc w:val="left"/>
+      <w:pPr>
+        <w:tabs>
+          <w:tab w:val="num" w:pos="2160"/>
+        </w:tabs>
+        <w:ind w:left="2160" w:hanging="360"/>
+      </w:pPr>
+      <w:rPr>
+        <w:rFonts w:ascii="Wingdings" w:hAnsi="Wingdings" w:hint="default"/>
+        <w:sz w:val="20"/>
+      </w:rPr>
+    </w:lvl>
+    <w:lvl w:ilvl="3" w:tentative="1">
+      <w:start w:val="1"/>
+      <w:numFmt w:val="bullet"/>
+      <w:lvlText w:val=""/>
+      <w:lvlJc w:val="left"/>
+      <w:pPr>
+        <w:tabs>
+          <w:tab w:val="num" w:pos="2880"/>
+        </w:tabs>
+        <w:ind w:left="2880" w:hanging="360"/>
+      </w:pPr>
+      <w:rPr>
+        <w:rFonts w:ascii="Wingdings" w:hAnsi="Wingdings" w:hint="default"/>
+        <w:sz w:val="20"/>
+      </w:rPr>
+    </w:lvl>
+    <w:lvl w:ilvl="4" w:tentative="1">
+      <w:start w:val="1"/>
+      <w:numFmt w:val="bullet"/>
+      <w:lvlText w:val=""/>
+      <w:lvlJc w:val="left"/>
+      <w:pPr>
+        <w:tabs>
+          <w:tab w:val="num" w:pos="3600"/>
+        </w:tabs>
+        <w:ind w:left="3600" w:hanging="360"/>
+      </w:pPr>
+      <w:rPr>
+        <w:rFonts w:ascii="Wingdings" w:hAnsi="Wingdings" w:hint="default"/>
+        <w:sz w:val="20"/>
+      </w:rPr>
+    </w:lvl>
+    <w:lvl w:ilvl="5" w:tentative="1">
+      <w:start w:val="1"/>
+      <w:numFmt w:val="bullet"/>
+      <w:lvlText w:val=""/>
+      <w:lvlJc w:val="left"/>
+      <w:pPr>
+        <w:tabs>
+          <w:tab w:val="num" w:pos="4320"/>
+        </w:tabs>
+        <w:ind w:left="4320" w:hanging="360"/>
+      </w:pPr>
+      <w:rPr>
+        <w:rFonts w:ascii="Wingdings" w:hAnsi="Wingdings" w:hint="default"/>
+        <w:sz w:val="20"/>
+      </w:rPr>
+    </w:lvl>
+    <w:lvl w:ilvl="6" w:tentative="1">
+      <w:start w:val="1"/>
+      <w:numFmt w:val="bullet"/>
+      <w:lvlText w:val=""/>
+      <w:lvlJc w:val="left"/>
+      <w:pPr>
+        <w:tabs>
+          <w:tab w:val="num" w:pos="5040"/>
+        </w:tabs>
+        <w:ind w:left="5040" w:hanging="360"/>
+      </w:pPr>
+      <w:rPr>
+        <w:rFonts w:ascii="Wingdings" w:hAnsi="Wingdings" w:hint="default"/>
+        <w:sz w:val="20"/>
+      </w:rPr>
+    </w:lvl>
+    <w:lvl w:ilvl="7" w:tentative="1">
+      <w:start w:val="1"/>
+      <w:numFmt w:val="bullet"/>
+      <w:lvlText w:val=""/>
+      <w:lvlJc w:val="left"/>
+      <w:pPr>
+        <w:tabs>
+          <w:tab w:val="num" w:pos="5760"/>
+        </w:tabs>
+        <w:ind w:left="5760" w:hanging="360"/>
+      </w:pPr>
+      <w:rPr>
+        <w:rFonts w:ascii="Wingdings" w:hAnsi="Wingdings" w:hint="default"/>
+        <w:sz w:val="20"/>
+      </w:rPr>
+    </w:lvl>
+    <w:lvl w:ilvl="8" w:tentative="1">
+      <w:start w:val="1"/>
+      <w:numFmt w:val="bullet"/>
+      <w:lvlText w:val=""/>
+      <w:lvlJc w:val="left"/>
+      <w:pPr>
+        <w:tabs>
+          <w:tab w:val="num" w:pos="6480"/>
+        </w:tabs>
+        <w:ind w:left="6480" w:hanging="360"/>
+      </w:pPr>
+      <w:rPr>
+        <w:rFonts w:ascii="Wingdings" w:hAnsi="Wingdings" w:hint="default"/>
+        <w:sz w:val="20"/>
+      </w:rPr>
+    </w:lvl>
+  </w:abstractNum>
+  <w:abstractNum w:abstractNumId="13" w15:restartNumberingAfterBreak="0">
+    <w:nsid w:val="0D3556EB"/>
+    <w:multiLevelType w:val="multilevel"/>
+    <w:tmpl w:val="6B12222E"/>
+    <w:lvl w:ilvl="0">
+      <w:start w:val="1"/>
+      <w:numFmt w:val="bullet"/>
+      <w:lvlText w:val=""/>
+      <w:lvlJc w:val="left"/>
+      <w:pPr>
+        <w:tabs>
+          <w:tab w:val="num" w:pos="720"/>
+        </w:tabs>
+        <w:ind w:left="720" w:hanging="360"/>
+      </w:pPr>
+      <w:rPr>
+        <w:rFonts w:ascii="Symbol" w:hAnsi="Symbol" w:hint="default"/>
+        <w:sz w:val="20"/>
+      </w:rPr>
+    </w:lvl>
+    <w:lvl w:ilvl="1" w:tentative="1">
+      <w:start w:val="1"/>
+      <w:numFmt w:val="bullet"/>
+      <w:lvlText w:val="o"/>
+      <w:lvlJc w:val="left"/>
+      <w:pPr>
+        <w:tabs>
+          <w:tab w:val="num" w:pos="1440"/>
+        </w:tabs>
+        <w:ind w:left="1440" w:hanging="360"/>
+      </w:pPr>
+      <w:rPr>
+        <w:rFonts w:ascii="Courier New" w:hAnsi="Courier New" w:hint="default"/>
+        <w:sz w:val="20"/>
+      </w:rPr>
+    </w:lvl>
+    <w:lvl w:ilvl="2" w:tentative="1">
+      <w:start w:val="1"/>
+      <w:numFmt w:val="bullet"/>
+      <w:lvlText w:val=""/>
+      <w:lvlJc w:val="left"/>
+      <w:pPr>
+        <w:tabs>
+          <w:tab w:val="num" w:pos="2160"/>
+        </w:tabs>
+        <w:ind w:left="2160" w:hanging="360"/>
+      </w:pPr>
+      <w:rPr>
+        <w:rFonts w:ascii="Wingdings" w:hAnsi="Wingdings" w:hint="default"/>
+        <w:sz w:val="20"/>
+      </w:rPr>
+    </w:lvl>
+    <w:lvl w:ilvl="3" w:tentative="1">
+      <w:start w:val="1"/>
+      <w:numFmt w:val="bullet"/>
+      <w:lvlText w:val=""/>
+      <w:lvlJc w:val="left"/>
+      <w:pPr>
+        <w:tabs>
+          <w:tab w:val="num" w:pos="2880"/>
+        </w:tabs>
+        <w:ind w:left="2880" w:hanging="360"/>
+      </w:pPr>
+      <w:rPr>
+        <w:rFonts w:ascii="Wingdings" w:hAnsi="Wingdings" w:hint="default"/>
+        <w:sz w:val="20"/>
+      </w:rPr>
+    </w:lvl>
+    <w:lvl w:ilvl="4" w:tentative="1">
+      <w:start w:val="1"/>
+      <w:numFmt w:val="bullet"/>
+      <w:lvlText w:val=""/>
+      <w:lvlJc w:val="left"/>
+      <w:pPr>
+        <w:tabs>
+          <w:tab w:val="num" w:pos="3600"/>
+        </w:tabs>
+        <w:ind w:left="3600" w:hanging="360"/>
+      </w:pPr>
+      <w:rPr>
+        <w:rFonts w:ascii="Wingdings" w:hAnsi="Wingdings" w:hint="default"/>
+        <w:sz w:val="20"/>
+      </w:rPr>
+    </w:lvl>
+    <w:lvl w:ilvl="5" w:tentative="1">
+      <w:start w:val="1"/>
+      <w:numFmt w:val="bullet"/>
+      <w:lvlText w:val=""/>
+      <w:lvlJc w:val="left"/>
+      <w:pPr>
+        <w:tabs>
+          <w:tab w:val="num" w:pos="4320"/>
+        </w:tabs>
+        <w:ind w:left="4320" w:hanging="360"/>
+      </w:pPr>
+      <w:rPr>
+        <w:rFonts w:ascii="Wingdings" w:hAnsi="Wingdings" w:hint="default"/>
+        <w:sz w:val="20"/>
+      </w:rPr>
+    </w:lvl>
+    <w:lvl w:ilvl="6" w:tentative="1">
+      <w:start w:val="1"/>
+      <w:numFmt w:val="bullet"/>
+      <w:lvlText w:val=""/>
+      <w:lvlJc w:val="left"/>
+      <w:pPr>
+        <w:tabs>
+          <w:tab w:val="num" w:pos="5040"/>
+        </w:tabs>
+        <w:ind w:left="5040" w:hanging="360"/>
+      </w:pPr>
+      <w:rPr>
+        <w:rFonts w:ascii="Wingdings" w:hAnsi="Wingdings" w:hint="default"/>
+        <w:sz w:val="20"/>
+      </w:rPr>
+    </w:lvl>
+    <w:lvl w:ilvl="7" w:tentative="1">
+      <w:start w:val="1"/>
+      <w:numFmt w:val="bullet"/>
+      <w:lvlText w:val=""/>
+      <w:lvlJc w:val="left"/>
+      <w:pPr>
+        <w:tabs>
+          <w:tab w:val="num" w:pos="5760"/>
+        </w:tabs>
+        <w:ind w:left="5760" w:hanging="360"/>
+      </w:pPr>
+      <w:rPr>
+        <w:rFonts w:ascii="Wingdings" w:hAnsi="Wingdings" w:hint="default"/>
+        <w:sz w:val="20"/>
+      </w:rPr>
+    </w:lvl>
+    <w:lvl w:ilvl="8" w:tentative="1">
+      <w:start w:val="1"/>
+      <w:numFmt w:val="bullet"/>
+      <w:lvlText w:val=""/>
+      <w:lvlJc w:val="left"/>
+      <w:pPr>
+        <w:tabs>
+          <w:tab w:val="num" w:pos="6480"/>
+        </w:tabs>
+        <w:ind w:left="6480" w:hanging="360"/>
+      </w:pPr>
+      <w:rPr>
+        <w:rFonts w:ascii="Wingdings" w:hAnsi="Wingdings" w:hint="default"/>
+        <w:sz w:val="20"/>
+      </w:rPr>
+    </w:lvl>
+  </w:abstractNum>
+  <w:abstractNum w:abstractNumId="14" w15:restartNumberingAfterBreak="0">
+    <w:nsid w:val="12EB7F11"/>
+    <w:multiLevelType w:val="multilevel"/>
+    <w:tmpl w:val="1B82B7BA"/>
+    <w:lvl w:ilvl="0">
+      <w:start w:val="1"/>
+      <w:numFmt w:val="bullet"/>
+      <w:lvlText w:val=""/>
+      <w:lvlJc w:val="left"/>
+      <w:pPr>
+        <w:tabs>
+          <w:tab w:val="num" w:pos="720"/>
+        </w:tabs>
+        <w:ind w:left="720" w:hanging="360"/>
+      </w:pPr>
+      <w:rPr>
+        <w:rFonts w:ascii="Symbol" w:hAnsi="Symbol" w:hint="default"/>
+        <w:sz w:val="20"/>
+      </w:rPr>
+    </w:lvl>
+    <w:lvl w:ilvl="1" w:tentative="1">
+      <w:start w:val="1"/>
+      <w:numFmt w:val="bullet"/>
+      <w:lvlText w:val="o"/>
+      <w:lvlJc w:val="left"/>
+      <w:pPr>
+        <w:tabs>
+          <w:tab w:val="num" w:pos="1440"/>
+        </w:tabs>
+        <w:ind w:left="1440" w:hanging="360"/>
+      </w:pPr>
+      <w:rPr>
+        <w:rFonts w:ascii="Courier New" w:hAnsi="Courier New" w:hint="default"/>
+        <w:sz w:val="20"/>
+      </w:rPr>
+    </w:lvl>
+    <w:lvl w:ilvl="2" w:tentative="1">
+      <w:start w:val="1"/>
+      <w:numFmt w:val="bullet"/>
+      <w:lvlText w:val=""/>
+      <w:lvlJc w:val="left"/>
+      <w:pPr>
+        <w:tabs>
+          <w:tab w:val="num" w:pos="2160"/>
+        </w:tabs>
+        <w:ind w:left="2160" w:hanging="360"/>
+      </w:pPr>
+      <w:rPr>
+        <w:rFonts w:ascii="Wingdings" w:hAnsi="Wingdings" w:hint="default"/>
+        <w:sz w:val="20"/>
+      </w:rPr>
+    </w:lvl>
+    <w:lvl w:ilvl="3" w:tentative="1">
+      <w:start w:val="1"/>
+      <w:numFmt w:val="bullet"/>
+      <w:lvlText w:val=""/>
+      <w:lvlJc w:val="left"/>
+      <w:pPr>
+        <w:tabs>
+          <w:tab w:val="num" w:pos="2880"/>
+        </w:tabs>
+        <w:ind w:left="2880" w:hanging="360"/>
+      </w:pPr>
+      <w:rPr>
+        <w:rFonts w:ascii="Wingdings" w:hAnsi="Wingdings" w:hint="default"/>
+        <w:sz w:val="20"/>
+      </w:rPr>
+    </w:lvl>
+    <w:lvl w:ilvl="4" w:tentative="1">
+      <w:start w:val="1"/>
+      <w:numFmt w:val="bullet"/>
+      <w:lvlText w:val=""/>
+      <w:lvlJc w:val="left"/>
+      <w:pPr>
+        <w:tabs>
+          <w:tab w:val="num" w:pos="3600"/>
+        </w:tabs>
+        <w:ind w:left="3600" w:hanging="360"/>
+      </w:pPr>
+      <w:rPr>
+        <w:rFonts w:ascii="Wingdings" w:hAnsi="Wingdings" w:hint="default"/>
+        <w:sz w:val="20"/>
+      </w:rPr>
+    </w:lvl>
+    <w:lvl w:ilvl="5" w:tentative="1">
+      <w:start w:val="1"/>
+      <w:numFmt w:val="bullet"/>
+      <w:lvlText w:val=""/>
+      <w:lvlJc w:val="left"/>
+      <w:pPr>
+        <w:tabs>
+          <w:tab w:val="num" w:pos="4320"/>
+        </w:tabs>
+        <w:ind w:left="4320" w:hanging="360"/>
+      </w:pPr>
+      <w:rPr>
+        <w:rFonts w:ascii="Wingdings" w:hAnsi="Wingdings" w:hint="default"/>
+        <w:sz w:val="20"/>
+      </w:rPr>
+    </w:lvl>
+    <w:lvl w:ilvl="6" w:tentative="1">
+      <w:start w:val="1"/>
+      <w:numFmt w:val="bullet"/>
+      <w:lvlText w:val=""/>
+      <w:lvlJc w:val="left"/>
+      <w:pPr>
+        <w:tabs>
+          <w:tab w:val="num" w:pos="5040"/>
+        </w:tabs>
+        <w:ind w:left="5040" w:hanging="360"/>
+      </w:pPr>
+      <w:rPr>
+        <w:rFonts w:ascii="Wingdings" w:hAnsi="Wingdings" w:hint="default"/>
+        <w:sz w:val="20"/>
+      </w:rPr>
+    </w:lvl>
+    <w:lvl w:ilvl="7" w:tentative="1">
+      <w:start w:val="1"/>
+      <w:numFmt w:val="bullet"/>
+      <w:lvlText w:val=""/>
+      <w:lvlJc w:val="left"/>
+      <w:pPr>
+        <w:tabs>
+          <w:tab w:val="num" w:pos="5760"/>
+        </w:tabs>
+        <w:ind w:left="5760" w:hanging="360"/>
+      </w:pPr>
+      <w:rPr>
+        <w:rFonts w:ascii="Wingdings" w:hAnsi="Wingdings" w:hint="default"/>
+        <w:sz w:val="20"/>
+      </w:rPr>
+    </w:lvl>
+    <w:lvl w:ilvl="8" w:tentative="1">
+      <w:start w:val="1"/>
+      <w:numFmt w:val="bullet"/>
+      <w:lvlText w:val=""/>
+      <w:lvlJc w:val="left"/>
+      <w:pPr>
+        <w:tabs>
+          <w:tab w:val="num" w:pos="6480"/>
+        </w:tabs>
+        <w:ind w:left="6480" w:hanging="360"/>
+      </w:pPr>
+      <w:rPr>
+        <w:rFonts w:ascii="Wingdings" w:hAnsi="Wingdings" w:hint="default"/>
+        <w:sz w:val="20"/>
+      </w:rPr>
+    </w:lvl>
+  </w:abstractNum>
+  <w:abstractNum w:abstractNumId="15" w15:restartNumberingAfterBreak="0">
+    <w:nsid w:val="176B262C"/>
+    <w:multiLevelType w:val="multilevel"/>
+    <w:tmpl w:val="2A0C774A"/>
+    <w:lvl w:ilvl="0">
+      <w:start w:val="1"/>
+      <w:numFmt w:val="bullet"/>
+      <w:lvlText w:val=""/>
+      <w:lvlJc w:val="left"/>
+      <w:pPr>
+        <w:tabs>
+          <w:tab w:val="num" w:pos="720"/>
+        </w:tabs>
+        <w:ind w:left="720" w:hanging="360"/>
+      </w:pPr>
+      <w:rPr>
+        <w:rFonts w:ascii="Symbol" w:hAnsi="Symbol" w:hint="default"/>
+        <w:sz w:val="20"/>
+      </w:rPr>
+    </w:lvl>
+    <w:lvl w:ilvl="1" w:tentative="1">
+      <w:start w:val="1"/>
+      <w:numFmt w:val="bullet"/>
+      <w:lvlText w:val="o"/>
+      <w:lvlJc w:val="left"/>
+      <w:pPr>
+        <w:tabs>
+          <w:tab w:val="num" w:pos="1440"/>
+        </w:tabs>
+        <w:ind w:left="1440" w:hanging="360"/>
+      </w:pPr>
+      <w:rPr>
+        <w:rFonts w:ascii="Courier New" w:hAnsi="Courier New" w:hint="default"/>
+        <w:sz w:val="20"/>
+      </w:rPr>
+    </w:lvl>
+    <w:lvl w:ilvl="2" w:tentative="1">
+      <w:start w:val="1"/>
+      <w:numFmt w:val="bullet"/>
+      <w:lvlText w:val=""/>
+      <w:lvlJc w:val="left"/>
+      <w:pPr>
+        <w:tabs>
+          <w:tab w:val="num" w:pos="2160"/>
+        </w:tabs>
+        <w:ind w:left="2160" w:hanging="360"/>
+      </w:pPr>
+      <w:rPr>
+        <w:rFonts w:ascii="Wingdings" w:hAnsi="Wingdings" w:hint="default"/>
+        <w:sz w:val="20"/>
+      </w:rPr>
+    </w:lvl>
+    <w:lvl w:ilvl="3" w:tentative="1">
+      <w:start w:val="1"/>
+      <w:numFmt w:val="bullet"/>
+      <w:lvlText w:val=""/>
+      <w:lvlJc w:val="left"/>
+      <w:pPr>
+        <w:tabs>
+          <w:tab w:val="num" w:pos="2880"/>
+        </w:tabs>
+        <w:ind w:left="2880" w:hanging="360"/>
+      </w:pPr>
+      <w:rPr>
+        <w:rFonts w:ascii="Wingdings" w:hAnsi="Wingdings" w:hint="default"/>
+        <w:sz w:val="20"/>
+      </w:rPr>
+    </w:lvl>
+    <w:lvl w:ilvl="4" w:tentative="1">
+      <w:start w:val="1"/>
+      <w:numFmt w:val="bullet"/>
+      <w:lvlText w:val=""/>
+      <w:lvlJc w:val="left"/>
+      <w:pPr>
+        <w:tabs>
+          <w:tab w:val="num" w:pos="3600"/>
+        </w:tabs>
+        <w:ind w:left="3600" w:hanging="360"/>
+      </w:pPr>
+      <w:rPr>
+        <w:rFonts w:ascii="Wingdings" w:hAnsi="Wingdings" w:hint="default"/>
+        <w:sz w:val="20"/>
+      </w:rPr>
+    </w:lvl>
+    <w:lvl w:ilvl="5" w:tentative="1">
+      <w:start w:val="1"/>
+      <w:numFmt w:val="bullet"/>
+      <w:lvlText w:val=""/>
+      <w:lvlJc w:val="left"/>
+      <w:pPr>
+        <w:tabs>
+          <w:tab w:val="num" w:pos="4320"/>
+        </w:tabs>
+        <w:ind w:left="4320" w:hanging="360"/>
+      </w:pPr>
+      <w:rPr>
+        <w:rFonts w:ascii="Wingdings" w:hAnsi="Wingdings" w:hint="default"/>
+        <w:sz w:val="20"/>
+      </w:rPr>
+    </w:lvl>
+    <w:lvl w:ilvl="6" w:tentative="1">
+      <w:start w:val="1"/>
+      <w:numFmt w:val="bullet"/>
+      <w:lvlText w:val=""/>
+      <w:lvlJc w:val="left"/>
+      <w:pPr>
+        <w:tabs>
+          <w:tab w:val="num" w:pos="5040"/>
+        </w:tabs>
+        <w:ind w:left="5040" w:hanging="360"/>
+      </w:pPr>
+      <w:rPr>
+        <w:rFonts w:ascii="Wingdings" w:hAnsi="Wingdings" w:hint="default"/>
+        <w:sz w:val="20"/>
+      </w:rPr>
+    </w:lvl>
+    <w:lvl w:ilvl="7" w:tentative="1">
+      <w:start w:val="1"/>
+      <w:numFmt w:val="bullet"/>
+      <w:lvlText w:val=""/>
+      <w:lvlJc w:val="left"/>
+      <w:pPr>
+        <w:tabs>
+          <w:tab w:val="num" w:pos="5760"/>
+        </w:tabs>
+        <w:ind w:left="5760" w:hanging="360"/>
+      </w:pPr>
+      <w:rPr>
+        <w:rFonts w:ascii="Wingdings" w:hAnsi="Wingdings" w:hint="default"/>
+        <w:sz w:val="20"/>
+      </w:rPr>
+    </w:lvl>
+    <w:lvl w:ilvl="8" w:tentative="1">
+      <w:start w:val="1"/>
+      <w:numFmt w:val="bullet"/>
+      <w:lvlText w:val=""/>
+      <w:lvlJc w:val="left"/>
+      <w:pPr>
+        <w:tabs>
+          <w:tab w:val="num" w:pos="6480"/>
+        </w:tabs>
+        <w:ind w:left="6480" w:hanging="360"/>
+      </w:pPr>
+      <w:rPr>
+        <w:rFonts w:ascii="Wingdings" w:hAnsi="Wingdings" w:hint="default"/>
+        <w:sz w:val="20"/>
+      </w:rPr>
+    </w:lvl>
+  </w:abstractNum>
+  <w:abstractNum w:abstractNumId="16" w15:restartNumberingAfterBreak="0">
+    <w:nsid w:val="1F4B41F7"/>
+    <w:multiLevelType w:val="multilevel"/>
+    <w:tmpl w:val="DEACFC02"/>
+    <w:lvl w:ilvl="0">
+      <w:start w:val="1"/>
+      <w:numFmt w:val="bullet"/>
+      <w:lvlText w:val=""/>
+      <w:lvlJc w:val="left"/>
+      <w:pPr>
+        <w:tabs>
+          <w:tab w:val="num" w:pos="720"/>
+        </w:tabs>
+        <w:ind w:left="720" w:hanging="360"/>
+      </w:pPr>
+      <w:rPr>
+        <w:rFonts w:ascii="Symbol" w:hAnsi="Symbol" w:hint="default"/>
+        <w:sz w:val="20"/>
+      </w:rPr>
+    </w:lvl>
+    <w:lvl w:ilvl="1" w:tentative="1">
+      <w:start w:val="1"/>
+      <w:numFmt w:val="bullet"/>
+      <w:lvlText w:val="o"/>
+      <w:lvlJc w:val="left"/>
+      <w:pPr>
+        <w:tabs>
+          <w:tab w:val="num" w:pos="1440"/>
+        </w:tabs>
+        <w:ind w:left="1440" w:hanging="360"/>
+      </w:pPr>
+      <w:rPr>
+        <w:rFonts w:ascii="Courier New" w:hAnsi="Courier New" w:hint="default"/>
+        <w:sz w:val="20"/>
+      </w:rPr>
+    </w:lvl>
+    <w:lvl w:ilvl="2" w:tentative="1">
+      <w:start w:val="1"/>
+      <w:numFmt w:val="bullet"/>
+      <w:lvlText w:val=""/>
+      <w:lvlJc w:val="left"/>
+      <w:pPr>
+        <w:tabs>
+          <w:tab w:val="num" w:pos="2160"/>
+        </w:tabs>
+        <w:ind w:left="2160" w:hanging="360"/>
+      </w:pPr>
+      <w:rPr>
+        <w:rFonts w:ascii="Wingdings" w:hAnsi="Wingdings" w:hint="default"/>
+        <w:sz w:val="20"/>
+      </w:rPr>
+    </w:lvl>
+    <w:lvl w:ilvl="3" w:tentative="1">
+      <w:start w:val="1"/>
+      <w:numFmt w:val="bullet"/>
+      <w:lvlText w:val=""/>
+      <w:lvlJc w:val="left"/>
+      <w:pPr>
+        <w:tabs>
+          <w:tab w:val="num" w:pos="2880"/>
+        </w:tabs>
+        <w:ind w:left="2880" w:hanging="360"/>
+      </w:pPr>
+      <w:rPr>
+        <w:rFonts w:ascii="Wingdings" w:hAnsi="Wingdings" w:hint="default"/>
+        <w:sz w:val="20"/>
+      </w:rPr>
+    </w:lvl>
+    <w:lvl w:ilvl="4" w:tentative="1">
+      <w:start w:val="1"/>
+      <w:numFmt w:val="bullet"/>
+      <w:lvlText w:val=""/>
+      <w:lvlJc w:val="left"/>
+      <w:pPr>
+        <w:tabs>
+          <w:tab w:val="num" w:pos="3600"/>
+        </w:tabs>
+        <w:ind w:left="3600" w:hanging="360"/>
+      </w:pPr>
+      <w:rPr>
+        <w:rFonts w:ascii="Wingdings" w:hAnsi="Wingdings" w:hint="default"/>
+        <w:sz w:val="20"/>
+      </w:rPr>
+    </w:lvl>
+    <w:lvl w:ilvl="5" w:tentative="1">
+      <w:start w:val="1"/>
+      <w:numFmt w:val="bullet"/>
+      <w:lvlText w:val=""/>
+      <w:lvlJc w:val="left"/>
+      <w:pPr>
+        <w:tabs>
+          <w:tab w:val="num" w:pos="4320"/>
+        </w:tabs>
+        <w:ind w:left="4320" w:hanging="360"/>
+      </w:pPr>
+      <w:rPr>
+        <w:rFonts w:ascii="Wingdings" w:hAnsi="Wingdings" w:hint="default"/>
+        <w:sz w:val="20"/>
+      </w:rPr>
+    </w:lvl>
+    <w:lvl w:ilvl="6" w:tentative="1">
+      <w:start w:val="1"/>
+      <w:numFmt w:val="bullet"/>
+      <w:lvlText w:val=""/>
+      <w:lvlJc w:val="left"/>
+      <w:pPr>
+        <w:tabs>
+          <w:tab w:val="num" w:pos="5040"/>
+        </w:tabs>
+        <w:ind w:left="5040" w:hanging="360"/>
+      </w:pPr>
+      <w:rPr>
+        <w:rFonts w:ascii="Wingdings" w:hAnsi="Wingdings" w:hint="default"/>
+        <w:sz w:val="20"/>
+      </w:rPr>
+    </w:lvl>
+    <w:lvl w:ilvl="7" w:tentative="1">
+      <w:start w:val="1"/>
+      <w:numFmt w:val="bullet"/>
+      <w:lvlText w:val=""/>
+      <w:lvlJc w:val="left"/>
+      <w:pPr>
+        <w:tabs>
+          <w:tab w:val="num" w:pos="5760"/>
+        </w:tabs>
+        <w:ind w:left="5760" w:hanging="360"/>
+      </w:pPr>
+      <w:rPr>
+        <w:rFonts w:ascii="Wingdings" w:hAnsi="Wingdings" w:hint="default"/>
+        <w:sz w:val="20"/>
+      </w:rPr>
+    </w:lvl>
+    <w:lvl w:ilvl="8" w:tentative="1">
+      <w:start w:val="1"/>
+      <w:numFmt w:val="bullet"/>
+      <w:lvlText w:val=""/>
+      <w:lvlJc w:val="left"/>
+      <w:pPr>
+        <w:tabs>
+          <w:tab w:val="num" w:pos="6480"/>
+        </w:tabs>
+        <w:ind w:left="6480" w:hanging="360"/>
+      </w:pPr>
+      <w:rPr>
+        <w:rFonts w:ascii="Wingdings" w:hAnsi="Wingdings" w:hint="default"/>
+        <w:sz w:val="20"/>
+      </w:rPr>
+    </w:lvl>
+  </w:abstractNum>
+  <w:abstractNum w:abstractNumId="17" w15:restartNumberingAfterBreak="0">
+    <w:nsid w:val="2D637072"/>
+    <w:multiLevelType w:val="multilevel"/>
+    <w:tmpl w:val="2B84CCDC"/>
+    <w:lvl w:ilvl="0">
+      <w:start w:val="1"/>
+      <w:numFmt w:val="bullet"/>
+      <w:lvlText w:val=""/>
+      <w:lvlJc w:val="left"/>
+      <w:pPr>
+        <w:tabs>
+          <w:tab w:val="num" w:pos="720"/>
+        </w:tabs>
+        <w:ind w:left="720" w:hanging="360"/>
+      </w:pPr>
+      <w:rPr>
+        <w:rFonts w:ascii="Symbol" w:hAnsi="Symbol" w:hint="default"/>
+        <w:sz w:val="20"/>
+      </w:rPr>
+    </w:lvl>
+    <w:lvl w:ilvl="1" w:tentative="1">
+      <w:start w:val="1"/>
+      <w:numFmt w:val="bullet"/>
+      <w:lvlText w:val="o"/>
+      <w:lvlJc w:val="left"/>
+      <w:pPr>
+        <w:tabs>
+          <w:tab w:val="num" w:pos="1440"/>
+        </w:tabs>
+        <w:ind w:left="1440" w:hanging="360"/>
+      </w:pPr>
+      <w:rPr>
+        <w:rFonts w:ascii="Courier New" w:hAnsi="Courier New" w:hint="default"/>
+        <w:sz w:val="20"/>
+      </w:rPr>
+    </w:lvl>
+    <w:lvl w:ilvl="2" w:tentative="1">
+      <w:start w:val="1"/>
+      <w:numFmt w:val="bullet"/>
+      <w:lvlText w:val=""/>
+      <w:lvlJc w:val="left"/>
+      <w:pPr>
+        <w:tabs>
+          <w:tab w:val="num" w:pos="2160"/>
+        </w:tabs>
+        <w:ind w:left="2160" w:hanging="360"/>
+      </w:pPr>
+      <w:rPr>
+        <w:rFonts w:ascii="Wingdings" w:hAnsi="Wingdings" w:hint="default"/>
+        <w:sz w:val="20"/>
+      </w:rPr>
+    </w:lvl>
+    <w:lvl w:ilvl="3" w:tentative="1">
+      <w:start w:val="1"/>
+      <w:numFmt w:val="bullet"/>
+      <w:lvlText w:val=""/>
+      <w:lvlJc w:val="left"/>
+      <w:pPr>
+        <w:tabs>
+          <w:tab w:val="num" w:pos="2880"/>
+        </w:tabs>
+        <w:ind w:left="2880" w:hanging="360"/>
+      </w:pPr>
+      <w:rPr>
+        <w:rFonts w:ascii="Wingdings" w:hAnsi="Wingdings" w:hint="default"/>
+        <w:sz w:val="20"/>
+      </w:rPr>
+    </w:lvl>
+    <w:lvl w:ilvl="4" w:tentative="1">
+      <w:start w:val="1"/>
+      <w:numFmt w:val="bullet"/>
+      <w:lvlText w:val=""/>
+      <w:lvlJc w:val="left"/>
+      <w:pPr>
+        <w:tabs>
+          <w:tab w:val="num" w:pos="3600"/>
+        </w:tabs>
+        <w:ind w:left="3600" w:hanging="360"/>
+      </w:pPr>
+      <w:rPr>
+        <w:rFonts w:ascii="Wingdings" w:hAnsi="Wingdings" w:hint="default"/>
+        <w:sz w:val="20"/>
+      </w:rPr>
+    </w:lvl>
+    <w:lvl w:ilvl="5" w:tentative="1">
+      <w:start w:val="1"/>
+      <w:numFmt w:val="bullet"/>
+      <w:lvlText w:val=""/>
+      <w:lvlJc w:val="left"/>
+      <w:pPr>
+        <w:tabs>
+          <w:tab w:val="num" w:pos="4320"/>
+        </w:tabs>
+        <w:ind w:left="4320" w:hanging="360"/>
+      </w:pPr>
+      <w:rPr>
+        <w:rFonts w:ascii="Wingdings" w:hAnsi="Wingdings" w:hint="default"/>
+        <w:sz w:val="20"/>
+      </w:rPr>
+    </w:lvl>
+    <w:lvl w:ilvl="6" w:tentative="1">
+      <w:start w:val="1"/>
+      <w:numFmt w:val="bullet"/>
+      <w:lvlText w:val=""/>
+      <w:lvlJc w:val="left"/>
+      <w:pPr>
+        <w:tabs>
+          <w:tab w:val="num" w:pos="5040"/>
+        </w:tabs>
+        <w:ind w:left="5040" w:hanging="360"/>
+      </w:pPr>
+      <w:rPr>
+        <w:rFonts w:ascii="Wingdings" w:hAnsi="Wingdings" w:hint="default"/>
+        <w:sz w:val="20"/>
+      </w:rPr>
+    </w:lvl>
+    <w:lvl w:ilvl="7" w:tentative="1">
+      <w:start w:val="1"/>
+      <w:numFmt w:val="bullet"/>
+      <w:lvlText w:val=""/>
+      <w:lvlJc w:val="left"/>
+      <w:pPr>
+        <w:tabs>
+          <w:tab w:val="num" w:pos="5760"/>
+        </w:tabs>
+        <w:ind w:left="5760" w:hanging="360"/>
+      </w:pPr>
+      <w:rPr>
+        <w:rFonts w:ascii="Wingdings" w:hAnsi="Wingdings" w:hint="default"/>
+        <w:sz w:val="20"/>
+      </w:rPr>
+    </w:lvl>
+    <w:lvl w:ilvl="8" w:tentative="1">
+      <w:start w:val="1"/>
+      <w:numFmt w:val="bullet"/>
+      <w:lvlText w:val=""/>
+      <w:lvlJc w:val="left"/>
+      <w:pPr>
+        <w:tabs>
+          <w:tab w:val="num" w:pos="6480"/>
+        </w:tabs>
+        <w:ind w:left="6480" w:hanging="360"/>
+      </w:pPr>
+      <w:rPr>
+        <w:rFonts w:ascii="Wingdings" w:hAnsi="Wingdings" w:hint="default"/>
+        <w:sz w:val="20"/>
+      </w:rPr>
+    </w:lvl>
+  </w:abstractNum>
+  <w:abstractNum w:abstractNumId="18" w15:restartNumberingAfterBreak="0">
+    <w:nsid w:val="39E2404F"/>
+    <w:multiLevelType w:val="multilevel"/>
+    <w:tmpl w:val="94A293E8"/>
+    <w:lvl w:ilvl="0">
+      <w:start w:val="1"/>
+      <w:numFmt w:val="bullet"/>
+      <w:lvlText w:val=""/>
+      <w:lvlJc w:val="left"/>
+      <w:pPr>
+        <w:tabs>
+          <w:tab w:val="num" w:pos="720"/>
+        </w:tabs>
+        <w:ind w:left="720" w:hanging="360"/>
+      </w:pPr>
+      <w:rPr>
+        <w:rFonts w:ascii="Symbol" w:hAnsi="Symbol" w:hint="default"/>
+        <w:sz w:val="20"/>
+      </w:rPr>
+    </w:lvl>
+    <w:lvl w:ilvl="1" w:tentative="1">
+      <w:start w:val="1"/>
+      <w:numFmt w:val="bullet"/>
+      <w:lvlText w:val="o"/>
+      <w:lvlJc w:val="left"/>
+      <w:pPr>
+        <w:tabs>
+          <w:tab w:val="num" w:pos="1440"/>
+        </w:tabs>
+        <w:ind w:left="1440" w:hanging="360"/>
+      </w:pPr>
+      <w:rPr>
+        <w:rFonts w:ascii="Courier New" w:hAnsi="Courier New" w:hint="default"/>
+        <w:sz w:val="20"/>
+      </w:rPr>
+    </w:lvl>
+    <w:lvl w:ilvl="2" w:tentative="1">
+      <w:start w:val="1"/>
+      <w:numFmt w:val="bullet"/>
+      <w:lvlText w:val=""/>
+      <w:lvlJc w:val="left"/>
+      <w:pPr>
+        <w:tabs>
+          <w:tab w:val="num" w:pos="2160"/>
+        </w:tabs>
+        <w:ind w:left="2160" w:hanging="360"/>
+      </w:pPr>
+      <w:rPr>
+        <w:rFonts w:ascii="Wingdings" w:hAnsi="Wingdings" w:hint="default"/>
+        <w:sz w:val="20"/>
+      </w:rPr>
+    </w:lvl>
+    <w:lvl w:ilvl="3" w:tentative="1">
+      <w:start w:val="1"/>
+      <w:numFmt w:val="bullet"/>
+      <w:lvlText w:val=""/>
+      <w:lvlJc w:val="left"/>
+      <w:pPr>
+        <w:tabs>
+          <w:tab w:val="num" w:pos="2880"/>
+        </w:tabs>
+        <w:ind w:left="2880" w:hanging="360"/>
+      </w:pPr>
+      <w:rPr>
+        <w:rFonts w:ascii="Wingdings" w:hAnsi="Wingdings" w:hint="default"/>
+        <w:sz w:val="20"/>
+      </w:rPr>
+    </w:lvl>
+    <w:lvl w:ilvl="4" w:tentative="1">
+      <w:start w:val="1"/>
+      <w:numFmt w:val="bullet"/>
+      <w:lvlText w:val=""/>
+      <w:lvlJc w:val="left"/>
+      <w:pPr>
+        <w:tabs>
+          <w:tab w:val="num" w:pos="3600"/>
+        </w:tabs>
+        <w:ind w:left="3600" w:hanging="360"/>
+      </w:pPr>
+      <w:rPr>
+        <w:rFonts w:ascii="Wingdings" w:hAnsi="Wingdings" w:hint="default"/>
+        <w:sz w:val="20"/>
+      </w:rPr>
+    </w:lvl>
+    <w:lvl w:ilvl="5" w:tentative="1">
+      <w:start w:val="1"/>
+      <w:numFmt w:val="bullet"/>
+      <w:lvlText w:val=""/>
+      <w:lvlJc w:val="left"/>
+      <w:pPr>
+        <w:tabs>
+          <w:tab w:val="num" w:pos="4320"/>
+        </w:tabs>
+        <w:ind w:left="4320" w:hanging="360"/>
+      </w:pPr>
+      <w:rPr>
+        <w:rFonts w:ascii="Wingdings" w:hAnsi="Wingdings" w:hint="default"/>
+        <w:sz w:val="20"/>
+      </w:rPr>
+    </w:lvl>
+    <w:lvl w:ilvl="6" w:tentative="1">
+      <w:start w:val="1"/>
+      <w:numFmt w:val="bullet"/>
+      <w:lvlText w:val=""/>
+      <w:lvlJc w:val="left"/>
+      <w:pPr>
+        <w:tabs>
+          <w:tab w:val="num" w:pos="5040"/>
+        </w:tabs>
+        <w:ind w:left="5040" w:hanging="360"/>
+      </w:pPr>
+      <w:rPr>
+        <w:rFonts w:ascii="Wingdings" w:hAnsi="Wingdings" w:hint="default"/>
+        <w:sz w:val="20"/>
+      </w:rPr>
+    </w:lvl>
+    <w:lvl w:ilvl="7" w:tentative="1">
+      <w:start w:val="1"/>
+      <w:numFmt w:val="bullet"/>
+      <w:lvlText w:val=""/>
+      <w:lvlJc w:val="left"/>
+      <w:pPr>
+        <w:tabs>
+          <w:tab w:val="num" w:pos="5760"/>
+        </w:tabs>
+        <w:ind w:left="5760" w:hanging="360"/>
+      </w:pPr>
+      <w:rPr>
+        <w:rFonts w:ascii="Wingdings" w:hAnsi="Wingdings" w:hint="default"/>
+        <w:sz w:val="20"/>
+      </w:rPr>
+    </w:lvl>
+    <w:lvl w:ilvl="8" w:tentative="1">
+      <w:start w:val="1"/>
+      <w:numFmt w:val="bullet"/>
+      <w:lvlText w:val=""/>
+      <w:lvlJc w:val="left"/>
+      <w:pPr>
+        <w:tabs>
+          <w:tab w:val="num" w:pos="6480"/>
+        </w:tabs>
+        <w:ind w:left="6480" w:hanging="360"/>
+      </w:pPr>
+      <w:rPr>
+        <w:rFonts w:ascii="Wingdings" w:hAnsi="Wingdings" w:hint="default"/>
+        <w:sz w:val="20"/>
+      </w:rPr>
+    </w:lvl>
+  </w:abstractNum>
+  <w:abstractNum w:abstractNumId="19" w15:restartNumberingAfterBreak="0">
+    <w:nsid w:val="3C781707"/>
+    <w:multiLevelType w:val="multilevel"/>
+    <w:tmpl w:val="28E40C68"/>
+    <w:lvl w:ilvl="0">
+      <w:start w:val="1"/>
+      <w:numFmt w:val="bullet"/>
+      <w:lvlText w:val=""/>
+      <w:lvlJc w:val="left"/>
+      <w:pPr>
+        <w:tabs>
+          <w:tab w:val="num" w:pos="720"/>
+        </w:tabs>
+        <w:ind w:left="720" w:hanging="360"/>
+      </w:pPr>
+      <w:rPr>
+        <w:rFonts w:ascii="Symbol" w:hAnsi="Symbol" w:hint="default"/>
+        <w:sz w:val="20"/>
+      </w:rPr>
+    </w:lvl>
+    <w:lvl w:ilvl="1" w:tentative="1">
+      <w:start w:val="1"/>
+      <w:numFmt w:val="bullet"/>
+      <w:lvlText w:val="o"/>
+      <w:lvlJc w:val="left"/>
+      <w:pPr>
+        <w:tabs>
+          <w:tab w:val="num" w:pos="1440"/>
+        </w:tabs>
+        <w:ind w:left="1440" w:hanging="360"/>
+      </w:pPr>
+      <w:rPr>
+        <w:rFonts w:ascii="Courier New" w:hAnsi="Courier New" w:hint="default"/>
+        <w:sz w:val="20"/>
+      </w:rPr>
+    </w:lvl>
+    <w:lvl w:ilvl="2" w:tentative="1">
+      <w:start w:val="1"/>
+      <w:numFmt w:val="bullet"/>
+      <w:lvlText w:val=""/>
+      <w:lvlJc w:val="left"/>
+      <w:pPr>
+        <w:tabs>
+          <w:tab w:val="num" w:pos="2160"/>
+        </w:tabs>
+        <w:ind w:left="2160" w:hanging="360"/>
+      </w:pPr>
+      <w:rPr>
+        <w:rFonts w:ascii="Wingdings" w:hAnsi="Wingdings" w:hint="default"/>
+        <w:sz w:val="20"/>
+      </w:rPr>
+    </w:lvl>
+    <w:lvl w:ilvl="3" w:tentative="1">
+      <w:start w:val="1"/>
+      <w:numFmt w:val="bullet"/>
+      <w:lvlText w:val=""/>
+      <w:lvlJc w:val="left"/>
+      <w:pPr>
+        <w:tabs>
+          <w:tab w:val="num" w:pos="2880"/>
+        </w:tabs>
+        <w:ind w:left="2880" w:hanging="360"/>
+      </w:pPr>
+      <w:rPr>
+        <w:rFonts w:ascii="Wingdings" w:hAnsi="Wingdings" w:hint="default"/>
+        <w:sz w:val="20"/>
+      </w:rPr>
+    </w:lvl>
+    <w:lvl w:ilvl="4" w:tentative="1">
+      <w:start w:val="1"/>
+      <w:numFmt w:val="bullet"/>
+      <w:lvlText w:val=""/>
+      <w:lvlJc w:val="left"/>
+      <w:pPr>
+        <w:tabs>
+          <w:tab w:val="num" w:pos="3600"/>
+        </w:tabs>
+        <w:ind w:left="3600" w:hanging="360"/>
+      </w:pPr>
+      <w:rPr>
+        <w:rFonts w:ascii="Wingdings" w:hAnsi="Wingdings" w:hint="default"/>
+        <w:sz w:val="20"/>
+      </w:rPr>
+    </w:lvl>
+    <w:lvl w:ilvl="5" w:tentative="1">
+      <w:start w:val="1"/>
+      <w:numFmt w:val="bullet"/>
+      <w:lvlText w:val=""/>
+      <w:lvlJc w:val="left"/>
+      <w:pPr>
+        <w:tabs>
+          <w:tab w:val="num" w:pos="4320"/>
+        </w:tabs>
+        <w:ind w:left="4320" w:hanging="360"/>
+      </w:pPr>
+      <w:rPr>
+        <w:rFonts w:ascii="Wingdings" w:hAnsi="Wingdings" w:hint="default"/>
+        <w:sz w:val="20"/>
+      </w:rPr>
+    </w:lvl>
+    <w:lvl w:ilvl="6" w:tentative="1">
+      <w:start w:val="1"/>
+      <w:numFmt w:val="bullet"/>
+      <w:lvlText w:val=""/>
+      <w:lvlJc w:val="left"/>
+      <w:pPr>
+        <w:tabs>
+          <w:tab w:val="num" w:pos="5040"/>
+        </w:tabs>
+        <w:ind w:left="5040" w:hanging="360"/>
+      </w:pPr>
+      <w:rPr>
+        <w:rFonts w:ascii="Wingdings" w:hAnsi="Wingdings" w:hint="default"/>
+        <w:sz w:val="20"/>
+      </w:rPr>
+    </w:lvl>
+    <w:lvl w:ilvl="7" w:tentative="1">
+      <w:start w:val="1"/>
+      <w:numFmt w:val="bullet"/>
+      <w:lvlText w:val=""/>
+      <w:lvlJc w:val="left"/>
+      <w:pPr>
+        <w:tabs>
+          <w:tab w:val="num" w:pos="5760"/>
+        </w:tabs>
+        <w:ind w:left="5760" w:hanging="360"/>
+      </w:pPr>
+      <w:rPr>
+        <w:rFonts w:ascii="Wingdings" w:hAnsi="Wingdings" w:hint="default"/>
+        <w:sz w:val="20"/>
+      </w:rPr>
+    </w:lvl>
+    <w:lvl w:ilvl="8" w:tentative="1">
+      <w:start w:val="1"/>
+      <w:numFmt w:val="bullet"/>
+      <w:lvlText w:val=""/>
+      <w:lvlJc w:val="left"/>
+      <w:pPr>
+        <w:tabs>
+          <w:tab w:val="num" w:pos="6480"/>
+        </w:tabs>
+        <w:ind w:left="6480" w:hanging="360"/>
+      </w:pPr>
+      <w:rPr>
+        <w:rFonts w:ascii="Wingdings" w:hAnsi="Wingdings" w:hint="default"/>
+        <w:sz w:val="20"/>
+      </w:rPr>
+    </w:lvl>
+  </w:abstractNum>
+  <w:abstractNum w:abstractNumId="20" w15:restartNumberingAfterBreak="0">
+    <w:nsid w:val="480E0AE0"/>
+    <w:multiLevelType w:val="multilevel"/>
+    <w:tmpl w:val="D0E2236C"/>
+    <w:lvl w:ilvl="0">
+      <w:start w:val="1"/>
+      <w:numFmt w:val="bullet"/>
+      <w:lvlText w:val=""/>
+      <w:lvlJc w:val="left"/>
+      <w:pPr>
+        <w:tabs>
+          <w:tab w:val="num" w:pos="720"/>
+        </w:tabs>
+        <w:ind w:left="720" w:hanging="360"/>
+      </w:pPr>
+      <w:rPr>
+        <w:rFonts w:ascii="Symbol" w:hAnsi="Symbol" w:hint="default"/>
+        <w:sz w:val="20"/>
+      </w:rPr>
+    </w:lvl>
+    <w:lvl w:ilvl="1" w:tentative="1">
+      <w:start w:val="1"/>
+      <w:numFmt w:val="bullet"/>
+      <w:lvlText w:val="o"/>
+      <w:lvlJc w:val="left"/>
+      <w:pPr>
+        <w:tabs>
+          <w:tab w:val="num" w:pos="1440"/>
+        </w:tabs>
+        <w:ind w:left="1440" w:hanging="360"/>
+      </w:pPr>
+      <w:rPr>
+        <w:rFonts w:ascii="Courier New" w:hAnsi="Courier New" w:hint="default"/>
+        <w:sz w:val="20"/>
+      </w:rPr>
+    </w:lvl>
+    <w:lvl w:ilvl="2" w:tentative="1">
+      <w:start w:val="1"/>
+      <w:numFmt w:val="bullet"/>
+      <w:lvlText w:val=""/>
+      <w:lvlJc w:val="left"/>
+      <w:pPr>
+        <w:tabs>
+          <w:tab w:val="num" w:pos="2160"/>
+        </w:tabs>
+        <w:ind w:left="2160" w:hanging="360"/>
+      </w:pPr>
+      <w:rPr>
+        <w:rFonts w:ascii="Wingdings" w:hAnsi="Wingdings" w:hint="default"/>
+        <w:sz w:val="20"/>
+      </w:rPr>
+    </w:lvl>
+    <w:lvl w:ilvl="3" w:tentative="1">
+      <w:start w:val="1"/>
+      <w:numFmt w:val="bullet"/>
+      <w:lvlText w:val=""/>
+      <w:lvlJc w:val="left"/>
+      <w:pPr>
+        <w:tabs>
+          <w:tab w:val="num" w:pos="2880"/>
+        </w:tabs>
+        <w:ind w:left="2880" w:hanging="360"/>
+      </w:pPr>
+      <w:rPr>
+        <w:rFonts w:ascii="Wingdings" w:hAnsi="Wingdings" w:hint="default"/>
+        <w:sz w:val="20"/>
+      </w:rPr>
+    </w:lvl>
+    <w:lvl w:ilvl="4" w:tentative="1">
+      <w:start w:val="1"/>
+      <w:numFmt w:val="bullet"/>
+      <w:lvlText w:val=""/>
+      <w:lvlJc w:val="left"/>
+      <w:pPr>
+        <w:tabs>
+          <w:tab w:val="num" w:pos="3600"/>
+        </w:tabs>
+        <w:ind w:left="3600" w:hanging="360"/>
+      </w:pPr>
+      <w:rPr>
+        <w:rFonts w:ascii="Wingdings" w:hAnsi="Wingdings" w:hint="default"/>
+        <w:sz w:val="20"/>
+      </w:rPr>
+    </w:lvl>
+    <w:lvl w:ilvl="5" w:tentative="1">
+      <w:start w:val="1"/>
+      <w:numFmt w:val="bullet"/>
+      <w:lvlText w:val=""/>
+      <w:lvlJc w:val="left"/>
+      <w:pPr>
+        <w:tabs>
+          <w:tab w:val="num" w:pos="4320"/>
+        </w:tabs>
+        <w:ind w:left="4320" w:hanging="360"/>
+      </w:pPr>
+      <w:rPr>
+        <w:rFonts w:ascii="Wingdings" w:hAnsi="Wingdings" w:hint="default"/>
+        <w:sz w:val="20"/>
+      </w:rPr>
+    </w:lvl>
+    <w:lvl w:ilvl="6" w:tentative="1">
+      <w:start w:val="1"/>
+      <w:numFmt w:val="bullet"/>
+      <w:lvlText w:val=""/>
+      <w:lvlJc w:val="left"/>
+      <w:pPr>
+        <w:tabs>
+          <w:tab w:val="num" w:pos="5040"/>
+        </w:tabs>
+        <w:ind w:left="5040" w:hanging="360"/>
+      </w:pPr>
+      <w:rPr>
+        <w:rFonts w:ascii="Wingdings" w:hAnsi="Wingdings" w:hint="default"/>
+        <w:sz w:val="20"/>
+      </w:rPr>
+    </w:lvl>
+    <w:lvl w:ilvl="7" w:tentative="1">
+      <w:start w:val="1"/>
+      <w:numFmt w:val="bullet"/>
+      <w:lvlText w:val=""/>
+      <w:lvlJc w:val="left"/>
+      <w:pPr>
+        <w:tabs>
+          <w:tab w:val="num" w:pos="5760"/>
+        </w:tabs>
+        <w:ind w:left="5760" w:hanging="360"/>
+      </w:pPr>
+      <w:rPr>
+        <w:rFonts w:ascii="Wingdings" w:hAnsi="Wingdings" w:hint="default"/>
+        <w:sz w:val="20"/>
+      </w:rPr>
+    </w:lvl>
+    <w:lvl w:ilvl="8" w:tentative="1">
+      <w:start w:val="1"/>
+      <w:numFmt w:val="bullet"/>
+      <w:lvlText w:val=""/>
+      <w:lvlJc w:val="left"/>
+      <w:pPr>
+        <w:tabs>
+          <w:tab w:val="num" w:pos="6480"/>
+        </w:tabs>
+        <w:ind w:left="6480" w:hanging="360"/>
+      </w:pPr>
+      <w:rPr>
+        <w:rFonts w:ascii="Wingdings" w:hAnsi="Wingdings" w:hint="default"/>
+        <w:sz w:val="20"/>
+      </w:rPr>
+    </w:lvl>
+  </w:abstractNum>
+  <w:abstractNum w:abstractNumId="21" w15:restartNumberingAfterBreak="0">
+    <w:nsid w:val="4F41357B"/>
+    <w:multiLevelType w:val="multilevel"/>
+    <w:tmpl w:val="D5C6AD62"/>
+    <w:lvl w:ilvl="0">
+      <w:start w:val="1"/>
+      <w:numFmt w:val="bullet"/>
+      <w:lvlText w:val=""/>
+      <w:lvlJc w:val="left"/>
+      <w:pPr>
+        <w:tabs>
+          <w:tab w:val="num" w:pos="720"/>
+        </w:tabs>
+        <w:ind w:left="720" w:hanging="360"/>
+      </w:pPr>
+      <w:rPr>
+        <w:rFonts w:ascii="Symbol" w:hAnsi="Symbol" w:hint="default"/>
+        <w:sz w:val="20"/>
+      </w:rPr>
+    </w:lvl>
+    <w:lvl w:ilvl="1" w:tentative="1">
+      <w:start w:val="1"/>
+      <w:numFmt w:val="bullet"/>
+      <w:lvlText w:val="o"/>
+      <w:lvlJc w:val="left"/>
+      <w:pPr>
+        <w:tabs>
+          <w:tab w:val="num" w:pos="1440"/>
+        </w:tabs>
+        <w:ind w:left="1440" w:hanging="360"/>
+      </w:pPr>
+      <w:rPr>
+        <w:rFonts w:ascii="Courier New" w:hAnsi="Courier New" w:hint="default"/>
+        <w:sz w:val="20"/>
+      </w:rPr>
+    </w:lvl>
+    <w:lvl w:ilvl="2" w:tentative="1">
+      <w:start w:val="1"/>
+      <w:numFmt w:val="bullet"/>
+      <w:lvlText w:val=""/>
+      <w:lvlJc w:val="left"/>
+      <w:pPr>
+        <w:tabs>
+          <w:tab w:val="num" w:pos="2160"/>
+        </w:tabs>
+        <w:ind w:left="2160" w:hanging="360"/>
+      </w:pPr>
+      <w:rPr>
+        <w:rFonts w:ascii="Wingdings" w:hAnsi="Wingdings" w:hint="default"/>
+        <w:sz w:val="20"/>
+      </w:rPr>
+    </w:lvl>
+    <w:lvl w:ilvl="3" w:tentative="1">
+      <w:start w:val="1"/>
+      <w:numFmt w:val="bullet"/>
+      <w:lvlText w:val=""/>
+      <w:lvlJc w:val="left"/>
+      <w:pPr>
+        <w:tabs>
+          <w:tab w:val="num" w:pos="2880"/>
+        </w:tabs>
+        <w:ind w:left="2880" w:hanging="360"/>
+      </w:pPr>
+      <w:rPr>
+        <w:rFonts w:ascii="Wingdings" w:hAnsi="Wingdings" w:hint="default"/>
+        <w:sz w:val="20"/>
+      </w:rPr>
+    </w:lvl>
+    <w:lvl w:ilvl="4" w:tentative="1">
+      <w:start w:val="1"/>
+      <w:numFmt w:val="bullet"/>
+      <w:lvlText w:val=""/>
+      <w:lvlJc w:val="left"/>
+      <w:pPr>
+        <w:tabs>
+          <w:tab w:val="num" w:pos="3600"/>
+        </w:tabs>
+        <w:ind w:left="3600" w:hanging="360"/>
+      </w:pPr>
+      <w:rPr>
+        <w:rFonts w:ascii="Wingdings" w:hAnsi="Wingdings" w:hint="default"/>
+        <w:sz w:val="20"/>
+      </w:rPr>
+    </w:lvl>
+    <w:lvl w:ilvl="5" w:tentative="1">
+      <w:start w:val="1"/>
+      <w:numFmt w:val="bullet"/>
+      <w:lvlText w:val=""/>
+      <w:lvlJc w:val="left"/>
+      <w:pPr>
+        <w:tabs>
+          <w:tab w:val="num" w:pos="4320"/>
+        </w:tabs>
+        <w:ind w:left="4320" w:hanging="360"/>
+      </w:pPr>
+      <w:rPr>
+        <w:rFonts w:ascii="Wingdings" w:hAnsi="Wingdings" w:hint="default"/>
+        <w:sz w:val="20"/>
+      </w:rPr>
+    </w:lvl>
+    <w:lvl w:ilvl="6" w:tentative="1">
+      <w:start w:val="1"/>
+      <w:numFmt w:val="bullet"/>
+      <w:lvlText w:val=""/>
+      <w:lvlJc w:val="left"/>
+      <w:pPr>
+        <w:tabs>
+          <w:tab w:val="num" w:pos="5040"/>
+        </w:tabs>
+        <w:ind w:left="5040" w:hanging="360"/>
+      </w:pPr>
+      <w:rPr>
+        <w:rFonts w:ascii="Wingdings" w:hAnsi="Wingdings" w:hint="default"/>
+        <w:sz w:val="20"/>
+      </w:rPr>
+    </w:lvl>
+    <w:lvl w:ilvl="7" w:tentative="1">
+      <w:start w:val="1"/>
+      <w:numFmt w:val="bullet"/>
+      <w:lvlText w:val=""/>
+      <w:lvlJc w:val="left"/>
+      <w:pPr>
+        <w:tabs>
+          <w:tab w:val="num" w:pos="5760"/>
+        </w:tabs>
+        <w:ind w:left="5760" w:hanging="360"/>
+      </w:pPr>
+      <w:rPr>
+        <w:rFonts w:ascii="Wingdings" w:hAnsi="Wingdings" w:hint="default"/>
+        <w:sz w:val="20"/>
+      </w:rPr>
+    </w:lvl>
+    <w:lvl w:ilvl="8" w:tentative="1">
+      <w:start w:val="1"/>
+      <w:numFmt w:val="bullet"/>
+      <w:lvlText w:val=""/>
+      <w:lvlJc w:val="left"/>
+      <w:pPr>
+        <w:tabs>
+          <w:tab w:val="num" w:pos="6480"/>
+        </w:tabs>
+        <w:ind w:left="6480" w:hanging="360"/>
+      </w:pPr>
+      <w:rPr>
+        <w:rFonts w:ascii="Wingdings" w:hAnsi="Wingdings" w:hint="default"/>
+        <w:sz w:val="20"/>
+      </w:rPr>
+    </w:lvl>
+  </w:abstractNum>
+  <w:abstractNum w:abstractNumId="22" w15:restartNumberingAfterBreak="0">
+    <w:nsid w:val="52BE0C1E"/>
+    <w:multiLevelType w:val="multilevel"/>
+    <w:tmpl w:val="FD02D8D8"/>
+    <w:lvl w:ilvl="0">
+      <w:start w:val="1"/>
+      <w:numFmt w:val="bullet"/>
+      <w:lvlText w:val=""/>
+      <w:lvlJc w:val="left"/>
+      <w:pPr>
+        <w:tabs>
+          <w:tab w:val="num" w:pos="720"/>
+        </w:tabs>
+        <w:ind w:left="720" w:hanging="360"/>
+      </w:pPr>
+      <w:rPr>
+        <w:rFonts w:ascii="Symbol" w:hAnsi="Symbol" w:hint="default"/>
+        <w:sz w:val="20"/>
+      </w:rPr>
+    </w:lvl>
+    <w:lvl w:ilvl="1" w:tentative="1">
+      <w:start w:val="1"/>
+      <w:numFmt w:val="bullet"/>
+      <w:lvlText w:val="o"/>
+      <w:lvlJc w:val="left"/>
+      <w:pPr>
+        <w:tabs>
+          <w:tab w:val="num" w:pos="1440"/>
+        </w:tabs>
+        <w:ind w:left="1440" w:hanging="360"/>
+      </w:pPr>
+      <w:rPr>
+        <w:rFonts w:ascii="Courier New" w:hAnsi="Courier New" w:hint="default"/>
+        <w:sz w:val="20"/>
+      </w:rPr>
+    </w:lvl>
+    <w:lvl w:ilvl="2" w:tentative="1">
+      <w:start w:val="1"/>
+      <w:numFmt w:val="bullet"/>
+      <w:lvlText w:val=""/>
+      <w:lvlJc w:val="left"/>
+      <w:pPr>
+        <w:tabs>
+          <w:tab w:val="num" w:pos="2160"/>
+        </w:tabs>
+        <w:ind w:left="2160" w:hanging="360"/>
+      </w:pPr>
+      <w:rPr>
+        <w:rFonts w:ascii="Wingdings" w:hAnsi="Wingdings" w:hint="default"/>
+        <w:sz w:val="20"/>
+      </w:rPr>
+    </w:lvl>
+    <w:lvl w:ilvl="3" w:tentative="1">
+      <w:start w:val="1"/>
+      <w:numFmt w:val="bullet"/>
+      <w:lvlText w:val=""/>
+      <w:lvlJc w:val="left"/>
+      <w:pPr>
+        <w:tabs>
+          <w:tab w:val="num" w:pos="2880"/>
+        </w:tabs>
+        <w:ind w:left="2880" w:hanging="360"/>
+      </w:pPr>
+      <w:rPr>
+        <w:rFonts w:ascii="Wingdings" w:hAnsi="Wingdings" w:hint="default"/>
+        <w:sz w:val="20"/>
+      </w:rPr>
+    </w:lvl>
+    <w:lvl w:ilvl="4" w:tentative="1">
+      <w:start w:val="1"/>
+      <w:numFmt w:val="bullet"/>
+      <w:lvlText w:val=""/>
+      <w:lvlJc w:val="left"/>
+      <w:pPr>
+        <w:tabs>
+          <w:tab w:val="num" w:pos="3600"/>
+        </w:tabs>
+        <w:ind w:left="3600" w:hanging="360"/>
+      </w:pPr>
+      <w:rPr>
+        <w:rFonts w:ascii="Wingdings" w:hAnsi="Wingdings" w:hint="default"/>
+        <w:sz w:val="20"/>
+      </w:rPr>
+    </w:lvl>
+    <w:lvl w:ilvl="5" w:tentative="1">
+      <w:start w:val="1"/>
+      <w:numFmt w:val="bullet"/>
+      <w:lvlText w:val=""/>
+      <w:lvlJc w:val="left"/>
+      <w:pPr>
+        <w:tabs>
+          <w:tab w:val="num" w:pos="4320"/>
+        </w:tabs>
+        <w:ind w:left="4320" w:hanging="360"/>
+      </w:pPr>
+      <w:rPr>
+        <w:rFonts w:ascii="Wingdings" w:hAnsi="Wingdings" w:hint="default"/>
+        <w:sz w:val="20"/>
+      </w:rPr>
+    </w:lvl>
+    <w:lvl w:ilvl="6" w:tentative="1">
+      <w:start w:val="1"/>
+      <w:numFmt w:val="bullet"/>
+      <w:lvlText w:val=""/>
+      <w:lvlJc w:val="left"/>
+      <w:pPr>
+        <w:tabs>
+          <w:tab w:val="num" w:pos="5040"/>
+        </w:tabs>
+        <w:ind w:left="5040" w:hanging="360"/>
+      </w:pPr>
+      <w:rPr>
+        <w:rFonts w:ascii="Wingdings" w:hAnsi="Wingdings" w:hint="default"/>
+        <w:sz w:val="20"/>
+      </w:rPr>
+    </w:lvl>
+    <w:lvl w:ilvl="7" w:tentative="1">
+      <w:start w:val="1"/>
+      <w:numFmt w:val="bullet"/>
+      <w:lvlText w:val=""/>
+      <w:lvlJc w:val="left"/>
+      <w:pPr>
+        <w:tabs>
+          <w:tab w:val="num" w:pos="5760"/>
+        </w:tabs>
+        <w:ind w:left="5760" w:hanging="360"/>
+      </w:pPr>
+      <w:rPr>
+        <w:rFonts w:ascii="Wingdings" w:hAnsi="Wingdings" w:hint="default"/>
+        <w:sz w:val="20"/>
+      </w:rPr>
+    </w:lvl>
+    <w:lvl w:ilvl="8" w:tentative="1">
+      <w:start w:val="1"/>
+      <w:numFmt w:val="bullet"/>
+      <w:lvlText w:val=""/>
+      <w:lvlJc w:val="left"/>
+      <w:pPr>
+        <w:tabs>
+          <w:tab w:val="num" w:pos="6480"/>
+        </w:tabs>
+        <w:ind w:left="6480" w:hanging="360"/>
+      </w:pPr>
+      <w:rPr>
+        <w:rFonts w:ascii="Wingdings" w:hAnsi="Wingdings" w:hint="default"/>
+        <w:sz w:val="20"/>
+      </w:rPr>
+    </w:lvl>
+  </w:abstractNum>
+  <w:abstractNum w:abstractNumId="23" w15:restartNumberingAfterBreak="0">
+    <w:nsid w:val="530652F7"/>
+    <w:multiLevelType w:val="multilevel"/>
+    <w:tmpl w:val="07E09F5C"/>
+    <w:lvl w:ilvl="0">
+      <w:start w:val="1"/>
+      <w:numFmt w:val="bullet"/>
+      <w:lvlText w:val=""/>
+      <w:lvlJc w:val="left"/>
+      <w:pPr>
+        <w:tabs>
+          <w:tab w:val="num" w:pos="720"/>
+        </w:tabs>
+        <w:ind w:left="720" w:hanging="360"/>
+      </w:pPr>
+      <w:rPr>
+        <w:rFonts w:ascii="Symbol" w:hAnsi="Symbol" w:hint="default"/>
+        <w:sz w:val="20"/>
+      </w:rPr>
+    </w:lvl>
+    <w:lvl w:ilvl="1" w:tentative="1">
+      <w:start w:val="1"/>
+      <w:numFmt w:val="bullet"/>
+      <w:lvlText w:val="o"/>
+      <w:lvlJc w:val="left"/>
+      <w:pPr>
+        <w:tabs>
+          <w:tab w:val="num" w:pos="1440"/>
+        </w:tabs>
+        <w:ind w:left="1440" w:hanging="360"/>
+      </w:pPr>
+      <w:rPr>
+        <w:rFonts w:ascii="Courier New" w:hAnsi="Courier New" w:hint="default"/>
+        <w:sz w:val="20"/>
+      </w:rPr>
+    </w:lvl>
+    <w:lvl w:ilvl="2" w:tentative="1">
+      <w:start w:val="1"/>
+      <w:numFmt w:val="bullet"/>
+      <w:lvlText w:val=""/>
+      <w:lvlJc w:val="left"/>
+      <w:pPr>
+        <w:tabs>
+          <w:tab w:val="num" w:pos="2160"/>
+        </w:tabs>
+        <w:ind w:left="2160" w:hanging="360"/>
+      </w:pPr>
+      <w:rPr>
+        <w:rFonts w:ascii="Wingdings" w:hAnsi="Wingdings" w:hint="default"/>
+        <w:sz w:val="20"/>
+      </w:rPr>
+    </w:lvl>
+    <w:lvl w:ilvl="3" w:tentative="1">
+      <w:start w:val="1"/>
+      <w:numFmt w:val="bullet"/>
+      <w:lvlText w:val=""/>
+      <w:lvlJc w:val="left"/>
+      <w:pPr>
+        <w:tabs>
+          <w:tab w:val="num" w:pos="2880"/>
+        </w:tabs>
+        <w:ind w:left="2880" w:hanging="360"/>
+      </w:pPr>
+      <w:rPr>
+        <w:rFonts w:ascii="Wingdings" w:hAnsi="Wingdings" w:hint="default"/>
+        <w:sz w:val="20"/>
+      </w:rPr>
+    </w:lvl>
+    <w:lvl w:ilvl="4" w:tentative="1">
+      <w:start w:val="1"/>
+      <w:numFmt w:val="bullet"/>
+      <w:lvlText w:val=""/>
+      <w:lvlJc w:val="left"/>
+      <w:pPr>
+        <w:tabs>
+          <w:tab w:val="num" w:pos="3600"/>
+        </w:tabs>
+        <w:ind w:left="3600" w:hanging="360"/>
+      </w:pPr>
+      <w:rPr>
+        <w:rFonts w:ascii="Wingdings" w:hAnsi="Wingdings" w:hint="default"/>
+        <w:sz w:val="20"/>
+      </w:rPr>
+    </w:lvl>
+    <w:lvl w:ilvl="5" w:tentative="1">
+      <w:start w:val="1"/>
+      <w:numFmt w:val="bullet"/>
+      <w:lvlText w:val=""/>
+      <w:lvlJc w:val="left"/>
+      <w:pPr>
+        <w:tabs>
+          <w:tab w:val="num" w:pos="4320"/>
+        </w:tabs>
+        <w:ind w:left="4320" w:hanging="360"/>
+      </w:pPr>
+      <w:rPr>
+        <w:rFonts w:ascii="Wingdings" w:hAnsi="Wingdings" w:hint="default"/>
+        <w:sz w:val="20"/>
+      </w:rPr>
+    </w:lvl>
+    <w:lvl w:ilvl="6" w:tentative="1">
+      <w:start w:val="1"/>
+      <w:numFmt w:val="bullet"/>
+      <w:lvlText w:val=""/>
+      <w:lvlJc w:val="left"/>
+      <w:pPr>
+        <w:tabs>
+          <w:tab w:val="num" w:pos="5040"/>
+        </w:tabs>
+        <w:ind w:left="5040" w:hanging="360"/>
+      </w:pPr>
+      <w:rPr>
+        <w:rFonts w:ascii="Wingdings" w:hAnsi="Wingdings" w:hint="default"/>
+        <w:sz w:val="20"/>
+      </w:rPr>
+    </w:lvl>
+    <w:lvl w:ilvl="7" w:tentative="1">
+      <w:start w:val="1"/>
+      <w:numFmt w:val="bullet"/>
+      <w:lvlText w:val=""/>
+      <w:lvlJc w:val="left"/>
+      <w:pPr>
+        <w:tabs>
+          <w:tab w:val="num" w:pos="5760"/>
+        </w:tabs>
+        <w:ind w:left="5760" w:hanging="360"/>
+      </w:pPr>
+      <w:rPr>
+        <w:rFonts w:ascii="Wingdings" w:hAnsi="Wingdings" w:hint="default"/>
+        <w:sz w:val="20"/>
+      </w:rPr>
+    </w:lvl>
+    <w:lvl w:ilvl="8" w:tentative="1">
+      <w:start w:val="1"/>
+      <w:numFmt w:val="bullet"/>
+      <w:lvlText w:val=""/>
+      <w:lvlJc w:val="left"/>
+      <w:pPr>
+        <w:tabs>
+          <w:tab w:val="num" w:pos="6480"/>
+        </w:tabs>
+        <w:ind w:left="6480" w:hanging="360"/>
+      </w:pPr>
+      <w:rPr>
+        <w:rFonts w:ascii="Wingdings" w:hAnsi="Wingdings" w:hint="default"/>
+        <w:sz w:val="20"/>
+      </w:rPr>
+    </w:lvl>
+  </w:abstractNum>
+  <w:abstractNum w:abstractNumId="24" w15:restartNumberingAfterBreak="0">
+    <w:nsid w:val="58B56373"/>
+    <w:multiLevelType w:val="multilevel"/>
+    <w:tmpl w:val="17D4860C"/>
+    <w:lvl w:ilvl="0">
+      <w:start w:val="1"/>
+      <w:numFmt w:val="bullet"/>
+      <w:lvlText w:val=""/>
+      <w:lvlJc w:val="left"/>
+      <w:pPr>
+        <w:tabs>
+          <w:tab w:val="num" w:pos="720"/>
+        </w:tabs>
+        <w:ind w:left="720" w:hanging="360"/>
+      </w:pPr>
+      <w:rPr>
+        <w:rFonts w:ascii="Symbol" w:hAnsi="Symbol" w:hint="default"/>
+        <w:sz w:val="20"/>
+      </w:rPr>
+    </w:lvl>
+    <w:lvl w:ilvl="1" w:tentative="1">
+      <w:start w:val="1"/>
+      <w:numFmt w:val="bullet"/>
+      <w:lvlText w:val="o"/>
+      <w:lvlJc w:val="left"/>
+      <w:pPr>
+        <w:tabs>
+          <w:tab w:val="num" w:pos="1440"/>
+        </w:tabs>
+        <w:ind w:left="1440" w:hanging="360"/>
+      </w:pPr>
+      <w:rPr>
+        <w:rFonts w:ascii="Courier New" w:hAnsi="Courier New" w:hint="default"/>
+        <w:sz w:val="20"/>
+      </w:rPr>
+    </w:lvl>
+    <w:lvl w:ilvl="2" w:tentative="1">
+      <w:start w:val="1"/>
+      <w:numFmt w:val="bullet"/>
+      <w:lvlText w:val=""/>
+      <w:lvlJc w:val="left"/>
+      <w:pPr>
+        <w:tabs>
+          <w:tab w:val="num" w:pos="2160"/>
+        </w:tabs>
+        <w:ind w:left="2160" w:hanging="360"/>
+      </w:pPr>
+      <w:rPr>
+        <w:rFonts w:ascii="Wingdings" w:hAnsi="Wingdings" w:hint="default"/>
+        <w:sz w:val="20"/>
+      </w:rPr>
+    </w:lvl>
+    <w:lvl w:ilvl="3" w:tentative="1">
+      <w:start w:val="1"/>
+      <w:numFmt w:val="bullet"/>
+      <w:lvlText w:val=""/>
+      <w:lvlJc w:val="left"/>
+      <w:pPr>
+        <w:tabs>
+          <w:tab w:val="num" w:pos="2880"/>
+        </w:tabs>
+        <w:ind w:left="2880" w:hanging="360"/>
+      </w:pPr>
+      <w:rPr>
+        <w:rFonts w:ascii="Wingdings" w:hAnsi="Wingdings" w:hint="default"/>
+        <w:sz w:val="20"/>
+      </w:rPr>
+    </w:lvl>
+    <w:lvl w:ilvl="4" w:tentative="1">
+      <w:start w:val="1"/>
+      <w:numFmt w:val="bullet"/>
+      <w:lvlText w:val=""/>
+      <w:lvlJc w:val="left"/>
+      <w:pPr>
+        <w:tabs>
+          <w:tab w:val="num" w:pos="3600"/>
+        </w:tabs>
+        <w:ind w:left="3600" w:hanging="360"/>
+      </w:pPr>
+      <w:rPr>
+        <w:rFonts w:ascii="Wingdings" w:hAnsi="Wingdings" w:hint="default"/>
+        <w:sz w:val="20"/>
+      </w:rPr>
+    </w:lvl>
+    <w:lvl w:ilvl="5" w:tentative="1">
+      <w:start w:val="1"/>
+      <w:numFmt w:val="bullet"/>
+      <w:lvlText w:val=""/>
+      <w:lvlJc w:val="left"/>
+      <w:pPr>
+        <w:tabs>
+          <w:tab w:val="num" w:pos="4320"/>
+        </w:tabs>
+        <w:ind w:left="4320" w:hanging="360"/>
+      </w:pPr>
+      <w:rPr>
+        <w:rFonts w:ascii="Wingdings" w:hAnsi="Wingdings" w:hint="default"/>
+        <w:sz w:val="20"/>
+      </w:rPr>
+    </w:lvl>
+    <w:lvl w:ilvl="6" w:tentative="1">
+      <w:start w:val="1"/>
+      <w:numFmt w:val="bullet"/>
+      <w:lvlText w:val=""/>
+      <w:lvlJc w:val="left"/>
+      <w:pPr>
+        <w:tabs>
+          <w:tab w:val="num" w:pos="5040"/>
+        </w:tabs>
+        <w:ind w:left="5040" w:hanging="360"/>
+      </w:pPr>
+      <w:rPr>
+        <w:rFonts w:ascii="Wingdings" w:hAnsi="Wingdings" w:hint="default"/>
+        <w:sz w:val="20"/>
+      </w:rPr>
+    </w:lvl>
+    <w:lvl w:ilvl="7" w:tentative="1">
+      <w:start w:val="1"/>
+      <w:numFmt w:val="bullet"/>
+      <w:lvlText w:val=""/>
+      <w:lvlJc w:val="left"/>
+      <w:pPr>
+        <w:tabs>
+          <w:tab w:val="num" w:pos="5760"/>
+        </w:tabs>
+        <w:ind w:left="5760" w:hanging="360"/>
+      </w:pPr>
+      <w:rPr>
+        <w:rFonts w:ascii="Wingdings" w:hAnsi="Wingdings" w:hint="default"/>
+        <w:sz w:val="20"/>
+      </w:rPr>
+    </w:lvl>
+    <w:lvl w:ilvl="8" w:tentative="1">
+      <w:start w:val="1"/>
+      <w:numFmt w:val="bullet"/>
+      <w:lvlText w:val=""/>
+      <w:lvlJc w:val="left"/>
+      <w:pPr>
+        <w:tabs>
+          <w:tab w:val="num" w:pos="6480"/>
+        </w:tabs>
+        <w:ind w:left="6480" w:hanging="360"/>
+      </w:pPr>
+      <w:rPr>
+        <w:rFonts w:ascii="Wingdings" w:hAnsi="Wingdings" w:hint="default"/>
+        <w:sz w:val="20"/>
+      </w:rPr>
+    </w:lvl>
+  </w:abstractNum>
+  <w:abstractNum w:abstractNumId="25" w15:restartNumberingAfterBreak="0">
+    <w:nsid w:val="5AD44280"/>
+    <w:multiLevelType w:val="multilevel"/>
+    <w:tmpl w:val="C568D742"/>
+    <w:lvl w:ilvl="0">
+      <w:start w:val="1"/>
+      <w:numFmt w:val="bullet"/>
+      <w:lvlText w:val=""/>
+      <w:lvlJc w:val="left"/>
+      <w:pPr>
+        <w:tabs>
+          <w:tab w:val="num" w:pos="720"/>
+        </w:tabs>
+        <w:ind w:left="720" w:hanging="360"/>
+      </w:pPr>
+      <w:rPr>
+        <w:rFonts w:ascii="Symbol" w:hAnsi="Symbol" w:hint="default"/>
+        <w:sz w:val="20"/>
+      </w:rPr>
+    </w:lvl>
+    <w:lvl w:ilvl="1" w:tentative="1">
+      <w:start w:val="1"/>
+      <w:numFmt w:val="bullet"/>
+      <w:lvlText w:val="o"/>
+      <w:lvlJc w:val="left"/>
+      <w:pPr>
+        <w:tabs>
+          <w:tab w:val="num" w:pos="1440"/>
+        </w:tabs>
+        <w:ind w:left="1440" w:hanging="360"/>
+      </w:pPr>
+      <w:rPr>
+        <w:rFonts w:ascii="Courier New" w:hAnsi="Courier New" w:hint="default"/>
+        <w:sz w:val="20"/>
+      </w:rPr>
+    </w:lvl>
+    <w:lvl w:ilvl="2" w:tentative="1">
+      <w:start w:val="1"/>
+      <w:numFmt w:val="bullet"/>
+      <w:lvlText w:val=""/>
+      <w:lvlJc w:val="left"/>
+      <w:pPr>
+        <w:tabs>
+          <w:tab w:val="num" w:pos="2160"/>
+        </w:tabs>
+        <w:ind w:left="2160" w:hanging="360"/>
+      </w:pPr>
+      <w:rPr>
+        <w:rFonts w:ascii="Wingdings" w:hAnsi="Wingdings" w:hint="default"/>
+        <w:sz w:val="20"/>
+      </w:rPr>
+    </w:lvl>
+    <w:lvl w:ilvl="3" w:tentative="1">
+      <w:start w:val="1"/>
+      <w:numFmt w:val="bullet"/>
+      <w:lvlText w:val=""/>
+      <w:lvlJc w:val="left"/>
+      <w:pPr>
+        <w:tabs>
+          <w:tab w:val="num" w:pos="2880"/>
+        </w:tabs>
+        <w:ind w:left="2880" w:hanging="360"/>
+      </w:pPr>
+      <w:rPr>
+        <w:rFonts w:ascii="Wingdings" w:hAnsi="Wingdings" w:hint="default"/>
+        <w:sz w:val="20"/>
+      </w:rPr>
+    </w:lvl>
+    <w:lvl w:ilvl="4" w:tentative="1">
+      <w:start w:val="1"/>
+      <w:numFmt w:val="bullet"/>
+      <w:lvlText w:val=""/>
+      <w:lvlJc w:val="left"/>
+      <w:pPr>
+        <w:tabs>
+          <w:tab w:val="num" w:pos="3600"/>
+        </w:tabs>
+        <w:ind w:left="3600" w:hanging="360"/>
+      </w:pPr>
+      <w:rPr>
+        <w:rFonts w:ascii="Wingdings" w:hAnsi="Wingdings" w:hint="default"/>
+        <w:sz w:val="20"/>
+      </w:rPr>
+    </w:lvl>
+    <w:lvl w:ilvl="5" w:tentative="1">
+      <w:start w:val="1"/>
+      <w:numFmt w:val="bullet"/>
+      <w:lvlText w:val=""/>
+      <w:lvlJc w:val="left"/>
+      <w:pPr>
+        <w:tabs>
+          <w:tab w:val="num" w:pos="4320"/>
+        </w:tabs>
+        <w:ind w:left="4320" w:hanging="360"/>
+      </w:pPr>
+      <w:rPr>
+        <w:rFonts w:ascii="Wingdings" w:hAnsi="Wingdings" w:hint="default"/>
+        <w:sz w:val="20"/>
+      </w:rPr>
+    </w:lvl>
+    <w:lvl w:ilvl="6" w:tentative="1">
+      <w:start w:val="1"/>
+      <w:numFmt w:val="bullet"/>
+      <w:lvlText w:val=""/>
+      <w:lvlJc w:val="left"/>
+      <w:pPr>
+        <w:tabs>
+          <w:tab w:val="num" w:pos="5040"/>
+        </w:tabs>
+        <w:ind w:left="5040" w:hanging="360"/>
+      </w:pPr>
+      <w:rPr>
+        <w:rFonts w:ascii="Wingdings" w:hAnsi="Wingdings" w:hint="default"/>
+        <w:sz w:val="20"/>
+      </w:rPr>
+    </w:lvl>
+    <w:lvl w:ilvl="7" w:tentative="1">
+      <w:start w:val="1"/>
+      <w:numFmt w:val="bullet"/>
+      <w:lvlText w:val=""/>
+      <w:lvlJc w:val="left"/>
+      <w:pPr>
+        <w:tabs>
+          <w:tab w:val="num" w:pos="5760"/>
+        </w:tabs>
+        <w:ind w:left="5760" w:hanging="360"/>
+      </w:pPr>
+      <w:rPr>
+        <w:rFonts w:ascii="Wingdings" w:hAnsi="Wingdings" w:hint="default"/>
+        <w:sz w:val="20"/>
+      </w:rPr>
+    </w:lvl>
+    <w:lvl w:ilvl="8" w:tentative="1">
+      <w:start w:val="1"/>
+      <w:numFmt w:val="bullet"/>
+      <w:lvlText w:val=""/>
+      <w:lvlJc w:val="left"/>
+      <w:pPr>
+        <w:tabs>
+          <w:tab w:val="num" w:pos="6480"/>
+        </w:tabs>
+        <w:ind w:left="6480" w:hanging="360"/>
+      </w:pPr>
+      <w:rPr>
+        <w:rFonts w:ascii="Wingdings" w:hAnsi="Wingdings" w:hint="default"/>
+        <w:sz w:val="20"/>
+      </w:rPr>
+    </w:lvl>
+  </w:abstractNum>
+  <w:abstractNum w:abstractNumId="26" w15:restartNumberingAfterBreak="0">
+    <w:nsid w:val="642F1AD2"/>
+    <w:multiLevelType w:val="multilevel"/>
+    <w:tmpl w:val="60AE5724"/>
+    <w:lvl w:ilvl="0">
+      <w:start w:val="1"/>
+      <w:numFmt w:val="bullet"/>
+      <w:lvlText w:val=""/>
+      <w:lvlJc w:val="left"/>
+      <w:pPr>
+        <w:tabs>
+          <w:tab w:val="num" w:pos="720"/>
+        </w:tabs>
+        <w:ind w:left="720" w:hanging="360"/>
+      </w:pPr>
+      <w:rPr>
+        <w:rFonts w:ascii="Symbol" w:hAnsi="Symbol" w:hint="default"/>
+        <w:sz w:val="20"/>
+      </w:rPr>
+    </w:lvl>
+    <w:lvl w:ilvl="1" w:tentative="1">
+      <w:start w:val="1"/>
+      <w:numFmt w:val="bullet"/>
+      <w:lvlText w:val="o"/>
+      <w:lvlJc w:val="left"/>
+      <w:pPr>
+        <w:tabs>
+          <w:tab w:val="num" w:pos="1440"/>
+        </w:tabs>
+        <w:ind w:left="1440" w:hanging="360"/>
+      </w:pPr>
+      <w:rPr>
+        <w:rFonts w:ascii="Courier New" w:hAnsi="Courier New" w:hint="default"/>
+        <w:sz w:val="20"/>
+      </w:rPr>
+    </w:lvl>
+    <w:lvl w:ilvl="2" w:tentative="1">
+      <w:start w:val="1"/>
+      <w:numFmt w:val="bullet"/>
+      <w:lvlText w:val=""/>
+      <w:lvlJc w:val="left"/>
+      <w:pPr>
+        <w:tabs>
+          <w:tab w:val="num" w:pos="2160"/>
+        </w:tabs>
+        <w:ind w:left="2160" w:hanging="360"/>
+      </w:pPr>
+      <w:rPr>
+        <w:rFonts w:ascii="Wingdings" w:hAnsi="Wingdings" w:hint="default"/>
+        <w:sz w:val="20"/>
+      </w:rPr>
+    </w:lvl>
+    <w:lvl w:ilvl="3" w:tentative="1">
+      <w:start w:val="1"/>
+      <w:numFmt w:val="bullet"/>
+      <w:lvlText w:val=""/>
+      <w:lvlJc w:val="left"/>
+      <w:pPr>
+        <w:tabs>
+          <w:tab w:val="num" w:pos="2880"/>
+        </w:tabs>
+        <w:ind w:left="2880" w:hanging="360"/>
+      </w:pPr>
+      <w:rPr>
+        <w:rFonts w:ascii="Wingdings" w:hAnsi="Wingdings" w:hint="default"/>
+        <w:sz w:val="20"/>
+      </w:rPr>
+    </w:lvl>
+    <w:lvl w:ilvl="4" w:tentative="1">
+      <w:start w:val="1"/>
+      <w:numFmt w:val="bullet"/>
+      <w:lvlText w:val=""/>
+      <w:lvlJc w:val="left"/>
+      <w:pPr>
+        <w:tabs>
+          <w:tab w:val="num" w:pos="3600"/>
+        </w:tabs>
+        <w:ind w:left="3600" w:hanging="360"/>
+      </w:pPr>
+      <w:rPr>
+        <w:rFonts w:ascii="Wingdings" w:hAnsi="Wingdings" w:hint="default"/>
+        <w:sz w:val="20"/>
+      </w:rPr>
+    </w:lvl>
+    <w:lvl w:ilvl="5" w:tentative="1">
+      <w:start w:val="1"/>
+      <w:numFmt w:val="bullet"/>
+      <w:lvlText w:val=""/>
+      <w:lvlJc w:val="left"/>
+      <w:pPr>
+        <w:tabs>
+          <w:tab w:val="num" w:pos="4320"/>
+        </w:tabs>
+        <w:ind w:left="4320" w:hanging="360"/>
+      </w:pPr>
+      <w:rPr>
+        <w:rFonts w:ascii="Wingdings" w:hAnsi="Wingdings" w:hint="default"/>
+        <w:sz w:val="20"/>
+      </w:rPr>
+    </w:lvl>
+    <w:lvl w:ilvl="6" w:tentative="1">
+      <w:start w:val="1"/>
+      <w:numFmt w:val="bullet"/>
+      <w:lvlText w:val=""/>
+      <w:lvlJc w:val="left"/>
+      <w:pPr>
+        <w:tabs>
+          <w:tab w:val="num" w:pos="5040"/>
+        </w:tabs>
+        <w:ind w:left="5040" w:hanging="360"/>
+      </w:pPr>
+      <w:rPr>
+        <w:rFonts w:ascii="Wingdings" w:hAnsi="Wingdings" w:hint="default"/>
+        <w:sz w:val="20"/>
+      </w:rPr>
+    </w:lvl>
+    <w:lvl w:ilvl="7" w:tentative="1">
+      <w:start w:val="1"/>
+      <w:numFmt w:val="bullet"/>
+      <w:lvlText w:val=""/>
+      <w:lvlJc w:val="left"/>
+      <w:pPr>
+        <w:tabs>
+          <w:tab w:val="num" w:pos="5760"/>
+        </w:tabs>
+        <w:ind w:left="5760" w:hanging="360"/>
+      </w:pPr>
+      <w:rPr>
+        <w:rFonts w:ascii="Wingdings" w:hAnsi="Wingdings" w:hint="default"/>
+        <w:sz w:val="20"/>
+      </w:rPr>
+    </w:lvl>
+    <w:lvl w:ilvl="8" w:tentative="1">
+      <w:start w:val="1"/>
+      <w:numFmt w:val="bullet"/>
+      <w:lvlText w:val=""/>
+      <w:lvlJc w:val="left"/>
+      <w:pPr>
+        <w:tabs>
+          <w:tab w:val="num" w:pos="6480"/>
+        </w:tabs>
+        <w:ind w:left="6480" w:hanging="360"/>
+      </w:pPr>
+      <w:rPr>
+        <w:rFonts w:ascii="Wingdings" w:hAnsi="Wingdings" w:hint="default"/>
+        <w:sz w:val="20"/>
+      </w:rPr>
+    </w:lvl>
+  </w:abstractNum>
+  <w:abstractNum w:abstractNumId="27" w15:restartNumberingAfterBreak="0">
+    <w:nsid w:val="67503846"/>
+    <w:multiLevelType w:val="multilevel"/>
+    <w:tmpl w:val="35182E80"/>
+    <w:lvl w:ilvl="0">
+      <w:start w:val="1"/>
+      <w:numFmt w:val="bullet"/>
+      <w:lvlText w:val=""/>
+      <w:lvlJc w:val="left"/>
+      <w:pPr>
+        <w:tabs>
+          <w:tab w:val="num" w:pos="720"/>
+        </w:tabs>
+        <w:ind w:left="720" w:hanging="360"/>
+      </w:pPr>
+      <w:rPr>
+        <w:rFonts w:ascii="Symbol" w:hAnsi="Symbol" w:hint="default"/>
+        <w:sz w:val="20"/>
+      </w:rPr>
+    </w:lvl>
+    <w:lvl w:ilvl="1" w:tentative="1">
+      <w:start w:val="1"/>
+      <w:numFmt w:val="bullet"/>
+      <w:lvlText w:val="o"/>
+      <w:lvlJc w:val="left"/>
+      <w:pPr>
+        <w:tabs>
+          <w:tab w:val="num" w:pos="1440"/>
+        </w:tabs>
+        <w:ind w:left="1440" w:hanging="360"/>
+      </w:pPr>
+      <w:rPr>
+        <w:rFonts w:ascii="Courier New" w:hAnsi="Courier New" w:hint="default"/>
+        <w:sz w:val="20"/>
+      </w:rPr>
+    </w:lvl>
+    <w:lvl w:ilvl="2" w:tentative="1">
+      <w:start w:val="1"/>
+      <w:numFmt w:val="bullet"/>
+      <w:lvlText w:val=""/>
+      <w:lvlJc w:val="left"/>
+      <w:pPr>
+        <w:tabs>
+          <w:tab w:val="num" w:pos="2160"/>
+        </w:tabs>
+        <w:ind w:left="2160" w:hanging="360"/>
+      </w:pPr>
+      <w:rPr>
+        <w:rFonts w:ascii="Wingdings" w:hAnsi="Wingdings" w:hint="default"/>
+        <w:sz w:val="20"/>
+      </w:rPr>
+    </w:lvl>
+    <w:lvl w:ilvl="3" w:tentative="1">
+      <w:start w:val="1"/>
+      <w:numFmt w:val="bullet"/>
+      <w:lvlText w:val=""/>
+      <w:lvlJc w:val="left"/>
+      <w:pPr>
+        <w:tabs>
+          <w:tab w:val="num" w:pos="2880"/>
+        </w:tabs>
+        <w:ind w:left="2880" w:hanging="360"/>
+      </w:pPr>
+      <w:rPr>
+        <w:rFonts w:ascii="Wingdings" w:hAnsi="Wingdings" w:hint="default"/>
+        <w:sz w:val="20"/>
+      </w:rPr>
+    </w:lvl>
+    <w:lvl w:ilvl="4" w:tentative="1">
+      <w:start w:val="1"/>
+      <w:numFmt w:val="bullet"/>
+      <w:lvlText w:val=""/>
+      <w:lvlJc w:val="left"/>
+      <w:pPr>
+        <w:tabs>
+          <w:tab w:val="num" w:pos="3600"/>
+        </w:tabs>
+        <w:ind w:left="3600" w:hanging="360"/>
+      </w:pPr>
+      <w:rPr>
+        <w:rFonts w:ascii="Wingdings" w:hAnsi="Wingdings" w:hint="default"/>
+        <w:sz w:val="20"/>
+      </w:rPr>
+    </w:lvl>
+    <w:lvl w:ilvl="5" w:tentative="1">
+      <w:start w:val="1"/>
+      <w:numFmt w:val="bullet"/>
+      <w:lvlText w:val=""/>
+      <w:lvlJc w:val="left"/>
+      <w:pPr>
+        <w:tabs>
+          <w:tab w:val="num" w:pos="4320"/>
+        </w:tabs>
+        <w:ind w:left="4320" w:hanging="360"/>
+      </w:pPr>
+      <w:rPr>
+        <w:rFonts w:ascii="Wingdings" w:hAnsi="Wingdings" w:hint="default"/>
+        <w:sz w:val="20"/>
+      </w:rPr>
+    </w:lvl>
+    <w:lvl w:ilvl="6" w:tentative="1">
+      <w:start w:val="1"/>
+      <w:numFmt w:val="bullet"/>
+      <w:lvlText w:val=""/>
+      <w:lvlJc w:val="left"/>
+      <w:pPr>
+        <w:tabs>
+          <w:tab w:val="num" w:pos="5040"/>
+        </w:tabs>
+        <w:ind w:left="5040" w:hanging="360"/>
+      </w:pPr>
+      <w:rPr>
+        <w:rFonts w:ascii="Wingdings" w:hAnsi="Wingdings" w:hint="default"/>
+        <w:sz w:val="20"/>
+      </w:rPr>
+    </w:lvl>
+    <w:lvl w:ilvl="7" w:tentative="1">
+      <w:start w:val="1"/>
+      <w:numFmt w:val="bullet"/>
+      <w:lvlText w:val=""/>
+      <w:lvlJc w:val="left"/>
+      <w:pPr>
+        <w:tabs>
+          <w:tab w:val="num" w:pos="5760"/>
+        </w:tabs>
+        <w:ind w:left="5760" w:hanging="360"/>
+      </w:pPr>
+      <w:rPr>
+        <w:rFonts w:ascii="Wingdings" w:hAnsi="Wingdings" w:hint="default"/>
+        <w:sz w:val="20"/>
+      </w:rPr>
+    </w:lvl>
+    <w:lvl w:ilvl="8" w:tentative="1">
+      <w:start w:val="1"/>
+      <w:numFmt w:val="bullet"/>
+      <w:lvlText w:val=""/>
+      <w:lvlJc w:val="left"/>
+      <w:pPr>
+        <w:tabs>
+          <w:tab w:val="num" w:pos="6480"/>
+        </w:tabs>
+        <w:ind w:left="6480" w:hanging="360"/>
+      </w:pPr>
+      <w:rPr>
+        <w:rFonts w:ascii="Wingdings" w:hAnsi="Wingdings" w:hint="default"/>
+        <w:sz w:val="20"/>
+      </w:rPr>
+    </w:lvl>
+  </w:abstractNum>
+  <w:abstractNum w:abstractNumId="28" w15:restartNumberingAfterBreak="0">
+    <w:nsid w:val="67601B59"/>
+    <w:multiLevelType w:val="multilevel"/>
+    <w:tmpl w:val="ADCAC3E8"/>
+    <w:lvl w:ilvl="0">
+      <w:start w:val="1"/>
+      <w:numFmt w:val="bullet"/>
+      <w:lvlText w:val=""/>
+      <w:lvlJc w:val="left"/>
+      <w:pPr>
+        <w:tabs>
+          <w:tab w:val="num" w:pos="720"/>
+        </w:tabs>
+        <w:ind w:left="720" w:hanging="360"/>
+      </w:pPr>
+      <w:rPr>
+        <w:rFonts w:ascii="Symbol" w:hAnsi="Symbol" w:hint="default"/>
+        <w:sz w:val="20"/>
+      </w:rPr>
+    </w:lvl>
+    <w:lvl w:ilvl="1" w:tentative="1">
+      <w:start w:val="1"/>
+      <w:numFmt w:val="bullet"/>
+      <w:lvlText w:val="o"/>
+      <w:lvlJc w:val="left"/>
+      <w:pPr>
+        <w:tabs>
+          <w:tab w:val="num" w:pos="1440"/>
+        </w:tabs>
+        <w:ind w:left="1440" w:hanging="360"/>
+      </w:pPr>
+      <w:rPr>
+        <w:rFonts w:ascii="Courier New" w:hAnsi="Courier New" w:hint="default"/>
+        <w:sz w:val="20"/>
+      </w:rPr>
+    </w:lvl>
+    <w:lvl w:ilvl="2" w:tentative="1">
+      <w:start w:val="1"/>
+      <w:numFmt w:val="bullet"/>
+      <w:lvlText w:val=""/>
+      <w:lvlJc w:val="left"/>
+      <w:pPr>
+        <w:tabs>
+          <w:tab w:val="num" w:pos="2160"/>
+        </w:tabs>
+        <w:ind w:left="2160" w:hanging="360"/>
+      </w:pPr>
+      <w:rPr>
+        <w:rFonts w:ascii="Wingdings" w:hAnsi="Wingdings" w:hint="default"/>
+        <w:sz w:val="20"/>
+      </w:rPr>
+    </w:lvl>
+    <w:lvl w:ilvl="3" w:tentative="1">
+      <w:start w:val="1"/>
+      <w:numFmt w:val="bullet"/>
+      <w:lvlText w:val=""/>
+      <w:lvlJc w:val="left"/>
+      <w:pPr>
+        <w:tabs>
+          <w:tab w:val="num" w:pos="2880"/>
+        </w:tabs>
+        <w:ind w:left="2880" w:hanging="360"/>
+      </w:pPr>
+      <w:rPr>
+        <w:rFonts w:ascii="Wingdings" w:hAnsi="Wingdings" w:hint="default"/>
+        <w:sz w:val="20"/>
+      </w:rPr>
+    </w:lvl>
+    <w:lvl w:ilvl="4" w:tentative="1">
+      <w:start w:val="1"/>
+      <w:numFmt w:val="bullet"/>
+      <w:lvlText w:val=""/>
+      <w:lvlJc w:val="left"/>
+      <w:pPr>
+        <w:tabs>
+          <w:tab w:val="num" w:pos="3600"/>
+        </w:tabs>
+        <w:ind w:left="3600" w:hanging="360"/>
+      </w:pPr>
+      <w:rPr>
+        <w:rFonts w:ascii="Wingdings" w:hAnsi="Wingdings" w:hint="default"/>
+        <w:sz w:val="20"/>
+      </w:rPr>
+    </w:lvl>
+    <w:lvl w:ilvl="5" w:tentative="1">
+      <w:start w:val="1"/>
+      <w:numFmt w:val="bullet"/>
+      <w:lvlText w:val=""/>
+      <w:lvlJc w:val="left"/>
+      <w:pPr>
+        <w:tabs>
+          <w:tab w:val="num" w:pos="4320"/>
+        </w:tabs>
+        <w:ind w:left="4320" w:hanging="360"/>
+      </w:pPr>
+      <w:rPr>
+        <w:rFonts w:ascii="Wingdings" w:hAnsi="Wingdings" w:hint="default"/>
+        <w:sz w:val="20"/>
+      </w:rPr>
+    </w:lvl>
+    <w:lvl w:ilvl="6" w:tentative="1">
+      <w:start w:val="1"/>
+      <w:numFmt w:val="bullet"/>
+      <w:lvlText w:val=""/>
+      <w:lvlJc w:val="left"/>
+      <w:pPr>
+        <w:tabs>
+          <w:tab w:val="num" w:pos="5040"/>
+        </w:tabs>
+        <w:ind w:left="5040" w:hanging="360"/>
+      </w:pPr>
+      <w:rPr>
+        <w:rFonts w:ascii="Wingdings" w:hAnsi="Wingdings" w:hint="default"/>
+        <w:sz w:val="20"/>
+      </w:rPr>
+    </w:lvl>
+    <w:lvl w:ilvl="7" w:tentative="1">
+      <w:start w:val="1"/>
+      <w:numFmt w:val="bullet"/>
+      <w:lvlText w:val=""/>
+      <w:lvlJc w:val="left"/>
+      <w:pPr>
+        <w:tabs>
+          <w:tab w:val="num" w:pos="5760"/>
+        </w:tabs>
+        <w:ind w:left="5760" w:hanging="360"/>
+      </w:pPr>
+      <w:rPr>
+        <w:rFonts w:ascii="Wingdings" w:hAnsi="Wingdings" w:hint="default"/>
+        <w:sz w:val="20"/>
+      </w:rPr>
+    </w:lvl>
+    <w:lvl w:ilvl="8" w:tentative="1">
+      <w:start w:val="1"/>
+      <w:numFmt w:val="bullet"/>
+      <w:lvlText w:val=""/>
+      <w:lvlJc w:val="left"/>
+      <w:pPr>
+        <w:tabs>
+          <w:tab w:val="num" w:pos="6480"/>
+        </w:tabs>
+        <w:ind w:left="6480" w:hanging="360"/>
+      </w:pPr>
+      <w:rPr>
+        <w:rFonts w:ascii="Wingdings" w:hAnsi="Wingdings" w:hint="default"/>
+        <w:sz w:val="20"/>
+      </w:rPr>
+    </w:lvl>
+  </w:abstractNum>
+  <w:abstractNum w:abstractNumId="29" w15:restartNumberingAfterBreak="0">
+    <w:nsid w:val="6A12088F"/>
+    <w:multiLevelType w:val="multilevel"/>
+    <w:tmpl w:val="F60CD33C"/>
+    <w:lvl w:ilvl="0">
+      <w:start w:val="1"/>
+      <w:numFmt w:val="bullet"/>
+      <w:lvlText w:val=""/>
+      <w:lvlJc w:val="left"/>
+      <w:pPr>
+        <w:tabs>
+          <w:tab w:val="num" w:pos="720"/>
+        </w:tabs>
+        <w:ind w:left="720" w:hanging="360"/>
+      </w:pPr>
+      <w:rPr>
+        <w:rFonts w:ascii="Symbol" w:hAnsi="Symbol" w:hint="default"/>
+        <w:sz w:val="20"/>
+      </w:rPr>
+    </w:lvl>
+    <w:lvl w:ilvl="1" w:tentative="1">
+      <w:start w:val="1"/>
+      <w:numFmt w:val="bullet"/>
+      <w:lvlText w:val="o"/>
+      <w:lvlJc w:val="left"/>
+      <w:pPr>
+        <w:tabs>
+          <w:tab w:val="num" w:pos="1440"/>
+        </w:tabs>
+        <w:ind w:left="1440" w:hanging="360"/>
+      </w:pPr>
+      <w:rPr>
+        <w:rFonts w:ascii="Courier New" w:hAnsi="Courier New" w:hint="default"/>
+        <w:sz w:val="20"/>
+      </w:rPr>
+    </w:lvl>
+    <w:lvl w:ilvl="2" w:tentative="1">
+      <w:start w:val="1"/>
+      <w:numFmt w:val="bullet"/>
+      <w:lvlText w:val=""/>
+      <w:lvlJc w:val="left"/>
+      <w:pPr>
+        <w:tabs>
+          <w:tab w:val="num" w:pos="2160"/>
+        </w:tabs>
+        <w:ind w:left="2160" w:hanging="360"/>
+      </w:pPr>
+      <w:rPr>
+        <w:rFonts w:ascii="Wingdings" w:hAnsi="Wingdings" w:hint="default"/>
+        <w:sz w:val="20"/>
+      </w:rPr>
+    </w:lvl>
+    <w:lvl w:ilvl="3" w:tentative="1">
+      <w:start w:val="1"/>
+      <w:numFmt w:val="bullet"/>
+      <w:lvlText w:val=""/>
+      <w:lvlJc w:val="left"/>
+      <w:pPr>
+        <w:tabs>
+          <w:tab w:val="num" w:pos="2880"/>
+        </w:tabs>
+        <w:ind w:left="2880" w:hanging="360"/>
+      </w:pPr>
+      <w:rPr>
+        <w:rFonts w:ascii="Wingdings" w:hAnsi="Wingdings" w:hint="default"/>
+        <w:sz w:val="20"/>
+      </w:rPr>
+    </w:lvl>
+    <w:lvl w:ilvl="4" w:tentative="1">
+      <w:start w:val="1"/>
+      <w:numFmt w:val="bullet"/>
+      <w:lvlText w:val=""/>
+      <w:lvlJc w:val="left"/>
+      <w:pPr>
+        <w:tabs>
+          <w:tab w:val="num" w:pos="3600"/>
+        </w:tabs>
+        <w:ind w:left="3600" w:hanging="360"/>
+      </w:pPr>
+      <w:rPr>
+        <w:rFonts w:ascii="Wingdings" w:hAnsi="Wingdings" w:hint="default"/>
+        <w:sz w:val="20"/>
+      </w:rPr>
+    </w:lvl>
+    <w:lvl w:ilvl="5" w:tentative="1">
+      <w:start w:val="1"/>
+      <w:numFmt w:val="bullet"/>
+      <w:lvlText w:val=""/>
+      <w:lvlJc w:val="left"/>
+      <w:pPr>
+        <w:tabs>
+          <w:tab w:val="num" w:pos="4320"/>
+        </w:tabs>
+        <w:ind w:left="4320" w:hanging="360"/>
+      </w:pPr>
+      <w:rPr>
+        <w:rFonts w:ascii="Wingdings" w:hAnsi="Wingdings" w:hint="default"/>
+        <w:sz w:val="20"/>
+      </w:rPr>
+    </w:lvl>
+    <w:lvl w:ilvl="6" w:tentative="1">
+      <w:start w:val="1"/>
+      <w:numFmt w:val="bullet"/>
+      <w:lvlText w:val=""/>
+      <w:lvlJc w:val="left"/>
+      <w:pPr>
+        <w:tabs>
+          <w:tab w:val="num" w:pos="5040"/>
+        </w:tabs>
+        <w:ind w:left="5040" w:hanging="360"/>
+      </w:pPr>
+      <w:rPr>
+        <w:rFonts w:ascii="Wingdings" w:hAnsi="Wingdings" w:hint="default"/>
+        <w:sz w:val="20"/>
+      </w:rPr>
+    </w:lvl>
+    <w:lvl w:ilvl="7" w:tentative="1">
+      <w:start w:val="1"/>
+      <w:numFmt w:val="bullet"/>
+      <w:lvlText w:val=""/>
+      <w:lvlJc w:val="left"/>
+      <w:pPr>
+        <w:tabs>
+          <w:tab w:val="num" w:pos="5760"/>
+        </w:tabs>
+        <w:ind w:left="5760" w:hanging="360"/>
+      </w:pPr>
+      <w:rPr>
+        <w:rFonts w:ascii="Wingdings" w:hAnsi="Wingdings" w:hint="default"/>
+        <w:sz w:val="20"/>
+      </w:rPr>
+    </w:lvl>
+    <w:lvl w:ilvl="8" w:tentative="1">
+      <w:start w:val="1"/>
+      <w:numFmt w:val="bullet"/>
+      <w:lvlText w:val=""/>
+      <w:lvlJc w:val="left"/>
+      <w:pPr>
+        <w:tabs>
+          <w:tab w:val="num" w:pos="6480"/>
+        </w:tabs>
+        <w:ind w:left="6480" w:hanging="360"/>
+      </w:pPr>
+      <w:rPr>
+        <w:rFonts w:ascii="Wingdings" w:hAnsi="Wingdings" w:hint="default"/>
+        <w:sz w:val="20"/>
+      </w:rPr>
+    </w:lvl>
+  </w:abstractNum>
+  <w:abstractNum w:abstractNumId="30" w15:restartNumberingAfterBreak="0">
+    <w:nsid w:val="72BF58E2"/>
+    <w:multiLevelType w:val="multilevel"/>
+    <w:tmpl w:val="2F4AA66C"/>
+    <w:lvl w:ilvl="0">
+      <w:start w:val="1"/>
+      <w:numFmt w:val="decimal"/>
+      <w:lvlText w:val="%1."/>
+      <w:lvlJc w:val="left"/>
+      <w:pPr>
+        <w:tabs>
+          <w:tab w:val="num" w:pos="720"/>
+        </w:tabs>
+        <w:ind w:left="720" w:hanging="360"/>
+      </w:pPr>
+    </w:lvl>
+    <w:lvl w:ilvl="1">
+      <w:start w:val="1"/>
+      <w:numFmt w:val="bullet"/>
+      <w:lvlText w:val="o"/>
+      <w:lvlJc w:val="left"/>
+      <w:pPr>
+        <w:tabs>
+          <w:tab w:val="num" w:pos="1440"/>
+        </w:tabs>
+        <w:ind w:left="1440" w:hanging="360"/>
+      </w:pPr>
+      <w:rPr>
+        <w:rFonts w:ascii="Courier New" w:hAnsi="Courier New" w:hint="default"/>
+        <w:sz w:val="20"/>
+      </w:rPr>
+    </w:lvl>
+    <w:lvl w:ilvl="2" w:tentative="1">
+      <w:start w:val="1"/>
+      <w:numFmt w:val="decimal"/>
+      <w:lvlText w:val="%3."/>
+      <w:lvlJc w:val="left"/>
+      <w:pPr>
+        <w:tabs>
+          <w:tab w:val="num" w:pos="2160"/>
+        </w:tabs>
+        <w:ind w:left="2160" w:hanging="360"/>
+      </w:pPr>
+    </w:lvl>
+    <w:lvl w:ilvl="3" w:tentative="1">
+      <w:start w:val="1"/>
+      <w:numFmt w:val="decimal"/>
+      <w:lvlText w:val="%4."/>
+      <w:lvlJc w:val="left"/>
+      <w:pPr>
+        <w:tabs>
+          <w:tab w:val="num" w:pos="2880"/>
+        </w:tabs>
+        <w:ind w:left="2880" w:hanging="360"/>
+      </w:pPr>
+    </w:lvl>
+    <w:lvl w:ilvl="4" w:tentative="1">
+      <w:start w:val="1"/>
+      <w:numFmt w:val="decimal"/>
+      <w:lvlText w:val="%5."/>
+      <w:lvlJc w:val="left"/>
+      <w:pPr>
+        <w:tabs>
+          <w:tab w:val="num" w:pos="3600"/>
+        </w:tabs>
+        <w:ind w:left="3600" w:hanging="360"/>
+      </w:pPr>
+    </w:lvl>
+    <w:lvl w:ilvl="5" w:tentative="1">
+      <w:start w:val="1"/>
+      <w:numFmt w:val="decimal"/>
+      <w:lvlText w:val="%6."/>
+      <w:lvlJc w:val="left"/>
+      <w:pPr>
+        <w:tabs>
+          <w:tab w:val="num" w:pos="4320"/>
+        </w:tabs>
+        <w:ind w:left="4320" w:hanging="360"/>
+      </w:pPr>
+    </w:lvl>
+    <w:lvl w:ilvl="6" w:tentative="1">
+      <w:start w:val="1"/>
+      <w:numFmt w:val="decimal"/>
+      <w:lvlText w:val="%7."/>
+      <w:lvlJc w:val="left"/>
+      <w:pPr>
+        <w:tabs>
+          <w:tab w:val="num" w:pos="5040"/>
+        </w:tabs>
+        <w:ind w:left="5040" w:hanging="360"/>
+      </w:pPr>
+    </w:lvl>
+    <w:lvl w:ilvl="7" w:tentative="1">
+      <w:start w:val="1"/>
+      <w:numFmt w:val="decimal"/>
+      <w:lvlText w:val="%8."/>
+      <w:lvlJc w:val="left"/>
+      <w:pPr>
+        <w:tabs>
+          <w:tab w:val="num" w:pos="5760"/>
+        </w:tabs>
+        <w:ind w:left="5760" w:hanging="360"/>
+      </w:pPr>
+    </w:lvl>
+    <w:lvl w:ilvl="8" w:tentative="1">
+      <w:start w:val="1"/>
+      <w:numFmt w:val="decimal"/>
+      <w:lvlText w:val="%9."/>
+      <w:lvlJc w:val="left"/>
+      <w:pPr>
+        <w:tabs>
+          <w:tab w:val="num" w:pos="6480"/>
+        </w:tabs>
+        <w:ind w:left="6480" w:hanging="360"/>
+      </w:pPr>
+    </w:lvl>
+  </w:abstractNum>
+  <w:abstractNum w:abstractNumId="31" w15:restartNumberingAfterBreak="0">
+    <w:nsid w:val="76F03033"/>
+    <w:multiLevelType w:val="multilevel"/>
+    <w:tmpl w:val="BB0E9274"/>
+    <w:lvl w:ilvl="0">
+      <w:start w:val="1"/>
+      <w:numFmt w:val="bullet"/>
+      <w:lvlText w:val=""/>
+      <w:lvlJc w:val="left"/>
+      <w:pPr>
+        <w:tabs>
+          <w:tab w:val="num" w:pos="720"/>
+        </w:tabs>
+        <w:ind w:left="720" w:hanging="360"/>
+      </w:pPr>
+      <w:rPr>
+        <w:rFonts w:ascii="Symbol" w:hAnsi="Symbol" w:hint="default"/>
+        <w:sz w:val="20"/>
+      </w:rPr>
+    </w:lvl>
+    <w:lvl w:ilvl="1" w:tentative="1">
+      <w:start w:val="1"/>
+      <w:numFmt w:val="bullet"/>
+      <w:lvlText w:val="o"/>
+      <w:lvlJc w:val="left"/>
+      <w:pPr>
+        <w:tabs>
+          <w:tab w:val="num" w:pos="1440"/>
+        </w:tabs>
+        <w:ind w:left="1440" w:hanging="360"/>
+      </w:pPr>
+      <w:rPr>
+        <w:rFonts w:ascii="Courier New" w:hAnsi="Courier New" w:hint="default"/>
+        <w:sz w:val="20"/>
+      </w:rPr>
+    </w:lvl>
+    <w:lvl w:ilvl="2" w:tentative="1">
+      <w:start w:val="1"/>
+      <w:numFmt w:val="bullet"/>
+      <w:lvlText w:val=""/>
+      <w:lvlJc w:val="left"/>
+      <w:pPr>
+        <w:tabs>
+          <w:tab w:val="num" w:pos="2160"/>
+        </w:tabs>
+        <w:ind w:left="2160" w:hanging="360"/>
+      </w:pPr>
+      <w:rPr>
+        <w:rFonts w:ascii="Wingdings" w:hAnsi="Wingdings" w:hint="default"/>
+        <w:sz w:val="20"/>
+      </w:rPr>
+    </w:lvl>
+    <w:lvl w:ilvl="3" w:tentative="1">
+      <w:start w:val="1"/>
+      <w:numFmt w:val="bullet"/>
+      <w:lvlText w:val=""/>
+      <w:lvlJc w:val="left"/>
+      <w:pPr>
+        <w:tabs>
+          <w:tab w:val="num" w:pos="2880"/>
+        </w:tabs>
+        <w:ind w:left="2880" w:hanging="360"/>
+      </w:pPr>
+      <w:rPr>
+        <w:rFonts w:ascii="Wingdings" w:hAnsi="Wingdings" w:hint="default"/>
+        <w:sz w:val="20"/>
+      </w:rPr>
+    </w:lvl>
+    <w:lvl w:ilvl="4" w:tentative="1">
+      <w:start w:val="1"/>
+      <w:numFmt w:val="bullet"/>
+      <w:lvlText w:val=""/>
+      <w:lvlJc w:val="left"/>
+      <w:pPr>
+        <w:tabs>
+          <w:tab w:val="num" w:pos="3600"/>
+        </w:tabs>
+        <w:ind w:left="3600" w:hanging="360"/>
+      </w:pPr>
+      <w:rPr>
+        <w:rFonts w:ascii="Wingdings" w:hAnsi="Wingdings" w:hint="default"/>
+        <w:sz w:val="20"/>
+      </w:rPr>
+    </w:lvl>
+    <w:lvl w:ilvl="5" w:tentative="1">
+      <w:start w:val="1"/>
+      <w:numFmt w:val="bullet"/>
+      <w:lvlText w:val=""/>
+      <w:lvlJc w:val="left"/>
+      <w:pPr>
+        <w:tabs>
+          <w:tab w:val="num" w:pos="4320"/>
+        </w:tabs>
+        <w:ind w:left="4320" w:hanging="360"/>
+      </w:pPr>
+      <w:rPr>
+        <w:rFonts w:ascii="Wingdings" w:hAnsi="Wingdings" w:hint="default"/>
+        <w:sz w:val="20"/>
+      </w:rPr>
+    </w:lvl>
+    <w:lvl w:ilvl="6" w:tentative="1">
+      <w:start w:val="1"/>
+      <w:numFmt w:val="bullet"/>
+      <w:lvlText w:val=""/>
+      <w:lvlJc w:val="left"/>
+      <w:pPr>
+        <w:tabs>
+          <w:tab w:val="num" w:pos="5040"/>
+        </w:tabs>
+        <w:ind w:left="5040" w:hanging="360"/>
+      </w:pPr>
+      <w:rPr>
+        <w:rFonts w:ascii="Wingdings" w:hAnsi="Wingdings" w:hint="default"/>
+        <w:sz w:val="20"/>
+      </w:rPr>
+    </w:lvl>
+    <w:lvl w:ilvl="7" w:tentative="1">
+      <w:start w:val="1"/>
+      <w:numFmt w:val="bullet"/>
+      <w:lvlText w:val=""/>
+      <w:lvlJc w:val="left"/>
+      <w:pPr>
+        <w:tabs>
+          <w:tab w:val="num" w:pos="5760"/>
+        </w:tabs>
+        <w:ind w:left="5760" w:hanging="360"/>
+      </w:pPr>
+      <w:rPr>
+        <w:rFonts w:ascii="Wingdings" w:hAnsi="Wingdings" w:hint="default"/>
+        <w:sz w:val="20"/>
+      </w:rPr>
+    </w:lvl>
+    <w:lvl w:ilvl="8" w:tentative="1">
+      <w:start w:val="1"/>
+      <w:numFmt w:val="bullet"/>
+      <w:lvlText w:val=""/>
+      <w:lvlJc w:val="left"/>
+      <w:pPr>
+        <w:tabs>
+          <w:tab w:val="num" w:pos="6480"/>
+        </w:tabs>
+        <w:ind w:left="6480" w:hanging="360"/>
+      </w:pPr>
+      <w:rPr>
+        <w:rFonts w:ascii="Wingdings" w:hAnsi="Wingdings" w:hint="default"/>
+        <w:sz w:val="20"/>
       </w:rPr>
     </w:lvl>
   </w:abstractNum>
@@ -1495,6 +8708,75 @@
   </w:num>
   <w:num w:numId="9" w16cid:durableId="325980354">
     <w:abstractNumId w:val="0"/>
+  </w:num>
+  <w:num w:numId="10" w16cid:durableId="167327073">
+    <w:abstractNumId w:val="14"/>
+  </w:num>
+  <w:num w:numId="11" w16cid:durableId="996999537">
+    <w:abstractNumId w:val="10"/>
+  </w:num>
+  <w:num w:numId="12" w16cid:durableId="793645376">
+    <w:abstractNumId w:val="16"/>
+  </w:num>
+  <w:num w:numId="13" w16cid:durableId="136847448">
+    <w:abstractNumId w:val="28"/>
+  </w:num>
+  <w:num w:numId="14" w16cid:durableId="151677480">
+    <w:abstractNumId w:val="9"/>
+  </w:num>
+  <w:num w:numId="15" w16cid:durableId="879366867">
+    <w:abstractNumId w:val="20"/>
+  </w:num>
+  <w:num w:numId="16" w16cid:durableId="210308218">
+    <w:abstractNumId w:val="21"/>
+  </w:num>
+  <w:num w:numId="17" w16cid:durableId="179052495">
+    <w:abstractNumId w:val="24"/>
+  </w:num>
+  <w:num w:numId="18" w16cid:durableId="80181990">
+    <w:abstractNumId w:val="11"/>
+  </w:num>
+  <w:num w:numId="19" w16cid:durableId="1366365136">
+    <w:abstractNumId w:val="17"/>
+  </w:num>
+  <w:num w:numId="20" w16cid:durableId="378089966">
+    <w:abstractNumId w:val="23"/>
+  </w:num>
+  <w:num w:numId="21" w16cid:durableId="908005719">
+    <w:abstractNumId w:val="19"/>
+  </w:num>
+  <w:num w:numId="22" w16cid:durableId="1066143077">
+    <w:abstractNumId w:val="26"/>
+  </w:num>
+  <w:num w:numId="23" w16cid:durableId="1736853587">
+    <w:abstractNumId w:val="15"/>
+  </w:num>
+  <w:num w:numId="24" w16cid:durableId="1521359175">
+    <w:abstractNumId w:val="25"/>
+  </w:num>
+  <w:num w:numId="25" w16cid:durableId="333605670">
+    <w:abstractNumId w:val="29"/>
+  </w:num>
+  <w:num w:numId="26" w16cid:durableId="901452862">
+    <w:abstractNumId w:val="27"/>
+  </w:num>
+  <w:num w:numId="27" w16cid:durableId="1194803220">
+    <w:abstractNumId w:val="18"/>
+  </w:num>
+  <w:num w:numId="28" w16cid:durableId="2032366861">
+    <w:abstractNumId w:val="30"/>
+  </w:num>
+  <w:num w:numId="29" w16cid:durableId="977879897">
+    <w:abstractNumId w:val="22"/>
+  </w:num>
+  <w:num w:numId="30" w16cid:durableId="72169885">
+    <w:abstractNumId w:val="31"/>
+  </w:num>
+  <w:num w:numId="31" w16cid:durableId="365644141">
+    <w:abstractNumId w:val="12"/>
+  </w:num>
+  <w:num w:numId="32" w16cid:durableId="1153374250">
+    <w:abstractNumId w:val="13"/>
   </w:num>
 </w:numbering>
 </file>
@@ -2102,6 +9384,7 @@
   <w:style w:type="character" w:default="1" w:styleId="DefaultParagraphFont">
     <w:name w:val="Default Paragraph Font"/>
     <w:uiPriority w:val="1"/>
+    <w:semiHidden/>
     <w:unhideWhenUsed/>
   </w:style>
   <w:style w:type="table" w:default="1" w:styleId="TableNormal">
@@ -12878,6 +20161,24 @@
       </w:tcPr>
     </w:tblStylePr>
   </w:style>
+  <w:style w:type="paragraph" w:styleId="NormalWeb">
+    <w:name w:val="Normal (Web)"/>
+    <w:basedOn w:val="Normal"/>
+    <w:uiPriority w:val="99"/>
+    <w:semiHidden/>
+    <w:unhideWhenUsed/>
+    <w:rsid w:val="00904CE4"/>
+    <w:pPr>
+      <w:spacing w:before="100" w:beforeAutospacing="1" w:after="100" w:afterAutospacing="1" w:line="240" w:lineRule="auto"/>
+    </w:pPr>
+    <w:rPr>
+      <w:rFonts w:ascii="Times New Roman" w:eastAsia="Times New Roman" w:hAnsi="Times New Roman" w:cs="Times New Roman"/>
+      <w:sz w:val="24"/>
+      <w:szCs w:val="24"/>
+      <w:lang w:val="en-GB" w:eastAsia="en-GB"/>
+      <w14:ligatures w14:val="standardContextual"/>
+    </w:rPr>
+  </w:style>
 </w:styles>
 </file>
 
